--- a/웹 프로그래밍.docx
+++ b/웹 프로그래밍.docx
@@ -184,19 +184,11 @@
       </w:r>
     </w:p>
     <w:p>
-      <w:proofErr w:type="spellStart"/>
-      <w:r>
-        <w:rPr>
-          <w:rFonts w:hint="eastAsia"/>
-        </w:rPr>
-        <w:t>시맨틱</w:t>
-      </w:r>
-      <w:proofErr w:type="spellEnd"/>
-      <w:r>
-        <w:rPr>
-          <w:rFonts w:hint="eastAsia"/>
-        </w:rPr>
-        <w:t xml:space="preserve"> 태그?</w:t>
+      <w:r>
+        <w:rPr>
+          <w:rFonts w:hint="eastAsia"/>
+        </w:rPr>
+        <w:t>시맨틱 태그?</w:t>
       </w:r>
     </w:p>
     <w:p>
@@ -214,8 +206,479 @@
         <w:t>이름만 봐도 알 수 있는 html 태그</w:t>
       </w:r>
     </w:p>
+    <w:p>
+      <w:r>
+        <w:rPr>
+          <w:rFonts w:hint="eastAsia"/>
+        </w:rPr>
+        <w:t>+ 사이트 구조 이해,</w:t>
+      </w:r>
+      <w:r>
+        <w:rPr>
+          <w:rFonts w:hint="eastAsia"/>
+        </w:rPr>
+        <w:t xml:space="preserve"> 다양한 구조의 웹 문서 표기 가능</w:t>
+      </w:r>
+    </w:p>
     <w:p/>
+    <w:p>
+      <w:r>
+        <w:rPr>
+          <w:rFonts w:hint="eastAsia"/>
+        </w:rPr>
+        <w:t>&lt;h&gt;: 제목 표시</w:t>
+      </w:r>
+      <w:r>
+        <w:rPr>
+          <w:rFonts w:hint="eastAsia"/>
+        </w:rPr>
+        <w:t>(1이 제일 크고, 6이 제일 작음)</w:t>
+      </w:r>
+    </w:p>
+    <w:p>
+      <w:r>
+        <w:rPr>
+          <w:rFonts w:hint="eastAsia"/>
+        </w:rPr>
+        <w:t>&lt;p&gt;: 텍스트 단락</w:t>
+      </w:r>
+    </w:p>
+    <w:p>
+      <w:r>
+        <w:rPr>
+          <w:rFonts w:hint="eastAsia"/>
+        </w:rPr>
+        <w:t>&lt;br&gt;: 줄 바꾸기</w:t>
+      </w:r>
+    </w:p>
+    <w:p>
+      <w:r>
+        <w:rPr>
+          <w:rFonts w:hint="eastAsia"/>
+        </w:rPr>
+        <w:t>&lt;p&gt;: 문단</w:t>
+      </w:r>
+    </w:p>
+    <w:p>
+      <w:r>
+        <w:rPr>
+          <w:rFonts w:hint="eastAsia"/>
+        </w:rPr>
+        <w:t xml:space="preserve">&amp;nbsp; </w:t>
+      </w:r>
+      <w:r>
+        <w:sym w:font="Wingdings" w:char="F0E0"/>
+      </w:r>
+      <w:r>
+        <w:rPr>
+          <w:rFonts w:hint="eastAsia"/>
+        </w:rPr>
+        <w:t xml:space="preserve"> 스페이스바 역할</w:t>
+      </w:r>
+    </w:p>
+    <w:p>
+      <w:r>
+        <w:rPr>
+          <w:rFonts w:hint="eastAsia"/>
+        </w:rPr>
+        <w:t xml:space="preserve">&lt;hr&gt;: </w:t>
+      </w:r>
+      <w:r>
+        <w:rPr>
+          <w:rFonts w:hint="eastAsia"/>
+        </w:rPr>
+        <w:t>가로줄 표시?</w:t>
+      </w:r>
+    </w:p>
+    <w:p>
+      <w:r>
+        <w:rPr>
+          <w:rFonts w:hint="eastAsia"/>
+        </w:rPr>
+        <w:t>&lt;strong&gt;, &lt;b&gt;: 굵게 표시</w:t>
+      </w:r>
+    </w:p>
+    <w:p>
+      <w:r>
+        <w:rPr>
+          <w:rFonts w:hint="eastAsia"/>
+        </w:rPr>
+        <w:t>&lt;em&gt;, &lt;i&gt;, &lt;cite&gt;: 이탤릭체로 표시(</w:t>
+      </w:r>
+      <w:r>
+        <w:rPr>
+          <w:rFonts w:hint="eastAsia"/>
+        </w:rPr>
+        <w:t xml:space="preserve">순서대로 </w:t>
+      </w:r>
+      <w:r>
+        <w:rPr>
+          <w:rFonts w:hint="eastAsia"/>
+        </w:rPr>
+        <w:t xml:space="preserve">강조, 단순, </w:t>
+      </w:r>
+      <w:r>
+        <w:rPr>
+          <w:rFonts w:hint="eastAsia"/>
+        </w:rPr>
+        <w:t>저작물 제목 표시)</w:t>
+      </w:r>
+    </w:p>
+    <w:p>
+      <w:r>
+        <w:rPr>
+          <w:rFonts w:hint="eastAsia"/>
+        </w:rPr>
+        <w:lastRenderedPageBreak/>
+        <w:t>&lt;block</w:t>
+      </w:r>
+      <w:r>
+        <w:rPr>
+          <w:rFonts w:hint="eastAsia"/>
+        </w:rPr>
+        <w:t>quote&gt;: 인용문 넣기</w:t>
+      </w:r>
+      <w:r>
+        <w:rPr>
+          <w:rFonts w:hint="eastAsia"/>
+        </w:rPr>
+        <w:t>(들여쓰기)</w:t>
+      </w:r>
+    </w:p>
     <w:p/>
+    <w:p>
+      <w:r>
+        <w:rPr>
+          <w:rFonts w:hint="eastAsia"/>
+        </w:rPr>
+        <w:t>&lt;ol&gt;: 순서 있는 목록</w:t>
+      </w:r>
+    </w:p>
+    <w:p>
+      <w:r>
+        <w:rPr>
+          <w:rFonts w:hint="eastAsia"/>
+        </w:rPr>
+        <w:t>&lt;li&gt;: 순서 없는 목록</w:t>
+      </w:r>
+    </w:p>
+    <w:p>
+      <w:r>
+        <w:rPr>
+          <w:rFonts w:hint="eastAsia"/>
+        </w:rPr>
+        <w:t>&lt;dl&gt;, &lt;dt&gt;, &lt;dd&gt;: 설명 목록(목차)</w:t>
+      </w:r>
+    </w:p>
+    <w:p>
+      <w:r>
+        <w:rPr>
+          <w:rFonts w:hint="eastAsia"/>
+        </w:rPr>
+        <w:t>+ &lt;dl&gt;은 접근성 강화 목적</w:t>
+      </w:r>
+    </w:p>
+    <w:p>
+      <w:r>
+        <w:t>D</w:t>
+      </w:r>
+      <w:r>
+        <w:rPr>
+          <w:rFonts w:hint="eastAsia"/>
+        </w:rPr>
+        <w:t>t는 이름 지정, dd는 값 지정</w:t>
+      </w:r>
+    </w:p>
+    <w:p/>
+    <w:p>
+      <w:r>
+        <w:rPr>
+          <w:rFonts w:hint="eastAsia"/>
+        </w:rPr>
+        <w:t>표</w:t>
+      </w:r>
+    </w:p>
+    <w:p>
+      <w:r>
+        <w:rPr>
+          <w:rFonts w:hint="eastAsia"/>
+        </w:rPr>
+        <w:t>&lt;table&gt;: 표 전체</w:t>
+      </w:r>
+    </w:p>
+    <w:p>
+      <w:r>
+        <w:rPr>
+          <w:rFonts w:hint="eastAsia"/>
+        </w:rPr>
+        <w:t>&lt;caption&gt;: 표 제목</w:t>
+      </w:r>
+    </w:p>
+    <w:p>
+      <w:r>
+        <w:rPr>
+          <w:rFonts w:hint="eastAsia"/>
+        </w:rPr>
+        <w:t>&lt;tr&gt;: 행, &lt;td&gt;: 열, &lt;th&gt;: 제목 셀</w:t>
+      </w:r>
+    </w:p>
+    <w:p>
+      <w:r>
+        <w:rPr>
+          <w:rFonts w:hint="eastAsia"/>
+        </w:rPr>
+        <w:t xml:space="preserve">&lt;th&gt;를 넣으면 제목이 된다. </w:t>
+      </w:r>
+      <w:r>
+        <w:rPr>
+          <w:rFonts w:hint="eastAsia"/>
+        </w:rPr>
+        <w:t>행을 제목으로 하려면 tr 하나에 넣으면 되고, 열을 제목으로 하려면 각 tr의 첫째줄을 바꾸면 된다.</w:t>
+      </w:r>
+    </w:p>
+    <w:p>
+      <w:r>
+        <w:rPr>
+          <w:rFonts w:hint="eastAsia"/>
+        </w:rPr>
+        <w:t>&lt;colspan</w:t>
+      </w:r>
+      <w:r>
+        <w:rPr>
+          <w:rFonts w:hint="eastAsia"/>
+        </w:rPr>
+        <w:t>=</w:t>
+      </w:r>
+      <w:r>
+        <w:t>”</w:t>
+      </w:r>
+      <w:r>
+        <w:rPr>
+          <w:rFonts w:hint="eastAsia"/>
+        </w:rPr>
+        <w:t>2</w:t>
+      </w:r>
+      <w:r>
+        <w:t>”</w:t>
+      </w:r>
+      <w:r>
+        <w:rPr>
+          <w:rFonts w:hint="eastAsia"/>
+        </w:rPr>
+        <w:t>&gt;: 열병합</w:t>
+      </w:r>
+    </w:p>
+    <w:p>
+      <w:r>
+        <w:rPr>
+          <w:rFonts w:hint="eastAsia"/>
+        </w:rPr>
+        <w:t>&lt;rowspan</w:t>
+      </w:r>
+      <w:r>
+        <w:rPr>
+          <w:rFonts w:hint="eastAsia"/>
+        </w:rPr>
+        <w:t>=</w:t>
+      </w:r>
+      <w:r>
+        <w:t>”</w:t>
+      </w:r>
+      <w:r>
+        <w:rPr>
+          <w:rFonts w:hint="eastAsia"/>
+        </w:rPr>
+        <w:t>2</w:t>
+      </w:r>
+      <w:r>
+        <w:t>”</w:t>
+      </w:r>
+      <w:r>
+        <w:rPr>
+          <w:rFonts w:hint="eastAsia"/>
+        </w:rPr>
+        <w:t>&gt;: 행병합</w:t>
+      </w:r>
+    </w:p>
+    <w:p>
+      <w:r>
+        <w:rPr>
+          <w:rFonts w:hint="eastAsia"/>
+        </w:rPr>
+        <w:t>+ 뒤에 붙는 2는 몇 개를 병합할지~</w:t>
+      </w:r>
+    </w:p>
+    <w:p>
+      <w:r>
+        <w:rPr>
+          <w:rFonts w:hint="eastAsia"/>
+        </w:rPr>
+        <w:t xml:space="preserve">+ 열병합을 하고, </w:t>
+      </w:r>
+      <w:r>
+        <w:rPr>
+          <w:rFonts w:hint="eastAsia"/>
+        </w:rPr>
+        <w:t>해당 tr부분의 한 열을 주석 처리하면 되고</w:t>
+      </w:r>
+    </w:p>
+    <w:p>
+      <w:r>
+        <w:rPr>
+          <w:rFonts w:hint="eastAsia"/>
+        </w:rPr>
+        <w:t>+ 행병합을 하면 다음 tr 부분에서 행병합을 한 행과 같은 줄의 td를 주석 처리하면 자연스럽게 된다.</w:t>
+      </w:r>
+    </w:p>
+    <w:p/>
+    <w:p>
+      <w:r>
+        <w:rPr>
+          <w:rFonts w:hint="eastAsia"/>
+        </w:rPr>
+        <w:t>&lt;style&gt;: 이쁘게 하기~(table, th, td)</w:t>
+      </w:r>
+    </w:p>
+    <w:p>
+      <w:r>
+        <w:rPr>
+          <w:rFonts w:hint="eastAsia"/>
+        </w:rPr>
+        <w:t xml:space="preserve"> </w:t>
+      </w:r>
+      <w:r>
+        <w:rPr>
+          <w:rFonts w:hint="eastAsia"/>
+        </w:rPr>
+        <w:t xml:space="preserve">&lt;thead&gt;, &lt;tbody&gt;, &lt;tfoot&gt; 태그는 </w:t>
+      </w:r>
+      <w:r>
+        <w:rPr>
+          <w:rFonts w:hint="eastAsia"/>
+        </w:rPr>
+        <w:t>접근성을 높임</w:t>
+      </w:r>
+    </w:p>
+    <w:p>
+      <w:r>
+        <w:rPr>
+          <w:rFonts w:hint="eastAsia"/>
+        </w:rPr>
+        <w:t>&lt;colgroup&gt;:</w:t>
+      </w:r>
+      <w:r>
+        <w:rPr>
+          <w:rFonts w:hint="eastAsia"/>
+        </w:rPr>
+        <w:t xml:space="preserve"> 열 개수만큼 태그를 넣으면 묶기 가능</w:t>
+      </w:r>
+    </w:p>
+    <w:p>
+      <w:r>
+        <w:rPr>
+          <w:rFonts w:hint="eastAsia"/>
+        </w:rPr>
+        <w:t xml:space="preserve">&lt;col&gt;을 </w:t>
+      </w:r>
+      <w:r>
+        <w:rPr>
+          <w:rFonts w:hint="eastAsia"/>
+        </w:rPr>
+        <w:t xml:space="preserve">각 행에 </w:t>
+      </w:r>
+      <w:r>
+        <w:rPr>
+          <w:rFonts w:hint="eastAsia"/>
+        </w:rPr>
+        <w:t>넣어줘야</w:t>
+      </w:r>
+      <w:r>
+        <w:rPr>
+          <w:rFonts w:hint="eastAsia"/>
+        </w:rPr>
+        <w:t xml:space="preserve"> </w:t>
+      </w:r>
+      <w:r>
+        <w:rPr>
+          <w:rFonts w:hint="eastAsia"/>
+        </w:rPr>
+        <w:t>함</w:t>
+      </w:r>
+    </w:p>
+    <w:p/>
+    <w:p>
+      <w:r>
+        <w:rPr>
+          <w:rFonts w:hint="eastAsia"/>
+        </w:rPr>
+        <w:lastRenderedPageBreak/>
+        <w:t>&lt;object&gt;</w:t>
+      </w:r>
+      <w:r>
+        <w:rPr>
+          <w:rFonts w:hint="eastAsia"/>
+        </w:rPr>
+        <w:t>: 다양한 개체</w:t>
+      </w:r>
+    </w:p>
+    <w:p>
+      <w:r>
+        <w:rPr>
+          <w:rFonts w:hint="eastAsia"/>
+        </w:rPr>
+        <w:t>&lt;a href=</w:t>
+      </w:r>
+      <w:r>
+        <w:t>”</w:t>
+      </w:r>
+      <w:r>
+        <w:rPr>
+          <w:rFonts w:hint="eastAsia"/>
+        </w:rPr>
+        <w:t>(연결하고자 하는 사이트 html</w:t>
+      </w:r>
+      <w:r>
+        <w:t>”</w:t>
+      </w:r>
+      <w:r>
+        <w:rPr>
+          <w:rFonts w:hint="eastAsia"/>
+        </w:rPr>
+        <w:t xml:space="preserve"> targer=</w:t>
+      </w:r>
+      <w:r>
+        <w:t>””</w:t>
+      </w:r>
+      <w:r>
+        <w:rPr>
+          <w:rFonts w:hint="eastAsia"/>
+        </w:rPr>
+        <w:t>&gt;</w:t>
+      </w:r>
+    </w:p>
+    <w:p>
+      <w:r>
+        <w:rPr>
+          <w:rFonts w:hint="eastAsia"/>
+        </w:rPr>
+        <w:t>target 속성 내 선택지 중</w:t>
+      </w:r>
+    </w:p>
+    <w:p>
+      <w:pPr>
+        <w:pStyle w:val="a6"/>
+        <w:numPr>
+          <w:ilvl w:val="0"/>
+          <w:numId w:val="5"/>
+        </w:numPr>
+      </w:pPr>
+      <w:r>
+        <w:rPr>
+          <w:rFonts w:hint="eastAsia"/>
+        </w:rPr>
+        <w:t>_blank: 새로운 창에서 열기</w:t>
+      </w:r>
+    </w:p>
     <w:sectPr>
       <w:pgSz w:w="11906" w:h="16838"/>
       <w:pgMar w:top="1701" w:right="1440" w:bottom="1440" w:left="1440" w:header="851" w:footer="992" w:gutter="0"/>
@@ -368,6 +831,95 @@
     </w:lvl>
   </w:abstractNum>
   <w:abstractNum w:abstractNumId="1" w15:restartNumberingAfterBreak="0">
+    <w:nsid w:val="1B704B25"/>
+    <w:multiLevelType w:val="hybridMultilevel"/>
+    <w:tmpl w:val="0C765DDA"/>
+    <w:lvl w:ilvl="0" w:tplc="DF2E6FB6">
+      <w:start w:val="1"/>
+      <w:numFmt w:val="decimal"/>
+      <w:lvlText w:val="%1."/>
+      <w:lvlJc w:val="left"/>
+      <w:pPr>
+        <w:ind w:left="800" w:hanging="360"/>
+      </w:pPr>
+      <w:rPr>
+        <w:rFonts w:hint="default"/>
+      </w:rPr>
+    </w:lvl>
+    <w:lvl w:ilvl="1" w:tplc="04090019" w:tentative="1">
+      <w:start w:val="1"/>
+      <w:numFmt w:val="upperLetter"/>
+      <w:lvlText w:val="%2."/>
+      <w:lvlJc w:val="left"/>
+      <w:pPr>
+        <w:ind w:left="1320" w:hanging="440"/>
+      </w:pPr>
+    </w:lvl>
+    <w:lvl w:ilvl="2" w:tplc="0409001B" w:tentative="1">
+      <w:start w:val="1"/>
+      <w:numFmt w:val="lowerRoman"/>
+      <w:lvlText w:val="%3."/>
+      <w:lvlJc w:val="right"/>
+      <w:pPr>
+        <w:ind w:left="1760" w:hanging="440"/>
+      </w:pPr>
+    </w:lvl>
+    <w:lvl w:ilvl="3" w:tplc="0409000F" w:tentative="1">
+      <w:start w:val="1"/>
+      <w:numFmt w:val="decimal"/>
+      <w:lvlText w:val="%4."/>
+      <w:lvlJc w:val="left"/>
+      <w:pPr>
+        <w:ind w:left="2200" w:hanging="440"/>
+      </w:pPr>
+    </w:lvl>
+    <w:lvl w:ilvl="4" w:tplc="04090019" w:tentative="1">
+      <w:start w:val="1"/>
+      <w:numFmt w:val="upperLetter"/>
+      <w:lvlText w:val="%5."/>
+      <w:lvlJc w:val="left"/>
+      <w:pPr>
+        <w:ind w:left="2640" w:hanging="440"/>
+      </w:pPr>
+    </w:lvl>
+    <w:lvl w:ilvl="5" w:tplc="0409001B" w:tentative="1">
+      <w:start w:val="1"/>
+      <w:numFmt w:val="lowerRoman"/>
+      <w:lvlText w:val="%6."/>
+      <w:lvlJc w:val="right"/>
+      <w:pPr>
+        <w:ind w:left="3080" w:hanging="440"/>
+      </w:pPr>
+    </w:lvl>
+    <w:lvl w:ilvl="6" w:tplc="0409000F" w:tentative="1">
+      <w:start w:val="1"/>
+      <w:numFmt w:val="decimal"/>
+      <w:lvlText w:val="%7."/>
+      <w:lvlJc w:val="left"/>
+      <w:pPr>
+        <w:ind w:left="3520" w:hanging="440"/>
+      </w:pPr>
+    </w:lvl>
+    <w:lvl w:ilvl="7" w:tplc="04090019" w:tentative="1">
+      <w:start w:val="1"/>
+      <w:numFmt w:val="upperLetter"/>
+      <w:lvlText w:val="%8."/>
+      <w:lvlJc w:val="left"/>
+      <w:pPr>
+        <w:ind w:left="3960" w:hanging="440"/>
+      </w:pPr>
+    </w:lvl>
+    <w:lvl w:ilvl="8" w:tplc="0409001B" w:tentative="1">
+      <w:start w:val="1"/>
+      <w:numFmt w:val="lowerRoman"/>
+      <w:lvlText w:val="%9."/>
+      <w:lvlJc w:val="right"/>
+      <w:pPr>
+        <w:ind w:left="4400" w:hanging="440"/>
+      </w:pPr>
+    </w:lvl>
+  </w:abstractNum>
+  <w:abstractNum w:abstractNumId="2" w15:restartNumberingAfterBreak="0">
     <w:nsid w:val="294626D3"/>
     <w:multiLevelType w:val="hybridMultilevel"/>
     <w:tmpl w:val="BBB6B390"/>
@@ -479,7 +1031,7 @@
       </w:rPr>
     </w:lvl>
   </w:abstractNum>
-  <w:abstractNum w:abstractNumId="2" w15:restartNumberingAfterBreak="0">
+  <w:abstractNum w:abstractNumId="3" w15:restartNumberingAfterBreak="0">
     <w:nsid w:val="39A245A9"/>
     <w:multiLevelType w:val="hybridMultilevel"/>
     <w:tmpl w:val="CC36AF98"/>
@@ -591,7 +1143,7 @@
       </w:rPr>
     </w:lvl>
   </w:abstractNum>
-  <w:abstractNum w:abstractNumId="3" w15:restartNumberingAfterBreak="0">
+  <w:abstractNum w:abstractNumId="4" w15:restartNumberingAfterBreak="0">
     <w:nsid w:val="5D2E6A1D"/>
     <w:multiLevelType w:val="hybridMultilevel"/>
     <w:tmpl w:val="79620E66"/>
@@ -705,16 +1257,19 @@
     </w:lvl>
   </w:abstractNum>
   <w:num w:numId="1" w16cid:durableId="1893269791">
-    <w:abstractNumId w:val="1"/>
+    <w:abstractNumId w:val="2"/>
   </w:num>
   <w:num w:numId="2" w16cid:durableId="40712036">
-    <w:abstractNumId w:val="2"/>
+    <w:abstractNumId w:val="3"/>
   </w:num>
   <w:num w:numId="3" w16cid:durableId="1261720587">
     <w:abstractNumId w:val="0"/>
   </w:num>
   <w:num w:numId="4" w16cid:durableId="360865793">
-    <w:abstractNumId w:val="3"/>
+    <w:abstractNumId w:val="4"/>
+  </w:num>
+  <w:num w:numId="5" w16cid:durableId="305359388">
+    <w:abstractNumId w:val="1"/>
   </w:num>
 </w:numbering>
 </file>

--- a/웹 프로그래밍.docx
+++ b/웹 프로그래밍.docx
@@ -184,11 +184,19 @@
       </w:r>
     </w:p>
     <w:p>
-      <w:r>
-        <w:rPr>
-          <w:rFonts w:hint="eastAsia"/>
-        </w:rPr>
-        <w:t>시맨틱 태그?</w:t>
+      <w:proofErr w:type="spellStart"/>
+      <w:r>
+        <w:rPr>
+          <w:rFonts w:hint="eastAsia"/>
+        </w:rPr>
+        <w:t>시맨틱</w:t>
+      </w:r>
+      <w:proofErr w:type="spellEnd"/>
+      <w:r>
+        <w:rPr>
+          <w:rFonts w:hint="eastAsia"/>
+        </w:rPr>
+        <w:t xml:space="preserve"> 태그?</w:t>
       </w:r>
     </w:p>
     <w:p>
@@ -248,7 +256,21 @@
         <w:rPr>
           <w:rFonts w:hint="eastAsia"/>
         </w:rPr>
-        <w:t>&lt;br&gt;: 줄 바꾸기</w:t>
+        <w:t>&lt;</w:t>
+      </w:r>
+      <w:proofErr w:type="spellStart"/>
+      <w:r>
+        <w:rPr>
+          <w:rFonts w:hint="eastAsia"/>
+        </w:rPr>
+        <w:t>br</w:t>
+      </w:r>
+      <w:proofErr w:type="spellEnd"/>
+      <w:r>
+        <w:rPr>
+          <w:rFonts w:hint="eastAsia"/>
+        </w:rPr>
+        <w:t>&gt;: 줄 바꾸기</w:t>
       </w:r>
     </w:p>
     <w:p>
@@ -264,7 +286,21 @@
         <w:rPr>
           <w:rFonts w:hint="eastAsia"/>
         </w:rPr>
-        <w:t xml:space="preserve">&amp;nbsp; </w:t>
+        <w:t>&amp;</w:t>
+      </w:r>
+      <w:proofErr w:type="spellStart"/>
+      <w:r>
+        <w:rPr>
+          <w:rFonts w:hint="eastAsia"/>
+        </w:rPr>
+        <w:t>nbsp</w:t>
+      </w:r>
+      <w:proofErr w:type="spellEnd"/>
+      <w:r>
+        <w:rPr>
+          <w:rFonts w:hint="eastAsia"/>
+        </w:rPr>
+        <w:t xml:space="preserve">; </w:t>
       </w:r>
       <w:r>
         <w:sym w:font="Wingdings" w:char="F0E0"/>
@@ -281,7 +317,21 @@
         <w:rPr>
           <w:rFonts w:hint="eastAsia"/>
         </w:rPr>
-        <w:t xml:space="preserve">&lt;hr&gt;: </w:t>
+        <w:t>&lt;</w:t>
+      </w:r>
+      <w:proofErr w:type="spellStart"/>
+      <w:r>
+        <w:rPr>
+          <w:rFonts w:hint="eastAsia"/>
+        </w:rPr>
+        <w:t>hr</w:t>
+      </w:r>
+      <w:proofErr w:type="spellEnd"/>
+      <w:r>
+        <w:rPr>
+          <w:rFonts w:hint="eastAsia"/>
+        </w:rPr>
+        <w:t xml:space="preserve">&gt;: </w:t>
       </w:r>
       <w:r>
         <w:rPr>
@@ -303,7 +353,35 @@
         <w:rPr>
           <w:rFonts w:hint="eastAsia"/>
         </w:rPr>
-        <w:t>&lt;em&gt;, &lt;i&gt;, &lt;cite&gt;: 이탤릭체로 표시(</w:t>
+        <w:t>&lt;</w:t>
+      </w:r>
+      <w:proofErr w:type="spellStart"/>
+      <w:r>
+        <w:rPr>
+          <w:rFonts w:hint="eastAsia"/>
+        </w:rPr>
+        <w:t>em</w:t>
+      </w:r>
+      <w:proofErr w:type="spellEnd"/>
+      <w:r>
+        <w:rPr>
+          <w:rFonts w:hint="eastAsia"/>
+        </w:rPr>
+        <w:t>&gt;, &lt;</w:t>
+      </w:r>
+      <w:proofErr w:type="spellStart"/>
+      <w:r>
+        <w:rPr>
+          <w:rFonts w:hint="eastAsia"/>
+        </w:rPr>
+        <w:t>i</w:t>
+      </w:r>
+      <w:proofErr w:type="spellEnd"/>
+      <w:r>
+        <w:rPr>
+          <w:rFonts w:hint="eastAsia"/>
+        </w:rPr>
+        <w:t>&gt;, &lt;cite&gt;: 이탤릭체로 표시(</w:t>
       </w:r>
       <w:r>
         <w:rPr>
@@ -351,7 +429,21 @@
         <w:rPr>
           <w:rFonts w:hint="eastAsia"/>
         </w:rPr>
-        <w:t>&lt;ol&gt;: 순서 있는 목록</w:t>
+        <w:t>&lt;</w:t>
+      </w:r>
+      <w:proofErr w:type="spellStart"/>
+      <w:r>
+        <w:rPr>
+          <w:rFonts w:hint="eastAsia"/>
+        </w:rPr>
+        <w:t>ol</w:t>
+      </w:r>
+      <w:proofErr w:type="spellEnd"/>
+      <w:r>
+        <w:rPr>
+          <w:rFonts w:hint="eastAsia"/>
+        </w:rPr>
+        <w:t>&gt;: 순서 있는 목록</w:t>
       </w:r>
     </w:p>
     <w:p>
@@ -419,15 +511,57 @@
         <w:rPr>
           <w:rFonts w:hint="eastAsia"/>
         </w:rPr>
-        <w:t>&lt;tr&gt;: 행, &lt;td&gt;: 열, &lt;th&gt;: 제목 셀</w:t>
-      </w:r>
-    </w:p>
-    <w:p>
-      <w:r>
-        <w:rPr>
-          <w:rFonts w:hint="eastAsia"/>
-        </w:rPr>
-        <w:t xml:space="preserve">&lt;th&gt;를 넣으면 제목이 된다. </w:t>
+        <w:t>&lt;tr&gt;: 행, &lt;td&gt;: 열, &lt;</w:t>
+      </w:r>
+      <w:proofErr w:type="spellStart"/>
+      <w:r>
+        <w:rPr>
+          <w:rFonts w:hint="eastAsia"/>
+        </w:rPr>
+        <w:t>th</w:t>
+      </w:r>
+      <w:proofErr w:type="spellEnd"/>
+      <w:r>
+        <w:rPr>
+          <w:rFonts w:hint="eastAsia"/>
+        </w:rPr>
+        <w:t>&gt;: 제목 셀</w:t>
+      </w:r>
+    </w:p>
+    <w:p>
+      <w:r>
+        <w:rPr>
+          <w:rFonts w:hint="eastAsia"/>
+        </w:rPr>
+        <w:t>&lt;</w:t>
+      </w:r>
+      <w:proofErr w:type="spellStart"/>
+      <w:r>
+        <w:rPr>
+          <w:rFonts w:hint="eastAsia"/>
+        </w:rPr>
+        <w:t>th</w:t>
+      </w:r>
+      <w:proofErr w:type="spellEnd"/>
+      <w:r>
+        <w:rPr>
+          <w:rFonts w:hint="eastAsia"/>
+        </w:rPr>
+        <w:t>&gt;</w:t>
+      </w:r>
+      <w:proofErr w:type="spellStart"/>
+      <w:r>
+        <w:rPr>
+          <w:rFonts w:hint="eastAsia"/>
+        </w:rPr>
+        <w:t>를</w:t>
+      </w:r>
+      <w:proofErr w:type="spellEnd"/>
+      <w:r>
+        <w:rPr>
+          <w:rFonts w:hint="eastAsia"/>
+        </w:rPr>
+        <w:t xml:space="preserve"> 넣으면 제목이 된다. </w:t>
       </w:r>
       <w:r>
         <w:rPr>
@@ -441,8 +575,16 @@
         <w:rPr>
           <w:rFonts w:hint="eastAsia"/>
         </w:rPr>
-        <w:t>&lt;colspan</w:t>
-      </w:r>
+        <w:t>&lt;</w:t>
+      </w:r>
+      <w:proofErr w:type="spellStart"/>
+      <w:r>
+        <w:rPr>
+          <w:rFonts w:hint="eastAsia"/>
+        </w:rPr>
+        <w:t>colspan</w:t>
+      </w:r>
+      <w:proofErr w:type="spellEnd"/>
       <w:r>
         <w:rPr>
           <w:rFonts w:hint="eastAsia"/>
@@ -465,16 +607,32 @@
         <w:rPr>
           <w:rFonts w:hint="eastAsia"/>
         </w:rPr>
-        <w:t>&gt;: 열병합</w:t>
-      </w:r>
-    </w:p>
-    <w:p>
-      <w:r>
-        <w:rPr>
-          <w:rFonts w:hint="eastAsia"/>
-        </w:rPr>
-        <w:t>&lt;rowspan</w:t>
-      </w:r>
+        <w:t xml:space="preserve">&gt;: </w:t>
+      </w:r>
+      <w:proofErr w:type="spellStart"/>
+      <w:r>
+        <w:rPr>
+          <w:rFonts w:hint="eastAsia"/>
+        </w:rPr>
+        <w:t>열병합</w:t>
+      </w:r>
+      <w:proofErr w:type="spellEnd"/>
+    </w:p>
+    <w:p>
+      <w:r>
+        <w:rPr>
+          <w:rFonts w:hint="eastAsia"/>
+        </w:rPr>
+        <w:t>&lt;</w:t>
+      </w:r>
+      <w:proofErr w:type="spellStart"/>
+      <w:r>
+        <w:rPr>
+          <w:rFonts w:hint="eastAsia"/>
+        </w:rPr>
+        <w:t>rowspan</w:t>
+      </w:r>
+      <w:proofErr w:type="spellEnd"/>
       <w:r>
         <w:rPr>
           <w:rFonts w:hint="eastAsia"/>
@@ -497,8 +655,16 @@
         <w:rPr>
           <w:rFonts w:hint="eastAsia"/>
         </w:rPr>
-        <w:t>&gt;: 행병합</w:t>
-      </w:r>
+        <w:t xml:space="preserve">&gt;: </w:t>
+      </w:r>
+      <w:proofErr w:type="spellStart"/>
+      <w:r>
+        <w:rPr>
+          <w:rFonts w:hint="eastAsia"/>
+        </w:rPr>
+        <w:t>행병합</w:t>
+      </w:r>
+      <w:proofErr w:type="spellEnd"/>
     </w:p>
     <w:p>
       <w:r>
@@ -536,7 +702,21 @@
         <w:rPr>
           <w:rFonts w:hint="eastAsia"/>
         </w:rPr>
-        <w:t>&lt;style&gt;: 이쁘게 하기~(table, th, td)</w:t>
+        <w:t xml:space="preserve">&lt;style&gt;: 이쁘게 하기~(table, </w:t>
+      </w:r>
+      <w:proofErr w:type="spellStart"/>
+      <w:r>
+        <w:rPr>
+          <w:rFonts w:hint="eastAsia"/>
+        </w:rPr>
+        <w:t>th</w:t>
+      </w:r>
+      <w:proofErr w:type="spellEnd"/>
+      <w:r>
+        <w:rPr>
+          <w:rFonts w:hint="eastAsia"/>
+        </w:rPr>
+        <w:t>, td)</w:t>
       </w:r>
     </w:p>
     <w:p>
@@ -550,7 +730,49 @@
         <w:rPr>
           <w:rFonts w:hint="eastAsia"/>
         </w:rPr>
-        <w:t xml:space="preserve">&lt;thead&gt;, &lt;tbody&gt;, &lt;tfoot&gt; 태그는 </w:t>
+        <w:t>&lt;</w:t>
+      </w:r>
+      <w:proofErr w:type="spellStart"/>
+      <w:r>
+        <w:rPr>
+          <w:rFonts w:hint="eastAsia"/>
+        </w:rPr>
+        <w:t>thead</w:t>
+      </w:r>
+      <w:proofErr w:type="spellEnd"/>
+      <w:r>
+        <w:rPr>
+          <w:rFonts w:hint="eastAsia"/>
+        </w:rPr>
+        <w:t>&gt;, &lt;</w:t>
+      </w:r>
+      <w:proofErr w:type="spellStart"/>
+      <w:r>
+        <w:rPr>
+          <w:rFonts w:hint="eastAsia"/>
+        </w:rPr>
+        <w:t>tbody</w:t>
+      </w:r>
+      <w:proofErr w:type="spellEnd"/>
+      <w:r>
+        <w:rPr>
+          <w:rFonts w:hint="eastAsia"/>
+        </w:rPr>
+        <w:t>&gt;, &lt;</w:t>
+      </w:r>
+      <w:proofErr w:type="spellStart"/>
+      <w:r>
+        <w:rPr>
+          <w:rFonts w:hint="eastAsia"/>
+        </w:rPr>
+        <w:t>tfoot</w:t>
+      </w:r>
+      <w:proofErr w:type="spellEnd"/>
+      <w:r>
+        <w:rPr>
+          <w:rFonts w:hint="eastAsia"/>
+        </w:rPr>
+        <w:t xml:space="preserve">&gt; 태그는 </w:t>
       </w:r>
       <w:r>
         <w:rPr>
@@ -564,7 +786,21 @@
         <w:rPr>
           <w:rFonts w:hint="eastAsia"/>
         </w:rPr>
-        <w:t>&lt;colgroup&gt;:</w:t>
+        <w:t>&lt;</w:t>
+      </w:r>
+      <w:proofErr w:type="spellStart"/>
+      <w:r>
+        <w:rPr>
+          <w:rFonts w:hint="eastAsia"/>
+        </w:rPr>
+        <w:t>colgroup</w:t>
+      </w:r>
+      <w:proofErr w:type="spellEnd"/>
+      <w:r>
+        <w:rPr>
+          <w:rFonts w:hint="eastAsia"/>
+        </w:rPr>
+        <w:t>&gt;:</w:t>
       </w:r>
       <w:r>
         <w:rPr>
@@ -626,7 +862,21 @@
         <w:rPr>
           <w:rFonts w:hint="eastAsia"/>
         </w:rPr>
-        <w:t>&lt;a href=</w:t>
+        <w:t xml:space="preserve">&lt;a </w:t>
+      </w:r>
+      <w:proofErr w:type="spellStart"/>
+      <w:r>
+        <w:rPr>
+          <w:rFonts w:hint="eastAsia"/>
+        </w:rPr>
+        <w:t>href</w:t>
+      </w:r>
+      <w:proofErr w:type="spellEnd"/>
+      <w:r>
+        <w:rPr>
+          <w:rFonts w:hint="eastAsia"/>
+        </w:rPr>
+        <w:t>=</w:t>
       </w:r>
       <w:r>
         <w:t>”</w:t>
@@ -644,7 +894,21 @@
         <w:rPr>
           <w:rFonts w:hint="eastAsia"/>
         </w:rPr>
-        <w:t xml:space="preserve"> targer=</w:t>
+        <w:t xml:space="preserve"> </w:t>
+      </w:r>
+      <w:proofErr w:type="spellStart"/>
+      <w:r>
+        <w:rPr>
+          <w:rFonts w:hint="eastAsia"/>
+        </w:rPr>
+        <w:t>targer</w:t>
+      </w:r>
+      <w:proofErr w:type="spellEnd"/>
+      <w:r>
+        <w:rPr>
+          <w:rFonts w:hint="eastAsia"/>
+        </w:rPr>
+        <w:t>=</w:t>
       </w:r>
       <w:r>
         <w:t>””</w:t>
@@ -677,6 +941,1568 @@
           <w:rFonts w:hint="eastAsia"/>
         </w:rPr>
         <w:t>_blank: 새로운 창에서 열기</w:t>
+      </w:r>
+    </w:p>
+    <w:p/>
+    <w:p>
+      <w:r>
+        <w:rPr>
+          <w:rFonts w:hint="eastAsia"/>
+        </w:rPr>
+        <w:t>html에서 상대경로는 보통 내부 자료를 연결할 때 사용</w:t>
+      </w:r>
+    </w:p>
+    <w:p>
+      <w:r>
+        <w:rPr>
+          <w:rFonts w:hint="eastAsia"/>
+        </w:rPr>
+        <w:t xml:space="preserve">절대경로는 </w:t>
+      </w:r>
+      <w:r>
+        <w:rPr>
+          <w:rFonts w:hint="eastAsia"/>
+        </w:rPr>
+        <w:t>웹 사이트와 같은 외부 경로를 연결할 때 사용</w:t>
+      </w:r>
+    </w:p>
+    <w:p/>
+    <w:p>
+      <w:r>
+        <w:rPr>
+          <w:rFonts w:hint="eastAsia"/>
+        </w:rPr>
+        <w:t>*이미지를 웹 사이트에 띄울 때, &lt;</w:t>
+      </w:r>
+      <w:proofErr w:type="spellStart"/>
+      <w:r>
+        <w:rPr>
+          <w:rFonts w:hint="eastAsia"/>
+        </w:rPr>
+        <w:t>img</w:t>
+      </w:r>
+      <w:proofErr w:type="spellEnd"/>
+      <w:r>
+        <w:rPr>
+          <w:rFonts w:hint="eastAsia"/>
+        </w:rPr>
+        <w:t xml:space="preserve"> </w:t>
+      </w:r>
+      <w:proofErr w:type="spellStart"/>
+      <w:r>
+        <w:rPr>
+          <w:rFonts w:hint="eastAsia"/>
+        </w:rPr>
+        <w:t>src</w:t>
+      </w:r>
+      <w:proofErr w:type="spellEnd"/>
+      <w:r>
+        <w:rPr>
+          <w:rFonts w:hint="eastAsia"/>
+        </w:rPr>
+        <w:t xml:space="preserve"> 뒤에 alt를 붙이는 경우</w:t>
+      </w:r>
+      <w:r>
+        <w:sym w:font="Wingdings" w:char="F0E0"/>
+      </w:r>
+      <w:r>
+        <w:rPr>
+          <w:rFonts w:hint="eastAsia"/>
+        </w:rPr>
+        <w:t xml:space="preserve"> </w:t>
+      </w:r>
+      <w:r>
+        <w:rPr>
+          <w:rFonts w:hint="eastAsia"/>
+        </w:rPr>
+        <w:t>시각장애인 안내용</w:t>
+      </w:r>
+    </w:p>
+    <w:p/>
+    <w:p>
+      <w:r>
+        <w:rPr>
+          <w:rFonts w:hint="eastAsia"/>
+        </w:rPr>
+        <w:t>폼&lt;form&gt;</w:t>
+      </w:r>
+    </w:p>
+    <w:p>
+      <w:r>
+        <w:rPr>
+          <w:rFonts w:hint="eastAsia"/>
+        </w:rPr>
+        <w:t>속성</w:t>
+      </w:r>
+    </w:p>
+    <w:p>
+      <w:pPr>
+        <w:pStyle w:val="a6"/>
+        <w:numPr>
+          <w:ilvl w:val="0"/>
+          <w:numId w:val="2"/>
+        </w:numPr>
+      </w:pPr>
+      <w:r>
+        <w:rPr>
+          <w:rFonts w:hint="eastAsia"/>
+        </w:rPr>
+        <w:t>method:</w:t>
+      </w:r>
+      <w:r>
+        <w:rPr>
+          <w:rFonts w:hint="eastAsia"/>
+        </w:rPr>
+        <w:t xml:space="preserve"> </w:t>
+      </w:r>
+      <w:r>
+        <w:rPr>
+          <w:rFonts w:hint="eastAsia"/>
+        </w:rPr>
+        <w:t>어떻게 넘겨줄 건지~ (get 과 post 가 속성값으로 쓰임)</w:t>
+      </w:r>
+    </w:p>
+    <w:p>
+      <w:pPr>
+        <w:pStyle w:val="a6"/>
+        <w:numPr>
+          <w:ilvl w:val="0"/>
+          <w:numId w:val="6"/>
+        </w:numPr>
+      </w:pPr>
+      <w:r>
+        <w:rPr>
+          <w:rFonts w:hint="eastAsia"/>
+        </w:rPr>
+        <w:t>get: 주소 표시줄에 사용자의 입력</w:t>
+      </w:r>
+      <w:r>
+        <w:rPr>
+          <w:rFonts w:hint="eastAsia"/>
+        </w:rPr>
+        <w:t xml:space="preserve"> </w:t>
+      </w:r>
+      <w:r>
+        <w:rPr>
+          <w:rFonts w:hint="eastAsia"/>
+        </w:rPr>
+        <w:t>값이 드러남</w:t>
+      </w:r>
+    </w:p>
+    <w:p>
+      <w:pPr>
+        <w:pStyle w:val="a6"/>
+        <w:numPr>
+          <w:ilvl w:val="0"/>
+          <w:numId w:val="6"/>
+        </w:numPr>
+      </w:pPr>
+      <w:r>
+        <w:rPr>
+          <w:rFonts w:hint="eastAsia"/>
+        </w:rPr>
+        <w:t>post: 입력 내용 길이 제한 없고, 입력내용 드러나지</w:t>
+      </w:r>
+      <w:r>
+        <w:rPr>
+          <w:rFonts w:hint="eastAsia"/>
+        </w:rPr>
+        <w:t xml:space="preserve"> </w:t>
+      </w:r>
+      <w:r>
+        <w:rPr>
+          <w:rFonts w:hint="eastAsia"/>
+        </w:rPr>
+        <w:t>않음</w:t>
+      </w:r>
+    </w:p>
+    <w:p>
+      <w:pPr>
+        <w:pStyle w:val="a6"/>
+        <w:numPr>
+          <w:ilvl w:val="0"/>
+          <w:numId w:val="2"/>
+        </w:numPr>
+      </w:pPr>
+      <w:r>
+        <w:rPr>
+          <w:rFonts w:hint="eastAsia"/>
+        </w:rPr>
+        <w:t>name</w:t>
+      </w:r>
+      <w:r>
+        <w:rPr>
+          <w:rFonts w:hint="eastAsia"/>
+        </w:rPr>
+        <w:t>: 사용자 폼의 이름 지정</w:t>
+      </w:r>
+    </w:p>
+    <w:p>
+      <w:pPr>
+        <w:pStyle w:val="a6"/>
+        <w:numPr>
+          <w:ilvl w:val="0"/>
+          <w:numId w:val="2"/>
+        </w:numPr>
+      </w:pPr>
+      <w:r>
+        <w:rPr>
+          <w:rFonts w:hint="eastAsia"/>
+        </w:rPr>
+        <w:t>action</w:t>
+      </w:r>
+      <w:r>
+        <w:rPr>
+          <w:rFonts w:hint="eastAsia"/>
+        </w:rPr>
+        <w:t>: 태그 안 내용 처리 서버 프로그램 지정</w:t>
+      </w:r>
+    </w:p>
+    <w:p>
+      <w:pPr>
+        <w:pStyle w:val="a6"/>
+        <w:numPr>
+          <w:ilvl w:val="0"/>
+          <w:numId w:val="2"/>
+        </w:numPr>
+      </w:pPr>
+      <w:r>
+        <w:rPr>
+          <w:rFonts w:hint="eastAsia"/>
+        </w:rPr>
+        <w:t>target</w:t>
+      </w:r>
+      <w:r>
+        <w:rPr>
+          <w:rFonts w:hint="eastAsia"/>
+        </w:rPr>
+        <w:t xml:space="preserve">: </w:t>
+      </w:r>
+      <w:r>
+        <w:rPr>
+          <w:rFonts w:hint="eastAsia"/>
+        </w:rPr>
+        <w:t>스크립트 파일을 현재 창이 아닌 다른 위치에서 열도록 함</w:t>
+      </w:r>
+    </w:p>
+    <w:p/>
+    <w:p>
+      <w:r>
+        <w:rPr>
+          <w:rFonts w:hint="eastAsia"/>
+        </w:rPr>
+        <w:t>&lt;</w:t>
+      </w:r>
+      <w:proofErr w:type="spellStart"/>
+      <w:r>
+        <w:rPr>
+          <w:rFonts w:hint="eastAsia"/>
+        </w:rPr>
+        <w:t>fieldset</w:t>
+      </w:r>
+      <w:proofErr w:type="spellEnd"/>
+      <w:r>
+        <w:rPr>
+          <w:rFonts w:hint="eastAsia"/>
+        </w:rPr>
+        <w:t xml:space="preserve">&gt;: 요소들을 </w:t>
+      </w:r>
+      <w:proofErr w:type="spellStart"/>
+      <w:r>
+        <w:rPr>
+          <w:rFonts w:hint="eastAsia"/>
+        </w:rPr>
+        <w:t>묶어줌</w:t>
+      </w:r>
+      <w:proofErr w:type="spellEnd"/>
+      <w:r>
+        <w:rPr>
+          <w:rFonts w:hint="eastAsia"/>
+        </w:rPr>
+        <w:t xml:space="preserve"> + &lt;legend</w:t>
+      </w:r>
+      <w:proofErr w:type="gramStart"/>
+      <w:r>
+        <w:rPr>
+          <w:rFonts w:hint="eastAsia"/>
+        </w:rPr>
+        <w:t>&gt; :</w:t>
+      </w:r>
+      <w:proofErr w:type="gramEnd"/>
+      <w:r>
+        <w:rPr>
+          <w:rFonts w:hint="eastAsia"/>
+        </w:rPr>
+        <w:t xml:space="preserve"> </w:t>
+      </w:r>
+      <w:r>
+        <w:rPr>
+          <w:rFonts w:hint="eastAsia"/>
+        </w:rPr>
+        <w:t>묶인 요소의 집합 이름 지정</w:t>
+      </w:r>
+    </w:p>
+    <w:p/>
+    <w:p>
+      <w:r>
+        <w:rPr>
+          <w:rFonts w:hint="eastAsia"/>
+        </w:rPr>
+        <w:t xml:space="preserve">아이디 </w:t>
+      </w:r>
+      <w:proofErr w:type="spellStart"/>
+      <w:r>
+        <w:rPr>
+          <w:rFonts w:hint="eastAsia"/>
+        </w:rPr>
+        <w:t>선택자</w:t>
+      </w:r>
+      <w:proofErr w:type="spellEnd"/>
+      <w:r>
+        <w:rPr>
+          <w:rFonts w:hint="eastAsia"/>
+        </w:rPr>
+        <w:t xml:space="preserve">: </w:t>
+      </w:r>
+    </w:p>
+    <w:p>
+      <w:pPr>
+        <w:pStyle w:val="a6"/>
+        <w:numPr>
+          <w:ilvl w:val="0"/>
+          <w:numId w:val="7"/>
+        </w:numPr>
+      </w:pPr>
+      <w:r>
+        <w:rPr>
+          <w:rFonts w:hint="eastAsia"/>
+        </w:rPr>
+        <w:t xml:space="preserve">body 태그에 하나만 존재 </w:t>
+      </w:r>
+    </w:p>
+    <w:p>
+      <w:pPr>
+        <w:pStyle w:val="a6"/>
+        <w:numPr>
+          <w:ilvl w:val="0"/>
+          <w:numId w:val="7"/>
+        </w:numPr>
+      </w:pPr>
+      <w:r>
+        <w:rPr>
+          <w:rFonts w:hint="eastAsia"/>
+        </w:rPr>
+        <w:t>정의한 후, 한 페이지에서 한 번만 사용</w:t>
+      </w:r>
+    </w:p>
+    <w:p>
+      <w:r>
+        <w:rPr>
+          <w:rFonts w:hint="eastAsia"/>
+        </w:rPr>
+        <w:t xml:space="preserve">클래스 </w:t>
+      </w:r>
+      <w:proofErr w:type="spellStart"/>
+      <w:r>
+        <w:rPr>
+          <w:rFonts w:hint="eastAsia"/>
+        </w:rPr>
+        <w:t>선택자</w:t>
+      </w:r>
+      <w:proofErr w:type="spellEnd"/>
+      <w:r>
+        <w:rPr>
+          <w:rFonts w:hint="eastAsia"/>
+        </w:rPr>
+        <w:t xml:space="preserve">: </w:t>
+      </w:r>
+    </w:p>
+    <w:p>
+      <w:pPr>
+        <w:pStyle w:val="a6"/>
+        <w:numPr>
+          <w:ilvl w:val="0"/>
+          <w:numId w:val="8"/>
+        </w:numPr>
+      </w:pPr>
+      <w:r>
+        <w:rPr>
+          <w:rFonts w:hint="eastAsia"/>
+        </w:rPr>
+        <w:t>여러 개의 태그에 동시 적용</w:t>
+      </w:r>
+    </w:p>
+    <w:p>
+      <w:pPr>
+        <w:pStyle w:val="a6"/>
+        <w:numPr>
+          <w:ilvl w:val="0"/>
+          <w:numId w:val="8"/>
+        </w:numPr>
+      </w:pPr>
+      <w:r>
+        <w:rPr>
+          <w:rFonts w:hint="eastAsia"/>
+        </w:rPr>
+        <w:t>재사용 가능</w:t>
+      </w:r>
+    </w:p>
+    <w:p>
+      <w:pPr>
+        <w:rPr>
+          <w:b/>
+          <w:bCs/>
+        </w:rPr>
+      </w:pPr>
+      <w:r>
+        <w:rPr>
+          <w:rFonts w:hint="eastAsia"/>
+          <w:b/>
+          <w:bCs/>
+        </w:rPr>
+        <w:lastRenderedPageBreak/>
+        <w:t>CSS 명시도?</w:t>
+      </w:r>
+    </w:p>
+    <w:p>
+      <w:pPr>
+        <w:rPr>
+          <w:b/>
+          <w:bCs/>
+        </w:rPr>
+      </w:pPr>
+      <w:r>
+        <w:rPr>
+          <w:rFonts w:hint="eastAsia"/>
+          <w:b/>
+          <w:bCs/>
+        </w:rPr>
+        <w:t>전체선택자 0</w:t>
+      </w:r>
+    </w:p>
+    <w:p>
+      <w:pPr>
+        <w:rPr>
+          <w:b/>
+          <w:bCs/>
+        </w:rPr>
+      </w:pPr>
+      <w:r>
+        <w:rPr>
+          <w:rFonts w:hint="eastAsia"/>
+          <w:b/>
+          <w:bCs/>
+        </w:rPr>
+        <w:t>타입선택자 1</w:t>
+      </w:r>
+    </w:p>
+    <w:p>
+      <w:pPr>
+        <w:rPr>
+          <w:b/>
+          <w:bCs/>
+        </w:rPr>
+      </w:pPr>
+      <w:r>
+        <w:rPr>
+          <w:rFonts w:hint="eastAsia"/>
+          <w:b/>
+          <w:bCs/>
+        </w:rPr>
+        <w:t>클래스선택자 10</w:t>
+      </w:r>
+    </w:p>
+    <w:p>
+      <w:pPr>
+        <w:rPr>
+          <w:b/>
+          <w:bCs/>
+        </w:rPr>
+      </w:pPr>
+      <w:r>
+        <w:rPr>
+          <w:rFonts w:hint="eastAsia"/>
+          <w:b/>
+          <w:bCs/>
+        </w:rPr>
+        <w:t>아이디선택자 100</w:t>
+      </w:r>
+    </w:p>
+    <w:p>
+      <w:pPr>
+        <w:rPr>
+          <w:b/>
+          <w:bCs/>
+        </w:rPr>
+      </w:pPr>
+    </w:p>
+    <w:p>
+      <w:pPr>
+        <w:rPr>
+          <w:b/>
+          <w:bCs/>
+        </w:rPr>
+      </w:pPr>
+      <w:r>
+        <w:rPr>
+          <w:rFonts w:hint="eastAsia"/>
+          <w:b/>
+          <w:bCs/>
+        </w:rPr>
+        <w:t>명시도가 높은 스타일 우선 적용</w:t>
+      </w:r>
+    </w:p>
+    <w:p>
+      <w:pPr>
+        <w:rPr>
+          <w:b/>
+          <w:bCs/>
+        </w:rPr>
+      </w:pPr>
+      <w:r>
+        <w:rPr>
+          <w:rFonts w:hint="eastAsia"/>
+          <w:b/>
+          <w:bCs/>
+        </w:rPr>
+        <w:t xml:space="preserve">같은 명시도의 스타일이 </w:t>
+      </w:r>
+      <w:r>
+        <w:rPr>
+          <w:rFonts w:hint="eastAsia"/>
+          <w:b/>
+          <w:bCs/>
+        </w:rPr>
+        <w:t>충돌하면 나중에 정의된 스타일이 적용</w:t>
+      </w:r>
+    </w:p>
+    <w:p>
+      <w:pPr>
+        <w:rPr>
+          <w:b/>
+          <w:bCs/>
+        </w:rPr>
+      </w:pPr>
+      <w:r>
+        <w:rPr>
+          <w:rFonts w:hint="eastAsia"/>
+          <w:b/>
+          <w:bCs/>
+        </w:rPr>
+        <w:t>인라인 스타일은 명시도 1000으로 가장 강함</w:t>
+      </w:r>
+    </w:p>
+    <w:p>
+      <w:pPr>
+        <w:rPr>
+          <w:b/>
+          <w:bCs/>
+        </w:rPr>
+      </w:pPr>
+      <w:proofErr w:type="gramStart"/>
+      <w:r>
+        <w:rPr>
+          <w:rFonts w:hint="eastAsia"/>
+          <w:b/>
+          <w:bCs/>
+        </w:rPr>
+        <w:t>!important</w:t>
+      </w:r>
+      <w:proofErr w:type="gramEnd"/>
+      <w:r>
+        <w:rPr>
+          <w:rFonts w:hint="eastAsia"/>
+          <w:b/>
+          <w:bCs/>
+        </w:rPr>
+        <w:t>는 명시도와 관계없이 가장 우선 순위 가짐</w:t>
+      </w:r>
+    </w:p>
+    <w:p/>
+    <w:p>
+      <w:r>
+        <w:rPr>
+          <w:rFonts w:hint="eastAsia"/>
+        </w:rPr>
+        <w:t>폰트</w:t>
+      </w:r>
+      <w:r>
+        <w:rPr>
+          <w:rFonts w:hint="eastAsia"/>
+        </w:rPr>
+        <w:t xml:space="preserve"> 관련 속성</w:t>
+      </w:r>
+    </w:p>
+    <w:p>
+      <w:pPr>
+        <w:pStyle w:val="a6"/>
+        <w:numPr>
+          <w:ilvl w:val="0"/>
+          <w:numId w:val="1"/>
+        </w:numPr>
+      </w:pPr>
+      <w:r>
+        <w:rPr>
+          <w:rFonts w:hint="eastAsia"/>
+        </w:rPr>
+        <w:t>family</w:t>
+      </w:r>
+      <w:r>
+        <w:rPr>
+          <w:rFonts w:hint="eastAsia"/>
+        </w:rPr>
+        <w:t xml:space="preserve"> </w:t>
+      </w:r>
+      <w:r>
+        <w:sym w:font="Wingdings" w:char="F0E0"/>
+      </w:r>
+      <w:r>
+        <w:rPr>
+          <w:rFonts w:hint="eastAsia"/>
+        </w:rPr>
+        <w:t xml:space="preserve"> </w:t>
+      </w:r>
+      <w:r>
+        <w:rPr>
+          <w:rFonts w:hint="eastAsia"/>
+        </w:rPr>
+        <w:t>&lt;body&gt; 태그 스타일에서 정의하여 문서 전체에 적용</w:t>
+      </w:r>
+    </w:p>
+    <w:p>
+      <w:pPr>
+        <w:pStyle w:val="a6"/>
+        <w:numPr>
+          <w:ilvl w:val="0"/>
+          <w:numId w:val="1"/>
+        </w:numPr>
+      </w:pPr>
+      <w:r>
+        <w:rPr>
+          <w:rFonts w:hint="eastAsia"/>
+        </w:rPr>
+        <w:t>size</w:t>
+      </w:r>
+    </w:p>
+    <w:p>
+      <w:pPr>
+        <w:pStyle w:val="a6"/>
+        <w:numPr>
+          <w:ilvl w:val="0"/>
+          <w:numId w:val="1"/>
+        </w:numPr>
+      </w:pPr>
+      <w:r>
+        <w:rPr>
+          <w:rFonts w:hint="eastAsia"/>
+        </w:rPr>
+        <w:t>weight</w:t>
+      </w:r>
+    </w:p>
+    <w:p>
+      <w:pPr>
+        <w:pStyle w:val="a6"/>
+        <w:numPr>
+          <w:ilvl w:val="0"/>
+          <w:numId w:val="1"/>
+        </w:numPr>
+      </w:pPr>
+      <w:r>
+        <w:rPr>
+          <w:rFonts w:hint="eastAsia"/>
+        </w:rPr>
+        <w:t>style</w:t>
+      </w:r>
+    </w:p>
+    <w:p>
+      <w:r>
+        <w:rPr>
+          <w:rFonts w:hint="eastAsia"/>
+        </w:rPr>
+        <w:t xml:space="preserve">폰트 단위: </w:t>
+      </w:r>
+      <w:proofErr w:type="spellStart"/>
+      <w:r>
+        <w:rPr>
+          <w:rFonts w:hint="eastAsia"/>
+        </w:rPr>
+        <w:t>px</w:t>
+      </w:r>
+      <w:proofErr w:type="spellEnd"/>
+      <w:r>
+        <w:rPr>
+          <w:rFonts w:hint="eastAsia"/>
+        </w:rPr>
+        <w:t xml:space="preserve">, </w:t>
+      </w:r>
+      <w:proofErr w:type="spellStart"/>
+      <w:r>
+        <w:rPr>
+          <w:rFonts w:hint="eastAsia"/>
+        </w:rPr>
+        <w:t>em</w:t>
+      </w:r>
+      <w:proofErr w:type="spellEnd"/>
+    </w:p>
+    <w:p>
+      <w:r>
+        <w:rPr>
+          <w:rFonts w:hint="eastAsia"/>
+        </w:rPr>
+        <w:t xml:space="preserve">폰트 설정 시 양식 </w:t>
+      </w:r>
+      <w:r>
+        <w:sym w:font="Wingdings" w:char="F0E0"/>
+      </w:r>
+      <w:r>
+        <w:rPr>
+          <w:rFonts w:hint="eastAsia"/>
+        </w:rPr>
+        <w:t xml:space="preserve"> style weight size family 서순</w:t>
+      </w:r>
+    </w:p>
+    <w:p/>
+    <w:p>
+      <w:r>
+        <w:rPr>
+          <w:rFonts w:hint="eastAsia"/>
+        </w:rPr>
+        <w:t>color 속성</w:t>
+      </w:r>
+    </w:p>
+    <w:p>
+      <w:pPr>
+        <w:pStyle w:val="a6"/>
+        <w:numPr>
+          <w:ilvl w:val="0"/>
+          <w:numId w:val="9"/>
+        </w:numPr>
+      </w:pPr>
+      <w:r>
+        <w:rPr>
+          <w:rFonts w:hint="eastAsia"/>
+        </w:rPr>
+        <w:t>색상 이름 표기법</w:t>
+      </w:r>
+    </w:p>
+    <w:p>
+      <w:pPr>
+        <w:pStyle w:val="a6"/>
+        <w:numPr>
+          <w:ilvl w:val="0"/>
+          <w:numId w:val="9"/>
+        </w:numPr>
+      </w:pPr>
+      <w:proofErr w:type="spellStart"/>
+      <w:r>
+        <w:rPr>
+          <w:rFonts w:hint="eastAsia"/>
+        </w:rPr>
+        <w:t>hsl</w:t>
+      </w:r>
+      <w:proofErr w:type="spellEnd"/>
+      <w:r>
+        <w:rPr>
+          <w:rFonts w:hint="eastAsia"/>
+        </w:rPr>
+        <w:t>/</w:t>
+      </w:r>
+      <w:proofErr w:type="spellStart"/>
+      <w:r>
+        <w:rPr>
+          <w:rFonts w:hint="eastAsia"/>
+        </w:rPr>
+        <w:t>hsla</w:t>
+      </w:r>
+      <w:proofErr w:type="spellEnd"/>
+      <w:r>
+        <w:rPr>
+          <w:rFonts w:hint="eastAsia"/>
+        </w:rPr>
+        <w:t xml:space="preserve"> 표기법</w:t>
+      </w:r>
+    </w:p>
+    <w:p>
+      <w:pPr>
+        <w:pStyle w:val="a6"/>
+        <w:numPr>
+          <w:ilvl w:val="0"/>
+          <w:numId w:val="9"/>
+        </w:numPr>
+      </w:pPr>
+      <w:r>
+        <w:rPr>
+          <w:rFonts w:hint="eastAsia"/>
+        </w:rPr>
+        <w:t>16진수 표기법</w:t>
+      </w:r>
+      <w:r>
+        <w:rPr>
+          <w:rFonts w:hint="eastAsia"/>
+        </w:rPr>
+        <w:t xml:space="preserve"> </w:t>
+      </w:r>
+      <w:r>
+        <w:sym w:font="Wingdings" w:char="F0E0"/>
+      </w:r>
+      <w:r>
+        <w:rPr>
+          <w:rFonts w:hint="eastAsia"/>
+        </w:rPr>
+        <w:t xml:space="preserve"> (#ffffff 같은)</w:t>
+      </w:r>
+    </w:p>
+    <w:p>
+      <w:pPr>
+        <w:pStyle w:val="a6"/>
+        <w:numPr>
+          <w:ilvl w:val="0"/>
+          <w:numId w:val="9"/>
+        </w:numPr>
+      </w:pPr>
+      <w:r>
+        <w:rPr>
+          <w:rFonts w:hint="eastAsia"/>
+        </w:rPr>
+        <w:t>/</w:t>
+      </w:r>
+      <w:proofErr w:type="spellStart"/>
+      <w:r>
+        <w:rPr>
+          <w:rFonts w:hint="eastAsia"/>
+        </w:rPr>
+        <w:t>rgb</w:t>
+      </w:r>
+      <w:proofErr w:type="spellEnd"/>
+      <w:r>
+        <w:rPr>
+          <w:rFonts w:hint="eastAsia"/>
+        </w:rPr>
+        <w:t>/</w:t>
+      </w:r>
+      <w:proofErr w:type="spellStart"/>
+      <w:r>
+        <w:rPr>
+          <w:rFonts w:hint="eastAsia"/>
+        </w:rPr>
+        <w:t>rgba</w:t>
+      </w:r>
+      <w:proofErr w:type="spellEnd"/>
+      <w:r>
+        <w:rPr>
+          <w:rFonts w:hint="eastAsia"/>
+        </w:rPr>
+        <w:t xml:space="preserve"> 표기법</w:t>
+      </w:r>
+    </w:p>
+    <w:p/>
+    <w:p>
+      <w:r>
+        <w:rPr>
+          <w:rFonts w:hint="eastAsia"/>
+        </w:rPr>
+        <w:t xml:space="preserve">text-align 속성 </w:t>
+      </w:r>
+      <w:r>
+        <w:sym w:font="Wingdings" w:char="F0E0"/>
+      </w:r>
+      <w:r>
+        <w:rPr>
+          <w:rFonts w:hint="eastAsia"/>
+        </w:rPr>
+        <w:t xml:space="preserve"> </w:t>
+      </w:r>
+      <w:r>
+        <w:rPr>
+          <w:rFonts w:hint="eastAsia"/>
+        </w:rPr>
+        <w:t>정렬 방법에는 left, right, center, justify 가 많이 쓰인다,</w:t>
+      </w:r>
+    </w:p>
+    <w:p>
+      <w:r>
+        <w:rPr>
+          <w:rFonts w:hint="eastAsia"/>
+        </w:rPr>
+        <w:t xml:space="preserve">line-height </w:t>
+      </w:r>
+      <w:r>
+        <w:sym w:font="Wingdings" w:char="F0E0"/>
+      </w:r>
+      <w:r>
+        <w:rPr>
+          <w:rFonts w:hint="eastAsia"/>
+        </w:rPr>
+        <w:t xml:space="preserve"> 문단의 줄 높이 지정</w:t>
+      </w:r>
+      <w:r>
+        <w:rPr>
+          <w:rFonts w:hint="eastAsia"/>
+        </w:rPr>
+        <w:t xml:space="preserve"> 및 세로 정렬에 활용</w:t>
+      </w:r>
+    </w:p>
+    <w:bookmarkStart w:id="0" w:name="_MON_1836389540"/>
+    <w:bookmarkEnd w:id="0"/>
+    <w:p>
+      <w:r>
+        <w:object w:dxaOrig="9026" w:dyaOrig="6486" w14:anchorId="7A07CEC4">
+          <v:shapetype id="_x0000_t75" coordsize="21600,21600" o:spt="75" o:preferrelative="t" path="m@4@5l@4@11@9@11@9@5xe" filled="f" stroked="f">
+            <v:stroke joinstyle="miter"/>
+            <v:formulas>
+              <v:f eqn="if lineDrawn pixelLineWidth 0"/>
+              <v:f eqn="sum @0 1 0"/>
+              <v:f eqn="sum 0 0 @1"/>
+              <v:f eqn="prod @2 1 2"/>
+              <v:f eqn="prod @3 21600 pixelWidth"/>
+              <v:f eqn="prod @3 21600 pixelHeight"/>
+              <v:f eqn="sum @0 0 1"/>
+              <v:f eqn="prod @6 1 2"/>
+              <v:f eqn="prod @7 21600 pixelWidth"/>
+              <v:f eqn="sum @8 21600 0"/>
+              <v:f eqn="prod @7 21600 pixelHeight"/>
+              <v:f eqn="sum @10 21600 0"/>
+            </v:formulas>
+            <v:path o:extrusionok="f" gradientshapeok="t" o:connecttype="rect"/>
+            <o:lock v:ext="edit" aspectratio="t"/>
+          </v:shapetype>
+          <v:shape id="_x0000_i1025" type="#_x0000_t75" style="width:451.5pt;height:324pt" o:ole="">
+            <v:imagedata r:id="rId7" o:title=""/>
+          </v:shape>
+          <o:OLEObject Type="Embed" ProgID="Word.OpenDocumentText.12" ShapeID="_x0000_i1025" DrawAspect="Content" ObjectID="_1836999457" r:id="rId8"/>
+        </w:object>
+      </w:r>
+    </w:p>
+    <w:p>
+      <w:r>
+        <w:rPr>
+          <w:rFonts w:hint="eastAsia"/>
+        </w:rPr>
+        <w:t>----------------------------------------------------------------------------------------------------</w:t>
+      </w:r>
+    </w:p>
+    <w:p>
+      <w:r>
+        <w:rPr>
+          <w:rFonts w:hint="eastAsia"/>
+        </w:rPr>
+        <w:t>레이아웃을 구성하는 CSS 박스 모델</w:t>
+      </w:r>
+    </w:p>
+    <w:p>
+      <w:proofErr w:type="spellStart"/>
+      <w:proofErr w:type="gramStart"/>
+      <w:r>
+        <w:rPr>
+          <w:rFonts w:hint="eastAsia"/>
+        </w:rPr>
+        <w:t>marzin</w:t>
+      </w:r>
+      <w:proofErr w:type="spellEnd"/>
+      <w:r>
+        <w:rPr>
+          <w:rFonts w:hint="eastAsia"/>
+        </w:rPr>
+        <w:t>( border( padding( box</w:t>
+      </w:r>
+      <w:proofErr w:type="gramEnd"/>
+      <w:r>
+        <w:rPr>
+          <w:rFonts w:hint="eastAsia"/>
+        </w:rPr>
+        <w:t xml:space="preserve"> </w:t>
+      </w:r>
+      <w:proofErr w:type="gramStart"/>
+      <w:r>
+        <w:rPr>
+          <w:rFonts w:hint="eastAsia"/>
+        </w:rPr>
+        <w:t>) )</w:t>
+      </w:r>
+      <w:proofErr w:type="gramEnd"/>
+      <w:r>
+        <w:rPr>
+          <w:rFonts w:hint="eastAsia"/>
+        </w:rPr>
+        <w:t xml:space="preserve"> ) 형태로 구성</w:t>
+      </w:r>
+    </w:p>
+    <w:p/>
+    <w:p>
+      <w:r>
+        <w:rPr>
+          <w:rFonts w:hint="eastAsia"/>
+        </w:rPr>
+        <w:t xml:space="preserve">box-sizing </w:t>
+      </w:r>
+    </w:p>
+    <w:p>
+      <w:r>
+        <w:sym w:font="Wingdings" w:char="F0E0"/>
+      </w:r>
+      <w:r>
+        <w:rPr>
+          <w:rFonts w:hint="eastAsia"/>
+        </w:rPr>
+        <w:t xml:space="preserve"> border-box: 테두리까지 포함해서 </w:t>
+      </w:r>
+      <w:proofErr w:type="spellStart"/>
+      <w:r>
+        <w:rPr>
+          <w:rFonts w:hint="eastAsia"/>
+        </w:rPr>
+        <w:t>너빗값</w:t>
+      </w:r>
+      <w:proofErr w:type="spellEnd"/>
+      <w:r>
+        <w:rPr>
+          <w:rFonts w:hint="eastAsia"/>
+        </w:rPr>
+        <w:t xml:space="preserve"> 지정</w:t>
+      </w:r>
+    </w:p>
+    <w:p>
+      <w:r>
+        <w:sym w:font="Wingdings" w:char="F0E0"/>
+      </w:r>
+      <w:r>
+        <w:rPr>
+          <w:rFonts w:hint="eastAsia"/>
+        </w:rPr>
+        <w:t xml:space="preserve"> content-box: 콘텐츠 영역만 </w:t>
+      </w:r>
+      <w:proofErr w:type="spellStart"/>
+      <w:r>
+        <w:rPr>
+          <w:rFonts w:hint="eastAsia"/>
+        </w:rPr>
+        <w:t>너빗값</w:t>
+      </w:r>
+      <w:proofErr w:type="spellEnd"/>
+      <w:r>
+        <w:rPr>
+          <w:rFonts w:hint="eastAsia"/>
+        </w:rPr>
+        <w:t xml:space="preserve"> 지정(기본값)</w:t>
+      </w:r>
+    </w:p>
+    <w:p/>
+    <w:p>
+      <w:r>
+        <w:rPr>
+          <w:rFonts w:hint="eastAsia"/>
+        </w:rPr>
+        <w:t>box-shadow</w:t>
+      </w:r>
+    </w:p>
+    <w:p>
+      <w:r>
+        <w:sym w:font="Wingdings" w:char="F0E0"/>
+      </w:r>
+      <w:r>
+        <w:rPr>
+          <w:rFonts w:hint="eastAsia"/>
+        </w:rPr>
+        <w:t>기본형: box-shadow: &lt;수평 거리&gt; &lt;수직 거리&gt; &lt;</w:t>
+      </w:r>
+      <w:r>
+        <w:rPr>
+          <w:rFonts w:hint="eastAsia"/>
+        </w:rPr>
+        <w:t>흐</w:t>
+      </w:r>
+      <w:r>
+        <w:rPr>
+          <w:rFonts w:hint="eastAsia"/>
+        </w:rPr>
+        <w:t>림 정</w:t>
+      </w:r>
+      <w:r>
+        <w:rPr>
+          <w:rFonts w:hint="eastAsia"/>
+        </w:rPr>
+        <w:t>도</w:t>
+      </w:r>
+      <w:r>
+        <w:rPr>
+          <w:rFonts w:hint="eastAsia"/>
+        </w:rPr>
+        <w:t>&gt; &lt;</w:t>
+      </w:r>
+      <w:r>
+        <w:rPr>
+          <w:rFonts w:hint="eastAsia"/>
+        </w:rPr>
+        <w:t>번짐 정도</w:t>
+      </w:r>
+      <w:r>
+        <w:rPr>
+          <w:rFonts w:hint="eastAsia"/>
+        </w:rPr>
+        <w:t>&gt; &lt;</w:t>
+      </w:r>
+      <w:r>
+        <w:rPr>
+          <w:rFonts w:hint="eastAsia"/>
+        </w:rPr>
+        <w:t>색상</w:t>
+      </w:r>
+      <w:r>
+        <w:rPr>
+          <w:rFonts w:hint="eastAsia"/>
+        </w:rPr>
+        <w:t>&gt;</w:t>
+      </w:r>
+    </w:p>
+    <w:p/>
+    <w:p>
+      <w:r>
+        <w:rPr>
+          <w:rFonts w:hint="eastAsia"/>
+        </w:rPr>
+        <w:t>박스 모델은 4개 방향의 값을 한꺼번에 지정하는 경우, top, right, botto</w:t>
+      </w:r>
+      <w:r>
+        <w:rPr>
+          <w:rFonts w:hint="eastAsia"/>
+        </w:rPr>
+        <w:t>m, left 순 지정</w:t>
+      </w:r>
+    </w:p>
+    <w:p/>
+    <w:bookmarkStart w:id="1" w:name="_MON_1836974796"/>
+    <w:bookmarkEnd w:id="1"/>
+    <w:p>
+      <w:r>
+        <w:object w:dxaOrig="9026" w:dyaOrig="7627" w14:anchorId="5D4D7C7D">
+          <v:shape id="_x0000_i1026" type="#_x0000_t75" style="width:451.5pt;height:381pt" o:ole="">
+            <v:imagedata r:id="rId9" o:title=""/>
+          </v:shape>
+          <o:OLEObject Type="Embed" ProgID="Word.OpenDocumentText.12" ShapeID="_x0000_i1026" DrawAspect="Content" ObjectID="_1836999458" r:id="rId10"/>
+        </w:object>
+      </w:r>
+    </w:p>
+    <w:p>
+      <w:r>
+        <w:rPr>
+          <w:noProof/>
+        </w:rPr>
+        <w:drawing>
+          <wp:inline distT="0" distB="0" distL="0" distR="0" wp14:anchorId="702B3E43" wp14:editId="66CDCA08">
+            <wp:extent cx="5731510" cy="799465"/>
+            <wp:effectExtent l="0" t="0" r="2540" b="635"/>
+            <wp:docPr id="1437694535" name="그림 1"/>
+            <wp:cNvGraphicFramePr>
+              <a:graphicFrameLocks xmlns:a="http://schemas.openxmlformats.org/drawingml/2006/main" noChangeAspect="1"/>
+            </wp:cNvGraphicFramePr>
+            <a:graphic xmlns:a="http://schemas.openxmlformats.org/drawingml/2006/main">
+              <a:graphicData uri="http://schemas.openxmlformats.org/drawingml/2006/picture">
+                <pic:pic xmlns:pic="http://schemas.openxmlformats.org/drawingml/2006/picture">
+                  <pic:nvPicPr>
+                    <pic:cNvPr id="1437694535" name=""/>
+                    <pic:cNvPicPr/>
+                  </pic:nvPicPr>
+                  <pic:blipFill>
+                    <a:blip r:embed="rId11"/>
+                    <a:stretch>
+                      <a:fillRect/>
+                    </a:stretch>
+                  </pic:blipFill>
+                  <pic:spPr>
+                    <a:xfrm>
+                      <a:off x="0" y="0"/>
+                      <a:ext cx="5731510" cy="799465"/>
+                    </a:xfrm>
+                    <a:prstGeom prst="rect">
+                      <a:avLst/>
+                    </a:prstGeom>
+                  </pic:spPr>
+                </pic:pic>
+              </a:graphicData>
+            </a:graphic>
+          </wp:inline>
+        </w:drawing>
+      </w:r>
+    </w:p>
+    <w:p>
+      <w:pPr>
+        <w:pStyle w:val="a6"/>
+        <w:numPr>
+          <w:ilvl w:val="0"/>
+          <w:numId w:val="6"/>
+        </w:numPr>
+      </w:pPr>
+      <w:r>
+        <w:rPr>
+          <w:rFonts w:hint="eastAsia"/>
+        </w:rPr>
+        <w:t>마진을 이용하면 요소와 요소 간격 조절 가능</w:t>
+      </w:r>
+    </w:p>
+    <w:p>
+      <w:r>
+        <w:rPr>
+          <w:rFonts w:hint="eastAsia"/>
+        </w:rPr>
+        <w:t>웹 요소 위치 지정</w:t>
+      </w:r>
+    </w:p>
+    <w:p>
+      <w:pPr>
+        <w:pStyle w:val="a6"/>
+        <w:numPr>
+          <w:ilvl w:val="0"/>
+          <w:numId w:val="10"/>
+        </w:numPr>
+      </w:pPr>
+      <w:r>
+        <w:rPr>
+          <w:rFonts w:hint="eastAsia"/>
+        </w:rPr>
+        <w:t>정적 배치: position</w:t>
+      </w:r>
+      <w:r>
+        <w:rPr>
+          <w:rFonts w:hint="eastAsia"/>
+        </w:rPr>
+        <w:t xml:space="preserve"> static</w:t>
+      </w:r>
+    </w:p>
+    <w:p>
+      <w:pPr>
+        <w:pStyle w:val="a6"/>
+        <w:numPr>
+          <w:ilvl w:val="0"/>
+          <w:numId w:val="10"/>
+        </w:numPr>
+      </w:pPr>
+      <w:r>
+        <w:rPr>
+          <w:rFonts w:hint="eastAsia"/>
+        </w:rPr>
+        <w:t>상대 배치: position relative</w:t>
+      </w:r>
+    </w:p>
+    <w:p>
+      <w:pPr>
+        <w:pStyle w:val="a6"/>
+        <w:numPr>
+          <w:ilvl w:val="0"/>
+          <w:numId w:val="10"/>
+        </w:numPr>
+      </w:pPr>
+      <w:r>
+        <w:rPr>
+          <w:rFonts w:hint="eastAsia"/>
+        </w:rPr>
+        <w:t>절대 배치: position absolute</w:t>
+      </w:r>
+    </w:p>
+    <w:p>
+      <w:pPr>
+        <w:pStyle w:val="a6"/>
+        <w:numPr>
+          <w:ilvl w:val="0"/>
+          <w:numId w:val="10"/>
+        </w:numPr>
+      </w:pPr>
+      <w:r>
+        <w:rPr>
+          <w:rFonts w:hint="eastAsia"/>
+        </w:rPr>
+        <w:t>고정 배치: position fixed</w:t>
+      </w:r>
+    </w:p>
+    <w:p>
+      <w:pPr>
+        <w:pStyle w:val="a6"/>
+        <w:numPr>
+          <w:ilvl w:val="0"/>
+          <w:numId w:val="10"/>
+        </w:numPr>
+      </w:pPr>
+      <w:r>
+        <w:rPr>
+          <w:rFonts w:hint="eastAsia"/>
+        </w:rPr>
+        <w:t>유동 배치: position float</w:t>
+      </w:r>
+      <w:r>
+        <w:rPr>
+          <w:rFonts w:hint="eastAsia"/>
+        </w:rPr>
+        <w:t xml:space="preserve"> left 또는 float right</w:t>
+      </w:r>
+    </w:p>
+    <w:p/>
+    <w:p/>
+    <w:p>
+      <w:r>
+        <w:rPr>
+          <w:rFonts w:hint="eastAsia"/>
+        </w:rPr>
+        <w:lastRenderedPageBreak/>
+        <w:t xml:space="preserve">포지셔닝 </w:t>
+      </w:r>
+      <w:r>
+        <w:t>–</w:t>
+      </w:r>
+      <w:r>
+        <w:rPr>
+          <w:rFonts w:hint="eastAsia"/>
+        </w:rPr>
+        <w:t xml:space="preserve"> relative</w:t>
+      </w:r>
+    </w:p>
+    <w:bookmarkStart w:id="2" w:name="_MON_1836990169"/>
+    <w:bookmarkEnd w:id="2"/>
+    <w:p>
+      <w:r>
+        <w:object w:dxaOrig="9026" w:dyaOrig="7027" w14:anchorId="41F513C5">
+          <v:shape id="_x0000_i1027" type="#_x0000_t75" style="width:451.5pt;height:351pt" o:ole="">
+            <v:imagedata r:id="rId12" o:title=""/>
+          </v:shape>
+          <o:OLEObject Type="Embed" ProgID="Word.OpenDocumentText.12" ShapeID="_x0000_i1027" DrawAspect="Content" ObjectID="_1836999459" r:id="rId13"/>
+        </w:object>
+      </w:r>
+    </w:p>
+    <w:p>
+      <w:r>
+        <w:rPr>
+          <w:noProof/>
+        </w:rPr>
+        <w:drawing>
+          <wp:inline distT="0" distB="0" distL="0" distR="0" wp14:anchorId="7EEE0A49" wp14:editId="567F7DC5">
+            <wp:extent cx="5731510" cy="2311400"/>
+            <wp:effectExtent l="0" t="0" r="2540" b="0"/>
+            <wp:docPr id="425449682" name="그림 1"/>
+            <wp:cNvGraphicFramePr>
+              <a:graphicFrameLocks xmlns:a="http://schemas.openxmlformats.org/drawingml/2006/main" noChangeAspect="1"/>
+            </wp:cNvGraphicFramePr>
+            <a:graphic xmlns:a="http://schemas.openxmlformats.org/drawingml/2006/main">
+              <a:graphicData uri="http://schemas.openxmlformats.org/drawingml/2006/picture">
+                <pic:pic xmlns:pic="http://schemas.openxmlformats.org/drawingml/2006/picture">
+                  <pic:nvPicPr>
+                    <pic:cNvPr id="425449682" name=""/>
+                    <pic:cNvPicPr/>
+                  </pic:nvPicPr>
+                  <pic:blipFill>
+                    <a:blip r:embed="rId14"/>
+                    <a:stretch>
+                      <a:fillRect/>
+                    </a:stretch>
+                  </pic:blipFill>
+                  <pic:spPr>
+                    <a:xfrm>
+                      <a:off x="0" y="0"/>
+                      <a:ext cx="5731510" cy="2311400"/>
+                    </a:xfrm>
+                    <a:prstGeom prst="rect">
+                      <a:avLst/>
+                    </a:prstGeom>
+                  </pic:spPr>
+                </pic:pic>
+              </a:graphicData>
+            </a:graphic>
+          </wp:inline>
+        </w:drawing>
+      </w:r>
+    </w:p>
+    <w:p/>
+    <w:p/>
+    <w:p/>
+    <w:p/>
+    <w:p>
+      <w:r>
+        <w:rPr>
+          <w:rFonts w:hint="eastAsia"/>
+        </w:rPr>
+        <w:lastRenderedPageBreak/>
+        <w:t xml:space="preserve">overflow </w:t>
+      </w:r>
+      <w:r>
+        <w:sym w:font="Wingdings" w:char="F0E0"/>
+      </w:r>
+      <w:r>
+        <w:rPr>
+          <w:rFonts w:hint="eastAsia"/>
+        </w:rPr>
+        <w:t xml:space="preserve"> 부모 요소의 범위를 벗어날 때 어떻게 처리할 지를 지정하는 속성</w:t>
+      </w:r>
+    </w:p>
+    <w:p>
+      <w:pPr>
+        <w:pStyle w:val="a6"/>
+        <w:numPr>
+          <w:ilvl w:val="0"/>
+          <w:numId w:val="6"/>
+        </w:numPr>
+      </w:pPr>
+      <w:r>
+        <w:rPr>
+          <w:rFonts w:hint="eastAsia"/>
+        </w:rPr>
+        <w:t xml:space="preserve">visible </w:t>
+      </w:r>
+      <w:r>
+        <w:sym w:font="Wingdings" w:char="F0E0"/>
+      </w:r>
+      <w:r>
+        <w:rPr>
+          <w:rFonts w:hint="eastAsia"/>
+        </w:rPr>
+        <w:t xml:space="preserve"> 영역을 벗어나도 그대로 </w:t>
+      </w:r>
+      <w:proofErr w:type="gramStart"/>
+      <w:r>
+        <w:rPr>
+          <w:rFonts w:hint="eastAsia"/>
+        </w:rPr>
+        <w:t>보여지도록</w:t>
+      </w:r>
+      <w:proofErr w:type="gramEnd"/>
+      <w:r>
+        <w:rPr>
+          <w:rFonts w:hint="eastAsia"/>
+        </w:rPr>
+        <w:t xml:space="preserve"> 처리(기본값)</w:t>
+      </w:r>
+    </w:p>
+    <w:p>
+      <w:pPr>
+        <w:pStyle w:val="a6"/>
+        <w:numPr>
+          <w:ilvl w:val="0"/>
+          <w:numId w:val="6"/>
+        </w:numPr>
+      </w:pPr>
+      <w:r>
+        <w:rPr>
+          <w:rFonts w:hint="eastAsia"/>
+        </w:rPr>
+        <w:t>hidden</w:t>
+      </w:r>
+    </w:p>
+    <w:p>
+      <w:pPr>
+        <w:pStyle w:val="a6"/>
+        <w:numPr>
+          <w:ilvl w:val="0"/>
+          <w:numId w:val="6"/>
+        </w:numPr>
+      </w:pPr>
+      <w:r>
+        <w:rPr>
+          <w:rFonts w:hint="eastAsia"/>
+        </w:rPr>
+        <w:t>scroll</w:t>
+      </w:r>
+    </w:p>
+    <w:p>
+      <w:pPr>
+        <w:pStyle w:val="a6"/>
+        <w:numPr>
+          <w:ilvl w:val="0"/>
+          <w:numId w:val="6"/>
+        </w:numPr>
+      </w:pPr>
+      <w:r>
+        <w:rPr>
+          <w:rFonts w:hint="eastAsia"/>
+        </w:rPr>
+        <w:t>auto</w:t>
+      </w:r>
+    </w:p>
+    <w:p/>
+    <w:p>
+      <w:proofErr w:type="spellStart"/>
+      <w:r>
+        <w:rPr>
+          <w:rFonts w:hint="eastAsia"/>
+        </w:rPr>
+        <w:t>박스테두리</w:t>
+      </w:r>
+      <w:proofErr w:type="spellEnd"/>
+      <w:r>
+        <w:rPr>
+          <w:rFonts w:hint="eastAsia"/>
+        </w:rPr>
+        <w:t xml:space="preserve"> 활용하기</w:t>
+      </w:r>
+    </w:p>
+    <w:p>
+      <w:r>
+        <w:rPr>
+          <w:rFonts w:hint="eastAsia"/>
+        </w:rPr>
+        <w:t>quiz-2.html 파일 실습</w:t>
+      </w:r>
+    </w:p>
+    <w:bookmarkStart w:id="3" w:name="_MON_1836997089"/>
+    <w:bookmarkEnd w:id="3"/>
+    <w:p>
+      <w:r>
+        <w:object w:dxaOrig="9026" w:dyaOrig="4864" w14:anchorId="532947AF">
+          <v:shape id="_x0000_i1038" type="#_x0000_t75" style="width:451.5pt;height:243pt" o:ole="">
+            <v:imagedata r:id="rId15" o:title=""/>
+          </v:shape>
+          <o:OLEObject Type="Embed" ProgID="Word.OpenDocumentText.12" ShapeID="_x0000_i1038" DrawAspect="Content" ObjectID="_1836999460" r:id="rId16"/>
+        </w:object>
+      </w:r>
+    </w:p>
+    <w:p/>
+    <w:p/>
+    <w:p/>
+    <w:p/>
+    <w:p/>
+    <w:p/>
+    <w:p/>
+    <w:p/>
+    <w:p>
+      <w:pPr>
+        <w:rPr>
+          <w:rFonts w:hint="eastAsia"/>
+        </w:rPr>
+      </w:pPr>
+      <w:proofErr w:type="gramStart"/>
+      <w:r>
+        <w:rPr>
+          <w:rFonts w:hint="eastAsia"/>
+        </w:rPr>
+        <w:t>심화버전( lab.html</w:t>
+      </w:r>
+      <w:proofErr w:type="gramEnd"/>
+      <w:r>
+        <w:rPr>
+          <w:rFonts w:hint="eastAsia"/>
+        </w:rPr>
+        <w:t xml:space="preserve"> )</w:t>
+      </w:r>
+    </w:p>
+    <w:bookmarkStart w:id="4" w:name="_MON_1836998031"/>
+    <w:bookmarkEnd w:id="4"/>
+    <w:p>
+      <w:r>
+        <w:object w:dxaOrig="9026" w:dyaOrig="13512" w14:anchorId="29D2C1BA">
+          <v:shape id="_x0000_i1048" type="#_x0000_t75" style="width:451.5pt;height:675.75pt" o:ole="">
+            <v:imagedata r:id="rId17" o:title=""/>
+          </v:shape>
+          <o:OLEObject Type="Embed" ProgID="Word.OpenDocumentText.12" ShapeID="_x0000_i1048" DrawAspect="Content" ObjectID="_1836999461" r:id="rId18"/>
+        </w:object>
+      </w:r>
+    </w:p>
+    <w:p/>
+    <w:p>
+      <w:pPr>
+        <w:rPr>
+          <w:rFonts w:hint="eastAsia"/>
+        </w:rPr>
+      </w:pPr>
+      <w:r>
+        <w:rPr>
+          <w:rFonts w:hint="eastAsia"/>
+        </w:rPr>
+        <w:t>----------------------------------------------------------------------------------------------------</w:t>
       </w:r>
     </w:p>
     <w:sectPr>
@@ -742,6 +2568,184 @@
 <file path=word/numbering.xml><?xml version="1.0" encoding="utf-8"?>
 <w:numbering xmlns:wpc="http://schemas.microsoft.com/office/word/2010/wordprocessingCanvas" xmlns:cx="http://schemas.microsoft.com/office/drawing/2014/chartex" xmlns:cx1="http://schemas.microsoft.com/office/drawing/2015/9/8/chartex" xmlns:cx2="http://schemas.microsoft.com/office/drawing/2015/10/21/chartex" xmlns:cx3="http://schemas.microsoft.com/office/drawing/2016/5/9/chartex" xmlns:cx4="http://schemas.microsoft.com/office/drawing/2016/5/10/chartex" xmlns:cx5="http://schemas.microsoft.com/office/drawing/2016/5/11/chartex" xmlns:cx6="http://schemas.microsoft.com/office/drawing/2016/5/12/chartex" xmlns:cx7="http://schemas.microsoft.com/office/drawing/2016/5/13/chartex" xmlns:cx8="http://schemas.microsoft.com/office/drawing/2016/5/14/chartex" xmlns:mc="http://schemas.openxmlformats.org/markup-compatibility/2006" xmlns:aink="http://schemas.microsoft.com/office/drawing/2016/ink" xmlns:am3d="http://schemas.microsoft.com/office/drawing/2017/model3d" xmlns:o="urn:schemas-microsoft-com:office:office" xmlns:oel="http://schemas.microsoft.com/office/2019/extlst" xmlns:r="http://schemas.openxmlformats.org/officeDocument/2006/relationships" xmlns:m="http://schemas.openxmlformats.org/officeDocument/2006/math" xmlns:v="urn:schemas-microsoft-com:vml" xmlns:wp14="http://schemas.microsoft.com/office/word/2010/wordprocessingDrawing" xmlns:wp="http://schemas.openxmlformats.org/drawingml/2006/wordprocessingDrawing" xmlns:w10="urn:schemas-microsoft-com:office:word" xmlns:w="http://schemas.openxmlformats.org/wordprocessingml/2006/main" xmlns:w14="http://schemas.microsoft.com/office/word/2010/wordml" xmlns:w15="http://schemas.microsoft.com/office/word/2012/wordml" xmlns:w16cex="http://schemas.microsoft.com/office/word/2018/wordml/cex" xmlns:w16cid="http://schemas.microsoft.com/office/word/2016/wordml/cid" xmlns:w16="http://schemas.microsoft.com/office/word/2018/wordml" xmlns:w16du="http://schemas.microsoft.com/office/word/2023/wordml/word16du" xmlns:w16sdtdh="http://schemas.microsoft.com/office/word/2020/wordml/sdtdatahash" xmlns:w16sdtfl="http://schemas.microsoft.com/office/word/2024/wordml/sdtformatlock" xmlns:w16se="http://schemas.microsoft.com/office/word/2015/wordml/symex" xmlns:wpg="http://schemas.microsoft.com/office/word/2010/wordprocessingGroup" xmlns:wpi="http://schemas.microsoft.com/office/word/2010/wordprocessingInk" xmlns:wne="http://schemas.microsoft.com/office/word/2006/wordml" xmlns:wps="http://schemas.microsoft.com/office/word/2010/wordprocessingShape" mc:Ignorable="w14 w15 w16se w16cid w16 w16cex w16sdtdh w16sdtfl w16du wp14">
   <w:abstractNum w:abstractNumId="0" w15:restartNumberingAfterBreak="0">
+    <w:nsid w:val="0D411FD3"/>
+    <w:multiLevelType w:val="hybridMultilevel"/>
+    <w:tmpl w:val="7E5E8492"/>
+    <w:lvl w:ilvl="0" w:tplc="66228FC8">
+      <w:start w:val="1"/>
+      <w:numFmt w:val="decimal"/>
+      <w:lvlText w:val="%1."/>
+      <w:lvlJc w:val="left"/>
+      <w:pPr>
+        <w:ind w:left="800" w:hanging="360"/>
+      </w:pPr>
+      <w:rPr>
+        <w:rFonts w:hint="default"/>
+      </w:rPr>
+    </w:lvl>
+    <w:lvl w:ilvl="1" w:tplc="04090019" w:tentative="1">
+      <w:start w:val="1"/>
+      <w:numFmt w:val="upperLetter"/>
+      <w:lvlText w:val="%2."/>
+      <w:lvlJc w:val="left"/>
+      <w:pPr>
+        <w:ind w:left="1320" w:hanging="440"/>
+      </w:pPr>
+    </w:lvl>
+    <w:lvl w:ilvl="2" w:tplc="0409001B" w:tentative="1">
+      <w:start w:val="1"/>
+      <w:numFmt w:val="lowerRoman"/>
+      <w:lvlText w:val="%3."/>
+      <w:lvlJc w:val="right"/>
+      <w:pPr>
+        <w:ind w:left="1760" w:hanging="440"/>
+      </w:pPr>
+    </w:lvl>
+    <w:lvl w:ilvl="3" w:tplc="0409000F" w:tentative="1">
+      <w:start w:val="1"/>
+      <w:numFmt w:val="decimal"/>
+      <w:lvlText w:val="%4."/>
+      <w:lvlJc w:val="left"/>
+      <w:pPr>
+        <w:ind w:left="2200" w:hanging="440"/>
+      </w:pPr>
+    </w:lvl>
+    <w:lvl w:ilvl="4" w:tplc="04090019" w:tentative="1">
+      <w:start w:val="1"/>
+      <w:numFmt w:val="upperLetter"/>
+      <w:lvlText w:val="%5."/>
+      <w:lvlJc w:val="left"/>
+      <w:pPr>
+        <w:ind w:left="2640" w:hanging="440"/>
+      </w:pPr>
+    </w:lvl>
+    <w:lvl w:ilvl="5" w:tplc="0409001B" w:tentative="1">
+      <w:start w:val="1"/>
+      <w:numFmt w:val="lowerRoman"/>
+      <w:lvlText w:val="%6."/>
+      <w:lvlJc w:val="right"/>
+      <w:pPr>
+        <w:ind w:left="3080" w:hanging="440"/>
+      </w:pPr>
+    </w:lvl>
+    <w:lvl w:ilvl="6" w:tplc="0409000F" w:tentative="1">
+      <w:start w:val="1"/>
+      <w:numFmt w:val="decimal"/>
+      <w:lvlText w:val="%7."/>
+      <w:lvlJc w:val="left"/>
+      <w:pPr>
+        <w:ind w:left="3520" w:hanging="440"/>
+      </w:pPr>
+    </w:lvl>
+    <w:lvl w:ilvl="7" w:tplc="04090019" w:tentative="1">
+      <w:start w:val="1"/>
+      <w:numFmt w:val="upperLetter"/>
+      <w:lvlText w:val="%8."/>
+      <w:lvlJc w:val="left"/>
+      <w:pPr>
+        <w:ind w:left="3960" w:hanging="440"/>
+      </w:pPr>
+    </w:lvl>
+    <w:lvl w:ilvl="8" w:tplc="0409001B" w:tentative="1">
+      <w:start w:val="1"/>
+      <w:numFmt w:val="lowerRoman"/>
+      <w:lvlText w:val="%9."/>
+      <w:lvlJc w:val="right"/>
+      <w:pPr>
+        <w:ind w:left="4400" w:hanging="440"/>
+      </w:pPr>
+    </w:lvl>
+  </w:abstractNum>
+  <w:abstractNum w:abstractNumId="1" w15:restartNumberingAfterBreak="0">
+    <w:nsid w:val="0E1F76B4"/>
+    <w:multiLevelType w:val="hybridMultilevel"/>
+    <w:tmpl w:val="174C34E4"/>
+    <w:lvl w:ilvl="0" w:tplc="40DC9E80">
+      <w:start w:val="1"/>
+      <w:numFmt w:val="decimal"/>
+      <w:lvlText w:val="%1)"/>
+      <w:lvlJc w:val="left"/>
+      <w:pPr>
+        <w:ind w:left="800" w:hanging="360"/>
+      </w:pPr>
+      <w:rPr>
+        <w:rFonts w:hint="default"/>
+      </w:rPr>
+    </w:lvl>
+    <w:lvl w:ilvl="1" w:tplc="04090019" w:tentative="1">
+      <w:start w:val="1"/>
+      <w:numFmt w:val="upperLetter"/>
+      <w:lvlText w:val="%2."/>
+      <w:lvlJc w:val="left"/>
+      <w:pPr>
+        <w:ind w:left="1320" w:hanging="440"/>
+      </w:pPr>
+    </w:lvl>
+    <w:lvl w:ilvl="2" w:tplc="0409001B" w:tentative="1">
+      <w:start w:val="1"/>
+      <w:numFmt w:val="lowerRoman"/>
+      <w:lvlText w:val="%3."/>
+      <w:lvlJc w:val="right"/>
+      <w:pPr>
+        <w:ind w:left="1760" w:hanging="440"/>
+      </w:pPr>
+    </w:lvl>
+    <w:lvl w:ilvl="3" w:tplc="0409000F" w:tentative="1">
+      <w:start w:val="1"/>
+      <w:numFmt w:val="decimal"/>
+      <w:lvlText w:val="%4."/>
+      <w:lvlJc w:val="left"/>
+      <w:pPr>
+        <w:ind w:left="2200" w:hanging="440"/>
+      </w:pPr>
+    </w:lvl>
+    <w:lvl w:ilvl="4" w:tplc="04090019" w:tentative="1">
+      <w:start w:val="1"/>
+      <w:numFmt w:val="upperLetter"/>
+      <w:lvlText w:val="%5."/>
+      <w:lvlJc w:val="left"/>
+      <w:pPr>
+        <w:ind w:left="2640" w:hanging="440"/>
+      </w:pPr>
+    </w:lvl>
+    <w:lvl w:ilvl="5" w:tplc="0409001B" w:tentative="1">
+      <w:start w:val="1"/>
+      <w:numFmt w:val="lowerRoman"/>
+      <w:lvlText w:val="%6."/>
+      <w:lvlJc w:val="right"/>
+      <w:pPr>
+        <w:ind w:left="3080" w:hanging="440"/>
+      </w:pPr>
+    </w:lvl>
+    <w:lvl w:ilvl="6" w:tplc="0409000F" w:tentative="1">
+      <w:start w:val="1"/>
+      <w:numFmt w:val="decimal"/>
+      <w:lvlText w:val="%7."/>
+      <w:lvlJc w:val="left"/>
+      <w:pPr>
+        <w:ind w:left="3520" w:hanging="440"/>
+      </w:pPr>
+    </w:lvl>
+    <w:lvl w:ilvl="7" w:tplc="04090019" w:tentative="1">
+      <w:start w:val="1"/>
+      <w:numFmt w:val="upperLetter"/>
+      <w:lvlText w:val="%8."/>
+      <w:lvlJc w:val="left"/>
+      <w:pPr>
+        <w:ind w:left="3960" w:hanging="440"/>
+      </w:pPr>
+    </w:lvl>
+    <w:lvl w:ilvl="8" w:tplc="0409001B" w:tentative="1">
+      <w:start w:val="1"/>
+      <w:numFmt w:val="lowerRoman"/>
+      <w:lvlText w:val="%9."/>
+      <w:lvlJc w:val="right"/>
+      <w:pPr>
+        <w:ind w:left="4400" w:hanging="440"/>
+      </w:pPr>
+    </w:lvl>
+  </w:abstractNum>
+  <w:abstractNum w:abstractNumId="2" w15:restartNumberingAfterBreak="0">
     <w:nsid w:val="1162223A"/>
     <w:multiLevelType w:val="hybridMultilevel"/>
     <w:tmpl w:val="C082AD82"/>
@@ -830,7 +2834,7 @@
       </w:pPr>
     </w:lvl>
   </w:abstractNum>
-  <w:abstractNum w:abstractNumId="1" w15:restartNumberingAfterBreak="0">
+  <w:abstractNum w:abstractNumId="3" w15:restartNumberingAfterBreak="0">
     <w:nsid w:val="1B704B25"/>
     <w:multiLevelType w:val="hybridMultilevel"/>
     <w:tmpl w:val="0C765DDA"/>
@@ -919,7 +2923,7 @@
       </w:pPr>
     </w:lvl>
   </w:abstractNum>
-  <w:abstractNum w:abstractNumId="2" w15:restartNumberingAfterBreak="0">
+  <w:abstractNum w:abstractNumId="4" w15:restartNumberingAfterBreak="0">
     <w:nsid w:val="294626D3"/>
     <w:multiLevelType w:val="hybridMultilevel"/>
     <w:tmpl w:val="BBB6B390"/>
@@ -1031,7 +3035,7 @@
       </w:rPr>
     </w:lvl>
   </w:abstractNum>
-  <w:abstractNum w:abstractNumId="3" w15:restartNumberingAfterBreak="0">
+  <w:abstractNum w:abstractNumId="5" w15:restartNumberingAfterBreak="0">
     <w:nsid w:val="39A245A9"/>
     <w:multiLevelType w:val="hybridMultilevel"/>
     <w:tmpl w:val="CC36AF98"/>
@@ -1143,7 +3147,297 @@
       </w:rPr>
     </w:lvl>
   </w:abstractNum>
-  <w:abstractNum w:abstractNumId="4" w15:restartNumberingAfterBreak="0">
+  <w:abstractNum w:abstractNumId="6" w15:restartNumberingAfterBreak="0">
+    <w:nsid w:val="4E7233F5"/>
+    <w:multiLevelType w:val="hybridMultilevel"/>
+    <w:tmpl w:val="155481E0"/>
+    <w:lvl w:ilvl="0" w:tplc="5BBE17FA">
+      <w:start w:val="1"/>
+      <w:numFmt w:val="decimal"/>
+      <w:lvlText w:val="%1."/>
+      <w:lvlJc w:val="left"/>
+      <w:pPr>
+        <w:ind w:left="800" w:hanging="360"/>
+      </w:pPr>
+      <w:rPr>
+        <w:rFonts w:hint="default"/>
+      </w:rPr>
+    </w:lvl>
+    <w:lvl w:ilvl="1" w:tplc="04090019" w:tentative="1">
+      <w:start w:val="1"/>
+      <w:numFmt w:val="upperLetter"/>
+      <w:lvlText w:val="%2."/>
+      <w:lvlJc w:val="left"/>
+      <w:pPr>
+        <w:ind w:left="1320" w:hanging="440"/>
+      </w:pPr>
+    </w:lvl>
+    <w:lvl w:ilvl="2" w:tplc="0409001B" w:tentative="1">
+      <w:start w:val="1"/>
+      <w:numFmt w:val="lowerRoman"/>
+      <w:lvlText w:val="%3."/>
+      <w:lvlJc w:val="right"/>
+      <w:pPr>
+        <w:ind w:left="1760" w:hanging="440"/>
+      </w:pPr>
+    </w:lvl>
+    <w:lvl w:ilvl="3" w:tplc="0409000F" w:tentative="1">
+      <w:start w:val="1"/>
+      <w:numFmt w:val="decimal"/>
+      <w:lvlText w:val="%4."/>
+      <w:lvlJc w:val="left"/>
+      <w:pPr>
+        <w:ind w:left="2200" w:hanging="440"/>
+      </w:pPr>
+    </w:lvl>
+    <w:lvl w:ilvl="4" w:tplc="04090019" w:tentative="1">
+      <w:start w:val="1"/>
+      <w:numFmt w:val="upperLetter"/>
+      <w:lvlText w:val="%5."/>
+      <w:lvlJc w:val="left"/>
+      <w:pPr>
+        <w:ind w:left="2640" w:hanging="440"/>
+      </w:pPr>
+    </w:lvl>
+    <w:lvl w:ilvl="5" w:tplc="0409001B" w:tentative="1">
+      <w:start w:val="1"/>
+      <w:numFmt w:val="lowerRoman"/>
+      <w:lvlText w:val="%6."/>
+      <w:lvlJc w:val="right"/>
+      <w:pPr>
+        <w:ind w:left="3080" w:hanging="440"/>
+      </w:pPr>
+    </w:lvl>
+    <w:lvl w:ilvl="6" w:tplc="0409000F" w:tentative="1">
+      <w:start w:val="1"/>
+      <w:numFmt w:val="decimal"/>
+      <w:lvlText w:val="%7."/>
+      <w:lvlJc w:val="left"/>
+      <w:pPr>
+        <w:ind w:left="3520" w:hanging="440"/>
+      </w:pPr>
+    </w:lvl>
+    <w:lvl w:ilvl="7" w:tplc="04090019" w:tentative="1">
+      <w:start w:val="1"/>
+      <w:numFmt w:val="upperLetter"/>
+      <w:lvlText w:val="%8."/>
+      <w:lvlJc w:val="left"/>
+      <w:pPr>
+        <w:ind w:left="3960" w:hanging="440"/>
+      </w:pPr>
+    </w:lvl>
+    <w:lvl w:ilvl="8" w:tplc="0409001B" w:tentative="1">
+      <w:start w:val="1"/>
+      <w:numFmt w:val="lowerRoman"/>
+      <w:lvlText w:val="%9."/>
+      <w:lvlJc w:val="right"/>
+      <w:pPr>
+        <w:ind w:left="4400" w:hanging="440"/>
+      </w:pPr>
+    </w:lvl>
+  </w:abstractNum>
+  <w:abstractNum w:abstractNumId="7" w15:restartNumberingAfterBreak="0">
+    <w:nsid w:val="50AD4B04"/>
+    <w:multiLevelType w:val="hybridMultilevel"/>
+    <w:tmpl w:val="D286E474"/>
+    <w:lvl w:ilvl="0" w:tplc="2BA81396">
+      <w:start w:val="1"/>
+      <w:numFmt w:val="decimal"/>
+      <w:lvlText w:val="%1."/>
+      <w:lvlJc w:val="left"/>
+      <w:pPr>
+        <w:ind w:left="800" w:hanging="360"/>
+      </w:pPr>
+      <w:rPr>
+        <w:rFonts w:hint="default"/>
+      </w:rPr>
+    </w:lvl>
+    <w:lvl w:ilvl="1" w:tplc="04090019" w:tentative="1">
+      <w:start w:val="1"/>
+      <w:numFmt w:val="upperLetter"/>
+      <w:lvlText w:val="%2."/>
+      <w:lvlJc w:val="left"/>
+      <w:pPr>
+        <w:ind w:left="1320" w:hanging="440"/>
+      </w:pPr>
+    </w:lvl>
+    <w:lvl w:ilvl="2" w:tplc="0409001B" w:tentative="1">
+      <w:start w:val="1"/>
+      <w:numFmt w:val="lowerRoman"/>
+      <w:lvlText w:val="%3."/>
+      <w:lvlJc w:val="right"/>
+      <w:pPr>
+        <w:ind w:left="1760" w:hanging="440"/>
+      </w:pPr>
+    </w:lvl>
+    <w:lvl w:ilvl="3" w:tplc="0409000F" w:tentative="1">
+      <w:start w:val="1"/>
+      <w:numFmt w:val="decimal"/>
+      <w:lvlText w:val="%4."/>
+      <w:lvlJc w:val="left"/>
+      <w:pPr>
+        <w:ind w:left="2200" w:hanging="440"/>
+      </w:pPr>
+    </w:lvl>
+    <w:lvl w:ilvl="4" w:tplc="04090019" w:tentative="1">
+      <w:start w:val="1"/>
+      <w:numFmt w:val="upperLetter"/>
+      <w:lvlText w:val="%5."/>
+      <w:lvlJc w:val="left"/>
+      <w:pPr>
+        <w:ind w:left="2640" w:hanging="440"/>
+      </w:pPr>
+    </w:lvl>
+    <w:lvl w:ilvl="5" w:tplc="0409001B" w:tentative="1">
+      <w:start w:val="1"/>
+      <w:numFmt w:val="lowerRoman"/>
+      <w:lvlText w:val="%6."/>
+      <w:lvlJc w:val="right"/>
+      <w:pPr>
+        <w:ind w:left="3080" w:hanging="440"/>
+      </w:pPr>
+    </w:lvl>
+    <w:lvl w:ilvl="6" w:tplc="0409000F" w:tentative="1">
+      <w:start w:val="1"/>
+      <w:numFmt w:val="decimal"/>
+      <w:lvlText w:val="%7."/>
+      <w:lvlJc w:val="left"/>
+      <w:pPr>
+        <w:ind w:left="3520" w:hanging="440"/>
+      </w:pPr>
+    </w:lvl>
+    <w:lvl w:ilvl="7" w:tplc="04090019" w:tentative="1">
+      <w:start w:val="1"/>
+      <w:numFmt w:val="upperLetter"/>
+      <w:lvlText w:val="%8."/>
+      <w:lvlJc w:val="left"/>
+      <w:pPr>
+        <w:ind w:left="3960" w:hanging="440"/>
+      </w:pPr>
+    </w:lvl>
+    <w:lvl w:ilvl="8" w:tplc="0409001B" w:tentative="1">
+      <w:start w:val="1"/>
+      <w:numFmt w:val="lowerRoman"/>
+      <w:lvlText w:val="%9."/>
+      <w:lvlJc w:val="right"/>
+      <w:pPr>
+        <w:ind w:left="4400" w:hanging="440"/>
+      </w:pPr>
+    </w:lvl>
+  </w:abstractNum>
+  <w:abstractNum w:abstractNumId="8" w15:restartNumberingAfterBreak="0">
+    <w:nsid w:val="5C6B4FB6"/>
+    <w:multiLevelType w:val="hybridMultilevel"/>
+    <w:tmpl w:val="5038000E"/>
+    <w:lvl w:ilvl="0" w:tplc="6658A45E">
+      <w:numFmt w:val="bullet"/>
+      <w:lvlText w:val=""/>
+      <w:lvlJc w:val="left"/>
+      <w:pPr>
+        <w:ind w:left="800" w:hanging="360"/>
+      </w:pPr>
+      <w:rPr>
+        <w:rFonts w:ascii="Wingdings" w:eastAsiaTheme="minorEastAsia" w:hAnsi="Wingdings" w:cstheme="minorBidi" w:hint="default"/>
+      </w:rPr>
+    </w:lvl>
+    <w:lvl w:ilvl="1" w:tplc="04090003" w:tentative="1">
+      <w:start w:val="1"/>
+      <w:numFmt w:val="bullet"/>
+      <w:lvlText w:val=""/>
+      <w:lvlJc w:val="left"/>
+      <w:pPr>
+        <w:ind w:left="1320" w:hanging="440"/>
+      </w:pPr>
+      <w:rPr>
+        <w:rFonts w:ascii="Wingdings" w:hAnsi="Wingdings" w:hint="default"/>
+      </w:rPr>
+    </w:lvl>
+    <w:lvl w:ilvl="2" w:tplc="04090005" w:tentative="1">
+      <w:start w:val="1"/>
+      <w:numFmt w:val="bullet"/>
+      <w:lvlText w:val=""/>
+      <w:lvlJc w:val="left"/>
+      <w:pPr>
+        <w:ind w:left="1760" w:hanging="440"/>
+      </w:pPr>
+      <w:rPr>
+        <w:rFonts w:ascii="Wingdings" w:hAnsi="Wingdings" w:hint="default"/>
+      </w:rPr>
+    </w:lvl>
+    <w:lvl w:ilvl="3" w:tplc="04090001" w:tentative="1">
+      <w:start w:val="1"/>
+      <w:numFmt w:val="bullet"/>
+      <w:lvlText w:val=""/>
+      <w:lvlJc w:val="left"/>
+      <w:pPr>
+        <w:ind w:left="2200" w:hanging="440"/>
+      </w:pPr>
+      <w:rPr>
+        <w:rFonts w:ascii="Wingdings" w:hAnsi="Wingdings" w:hint="default"/>
+      </w:rPr>
+    </w:lvl>
+    <w:lvl w:ilvl="4" w:tplc="04090003" w:tentative="1">
+      <w:start w:val="1"/>
+      <w:numFmt w:val="bullet"/>
+      <w:lvlText w:val=""/>
+      <w:lvlJc w:val="left"/>
+      <w:pPr>
+        <w:ind w:left="2640" w:hanging="440"/>
+      </w:pPr>
+      <w:rPr>
+        <w:rFonts w:ascii="Wingdings" w:hAnsi="Wingdings" w:hint="default"/>
+      </w:rPr>
+    </w:lvl>
+    <w:lvl w:ilvl="5" w:tplc="04090005" w:tentative="1">
+      <w:start w:val="1"/>
+      <w:numFmt w:val="bullet"/>
+      <w:lvlText w:val=""/>
+      <w:lvlJc w:val="left"/>
+      <w:pPr>
+        <w:ind w:left="3080" w:hanging="440"/>
+      </w:pPr>
+      <w:rPr>
+        <w:rFonts w:ascii="Wingdings" w:hAnsi="Wingdings" w:hint="default"/>
+      </w:rPr>
+    </w:lvl>
+    <w:lvl w:ilvl="6" w:tplc="04090001" w:tentative="1">
+      <w:start w:val="1"/>
+      <w:numFmt w:val="bullet"/>
+      <w:lvlText w:val=""/>
+      <w:lvlJc w:val="left"/>
+      <w:pPr>
+        <w:ind w:left="3520" w:hanging="440"/>
+      </w:pPr>
+      <w:rPr>
+        <w:rFonts w:ascii="Wingdings" w:hAnsi="Wingdings" w:hint="default"/>
+      </w:rPr>
+    </w:lvl>
+    <w:lvl w:ilvl="7" w:tplc="04090003" w:tentative="1">
+      <w:start w:val="1"/>
+      <w:numFmt w:val="bullet"/>
+      <w:lvlText w:val=""/>
+      <w:lvlJc w:val="left"/>
+      <w:pPr>
+        <w:ind w:left="3960" w:hanging="440"/>
+      </w:pPr>
+      <w:rPr>
+        <w:rFonts w:ascii="Wingdings" w:hAnsi="Wingdings" w:hint="default"/>
+      </w:rPr>
+    </w:lvl>
+    <w:lvl w:ilvl="8" w:tplc="04090005" w:tentative="1">
+      <w:start w:val="1"/>
+      <w:numFmt w:val="bullet"/>
+      <w:lvlText w:val=""/>
+      <w:lvlJc w:val="left"/>
+      <w:pPr>
+        <w:ind w:left="4400" w:hanging="440"/>
+      </w:pPr>
+      <w:rPr>
+        <w:rFonts w:ascii="Wingdings" w:hAnsi="Wingdings" w:hint="default"/>
+      </w:rPr>
+    </w:lvl>
+  </w:abstractNum>
+  <w:abstractNum w:abstractNumId="9" w15:restartNumberingAfterBreak="0">
     <w:nsid w:val="5D2E6A1D"/>
     <w:multiLevelType w:val="hybridMultilevel"/>
     <w:tmpl w:val="79620E66"/>
@@ -1257,18 +3551,33 @@
     </w:lvl>
   </w:abstractNum>
   <w:num w:numId="1" w16cid:durableId="1893269791">
+    <w:abstractNumId w:val="4"/>
+  </w:num>
+  <w:num w:numId="2" w16cid:durableId="40712036">
+    <w:abstractNumId w:val="5"/>
+  </w:num>
+  <w:num w:numId="3" w16cid:durableId="1261720587">
     <w:abstractNumId w:val="2"/>
   </w:num>
-  <w:num w:numId="2" w16cid:durableId="40712036">
+  <w:num w:numId="4" w16cid:durableId="360865793">
+    <w:abstractNumId w:val="9"/>
+  </w:num>
+  <w:num w:numId="5" w16cid:durableId="305359388">
     <w:abstractNumId w:val="3"/>
   </w:num>
-  <w:num w:numId="3" w16cid:durableId="1261720587">
+  <w:num w:numId="6" w16cid:durableId="2042780362">
+    <w:abstractNumId w:val="8"/>
+  </w:num>
+  <w:num w:numId="7" w16cid:durableId="664818961">
+    <w:abstractNumId w:val="6"/>
+  </w:num>
+  <w:num w:numId="8" w16cid:durableId="1341591432">
+    <w:abstractNumId w:val="7"/>
+  </w:num>
+  <w:num w:numId="9" w16cid:durableId="480273649">
     <w:abstractNumId w:val="0"/>
   </w:num>
-  <w:num w:numId="4" w16cid:durableId="360865793">
-    <w:abstractNumId w:val="4"/>
-  </w:num>
-  <w:num w:numId="5" w16cid:durableId="305359388">
+  <w:num w:numId="10" w16cid:durableId="1559365342">
     <w:abstractNumId w:val="1"/>
   </w:num>
 </w:numbering>

--- a/웹 프로그래밍.docx
+++ b/웹 프로그래밍.docx
@@ -1869,7 +1869,7 @@
           <v:shape id="_x0000_i1025" type="#_x0000_t75" style="width:451.5pt;height:324pt" o:ole="">
             <v:imagedata r:id="rId7" o:title=""/>
           </v:shape>
-          <o:OLEObject Type="Embed" ProgID="Word.OpenDocumentText.12" ShapeID="_x0000_i1025" DrawAspect="Content" ObjectID="_1836999457" r:id="rId8"/>
+          <o:OLEObject Type="Embed" ProgID="Word.OpenDocumentText.12" ShapeID="_x0000_i1025" DrawAspect="Content" ObjectID="_1837605549" r:id="rId8"/>
         </w:object>
       </w:r>
     </w:p>
@@ -2078,7 +2078,7 @@
           <v:shape id="_x0000_i1026" type="#_x0000_t75" style="width:451.5pt;height:381pt" o:ole="">
             <v:imagedata r:id="rId9" o:title=""/>
           </v:shape>
-          <o:OLEObject Type="Embed" ProgID="Word.OpenDocumentText.12" ShapeID="_x0000_i1026" DrawAspect="Content" ObjectID="_1836999458" r:id="rId10"/>
+          <o:OLEObject Type="Embed" ProgID="Word.OpenDocumentText.12" ShapeID="_x0000_i1026" DrawAspect="Content" ObjectID="_1837605550" r:id="rId10"/>
         </w:object>
       </w:r>
     </w:p>
@@ -2262,7 +2262,7 @@
           <v:shape id="_x0000_i1027" type="#_x0000_t75" style="width:451.5pt;height:351pt" o:ole="">
             <v:imagedata r:id="rId12" o:title=""/>
           </v:shape>
-          <o:OLEObject Type="Embed" ProgID="Word.OpenDocumentText.12" ShapeID="_x0000_i1027" DrawAspect="Content" ObjectID="_1836999459" r:id="rId13"/>
+          <o:OLEObject Type="Embed" ProgID="Word.OpenDocumentText.12" ShapeID="_x0000_i1027" DrawAspect="Content" ObjectID="_1837605551" r:id="rId13"/>
         </w:object>
       </w:r>
     </w:p>
@@ -2443,10 +2443,10 @@
     <w:p>
       <w:r>
         <w:object w:dxaOrig="9026" w:dyaOrig="4864" w14:anchorId="532947AF">
-          <v:shape id="_x0000_i1038" type="#_x0000_t75" style="width:451.5pt;height:243pt" o:ole="">
+          <v:shape id="_x0000_i1028" type="#_x0000_t75" style="width:451.5pt;height:243pt" o:ole="">
             <v:imagedata r:id="rId15" o:title=""/>
           </v:shape>
-          <o:OLEObject Type="Embed" ProgID="Word.OpenDocumentText.12" ShapeID="_x0000_i1038" DrawAspect="Content" ObjectID="_1836999460" r:id="rId16"/>
+          <o:OLEObject Type="Embed" ProgID="Word.OpenDocumentText.12" ShapeID="_x0000_i1028" DrawAspect="Content" ObjectID="_1837605552" r:id="rId16"/>
         </w:object>
       </w:r>
     </w:p>
@@ -2459,11 +2459,6 @@
     <w:p/>
     <w:p/>
     <w:p>
-      <w:pPr>
-        <w:rPr>
-          <w:rFonts w:hint="eastAsia"/>
-        </w:rPr>
-      </w:pPr>
       <w:proofErr w:type="gramStart"/>
       <w:r>
         <w:rPr>
@@ -2482,28 +2477,6567 @@
     <w:bookmarkStart w:id="4" w:name="_MON_1836998031"/>
     <w:bookmarkEnd w:id="4"/>
     <w:p>
+      <w:pPr>
+        <w:pBdr>
+          <w:bottom w:val="single" w:sz="6" w:space="1" w:color="auto"/>
+        </w:pBdr>
+        <w:rPr>
+          <w:rFonts w:hint="eastAsia"/>
+        </w:rPr>
+      </w:pPr>
       <w:r>
         <w:object w:dxaOrig="9026" w:dyaOrig="13512" w14:anchorId="29D2C1BA">
-          <v:shape id="_x0000_i1048" type="#_x0000_t75" style="width:451.5pt;height:675.75pt" o:ole="">
+          <v:shape id="_x0000_i1029" type="#_x0000_t75" style="width:451.5pt;height:675.75pt" o:ole="">
             <v:imagedata r:id="rId17" o:title=""/>
           </v:shape>
-          <o:OLEObject Type="Embed" ProgID="Word.OpenDocumentText.12" ShapeID="_x0000_i1048" DrawAspect="Content" ObjectID="_1836999461" r:id="rId18"/>
+          <o:OLEObject Type="Embed" ProgID="Word.OpenDocumentText.12" ShapeID="_x0000_i1029" DrawAspect="Content" ObjectID="_1837605553" r:id="rId18"/>
         </w:object>
       </w:r>
     </w:p>
+    <w:p>
+      <w:r>
+        <w:rPr>
+          <w:rFonts w:hint="eastAsia"/>
+        </w:rPr>
+        <w:lastRenderedPageBreak/>
+        <w:t>배경</w:t>
+      </w:r>
+    </w:p>
+    <w:p>
+      <w:pPr>
+        <w:pStyle w:val="a6"/>
+        <w:numPr>
+          <w:ilvl w:val="0"/>
+          <w:numId w:val="6"/>
+        </w:numPr>
+      </w:pPr>
+      <w:r>
+        <w:rPr>
+          <w:rFonts w:hint="eastAsia"/>
+        </w:rPr>
+        <w:t>border-box</w:t>
+      </w:r>
+      <w:r>
+        <w:rPr>
+          <w:rFonts w:hint="eastAsia"/>
+        </w:rPr>
+        <w:t xml:space="preserve"> </w:t>
+      </w:r>
+      <w:r>
+        <w:sym w:font="Wingdings" w:char="F0E0"/>
+      </w:r>
+      <w:r>
+        <w:rPr>
+          <w:rFonts w:hint="eastAsia"/>
+        </w:rPr>
+        <w:t xml:space="preserve"> 테두리까지 표시</w:t>
+      </w:r>
+    </w:p>
+    <w:p>
+      <w:pPr>
+        <w:pStyle w:val="a6"/>
+        <w:numPr>
+          <w:ilvl w:val="0"/>
+          <w:numId w:val="6"/>
+        </w:numPr>
+      </w:pPr>
+      <w:r>
+        <w:rPr>
+          <w:rFonts w:hint="eastAsia"/>
+        </w:rPr>
+        <w:t>padding-box</w:t>
+      </w:r>
+      <w:r>
+        <w:rPr>
+          <w:rFonts w:hint="eastAsia"/>
+        </w:rPr>
+        <w:t xml:space="preserve"> </w:t>
+      </w:r>
+      <w:r>
+        <w:sym w:font="Wingdings" w:char="F0E0"/>
+      </w:r>
+      <w:r>
+        <w:rPr>
+          <w:rFonts w:hint="eastAsia"/>
+        </w:rPr>
+        <w:t xml:space="preserve"> </w:t>
+      </w:r>
+      <w:r>
+        <w:rPr>
+          <w:rFonts w:hint="eastAsia"/>
+        </w:rPr>
+        <w:t>padding box까지 표시</w:t>
+      </w:r>
+    </w:p>
+    <w:p>
+      <w:pPr>
+        <w:pStyle w:val="a6"/>
+        <w:numPr>
+          <w:ilvl w:val="0"/>
+          <w:numId w:val="6"/>
+        </w:numPr>
+      </w:pPr>
+      <w:r>
+        <w:rPr>
+          <w:rFonts w:hint="eastAsia"/>
+        </w:rPr>
+        <w:t>content-box</w:t>
+      </w:r>
+      <w:r>
+        <w:rPr>
+          <w:rFonts w:hint="eastAsia"/>
+        </w:rPr>
+        <w:t xml:space="preserve"> </w:t>
+      </w:r>
+      <w:r>
+        <w:sym w:font="Wingdings" w:char="F0E0"/>
+      </w:r>
+      <w:r>
+        <w:rPr>
+          <w:rFonts w:hint="eastAsia"/>
+        </w:rPr>
+        <w:t xml:space="preserve"> content box까지 표시</w:t>
+      </w:r>
+    </w:p>
+    <w:p>
+      <w:r>
+        <w:rPr>
+          <w:rFonts w:hint="eastAsia"/>
+        </w:rPr>
+        <w:t>배경 이미지</w:t>
+      </w:r>
+    </w:p>
+    <w:p>
+      <w:pPr>
+        <w:pStyle w:val="a6"/>
+        <w:numPr>
+          <w:ilvl w:val="0"/>
+          <w:numId w:val="6"/>
+        </w:numPr>
+      </w:pPr>
+      <w:r>
+        <w:rPr>
+          <w:rFonts w:hint="eastAsia"/>
+        </w:rPr>
+        <w:t>배경 이미지 파일 경로 지정하여 적용</w:t>
+      </w:r>
+    </w:p>
+    <w:p>
+      <w:pPr>
+        <w:pStyle w:val="a6"/>
+        <w:widowControl/>
+        <w:numPr>
+          <w:ilvl w:val="0"/>
+          <w:numId w:val="6"/>
+        </w:numPr>
+        <w:shd w:val="clear" w:color="auto" w:fill="121314"/>
+        <w:wordWrap/>
+        <w:autoSpaceDE/>
+        <w:autoSpaceDN/>
+        <w:spacing w:after="0" w:line="285" w:lineRule="atLeast"/>
+        <w:rPr>
+          <w:rFonts w:ascii="D2Coding" w:eastAsia="D2Coding" w:hAnsi="D2Coding" w:cs="굴림"/>
+          <w:color w:val="BBBEBF"/>
+          <w:kern w:val="0"/>
+          <w:sz w:val="21"/>
+          <w:szCs w:val="21"/>
+          <w14:ligatures w14:val="none"/>
+        </w:rPr>
+      </w:pPr>
+      <w:r>
+        <w:rPr>
+          <w:rFonts w:ascii="D2Coding" w:eastAsia="D2Coding" w:hAnsi="D2Coding" w:cs="굴림" w:hint="eastAsia"/>
+          <w:color w:val="D4D4D4"/>
+          <w:kern w:val="0"/>
+          <w:sz w:val="21"/>
+          <w:szCs w:val="21"/>
+          <w14:ligatures w14:val="none"/>
+        </w:rPr>
+        <w:t xml:space="preserve">    </w:t>
+      </w:r>
+      <w:r>
+        <w:rPr>
+          <w:rFonts w:ascii="D2Coding" w:eastAsia="D2Coding" w:hAnsi="D2Coding" w:cs="굴림" w:hint="eastAsia"/>
+          <w:color w:val="D7BA7D"/>
+          <w:kern w:val="0"/>
+          <w:sz w:val="21"/>
+          <w:szCs w:val="21"/>
+          <w14:ligatures w14:val="none"/>
+        </w:rPr>
+        <w:t>section</w:t>
+      </w:r>
+      <w:r>
+        <w:rPr>
+          <w:rFonts w:ascii="D2Coding" w:eastAsia="D2Coding" w:hAnsi="D2Coding" w:cs="굴림" w:hint="eastAsia"/>
+          <w:color w:val="D4D4D4"/>
+          <w:kern w:val="0"/>
+          <w:sz w:val="21"/>
+          <w:szCs w:val="21"/>
+          <w14:ligatures w14:val="none"/>
+        </w:rPr>
+        <w:t xml:space="preserve"> {</w:t>
+      </w:r>
+    </w:p>
+    <w:p>
+      <w:pPr>
+        <w:pStyle w:val="a6"/>
+        <w:widowControl/>
+        <w:numPr>
+          <w:ilvl w:val="0"/>
+          <w:numId w:val="6"/>
+        </w:numPr>
+        <w:shd w:val="clear" w:color="auto" w:fill="121314"/>
+        <w:wordWrap/>
+        <w:autoSpaceDE/>
+        <w:autoSpaceDN/>
+        <w:spacing w:after="0" w:line="285" w:lineRule="atLeast"/>
+        <w:rPr>
+          <w:rFonts w:ascii="D2Coding" w:eastAsia="D2Coding" w:hAnsi="D2Coding" w:cs="굴림" w:hint="eastAsia"/>
+          <w:color w:val="BBBEBF"/>
+          <w:kern w:val="0"/>
+          <w:sz w:val="21"/>
+          <w:szCs w:val="21"/>
+          <w14:ligatures w14:val="none"/>
+        </w:rPr>
+      </w:pPr>
+      <w:r>
+        <w:rPr>
+          <w:rFonts w:ascii="D2Coding" w:eastAsia="D2Coding" w:hAnsi="D2Coding" w:cs="굴림" w:hint="eastAsia"/>
+          <w:color w:val="D4D4D4"/>
+          <w:kern w:val="0"/>
+          <w:sz w:val="21"/>
+          <w:szCs w:val="21"/>
+          <w14:ligatures w14:val="none"/>
+        </w:rPr>
+        <w:t xml:space="preserve">    </w:t>
+      </w:r>
+      <w:r>
+        <w:rPr>
+          <w:rFonts w:ascii="D2Coding" w:eastAsia="D2Coding" w:hAnsi="D2Coding" w:cs="굴림" w:hint="eastAsia"/>
+          <w:color w:val="9CDCFE"/>
+          <w:kern w:val="0"/>
+          <w:sz w:val="21"/>
+          <w:szCs w:val="21"/>
+          <w14:ligatures w14:val="none"/>
+        </w:rPr>
+        <w:t>width</w:t>
+      </w:r>
+      <w:r>
+        <w:rPr>
+          <w:rFonts w:ascii="D2Coding" w:eastAsia="D2Coding" w:hAnsi="D2Coding" w:cs="굴림" w:hint="eastAsia"/>
+          <w:color w:val="D4D4D4"/>
+          <w:kern w:val="0"/>
+          <w:sz w:val="21"/>
+          <w:szCs w:val="21"/>
+          <w14:ligatures w14:val="none"/>
+        </w:rPr>
+        <w:t xml:space="preserve">: </w:t>
+      </w:r>
+      <w:proofErr w:type="gramStart"/>
+      <w:r>
+        <w:rPr>
+          <w:rFonts w:ascii="D2Coding" w:eastAsia="D2Coding" w:hAnsi="D2Coding" w:cs="굴림" w:hint="eastAsia"/>
+          <w:color w:val="B5CEA8"/>
+          <w:kern w:val="0"/>
+          <w:sz w:val="21"/>
+          <w:szCs w:val="21"/>
+          <w14:ligatures w14:val="none"/>
+        </w:rPr>
+        <w:t>200px</w:t>
+      </w:r>
+      <w:r>
+        <w:rPr>
+          <w:rFonts w:ascii="D2Coding" w:eastAsia="D2Coding" w:hAnsi="D2Coding" w:cs="굴림" w:hint="eastAsia"/>
+          <w:color w:val="D4D4D4"/>
+          <w:kern w:val="0"/>
+          <w:sz w:val="21"/>
+          <w:szCs w:val="21"/>
+          <w14:ligatures w14:val="none"/>
+        </w:rPr>
+        <w:t>;</w:t>
+      </w:r>
+      <w:proofErr w:type="gramEnd"/>
+      <w:r>
+        <w:rPr>
+          <w:rFonts w:ascii="D2Coding" w:eastAsia="D2Coding" w:hAnsi="D2Coding" w:cs="굴림" w:hint="eastAsia"/>
+          <w:color w:val="D4D4D4"/>
+          <w:kern w:val="0"/>
+          <w:sz w:val="21"/>
+          <w:szCs w:val="21"/>
+          <w14:ligatures w14:val="none"/>
+        </w:rPr>
+        <w:t xml:space="preserve"> </w:t>
+      </w:r>
+    </w:p>
+    <w:p>
+      <w:pPr>
+        <w:pStyle w:val="a6"/>
+        <w:widowControl/>
+        <w:numPr>
+          <w:ilvl w:val="0"/>
+          <w:numId w:val="6"/>
+        </w:numPr>
+        <w:shd w:val="clear" w:color="auto" w:fill="121314"/>
+        <w:wordWrap/>
+        <w:autoSpaceDE/>
+        <w:autoSpaceDN/>
+        <w:spacing w:after="0" w:line="285" w:lineRule="atLeast"/>
+        <w:rPr>
+          <w:rFonts w:ascii="D2Coding" w:eastAsia="D2Coding" w:hAnsi="D2Coding" w:cs="굴림" w:hint="eastAsia"/>
+          <w:color w:val="BBBEBF"/>
+          <w:kern w:val="0"/>
+          <w:sz w:val="21"/>
+          <w:szCs w:val="21"/>
+          <w14:ligatures w14:val="none"/>
+        </w:rPr>
+      </w:pPr>
+      <w:r>
+        <w:rPr>
+          <w:rFonts w:ascii="D2Coding" w:eastAsia="D2Coding" w:hAnsi="D2Coding" w:cs="굴림" w:hint="eastAsia"/>
+          <w:color w:val="D4D4D4"/>
+          <w:kern w:val="0"/>
+          <w:sz w:val="21"/>
+          <w:szCs w:val="21"/>
+          <w14:ligatures w14:val="none"/>
+        </w:rPr>
+        <w:t xml:space="preserve">    </w:t>
+      </w:r>
+      <w:r>
+        <w:rPr>
+          <w:rFonts w:ascii="D2Coding" w:eastAsia="D2Coding" w:hAnsi="D2Coding" w:cs="굴림" w:hint="eastAsia"/>
+          <w:color w:val="9CDCFE"/>
+          <w:kern w:val="0"/>
+          <w:sz w:val="21"/>
+          <w:szCs w:val="21"/>
+          <w14:ligatures w14:val="none"/>
+        </w:rPr>
+        <w:t>height</w:t>
+      </w:r>
+      <w:r>
+        <w:rPr>
+          <w:rFonts w:ascii="D2Coding" w:eastAsia="D2Coding" w:hAnsi="D2Coding" w:cs="굴림" w:hint="eastAsia"/>
+          <w:color w:val="D4D4D4"/>
+          <w:kern w:val="0"/>
+          <w:sz w:val="21"/>
+          <w:szCs w:val="21"/>
+          <w14:ligatures w14:val="none"/>
+        </w:rPr>
+        <w:t xml:space="preserve">: </w:t>
+      </w:r>
+      <w:proofErr w:type="gramStart"/>
+      <w:r>
+        <w:rPr>
+          <w:rFonts w:ascii="D2Coding" w:eastAsia="D2Coding" w:hAnsi="D2Coding" w:cs="굴림" w:hint="eastAsia"/>
+          <w:color w:val="B5CEA8"/>
+          <w:kern w:val="0"/>
+          <w:sz w:val="21"/>
+          <w:szCs w:val="21"/>
+          <w14:ligatures w14:val="none"/>
+        </w:rPr>
+        <w:t>200px</w:t>
+      </w:r>
+      <w:r>
+        <w:rPr>
+          <w:rFonts w:ascii="D2Coding" w:eastAsia="D2Coding" w:hAnsi="D2Coding" w:cs="굴림" w:hint="eastAsia"/>
+          <w:color w:val="D4D4D4"/>
+          <w:kern w:val="0"/>
+          <w:sz w:val="21"/>
+          <w:szCs w:val="21"/>
+          <w14:ligatures w14:val="none"/>
+        </w:rPr>
+        <w:t>;</w:t>
+      </w:r>
+      <w:proofErr w:type="gramEnd"/>
+    </w:p>
+    <w:p>
+      <w:pPr>
+        <w:pStyle w:val="a6"/>
+        <w:widowControl/>
+        <w:numPr>
+          <w:ilvl w:val="0"/>
+          <w:numId w:val="6"/>
+        </w:numPr>
+        <w:shd w:val="clear" w:color="auto" w:fill="121314"/>
+        <w:wordWrap/>
+        <w:autoSpaceDE/>
+        <w:autoSpaceDN/>
+        <w:spacing w:after="0" w:line="285" w:lineRule="atLeast"/>
+        <w:rPr>
+          <w:rFonts w:ascii="D2Coding" w:eastAsia="D2Coding" w:hAnsi="D2Coding" w:cs="굴림" w:hint="eastAsia"/>
+          <w:color w:val="BBBEBF"/>
+          <w:kern w:val="0"/>
+          <w:sz w:val="21"/>
+          <w:szCs w:val="21"/>
+          <w14:ligatures w14:val="none"/>
+        </w:rPr>
+      </w:pPr>
+      <w:r>
+        <w:rPr>
+          <w:rFonts w:ascii="D2Coding" w:eastAsia="D2Coding" w:hAnsi="D2Coding" w:cs="굴림" w:hint="eastAsia"/>
+          <w:color w:val="D4D4D4"/>
+          <w:kern w:val="0"/>
+          <w:sz w:val="21"/>
+          <w:szCs w:val="21"/>
+          <w14:ligatures w14:val="none"/>
+        </w:rPr>
+        <w:t xml:space="preserve">    </w:t>
+      </w:r>
+      <w:r>
+        <w:rPr>
+          <w:rFonts w:ascii="D2Coding" w:eastAsia="D2Coding" w:hAnsi="D2Coding" w:cs="굴림" w:hint="eastAsia"/>
+          <w:color w:val="9CDCFE"/>
+          <w:kern w:val="0"/>
+          <w:sz w:val="21"/>
+          <w:szCs w:val="21"/>
+          <w14:ligatures w14:val="none"/>
+        </w:rPr>
+        <w:t>border</w:t>
+      </w:r>
+      <w:r>
+        <w:rPr>
+          <w:rFonts w:ascii="D2Coding" w:eastAsia="D2Coding" w:hAnsi="D2Coding" w:cs="굴림" w:hint="eastAsia"/>
+          <w:color w:val="D4D4D4"/>
+          <w:kern w:val="0"/>
+          <w:sz w:val="21"/>
+          <w:szCs w:val="21"/>
+          <w14:ligatures w14:val="none"/>
+        </w:rPr>
+        <w:t xml:space="preserve">: </w:t>
+      </w:r>
+      <w:r>
+        <w:rPr>
+          <w:rFonts w:ascii="D2Coding" w:eastAsia="D2Coding" w:hAnsi="D2Coding" w:cs="굴림" w:hint="eastAsia"/>
+          <w:color w:val="B5CEA8"/>
+          <w:kern w:val="0"/>
+          <w:sz w:val="21"/>
+          <w:szCs w:val="21"/>
+          <w14:ligatures w14:val="none"/>
+        </w:rPr>
+        <w:t>1px</w:t>
+      </w:r>
+      <w:r>
+        <w:rPr>
+          <w:rFonts w:ascii="D2Coding" w:eastAsia="D2Coding" w:hAnsi="D2Coding" w:cs="굴림" w:hint="eastAsia"/>
+          <w:color w:val="D4D4D4"/>
+          <w:kern w:val="0"/>
+          <w:sz w:val="21"/>
+          <w:szCs w:val="21"/>
+          <w14:ligatures w14:val="none"/>
+        </w:rPr>
+        <w:t xml:space="preserve"> </w:t>
+      </w:r>
+      <w:r>
+        <w:rPr>
+          <w:rFonts w:ascii="D2Coding" w:eastAsia="D2Coding" w:hAnsi="D2Coding" w:cs="굴림" w:hint="eastAsia"/>
+          <w:color w:val="CE9178"/>
+          <w:kern w:val="0"/>
+          <w:sz w:val="21"/>
+          <w:szCs w:val="21"/>
+          <w14:ligatures w14:val="none"/>
+        </w:rPr>
+        <w:t>solid</w:t>
+      </w:r>
+      <w:r>
+        <w:rPr>
+          <w:rFonts w:ascii="D2Coding" w:eastAsia="D2Coding" w:hAnsi="D2Coding" w:cs="굴림" w:hint="eastAsia"/>
+          <w:color w:val="D4D4D4"/>
+          <w:kern w:val="0"/>
+          <w:sz w:val="21"/>
+          <w:szCs w:val="21"/>
+          <w14:ligatures w14:val="none"/>
+        </w:rPr>
+        <w:t xml:space="preserve"> </w:t>
+      </w:r>
+      <w:proofErr w:type="gramStart"/>
+      <w:r>
+        <w:rPr>
+          <w:rFonts w:ascii="D2Coding" w:eastAsia="D2Coding" w:hAnsi="D2Coding" w:cs="굴림" w:hint="eastAsia"/>
+          <w:color w:val="CE9178"/>
+          <w:kern w:val="0"/>
+          <w:sz w:val="21"/>
+          <w:szCs w:val="21"/>
+          <w14:ligatures w14:val="none"/>
+        </w:rPr>
+        <w:t>#000</w:t>
+      </w:r>
+      <w:r>
+        <w:rPr>
+          <w:rFonts w:ascii="D2Coding" w:eastAsia="D2Coding" w:hAnsi="D2Coding" w:cs="굴림" w:hint="eastAsia"/>
+          <w:color w:val="D4D4D4"/>
+          <w:kern w:val="0"/>
+          <w:sz w:val="21"/>
+          <w:szCs w:val="21"/>
+          <w14:ligatures w14:val="none"/>
+        </w:rPr>
+        <w:t>;</w:t>
+      </w:r>
+      <w:proofErr w:type="gramEnd"/>
+    </w:p>
+    <w:p>
+      <w:pPr>
+        <w:pStyle w:val="a6"/>
+        <w:widowControl/>
+        <w:numPr>
+          <w:ilvl w:val="0"/>
+          <w:numId w:val="6"/>
+        </w:numPr>
+        <w:shd w:val="clear" w:color="auto" w:fill="121314"/>
+        <w:wordWrap/>
+        <w:autoSpaceDE/>
+        <w:autoSpaceDN/>
+        <w:spacing w:after="0" w:line="285" w:lineRule="atLeast"/>
+        <w:rPr>
+          <w:rFonts w:ascii="D2Coding" w:eastAsia="D2Coding" w:hAnsi="D2Coding" w:cs="굴림" w:hint="eastAsia"/>
+          <w:color w:val="BBBEBF"/>
+          <w:kern w:val="0"/>
+          <w:sz w:val="21"/>
+          <w:szCs w:val="21"/>
+          <w14:ligatures w14:val="none"/>
+        </w:rPr>
+      </w:pPr>
+      <w:r>
+        <w:rPr>
+          <w:rFonts w:ascii="D2Coding" w:eastAsia="D2Coding" w:hAnsi="D2Coding" w:cs="굴림" w:hint="eastAsia"/>
+          <w:color w:val="D4D4D4"/>
+          <w:kern w:val="0"/>
+          <w:sz w:val="21"/>
+          <w:szCs w:val="21"/>
+          <w14:ligatures w14:val="none"/>
+        </w:rPr>
+        <w:t xml:space="preserve">    </w:t>
+      </w:r>
+      <w:r>
+        <w:rPr>
+          <w:rFonts w:ascii="D2Coding" w:eastAsia="D2Coding" w:hAnsi="D2Coding" w:cs="굴림" w:hint="eastAsia"/>
+          <w:color w:val="9CDCFE"/>
+          <w:kern w:val="0"/>
+          <w:sz w:val="21"/>
+          <w:szCs w:val="21"/>
+          <w14:ligatures w14:val="none"/>
+        </w:rPr>
+        <w:t>background-image</w:t>
+      </w:r>
+      <w:r>
+        <w:rPr>
+          <w:rFonts w:ascii="D2Coding" w:eastAsia="D2Coding" w:hAnsi="D2Coding" w:cs="굴림" w:hint="eastAsia"/>
+          <w:color w:val="D4D4D4"/>
+          <w:kern w:val="0"/>
+          <w:sz w:val="21"/>
+          <w:szCs w:val="21"/>
+          <w14:ligatures w14:val="none"/>
+        </w:rPr>
+        <w:t xml:space="preserve">: </w:t>
+      </w:r>
+      <w:proofErr w:type="spellStart"/>
+      <w:r>
+        <w:rPr>
+          <w:rFonts w:ascii="D2Coding" w:eastAsia="D2Coding" w:hAnsi="D2Coding" w:cs="굴림" w:hint="eastAsia"/>
+          <w:color w:val="DCDCAA"/>
+          <w:kern w:val="0"/>
+          <w:sz w:val="21"/>
+          <w:szCs w:val="21"/>
+          <w14:ligatures w14:val="none"/>
+        </w:rPr>
+        <w:t>url</w:t>
+      </w:r>
+      <w:proofErr w:type="spellEnd"/>
+      <w:r>
+        <w:rPr>
+          <w:rFonts w:ascii="D2Coding" w:eastAsia="D2Coding" w:hAnsi="D2Coding" w:cs="굴림" w:hint="eastAsia"/>
+          <w:color w:val="D4D4D4"/>
+          <w:kern w:val="0"/>
+          <w:sz w:val="21"/>
+          <w:szCs w:val="21"/>
+          <w14:ligatures w14:val="none"/>
+        </w:rPr>
+        <w:t>(</w:t>
+      </w:r>
+      <w:r>
+        <w:rPr>
+          <w:rFonts w:ascii="D2Coding" w:eastAsia="D2Coding" w:hAnsi="D2Coding" w:cs="굴림" w:hint="eastAsia"/>
+          <w:color w:val="9CDCFE"/>
+          <w:kern w:val="0"/>
+          <w:sz w:val="21"/>
+          <w:szCs w:val="21"/>
+          <w14:ligatures w14:val="none"/>
+        </w:rPr>
+        <w:t>../images/pattern.png</w:t>
+      </w:r>
+      <w:proofErr w:type="gramStart"/>
+      <w:r>
+        <w:rPr>
+          <w:rFonts w:ascii="D2Coding" w:eastAsia="D2Coding" w:hAnsi="D2Coding" w:cs="굴림" w:hint="eastAsia"/>
+          <w:color w:val="D4D4D4"/>
+          <w:kern w:val="0"/>
+          <w:sz w:val="21"/>
+          <w:szCs w:val="21"/>
+          <w14:ligatures w14:val="none"/>
+        </w:rPr>
+        <w:t>);</w:t>
+      </w:r>
+      <w:proofErr w:type="gramEnd"/>
+      <w:r>
+        <w:rPr>
+          <w:rFonts w:ascii="D2Coding" w:eastAsia="D2Coding" w:hAnsi="D2Coding" w:cs="굴림" w:hint="eastAsia"/>
+          <w:color w:val="D4D4D4"/>
+          <w:kern w:val="0"/>
+          <w:sz w:val="21"/>
+          <w:szCs w:val="21"/>
+          <w14:ligatures w14:val="none"/>
+        </w:rPr>
+        <w:t xml:space="preserve"> </w:t>
+      </w:r>
+    </w:p>
+    <w:p>
+      <w:r>
+        <w:rPr>
+          <w:rFonts w:hint="eastAsia"/>
+        </w:rPr>
+        <w:t>+ background-</w:t>
+      </w:r>
+      <w:proofErr w:type="gramStart"/>
+      <w:r>
+        <w:rPr>
+          <w:rFonts w:hint="eastAsia"/>
+        </w:rPr>
+        <w:t>repeat 를</w:t>
+      </w:r>
+      <w:proofErr w:type="gramEnd"/>
+      <w:r>
+        <w:rPr>
+          <w:rFonts w:hint="eastAsia"/>
+        </w:rPr>
+        <w:t xml:space="preserve"> </w:t>
+      </w:r>
+      <w:r>
+        <w:rPr>
+          <w:rFonts w:hint="eastAsia"/>
+        </w:rPr>
+        <w:t>통해 이미지 반복을 통한 채우기 가능</w:t>
+      </w:r>
+    </w:p>
+    <w:p>
+      <w:pPr>
+        <w:pStyle w:val="a6"/>
+        <w:numPr>
+          <w:ilvl w:val="0"/>
+          <w:numId w:val="2"/>
+        </w:numPr>
+      </w:pPr>
+      <w:r>
+        <w:rPr>
+          <w:rFonts w:hint="eastAsia"/>
+        </w:rPr>
+        <w:t xml:space="preserve">repeat 은 채우기, no-repeat는 </w:t>
+      </w:r>
+      <w:r>
+        <w:rPr>
+          <w:rFonts w:hint="eastAsia"/>
+        </w:rPr>
+        <w:t xml:space="preserve">단일 이미지, repeat-x 또는 </w:t>
+      </w:r>
+      <w:proofErr w:type="gramStart"/>
+      <w:r>
+        <w:rPr>
+          <w:rFonts w:hint="eastAsia"/>
+        </w:rPr>
+        <w:t>y 는</w:t>
+      </w:r>
+      <w:proofErr w:type="gramEnd"/>
+      <w:r>
+        <w:rPr>
+          <w:rFonts w:hint="eastAsia"/>
+        </w:rPr>
+        <w:t xml:space="preserve"> 각 축 반복</w:t>
+      </w:r>
+    </w:p>
+    <w:p>
+      <w:r>
+        <w:rPr>
+          <w:rFonts w:hint="eastAsia"/>
+        </w:rPr>
+        <w:t>+background-position은 no-repeat와 함께 쓰이며, 이미지 위치 지정</w:t>
+      </w:r>
+    </w:p>
     <w:p/>
     <w:p>
       <w:pPr>
-        <w:rPr>
-          <w:rFonts w:hint="eastAsia"/>
-        </w:rPr>
-      </w:pPr>
-      <w:r>
-        <w:rPr>
-          <w:rFonts w:hint="eastAsia"/>
-        </w:rPr>
-        <w:t>----------------------------------------------------------------------------------------------------</w:t>
-      </w:r>
+        <w:pStyle w:val="a6"/>
+        <w:numPr>
+          <w:ilvl w:val="0"/>
+          <w:numId w:val="6"/>
+        </w:numPr>
+      </w:pPr>
+      <w:r>
+        <w:rPr>
+          <w:rFonts w:hint="eastAsia"/>
+        </w:rPr>
+        <w:t xml:space="preserve">background-origin </w:t>
+      </w:r>
+      <w:r>
+        <w:sym w:font="Wingdings" w:char="F0E0"/>
+      </w:r>
+      <w:r>
+        <w:rPr>
+          <w:rFonts w:hint="eastAsia"/>
+        </w:rPr>
+        <w:t xml:space="preserve"> 배경 이미지 배치 기준 설정</w:t>
+      </w:r>
+    </w:p>
+    <w:p>
+      <w:pPr>
+        <w:pStyle w:val="a6"/>
+        <w:numPr>
+          <w:ilvl w:val="0"/>
+          <w:numId w:val="6"/>
+        </w:numPr>
+      </w:pPr>
+      <w:r>
+        <w:rPr>
+          <w:rFonts w:hint="eastAsia"/>
+        </w:rPr>
+        <w:t>background-attach</w:t>
+      </w:r>
+      <w:r>
+        <w:rPr>
+          <w:rFonts w:hint="eastAsia"/>
+        </w:rPr>
+        <w:t xml:space="preserve">ment </w:t>
+      </w:r>
+      <w:r>
+        <w:sym w:font="Wingdings" w:char="F0E0"/>
+      </w:r>
+      <w:r>
+        <w:rPr>
+          <w:rFonts w:hint="eastAsia"/>
+        </w:rPr>
+        <w:t xml:space="preserve"> 이미지 화면에 고정</w:t>
+      </w:r>
+    </w:p>
+    <w:p>
+      <w:pPr>
+        <w:pStyle w:val="a6"/>
+        <w:widowControl/>
+        <w:numPr>
+          <w:ilvl w:val="0"/>
+          <w:numId w:val="6"/>
+        </w:numPr>
+        <w:shd w:val="clear" w:color="auto" w:fill="121314"/>
+        <w:wordWrap/>
+        <w:autoSpaceDE/>
+        <w:autoSpaceDN/>
+        <w:spacing w:after="0" w:line="285" w:lineRule="atLeast"/>
+        <w:rPr>
+          <w:rFonts w:ascii="D2Coding" w:eastAsia="D2Coding" w:hAnsi="D2Coding" w:cs="굴림"/>
+          <w:color w:val="BBBEBF"/>
+          <w:kern w:val="0"/>
+          <w:sz w:val="21"/>
+          <w:szCs w:val="21"/>
+          <w14:ligatures w14:val="none"/>
+        </w:rPr>
+      </w:pPr>
+      <w:r>
+        <w:rPr>
+          <w:rFonts w:ascii="D2Coding" w:eastAsia="D2Coding" w:hAnsi="D2Coding" w:cs="굴림" w:hint="eastAsia"/>
+          <w:color w:val="D4D4D4"/>
+          <w:kern w:val="0"/>
+          <w:sz w:val="21"/>
+          <w:szCs w:val="21"/>
+          <w14:ligatures w14:val="none"/>
+        </w:rPr>
+        <w:t xml:space="preserve">      </w:t>
+      </w:r>
+      <w:r>
+        <w:rPr>
+          <w:rFonts w:ascii="D2Coding" w:eastAsia="D2Coding" w:hAnsi="D2Coding" w:cs="굴림" w:hint="eastAsia"/>
+          <w:color w:val="D7BA7D"/>
+          <w:kern w:val="0"/>
+          <w:sz w:val="21"/>
+          <w:szCs w:val="21"/>
+          <w14:ligatures w14:val="none"/>
+        </w:rPr>
+        <w:t>body</w:t>
+      </w:r>
+      <w:r>
+        <w:rPr>
+          <w:rFonts w:ascii="D2Coding" w:eastAsia="D2Coding" w:hAnsi="D2Coding" w:cs="굴림" w:hint="eastAsia"/>
+          <w:color w:val="D4D4D4"/>
+          <w:kern w:val="0"/>
+          <w:sz w:val="21"/>
+          <w:szCs w:val="21"/>
+          <w14:ligatures w14:val="none"/>
+        </w:rPr>
+        <w:t xml:space="preserve"> {</w:t>
+      </w:r>
+    </w:p>
+    <w:p>
+      <w:pPr>
+        <w:pStyle w:val="a6"/>
+        <w:widowControl/>
+        <w:numPr>
+          <w:ilvl w:val="0"/>
+          <w:numId w:val="6"/>
+        </w:numPr>
+        <w:shd w:val="clear" w:color="auto" w:fill="121314"/>
+        <w:wordWrap/>
+        <w:autoSpaceDE/>
+        <w:autoSpaceDN/>
+        <w:spacing w:after="0" w:line="285" w:lineRule="atLeast"/>
+        <w:rPr>
+          <w:rFonts w:ascii="D2Coding" w:eastAsia="D2Coding" w:hAnsi="D2Coding" w:cs="굴림" w:hint="eastAsia"/>
+          <w:color w:val="BBBEBF"/>
+          <w:kern w:val="0"/>
+          <w:sz w:val="21"/>
+          <w:szCs w:val="21"/>
+          <w14:ligatures w14:val="none"/>
+        </w:rPr>
+      </w:pPr>
+      <w:r>
+        <w:rPr>
+          <w:rFonts w:ascii="D2Coding" w:eastAsia="D2Coding" w:hAnsi="D2Coding" w:cs="굴림" w:hint="eastAsia"/>
+          <w:color w:val="D4D4D4"/>
+          <w:kern w:val="0"/>
+          <w:sz w:val="21"/>
+          <w:szCs w:val="21"/>
+          <w14:ligatures w14:val="none"/>
+        </w:rPr>
+        <w:t xml:space="preserve">        </w:t>
+      </w:r>
+      <w:r>
+        <w:rPr>
+          <w:rFonts w:ascii="D2Coding" w:eastAsia="D2Coding" w:hAnsi="D2Coding" w:cs="굴림" w:hint="eastAsia"/>
+          <w:color w:val="9CDCFE"/>
+          <w:kern w:val="0"/>
+          <w:sz w:val="21"/>
+          <w:szCs w:val="21"/>
+          <w14:ligatures w14:val="none"/>
+        </w:rPr>
+        <w:t>background-image</w:t>
+      </w:r>
+      <w:r>
+        <w:rPr>
+          <w:rFonts w:ascii="D2Coding" w:eastAsia="D2Coding" w:hAnsi="D2Coding" w:cs="굴림" w:hint="eastAsia"/>
+          <w:color w:val="D4D4D4"/>
+          <w:kern w:val="0"/>
+          <w:sz w:val="21"/>
+          <w:szCs w:val="21"/>
+          <w14:ligatures w14:val="none"/>
+        </w:rPr>
+        <w:t xml:space="preserve">: </w:t>
+      </w:r>
+      <w:proofErr w:type="spellStart"/>
+      <w:r>
+        <w:rPr>
+          <w:rFonts w:ascii="D2Coding" w:eastAsia="D2Coding" w:hAnsi="D2Coding" w:cs="굴림" w:hint="eastAsia"/>
+          <w:color w:val="DCDCAA"/>
+          <w:kern w:val="0"/>
+          <w:sz w:val="21"/>
+          <w:szCs w:val="21"/>
+          <w14:ligatures w14:val="none"/>
+        </w:rPr>
+        <w:t>url</w:t>
+      </w:r>
+      <w:proofErr w:type="spellEnd"/>
+      <w:r>
+        <w:rPr>
+          <w:rFonts w:ascii="D2Coding" w:eastAsia="D2Coding" w:hAnsi="D2Coding" w:cs="굴림" w:hint="eastAsia"/>
+          <w:color w:val="D4D4D4"/>
+          <w:kern w:val="0"/>
+          <w:sz w:val="21"/>
+          <w:szCs w:val="21"/>
+          <w14:ligatures w14:val="none"/>
+        </w:rPr>
+        <w:t>(</w:t>
+      </w:r>
+      <w:r>
+        <w:rPr>
+          <w:rFonts w:ascii="D2Coding" w:eastAsia="D2Coding" w:hAnsi="D2Coding" w:cs="굴림" w:hint="eastAsia"/>
+          <w:color w:val="A5D6FF"/>
+          <w:kern w:val="0"/>
+          <w:sz w:val="21"/>
+          <w:szCs w:val="21"/>
+          <w14:ligatures w14:val="none"/>
+        </w:rPr>
+        <w:t>"images/bg2.png"</w:t>
+      </w:r>
+      <w:r>
+        <w:rPr>
+          <w:rFonts w:ascii="D2Coding" w:eastAsia="D2Coding" w:hAnsi="D2Coding" w:cs="굴림" w:hint="eastAsia"/>
+          <w:color w:val="D4D4D4"/>
+          <w:kern w:val="0"/>
+          <w:sz w:val="21"/>
+          <w:szCs w:val="21"/>
+          <w14:ligatures w14:val="none"/>
+        </w:rPr>
+        <w:t>)</w:t>
+      </w:r>
+      <w:proofErr w:type="gramStart"/>
+      <w:r>
+        <w:rPr>
+          <w:rFonts w:ascii="D2Coding" w:eastAsia="D2Coding" w:hAnsi="D2Coding" w:cs="굴림" w:hint="eastAsia"/>
+          <w:color w:val="D4D4D4"/>
+          <w:kern w:val="0"/>
+          <w:sz w:val="21"/>
+          <w:szCs w:val="21"/>
+          <w14:ligatures w14:val="none"/>
+        </w:rPr>
+        <w:t xml:space="preserve">; </w:t>
+      </w:r>
+      <w:r>
+        <w:rPr>
+          <w:rFonts w:ascii="D2Coding" w:eastAsia="D2Coding" w:hAnsi="D2Coding" w:cs="굴림" w:hint="eastAsia"/>
+          <w:color w:val="8B949E"/>
+          <w:kern w:val="0"/>
+          <w:sz w:val="21"/>
+          <w:szCs w:val="21"/>
+          <w14:ligatures w14:val="none"/>
+        </w:rPr>
+        <w:t>/</w:t>
+      </w:r>
+      <w:proofErr w:type="gramEnd"/>
+      <w:r>
+        <w:rPr>
+          <w:rFonts w:ascii="D2Coding" w:eastAsia="D2Coding" w:hAnsi="D2Coding" w:cs="굴림" w:hint="eastAsia"/>
+          <w:color w:val="8B949E"/>
+          <w:kern w:val="0"/>
+          <w:sz w:val="21"/>
+          <w:szCs w:val="21"/>
+          <w14:ligatures w14:val="none"/>
+        </w:rPr>
+        <w:t>* 문서 전체 배경 이미지 */</w:t>
+      </w:r>
+    </w:p>
+    <w:p>
+      <w:pPr>
+        <w:pStyle w:val="a6"/>
+        <w:widowControl/>
+        <w:numPr>
+          <w:ilvl w:val="0"/>
+          <w:numId w:val="6"/>
+        </w:numPr>
+        <w:shd w:val="clear" w:color="auto" w:fill="121314"/>
+        <w:wordWrap/>
+        <w:autoSpaceDE/>
+        <w:autoSpaceDN/>
+        <w:spacing w:after="0" w:line="285" w:lineRule="atLeast"/>
+        <w:rPr>
+          <w:rFonts w:ascii="D2Coding" w:eastAsia="D2Coding" w:hAnsi="D2Coding" w:cs="굴림" w:hint="eastAsia"/>
+          <w:color w:val="BBBEBF"/>
+          <w:kern w:val="0"/>
+          <w:sz w:val="21"/>
+          <w:szCs w:val="21"/>
+          <w14:ligatures w14:val="none"/>
+        </w:rPr>
+      </w:pPr>
+      <w:r>
+        <w:rPr>
+          <w:rFonts w:ascii="D2Coding" w:eastAsia="D2Coding" w:hAnsi="D2Coding" w:cs="굴림" w:hint="eastAsia"/>
+          <w:color w:val="D4D4D4"/>
+          <w:kern w:val="0"/>
+          <w:sz w:val="21"/>
+          <w:szCs w:val="21"/>
+          <w14:ligatures w14:val="none"/>
+        </w:rPr>
+        <w:t xml:space="preserve">        </w:t>
+      </w:r>
+      <w:r>
+        <w:rPr>
+          <w:rFonts w:ascii="D2Coding" w:eastAsia="D2Coding" w:hAnsi="D2Coding" w:cs="굴림" w:hint="eastAsia"/>
+          <w:color w:val="9CDCFE"/>
+          <w:kern w:val="0"/>
+          <w:sz w:val="21"/>
+          <w:szCs w:val="21"/>
+          <w14:ligatures w14:val="none"/>
+        </w:rPr>
+        <w:t>background-repeat</w:t>
+      </w:r>
+      <w:r>
+        <w:rPr>
+          <w:rFonts w:ascii="D2Coding" w:eastAsia="D2Coding" w:hAnsi="D2Coding" w:cs="굴림" w:hint="eastAsia"/>
+          <w:color w:val="D4D4D4"/>
+          <w:kern w:val="0"/>
+          <w:sz w:val="21"/>
+          <w:szCs w:val="21"/>
+          <w14:ligatures w14:val="none"/>
+        </w:rPr>
+        <w:t xml:space="preserve">: </w:t>
+      </w:r>
+      <w:r>
+        <w:rPr>
+          <w:rFonts w:ascii="D2Coding" w:eastAsia="D2Coding" w:hAnsi="D2Coding" w:cs="굴림" w:hint="eastAsia"/>
+          <w:color w:val="CE9178"/>
+          <w:kern w:val="0"/>
+          <w:sz w:val="21"/>
+          <w:szCs w:val="21"/>
+          <w14:ligatures w14:val="none"/>
+        </w:rPr>
+        <w:t>no-</w:t>
+      </w:r>
+      <w:proofErr w:type="gramStart"/>
+      <w:r>
+        <w:rPr>
+          <w:rFonts w:ascii="D2Coding" w:eastAsia="D2Coding" w:hAnsi="D2Coding" w:cs="굴림" w:hint="eastAsia"/>
+          <w:color w:val="CE9178"/>
+          <w:kern w:val="0"/>
+          <w:sz w:val="21"/>
+          <w:szCs w:val="21"/>
+          <w14:ligatures w14:val="none"/>
+        </w:rPr>
+        <w:t>repeat</w:t>
+      </w:r>
+      <w:r>
+        <w:rPr>
+          <w:rFonts w:ascii="D2Coding" w:eastAsia="D2Coding" w:hAnsi="D2Coding" w:cs="굴림" w:hint="eastAsia"/>
+          <w:color w:val="D4D4D4"/>
+          <w:kern w:val="0"/>
+          <w:sz w:val="21"/>
+          <w:szCs w:val="21"/>
+          <w14:ligatures w14:val="none"/>
+        </w:rPr>
+        <w:t>;</w:t>
+      </w:r>
+      <w:proofErr w:type="gramEnd"/>
+    </w:p>
+    <w:p>
+      <w:pPr>
+        <w:pStyle w:val="a6"/>
+        <w:widowControl/>
+        <w:numPr>
+          <w:ilvl w:val="0"/>
+          <w:numId w:val="6"/>
+        </w:numPr>
+        <w:shd w:val="clear" w:color="auto" w:fill="121314"/>
+        <w:wordWrap/>
+        <w:autoSpaceDE/>
+        <w:autoSpaceDN/>
+        <w:spacing w:after="0" w:line="285" w:lineRule="atLeast"/>
+        <w:rPr>
+          <w:rFonts w:ascii="D2Coding" w:eastAsia="D2Coding" w:hAnsi="D2Coding" w:cs="굴림" w:hint="eastAsia"/>
+          <w:color w:val="BBBEBF"/>
+          <w:kern w:val="0"/>
+          <w:sz w:val="21"/>
+          <w:szCs w:val="21"/>
+          <w14:ligatures w14:val="none"/>
+        </w:rPr>
+      </w:pPr>
+      <w:r>
+        <w:rPr>
+          <w:rFonts w:ascii="D2Coding" w:eastAsia="D2Coding" w:hAnsi="D2Coding" w:cs="굴림" w:hint="eastAsia"/>
+          <w:color w:val="D4D4D4"/>
+          <w:kern w:val="0"/>
+          <w:sz w:val="21"/>
+          <w:szCs w:val="21"/>
+          <w14:ligatures w14:val="none"/>
+        </w:rPr>
+        <w:t xml:space="preserve">        </w:t>
+      </w:r>
+      <w:r>
+        <w:rPr>
+          <w:rFonts w:ascii="D2Coding" w:eastAsia="D2Coding" w:hAnsi="D2Coding" w:cs="굴림" w:hint="eastAsia"/>
+          <w:color w:val="9CDCFE"/>
+          <w:kern w:val="0"/>
+          <w:sz w:val="21"/>
+          <w:szCs w:val="21"/>
+          <w14:ligatures w14:val="none"/>
+        </w:rPr>
+        <w:t>background-position</w:t>
+      </w:r>
+      <w:r>
+        <w:rPr>
+          <w:rFonts w:ascii="D2Coding" w:eastAsia="D2Coding" w:hAnsi="D2Coding" w:cs="굴림" w:hint="eastAsia"/>
+          <w:color w:val="D4D4D4"/>
+          <w:kern w:val="0"/>
+          <w:sz w:val="21"/>
+          <w:szCs w:val="21"/>
+          <w14:ligatures w14:val="none"/>
+        </w:rPr>
+        <w:t xml:space="preserve">: </w:t>
+      </w:r>
+      <w:r>
+        <w:rPr>
+          <w:rFonts w:ascii="D2Coding" w:eastAsia="D2Coding" w:hAnsi="D2Coding" w:cs="굴림" w:hint="eastAsia"/>
+          <w:color w:val="CE9178"/>
+          <w:kern w:val="0"/>
+          <w:sz w:val="21"/>
+          <w:szCs w:val="21"/>
+          <w14:ligatures w14:val="none"/>
+        </w:rPr>
+        <w:t>right</w:t>
+      </w:r>
+      <w:r>
+        <w:rPr>
+          <w:rFonts w:ascii="D2Coding" w:eastAsia="D2Coding" w:hAnsi="D2Coding" w:cs="굴림" w:hint="eastAsia"/>
+          <w:color w:val="D4D4D4"/>
+          <w:kern w:val="0"/>
+          <w:sz w:val="21"/>
+          <w:szCs w:val="21"/>
+          <w14:ligatures w14:val="none"/>
+        </w:rPr>
+        <w:t xml:space="preserve"> </w:t>
+      </w:r>
+      <w:proofErr w:type="gramStart"/>
+      <w:r>
+        <w:rPr>
+          <w:rFonts w:ascii="D2Coding" w:eastAsia="D2Coding" w:hAnsi="D2Coding" w:cs="굴림" w:hint="eastAsia"/>
+          <w:color w:val="CE9178"/>
+          <w:kern w:val="0"/>
+          <w:sz w:val="21"/>
+          <w:szCs w:val="21"/>
+          <w14:ligatures w14:val="none"/>
+        </w:rPr>
+        <w:t>top</w:t>
+      </w:r>
+      <w:r>
+        <w:rPr>
+          <w:rFonts w:ascii="D2Coding" w:eastAsia="D2Coding" w:hAnsi="D2Coding" w:cs="굴림" w:hint="eastAsia"/>
+          <w:color w:val="D4D4D4"/>
+          <w:kern w:val="0"/>
+          <w:sz w:val="21"/>
+          <w:szCs w:val="21"/>
+          <w14:ligatures w14:val="none"/>
+        </w:rPr>
+        <w:t>;</w:t>
+      </w:r>
+      <w:proofErr w:type="gramEnd"/>
+    </w:p>
+    <w:p>
+      <w:pPr>
+        <w:pStyle w:val="a6"/>
+        <w:widowControl/>
+        <w:numPr>
+          <w:ilvl w:val="0"/>
+          <w:numId w:val="6"/>
+        </w:numPr>
+        <w:shd w:val="clear" w:color="auto" w:fill="121314"/>
+        <w:wordWrap/>
+        <w:autoSpaceDE/>
+        <w:autoSpaceDN/>
+        <w:spacing w:after="0" w:line="285" w:lineRule="atLeast"/>
+        <w:rPr>
+          <w:rFonts w:ascii="D2Coding" w:eastAsia="D2Coding" w:hAnsi="D2Coding" w:cs="굴림" w:hint="eastAsia"/>
+          <w:color w:val="BBBEBF"/>
+          <w:kern w:val="0"/>
+          <w:sz w:val="21"/>
+          <w:szCs w:val="21"/>
+          <w14:ligatures w14:val="none"/>
+        </w:rPr>
+      </w:pPr>
+      <w:r>
+        <w:rPr>
+          <w:rFonts w:ascii="D2Coding" w:eastAsia="D2Coding" w:hAnsi="D2Coding" w:cs="굴림" w:hint="eastAsia"/>
+          <w:color w:val="D4D4D4"/>
+          <w:kern w:val="0"/>
+          <w:sz w:val="21"/>
+          <w:szCs w:val="21"/>
+          <w14:ligatures w14:val="none"/>
+        </w:rPr>
+        <w:t xml:space="preserve">        </w:t>
+      </w:r>
+      <w:r>
+        <w:rPr>
+          <w:rFonts w:ascii="D2Coding" w:eastAsia="D2Coding" w:hAnsi="D2Coding" w:cs="굴림" w:hint="eastAsia"/>
+          <w:color w:val="9CDCFE"/>
+          <w:kern w:val="0"/>
+          <w:sz w:val="21"/>
+          <w:szCs w:val="21"/>
+          <w14:ligatures w14:val="none"/>
+        </w:rPr>
+        <w:t>background-attachment</w:t>
+      </w:r>
+      <w:r>
+        <w:rPr>
+          <w:rFonts w:ascii="D2Coding" w:eastAsia="D2Coding" w:hAnsi="D2Coding" w:cs="굴림" w:hint="eastAsia"/>
+          <w:color w:val="D4D4D4"/>
+          <w:kern w:val="0"/>
+          <w:sz w:val="21"/>
+          <w:szCs w:val="21"/>
+          <w14:ligatures w14:val="none"/>
+        </w:rPr>
+        <w:t xml:space="preserve">: </w:t>
+      </w:r>
+      <w:proofErr w:type="gramStart"/>
+      <w:r>
+        <w:rPr>
+          <w:rFonts w:ascii="D2Coding" w:eastAsia="D2Coding" w:hAnsi="D2Coding" w:cs="굴림" w:hint="eastAsia"/>
+          <w:color w:val="CE9178"/>
+          <w:kern w:val="0"/>
+          <w:sz w:val="21"/>
+          <w:szCs w:val="21"/>
+          <w14:ligatures w14:val="none"/>
+        </w:rPr>
+        <w:t>fixed</w:t>
+      </w:r>
+      <w:r>
+        <w:rPr>
+          <w:rFonts w:ascii="D2Coding" w:eastAsia="D2Coding" w:hAnsi="D2Coding" w:cs="굴림" w:hint="eastAsia"/>
+          <w:color w:val="D4D4D4"/>
+          <w:kern w:val="0"/>
+          <w:sz w:val="21"/>
+          <w:szCs w:val="21"/>
+          <w14:ligatures w14:val="none"/>
+        </w:rPr>
+        <w:t>;</w:t>
+      </w:r>
+      <w:proofErr w:type="gramEnd"/>
+    </w:p>
+    <w:p>
+      <w:pPr>
+        <w:pStyle w:val="a6"/>
+        <w:widowControl/>
+        <w:numPr>
+          <w:ilvl w:val="0"/>
+          <w:numId w:val="6"/>
+        </w:numPr>
+        <w:shd w:val="clear" w:color="auto" w:fill="121314"/>
+        <w:wordWrap/>
+        <w:autoSpaceDE/>
+        <w:autoSpaceDN/>
+        <w:spacing w:after="0" w:line="285" w:lineRule="atLeast"/>
+        <w:rPr>
+          <w:rFonts w:ascii="D2Coding" w:eastAsia="D2Coding" w:hAnsi="D2Coding" w:cs="굴림" w:hint="eastAsia"/>
+          <w:color w:val="BBBEBF"/>
+          <w:kern w:val="0"/>
+          <w:sz w:val="21"/>
+          <w:szCs w:val="21"/>
+          <w14:ligatures w14:val="none"/>
+        </w:rPr>
+      </w:pPr>
+      <w:r>
+        <w:rPr>
+          <w:rFonts w:ascii="D2Coding" w:eastAsia="D2Coding" w:hAnsi="D2Coding" w:cs="굴림" w:hint="eastAsia"/>
+          <w:color w:val="D4D4D4"/>
+          <w:kern w:val="0"/>
+          <w:sz w:val="21"/>
+          <w:szCs w:val="21"/>
+          <w14:ligatures w14:val="none"/>
+        </w:rPr>
+        <w:t>      }</w:t>
+      </w:r>
+    </w:p>
+    <w:p/>
+    <w:p>
+      <w:r>
+        <w:rPr>
+          <w:rFonts w:hint="eastAsia"/>
+        </w:rPr>
+        <w:t>+background-size</w:t>
+      </w:r>
+    </w:p>
+    <w:p>
+      <w:pPr>
+        <w:pStyle w:val="a6"/>
+        <w:numPr>
+          <w:ilvl w:val="0"/>
+          <w:numId w:val="6"/>
+        </w:numPr>
+      </w:pPr>
+      <w:r>
+        <w:rPr>
+          <w:rFonts w:hint="eastAsia"/>
+        </w:rPr>
+        <w:t xml:space="preserve">auto </w:t>
+      </w:r>
+      <w:r>
+        <w:sym w:font="Wingdings" w:char="F0E0"/>
+      </w:r>
+      <w:r>
+        <w:rPr>
+          <w:rFonts w:hint="eastAsia"/>
+        </w:rPr>
+        <w:t xml:space="preserve"> 기본값</w:t>
+      </w:r>
+    </w:p>
+    <w:p>
+      <w:pPr>
+        <w:pStyle w:val="a6"/>
+        <w:numPr>
+          <w:ilvl w:val="0"/>
+          <w:numId w:val="6"/>
+        </w:numPr>
+      </w:pPr>
+      <w:r>
+        <w:rPr>
+          <w:rFonts w:hint="eastAsia"/>
+        </w:rPr>
+        <w:t xml:space="preserve">contain </w:t>
+      </w:r>
+      <w:r>
+        <w:sym w:font="Wingdings" w:char="F0E0"/>
+      </w:r>
+      <w:r>
+        <w:rPr>
+          <w:rFonts w:hint="eastAsia"/>
+        </w:rPr>
+        <w:t xml:space="preserve"> 요소 안에 배경 이미지가 다 들어오도록 이미지 확대/축소</w:t>
+      </w:r>
+    </w:p>
+    <w:p>
+      <w:pPr>
+        <w:pStyle w:val="a6"/>
+        <w:numPr>
+          <w:ilvl w:val="0"/>
+          <w:numId w:val="6"/>
+        </w:numPr>
+        <w:rPr>
+          <w:rFonts w:hint="eastAsia"/>
+        </w:rPr>
+      </w:pPr>
+      <w:r>
+        <w:rPr>
+          <w:rFonts w:hint="eastAsia"/>
+        </w:rPr>
+        <w:t xml:space="preserve">cover </w:t>
+      </w:r>
+      <w:r>
+        <w:sym w:font="Wingdings" w:char="F0E0"/>
+      </w:r>
+      <w:r>
+        <w:rPr>
+          <w:rFonts w:hint="eastAsia"/>
+        </w:rPr>
+        <w:t xml:space="preserve"> 요소를 완전히 덮도록 배경 이미지 표시</w:t>
+      </w:r>
+    </w:p>
+    <w:p/>
+    <w:p/>
+    <w:p/>
+    <w:p/>
+    <w:p>
+      <w:proofErr w:type="spellStart"/>
+      <w:r>
+        <w:rPr>
+          <w:rFonts w:hint="eastAsia"/>
+        </w:rPr>
+        <w:lastRenderedPageBreak/>
+        <w:t>선택자</w:t>
+      </w:r>
+      <w:proofErr w:type="spellEnd"/>
+    </w:p>
+    <w:p>
+      <w:r>
+        <w:rPr>
+          <w:rFonts w:hint="eastAsia"/>
+        </w:rPr>
+        <w:t xml:space="preserve">자식 </w:t>
+      </w:r>
+      <w:proofErr w:type="spellStart"/>
+      <w:r>
+        <w:rPr>
+          <w:rFonts w:hint="eastAsia"/>
+        </w:rPr>
+        <w:t>선택자</w:t>
+      </w:r>
+      <w:proofErr w:type="spellEnd"/>
+      <w:r>
+        <w:rPr>
+          <w:rFonts w:hint="eastAsia"/>
+        </w:rPr>
+        <w:t xml:space="preserve">? </w:t>
+      </w:r>
+      <w:r>
+        <w:sym w:font="Wingdings" w:char="F0E0"/>
+      </w:r>
+      <w:r>
+        <w:rPr>
+          <w:rFonts w:hint="eastAsia"/>
+        </w:rPr>
+        <w:t xml:space="preserve"> </w:t>
+      </w:r>
+      <w:r>
+        <w:rPr>
+          <w:rFonts w:hint="eastAsia"/>
+        </w:rPr>
+        <w:t xml:space="preserve">부모 스타일의 요소를 하위 클래스에 모두 적용시키고 싶으면 스페이스바 쓰고 </w:t>
+      </w:r>
+      <w:proofErr w:type="spellStart"/>
+      <w:r>
+        <w:rPr>
+          <w:rFonts w:hint="eastAsia"/>
+        </w:rPr>
+        <w:t>이어붙이면</w:t>
+      </w:r>
+      <w:proofErr w:type="spellEnd"/>
+      <w:r>
+        <w:rPr>
+          <w:rFonts w:hint="eastAsia"/>
+        </w:rPr>
+        <w:t xml:space="preserve"> 됨.</w:t>
+      </w:r>
+    </w:p>
+    <w:p>
+      <w:pPr>
+        <w:pStyle w:val="a6"/>
+        <w:numPr>
+          <w:ilvl w:val="0"/>
+          <w:numId w:val="6"/>
+        </w:numPr>
+      </w:pPr>
+      <w:r>
+        <w:rPr>
+          <w:rFonts w:hint="eastAsia"/>
+        </w:rPr>
+        <w:t>ex) section 하위로 p 가 있으면,</w:t>
+      </w:r>
+    </w:p>
+    <w:p>
+      <w:pPr>
+        <w:pStyle w:val="a6"/>
+        <w:widowControl/>
+        <w:numPr>
+          <w:ilvl w:val="0"/>
+          <w:numId w:val="6"/>
+        </w:numPr>
+        <w:shd w:val="clear" w:color="auto" w:fill="121314"/>
+        <w:wordWrap/>
+        <w:autoSpaceDE/>
+        <w:autoSpaceDN/>
+        <w:spacing w:after="0" w:line="285" w:lineRule="atLeast"/>
+        <w:rPr>
+          <w:rFonts w:ascii="D2Coding" w:eastAsia="D2Coding" w:hAnsi="D2Coding" w:cs="굴림"/>
+          <w:color w:val="BBBEBF"/>
+          <w:kern w:val="0"/>
+          <w:sz w:val="21"/>
+          <w:szCs w:val="21"/>
+          <w14:ligatures w14:val="none"/>
+        </w:rPr>
+      </w:pPr>
+      <w:r>
+        <w:rPr>
+          <w:rFonts w:ascii="D2Coding" w:eastAsia="D2Coding" w:hAnsi="D2Coding" w:cs="굴림" w:hint="eastAsia"/>
+          <w:color w:val="D4D4D4"/>
+          <w:kern w:val="0"/>
+          <w:sz w:val="21"/>
+          <w:szCs w:val="21"/>
+          <w14:ligatures w14:val="none"/>
+        </w:rPr>
+        <w:t xml:space="preserve">    </w:t>
+      </w:r>
+      <w:r>
+        <w:rPr>
+          <w:rFonts w:ascii="D2Coding" w:eastAsia="D2Coding" w:hAnsi="D2Coding" w:cs="굴림" w:hint="eastAsia"/>
+          <w:color w:val="D7BA7D"/>
+          <w:kern w:val="0"/>
+          <w:sz w:val="21"/>
+          <w:szCs w:val="21"/>
+          <w14:ligatures w14:val="none"/>
+        </w:rPr>
+        <w:t>section</w:t>
+      </w:r>
+      <w:r>
+        <w:rPr>
+          <w:rFonts w:ascii="D2Coding" w:eastAsia="D2Coding" w:hAnsi="D2Coding" w:cs="굴림" w:hint="eastAsia"/>
+          <w:color w:val="D4D4D4"/>
+          <w:kern w:val="0"/>
+          <w:sz w:val="21"/>
+          <w:szCs w:val="21"/>
+          <w14:ligatures w14:val="none"/>
+        </w:rPr>
+        <w:t xml:space="preserve"> </w:t>
+      </w:r>
+      <w:proofErr w:type="gramStart"/>
+      <w:r>
+        <w:rPr>
+          <w:rFonts w:ascii="D2Coding" w:eastAsia="D2Coding" w:hAnsi="D2Coding" w:cs="굴림" w:hint="eastAsia"/>
+          <w:color w:val="D7BA7D"/>
+          <w:kern w:val="0"/>
+          <w:sz w:val="21"/>
+          <w:szCs w:val="21"/>
+          <w14:ligatures w14:val="none"/>
+        </w:rPr>
+        <w:t>p</w:t>
+      </w:r>
+      <w:r>
+        <w:rPr>
+          <w:rFonts w:ascii="D2Coding" w:eastAsia="D2Coding" w:hAnsi="D2Coding" w:cs="굴림" w:hint="eastAsia"/>
+          <w:color w:val="D4D4D4"/>
+          <w:kern w:val="0"/>
+          <w:sz w:val="21"/>
+          <w:szCs w:val="21"/>
+          <w14:ligatures w14:val="none"/>
+        </w:rPr>
+        <w:t>{</w:t>
+      </w:r>
+      <w:proofErr w:type="gramEnd"/>
+    </w:p>
+    <w:p>
+      <w:pPr>
+        <w:pStyle w:val="a6"/>
+        <w:widowControl/>
+        <w:numPr>
+          <w:ilvl w:val="0"/>
+          <w:numId w:val="6"/>
+        </w:numPr>
+        <w:shd w:val="clear" w:color="auto" w:fill="121314"/>
+        <w:wordWrap/>
+        <w:autoSpaceDE/>
+        <w:autoSpaceDN/>
+        <w:spacing w:after="0" w:line="285" w:lineRule="atLeast"/>
+        <w:rPr>
+          <w:rFonts w:ascii="D2Coding" w:eastAsia="D2Coding" w:hAnsi="D2Coding" w:cs="굴림" w:hint="eastAsia"/>
+          <w:color w:val="BBBEBF"/>
+          <w:kern w:val="0"/>
+          <w:sz w:val="21"/>
+          <w:szCs w:val="21"/>
+          <w14:ligatures w14:val="none"/>
+        </w:rPr>
+      </w:pPr>
+      <w:r>
+        <w:rPr>
+          <w:rFonts w:ascii="D2Coding" w:eastAsia="D2Coding" w:hAnsi="D2Coding" w:cs="굴림" w:hint="eastAsia"/>
+          <w:color w:val="D4D4D4"/>
+          <w:kern w:val="0"/>
+          <w:sz w:val="21"/>
+          <w:szCs w:val="21"/>
+          <w14:ligatures w14:val="none"/>
+        </w:rPr>
+        <w:t xml:space="preserve">      </w:t>
+      </w:r>
+      <w:r>
+        <w:rPr>
+          <w:rFonts w:ascii="D2Coding" w:eastAsia="D2Coding" w:hAnsi="D2Coding" w:cs="굴림" w:hint="eastAsia"/>
+          <w:color w:val="9CDCFE"/>
+          <w:kern w:val="0"/>
+          <w:sz w:val="21"/>
+          <w:szCs w:val="21"/>
+          <w14:ligatures w14:val="none"/>
+        </w:rPr>
+        <w:t>color</w:t>
+      </w:r>
+      <w:r>
+        <w:rPr>
+          <w:rFonts w:ascii="D2Coding" w:eastAsia="D2Coding" w:hAnsi="D2Coding" w:cs="굴림" w:hint="eastAsia"/>
+          <w:color w:val="D4D4D4"/>
+          <w:kern w:val="0"/>
+          <w:sz w:val="21"/>
+          <w:szCs w:val="21"/>
+          <w14:ligatures w14:val="none"/>
+        </w:rPr>
+        <w:t xml:space="preserve">: </w:t>
+      </w:r>
+      <w:proofErr w:type="gramStart"/>
+      <w:r>
+        <w:rPr>
+          <w:rFonts w:ascii="D2Coding" w:eastAsia="D2Coding" w:hAnsi="D2Coding" w:cs="굴림" w:hint="eastAsia"/>
+          <w:color w:val="CE9178"/>
+          <w:kern w:val="0"/>
+          <w:sz w:val="21"/>
+          <w:szCs w:val="21"/>
+          <w14:ligatures w14:val="none"/>
+        </w:rPr>
+        <w:t>blue</w:t>
+      </w:r>
+      <w:r>
+        <w:rPr>
+          <w:rFonts w:ascii="D2Coding" w:eastAsia="D2Coding" w:hAnsi="D2Coding" w:cs="굴림" w:hint="eastAsia"/>
+          <w:color w:val="D4D4D4"/>
+          <w:kern w:val="0"/>
+          <w:sz w:val="21"/>
+          <w:szCs w:val="21"/>
+          <w14:ligatures w14:val="none"/>
+        </w:rPr>
+        <w:t>;</w:t>
+      </w:r>
+      <w:proofErr w:type="gramEnd"/>
+    </w:p>
+    <w:p>
+      <w:pPr>
+        <w:pStyle w:val="a6"/>
+        <w:widowControl/>
+        <w:numPr>
+          <w:ilvl w:val="0"/>
+          <w:numId w:val="6"/>
+        </w:numPr>
+        <w:shd w:val="clear" w:color="auto" w:fill="121314"/>
+        <w:wordWrap/>
+        <w:autoSpaceDE/>
+        <w:autoSpaceDN/>
+        <w:spacing w:after="0" w:line="285" w:lineRule="atLeast"/>
+        <w:rPr>
+          <w:rFonts w:ascii="D2Coding" w:eastAsia="D2Coding" w:hAnsi="D2Coding" w:cs="굴림" w:hint="eastAsia"/>
+          <w:color w:val="BBBEBF"/>
+          <w:kern w:val="0"/>
+          <w:sz w:val="21"/>
+          <w:szCs w:val="21"/>
+          <w14:ligatures w14:val="none"/>
+        </w:rPr>
+      </w:pPr>
+      <w:r>
+        <w:rPr>
+          <w:rFonts w:ascii="D2Coding" w:eastAsia="D2Coding" w:hAnsi="D2Coding" w:cs="굴림" w:hint="eastAsia"/>
+          <w:color w:val="D4D4D4"/>
+          <w:kern w:val="0"/>
+          <w:sz w:val="21"/>
+          <w:szCs w:val="21"/>
+          <w14:ligatures w14:val="none"/>
+        </w:rPr>
+        <w:t>    }</w:t>
+      </w:r>
+    </w:p>
+    <w:p>
+      <w:r>
+        <w:rPr>
+          <w:rFonts w:hint="eastAsia"/>
+        </w:rPr>
+        <w:t xml:space="preserve">이때, 스페이스바 </w:t>
+      </w:r>
+      <w:proofErr w:type="gramStart"/>
+      <w:r>
+        <w:rPr>
+          <w:rFonts w:hint="eastAsia"/>
+        </w:rPr>
+        <w:t>대신 &gt;</w:t>
+      </w:r>
+      <w:proofErr w:type="gramEnd"/>
+      <w:r>
+        <w:rPr>
+          <w:rFonts w:hint="eastAsia"/>
+        </w:rPr>
+        <w:t xml:space="preserve"> 를 넣으면 전체 하위클래스가 아닌 </w:t>
+      </w:r>
+      <w:r>
+        <w:rPr>
+          <w:rFonts w:hint="eastAsia"/>
+        </w:rPr>
+        <w:t>한 단계 자식 클래스에만 적용</w:t>
+      </w:r>
+    </w:p>
+    <w:p/>
+    <w:p>
+      <w:pPr>
+        <w:pStyle w:val="a6"/>
+        <w:numPr>
+          <w:ilvl w:val="0"/>
+          <w:numId w:val="6"/>
+        </w:numPr>
+      </w:pPr>
+      <w:r>
+        <w:rPr>
+          <w:rFonts w:hint="eastAsia"/>
+        </w:rPr>
+        <w:t xml:space="preserve">인접 형제 </w:t>
+      </w:r>
+      <w:proofErr w:type="spellStart"/>
+      <w:r>
+        <w:rPr>
+          <w:rFonts w:hint="eastAsia"/>
+        </w:rPr>
+        <w:t>선택자</w:t>
+      </w:r>
+      <w:proofErr w:type="spellEnd"/>
+      <w:r>
+        <w:rPr>
+          <w:rFonts w:hint="eastAsia"/>
+        </w:rPr>
+        <w:t xml:space="preserve">? </w:t>
+      </w:r>
+      <w:r>
+        <w:sym w:font="Wingdings" w:char="F0E0"/>
+      </w:r>
+      <w:r>
+        <w:rPr>
+          <w:rFonts w:hint="eastAsia"/>
+        </w:rPr>
+        <w:t xml:space="preserve"> </w:t>
+      </w:r>
+      <w:r>
+        <w:rPr>
+          <w:rFonts w:hint="eastAsia"/>
+        </w:rPr>
+        <w:t>같은 부모를 가진 형제 요소 중 첫 번째 동생 요소에만 스타일 적용</w:t>
+      </w:r>
+    </w:p>
+    <w:p>
+      <w:pPr>
+        <w:pStyle w:val="a6"/>
+        <w:numPr>
+          <w:ilvl w:val="0"/>
+          <w:numId w:val="6"/>
+        </w:numPr>
+      </w:pPr>
+      <w:r>
+        <w:rPr>
+          <w:rFonts w:hint="eastAsia"/>
+        </w:rPr>
+        <w:t>요소1과 요소2 사이에 + 기호 사용</w:t>
+      </w:r>
+    </w:p>
+    <w:p>
+      <w:pPr>
+        <w:pStyle w:val="a6"/>
+        <w:widowControl/>
+        <w:numPr>
+          <w:ilvl w:val="0"/>
+          <w:numId w:val="6"/>
+        </w:numPr>
+        <w:shd w:val="clear" w:color="auto" w:fill="121314"/>
+        <w:wordWrap/>
+        <w:autoSpaceDE/>
+        <w:autoSpaceDN/>
+        <w:spacing w:after="0" w:line="285" w:lineRule="atLeast"/>
+        <w:rPr>
+          <w:rFonts w:ascii="D2Coding" w:eastAsia="D2Coding" w:hAnsi="D2Coding" w:cs="굴림"/>
+          <w:color w:val="BBBEBF"/>
+          <w:kern w:val="0"/>
+          <w:sz w:val="21"/>
+          <w:szCs w:val="21"/>
+          <w14:ligatures w14:val="none"/>
+        </w:rPr>
+      </w:pPr>
+      <w:r>
+        <w:rPr>
+          <w:rFonts w:ascii="D2Coding" w:eastAsia="D2Coding" w:hAnsi="D2Coding" w:cs="굴림" w:hint="eastAsia"/>
+          <w:color w:val="D4D4D4"/>
+          <w:kern w:val="0"/>
+          <w:sz w:val="21"/>
+          <w:szCs w:val="21"/>
+          <w14:ligatures w14:val="none"/>
+        </w:rPr>
+        <w:t xml:space="preserve">      </w:t>
+      </w:r>
+      <w:r>
+        <w:rPr>
+          <w:rFonts w:ascii="D2Coding" w:eastAsia="D2Coding" w:hAnsi="D2Coding" w:cs="굴림" w:hint="eastAsia"/>
+          <w:color w:val="D7BA7D"/>
+          <w:kern w:val="0"/>
+          <w:sz w:val="21"/>
+          <w:szCs w:val="21"/>
+          <w14:ligatures w14:val="none"/>
+        </w:rPr>
+        <w:t>h1</w:t>
+      </w:r>
+      <w:r>
+        <w:rPr>
+          <w:rFonts w:ascii="D2Coding" w:eastAsia="D2Coding" w:hAnsi="D2Coding" w:cs="굴림" w:hint="eastAsia"/>
+          <w:color w:val="D4D4D4"/>
+          <w:kern w:val="0"/>
+          <w:sz w:val="21"/>
+          <w:szCs w:val="21"/>
+          <w14:ligatures w14:val="none"/>
+        </w:rPr>
+        <w:t xml:space="preserve"> + </w:t>
+      </w:r>
+      <w:r>
+        <w:rPr>
+          <w:rFonts w:ascii="D2Coding" w:eastAsia="D2Coding" w:hAnsi="D2Coding" w:cs="굴림" w:hint="eastAsia"/>
+          <w:color w:val="D7BA7D"/>
+          <w:kern w:val="0"/>
+          <w:sz w:val="21"/>
+          <w:szCs w:val="21"/>
+          <w14:ligatures w14:val="none"/>
+        </w:rPr>
+        <w:t>p</w:t>
+      </w:r>
+      <w:r>
+        <w:rPr>
+          <w:rFonts w:ascii="D2Coding" w:eastAsia="D2Coding" w:hAnsi="D2Coding" w:cs="굴림" w:hint="eastAsia"/>
+          <w:color w:val="D4D4D4"/>
+          <w:kern w:val="0"/>
+          <w:sz w:val="21"/>
+          <w:szCs w:val="21"/>
+          <w14:ligatures w14:val="none"/>
+        </w:rPr>
+        <w:t xml:space="preserve"> {</w:t>
+      </w:r>
+    </w:p>
+    <w:p>
+      <w:pPr>
+        <w:pStyle w:val="a6"/>
+        <w:widowControl/>
+        <w:numPr>
+          <w:ilvl w:val="0"/>
+          <w:numId w:val="6"/>
+        </w:numPr>
+        <w:shd w:val="clear" w:color="auto" w:fill="121314"/>
+        <w:wordWrap/>
+        <w:autoSpaceDE/>
+        <w:autoSpaceDN/>
+        <w:spacing w:after="0" w:line="285" w:lineRule="atLeast"/>
+        <w:rPr>
+          <w:rFonts w:ascii="D2Coding" w:eastAsia="D2Coding" w:hAnsi="D2Coding" w:cs="굴림" w:hint="eastAsia"/>
+          <w:color w:val="BBBEBF"/>
+          <w:kern w:val="0"/>
+          <w:sz w:val="21"/>
+          <w:szCs w:val="21"/>
+          <w14:ligatures w14:val="none"/>
+        </w:rPr>
+      </w:pPr>
+      <w:r>
+        <w:rPr>
+          <w:rFonts w:ascii="D2Coding" w:eastAsia="D2Coding" w:hAnsi="D2Coding" w:cs="굴림" w:hint="eastAsia"/>
+          <w:color w:val="D4D4D4"/>
+          <w:kern w:val="0"/>
+          <w:sz w:val="21"/>
+          <w:szCs w:val="21"/>
+          <w14:ligatures w14:val="none"/>
+        </w:rPr>
+        <w:t xml:space="preserve">        </w:t>
+      </w:r>
+      <w:r>
+        <w:rPr>
+          <w:rFonts w:ascii="D2Coding" w:eastAsia="D2Coding" w:hAnsi="D2Coding" w:cs="굴림" w:hint="eastAsia"/>
+          <w:color w:val="9CDCFE"/>
+          <w:kern w:val="0"/>
+          <w:sz w:val="21"/>
+          <w:szCs w:val="21"/>
+          <w14:ligatures w14:val="none"/>
+        </w:rPr>
+        <w:t>background-color</w:t>
+      </w:r>
+      <w:r>
+        <w:rPr>
+          <w:rFonts w:ascii="D2Coding" w:eastAsia="D2Coding" w:hAnsi="D2Coding" w:cs="굴림" w:hint="eastAsia"/>
+          <w:color w:val="D4D4D4"/>
+          <w:kern w:val="0"/>
+          <w:sz w:val="21"/>
+          <w:szCs w:val="21"/>
+          <w14:ligatures w14:val="none"/>
+        </w:rPr>
+        <w:t xml:space="preserve">: </w:t>
+      </w:r>
+      <w:proofErr w:type="gramStart"/>
+      <w:r>
+        <w:rPr>
+          <w:rFonts w:ascii="D2Coding" w:eastAsia="D2Coding" w:hAnsi="D2Coding" w:cs="굴림" w:hint="eastAsia"/>
+          <w:color w:val="CE9178"/>
+          <w:kern w:val="0"/>
+          <w:sz w:val="21"/>
+          <w:szCs w:val="21"/>
+          <w14:ligatures w14:val="none"/>
+        </w:rPr>
+        <w:t>#222</w:t>
+      </w:r>
+      <w:r>
+        <w:rPr>
+          <w:rFonts w:ascii="D2Coding" w:eastAsia="D2Coding" w:hAnsi="D2Coding" w:cs="굴림" w:hint="eastAsia"/>
+          <w:color w:val="D4D4D4"/>
+          <w:kern w:val="0"/>
+          <w:sz w:val="21"/>
+          <w:szCs w:val="21"/>
+          <w14:ligatures w14:val="none"/>
+        </w:rPr>
+        <w:t>;</w:t>
+      </w:r>
+      <w:proofErr w:type="gramEnd"/>
+    </w:p>
+    <w:p>
+      <w:pPr>
+        <w:pStyle w:val="a6"/>
+        <w:widowControl/>
+        <w:numPr>
+          <w:ilvl w:val="0"/>
+          <w:numId w:val="6"/>
+        </w:numPr>
+        <w:shd w:val="clear" w:color="auto" w:fill="121314"/>
+        <w:wordWrap/>
+        <w:autoSpaceDE/>
+        <w:autoSpaceDN/>
+        <w:spacing w:after="0" w:line="285" w:lineRule="atLeast"/>
+        <w:rPr>
+          <w:rFonts w:ascii="D2Coding" w:eastAsia="D2Coding" w:hAnsi="D2Coding" w:cs="굴림" w:hint="eastAsia"/>
+          <w:color w:val="BBBEBF"/>
+          <w:kern w:val="0"/>
+          <w:sz w:val="21"/>
+          <w:szCs w:val="21"/>
+          <w14:ligatures w14:val="none"/>
+        </w:rPr>
+      </w:pPr>
+      <w:r>
+        <w:rPr>
+          <w:rFonts w:ascii="D2Coding" w:eastAsia="D2Coding" w:hAnsi="D2Coding" w:cs="굴림" w:hint="eastAsia"/>
+          <w:color w:val="D4D4D4"/>
+          <w:kern w:val="0"/>
+          <w:sz w:val="21"/>
+          <w:szCs w:val="21"/>
+          <w14:ligatures w14:val="none"/>
+        </w:rPr>
+        <w:t xml:space="preserve">        </w:t>
+      </w:r>
+      <w:r>
+        <w:rPr>
+          <w:rFonts w:ascii="D2Coding" w:eastAsia="D2Coding" w:hAnsi="D2Coding" w:cs="굴림" w:hint="eastAsia"/>
+          <w:color w:val="9CDCFE"/>
+          <w:kern w:val="0"/>
+          <w:sz w:val="21"/>
+          <w:szCs w:val="21"/>
+          <w14:ligatures w14:val="none"/>
+        </w:rPr>
+        <w:t>color</w:t>
+      </w:r>
+      <w:r>
+        <w:rPr>
+          <w:rFonts w:ascii="D2Coding" w:eastAsia="D2Coding" w:hAnsi="D2Coding" w:cs="굴림" w:hint="eastAsia"/>
+          <w:color w:val="D4D4D4"/>
+          <w:kern w:val="0"/>
+          <w:sz w:val="21"/>
+          <w:szCs w:val="21"/>
+          <w14:ligatures w14:val="none"/>
+        </w:rPr>
+        <w:t xml:space="preserve">: </w:t>
+      </w:r>
+      <w:r>
+        <w:rPr>
+          <w:rFonts w:ascii="D2Coding" w:eastAsia="D2Coding" w:hAnsi="D2Coding" w:cs="굴림" w:hint="eastAsia"/>
+          <w:color w:val="CE9178"/>
+          <w:kern w:val="0"/>
+          <w:sz w:val="21"/>
+          <w:szCs w:val="21"/>
+          <w14:ligatures w14:val="none"/>
+        </w:rPr>
+        <w:t>#</w:t>
+      </w:r>
+      <w:proofErr w:type="gramStart"/>
+      <w:r>
+        <w:rPr>
+          <w:rFonts w:ascii="D2Coding" w:eastAsia="D2Coding" w:hAnsi="D2Coding" w:cs="굴림" w:hint="eastAsia"/>
+          <w:color w:val="CE9178"/>
+          <w:kern w:val="0"/>
+          <w:sz w:val="21"/>
+          <w:szCs w:val="21"/>
+          <w14:ligatures w14:val="none"/>
+        </w:rPr>
+        <w:t>fff</w:t>
+      </w:r>
+      <w:r>
+        <w:rPr>
+          <w:rFonts w:ascii="D2Coding" w:eastAsia="D2Coding" w:hAnsi="D2Coding" w:cs="굴림" w:hint="eastAsia"/>
+          <w:color w:val="D4D4D4"/>
+          <w:kern w:val="0"/>
+          <w:sz w:val="21"/>
+          <w:szCs w:val="21"/>
+          <w14:ligatures w14:val="none"/>
+        </w:rPr>
+        <w:t>;</w:t>
+      </w:r>
+      <w:proofErr w:type="gramEnd"/>
+    </w:p>
+    <w:p>
+      <w:pPr>
+        <w:pStyle w:val="a6"/>
+        <w:widowControl/>
+        <w:numPr>
+          <w:ilvl w:val="0"/>
+          <w:numId w:val="6"/>
+        </w:numPr>
+        <w:shd w:val="clear" w:color="auto" w:fill="121314"/>
+        <w:wordWrap/>
+        <w:autoSpaceDE/>
+        <w:autoSpaceDN/>
+        <w:spacing w:after="0" w:line="285" w:lineRule="atLeast"/>
+        <w:rPr>
+          <w:rFonts w:ascii="D2Coding" w:eastAsia="D2Coding" w:hAnsi="D2Coding" w:cs="굴림" w:hint="eastAsia"/>
+          <w:color w:val="BBBEBF"/>
+          <w:kern w:val="0"/>
+          <w:sz w:val="21"/>
+          <w:szCs w:val="21"/>
+          <w14:ligatures w14:val="none"/>
+        </w:rPr>
+      </w:pPr>
+      <w:r>
+        <w:rPr>
+          <w:rFonts w:ascii="D2Coding" w:eastAsia="D2Coding" w:hAnsi="D2Coding" w:cs="굴림" w:hint="eastAsia"/>
+          <w:color w:val="D4D4D4"/>
+          <w:kern w:val="0"/>
+          <w:sz w:val="21"/>
+          <w:szCs w:val="21"/>
+          <w14:ligatures w14:val="none"/>
+        </w:rPr>
+        <w:t>      }</w:t>
+      </w:r>
+    </w:p>
+    <w:p>
+      <w:pPr>
+        <w:pStyle w:val="a6"/>
+        <w:numPr>
+          <w:ilvl w:val="0"/>
+          <w:numId w:val="6"/>
+        </w:numPr>
+      </w:pPr>
+      <w:r>
+        <w:rPr>
+          <w:rFonts w:hint="eastAsia"/>
+        </w:rPr>
+        <w:t>인접이 아니라 모든 형제 요소에 적용시키고 싶으면 ~ 쓰면 됨.</w:t>
+      </w:r>
+    </w:p>
+    <w:p>
+      <w:pPr>
+        <w:pStyle w:val="a6"/>
+        <w:widowControl/>
+        <w:numPr>
+          <w:ilvl w:val="0"/>
+          <w:numId w:val="6"/>
+        </w:numPr>
+        <w:shd w:val="clear" w:color="auto" w:fill="121314"/>
+        <w:wordWrap/>
+        <w:autoSpaceDE/>
+        <w:autoSpaceDN/>
+        <w:spacing w:after="0" w:line="285" w:lineRule="atLeast"/>
+        <w:rPr>
+          <w:rFonts w:ascii="D2Coding" w:eastAsia="D2Coding" w:hAnsi="D2Coding" w:cs="굴림"/>
+          <w:color w:val="BBBEBF"/>
+          <w:kern w:val="0"/>
+          <w:sz w:val="21"/>
+          <w:szCs w:val="21"/>
+          <w14:ligatures w14:val="none"/>
+        </w:rPr>
+      </w:pPr>
+      <w:r>
+        <w:rPr>
+          <w:rFonts w:ascii="D2Coding" w:eastAsia="D2Coding" w:hAnsi="D2Coding" w:cs="굴림" w:hint="eastAsia"/>
+          <w:color w:val="D4D4D4"/>
+          <w:kern w:val="0"/>
+          <w:sz w:val="21"/>
+          <w:szCs w:val="21"/>
+          <w14:ligatures w14:val="none"/>
+        </w:rPr>
+        <w:t xml:space="preserve">      </w:t>
+      </w:r>
+      <w:r>
+        <w:rPr>
+          <w:rFonts w:ascii="D2Coding" w:eastAsia="D2Coding" w:hAnsi="D2Coding" w:cs="굴림" w:hint="eastAsia"/>
+          <w:color w:val="D7BA7D"/>
+          <w:kern w:val="0"/>
+          <w:sz w:val="21"/>
+          <w:szCs w:val="21"/>
+          <w14:ligatures w14:val="none"/>
+        </w:rPr>
+        <w:t>h1</w:t>
+      </w:r>
+      <w:r>
+        <w:rPr>
+          <w:rFonts w:ascii="D2Coding" w:eastAsia="D2Coding" w:hAnsi="D2Coding" w:cs="굴림" w:hint="eastAsia"/>
+          <w:color w:val="D4D4D4"/>
+          <w:kern w:val="0"/>
+          <w:sz w:val="21"/>
+          <w:szCs w:val="21"/>
+          <w14:ligatures w14:val="none"/>
+        </w:rPr>
+        <w:t xml:space="preserve"> </w:t>
+      </w:r>
+      <w:r>
+        <w:rPr>
+          <w:rFonts w:ascii="D2Coding" w:eastAsia="D2Coding" w:hAnsi="D2Coding" w:cs="굴림" w:hint="eastAsia"/>
+          <w:color w:val="D4D4D4"/>
+          <w:kern w:val="0"/>
+          <w:sz w:val="21"/>
+          <w:szCs w:val="21"/>
+          <w14:ligatures w14:val="none"/>
+        </w:rPr>
+        <w:t>~</w:t>
+      </w:r>
+      <w:r>
+        <w:rPr>
+          <w:rFonts w:ascii="D2Coding" w:eastAsia="D2Coding" w:hAnsi="D2Coding" w:cs="굴림" w:hint="eastAsia"/>
+          <w:color w:val="D4D4D4"/>
+          <w:kern w:val="0"/>
+          <w:sz w:val="21"/>
+          <w:szCs w:val="21"/>
+          <w14:ligatures w14:val="none"/>
+        </w:rPr>
+        <w:t xml:space="preserve"> </w:t>
+      </w:r>
+      <w:r>
+        <w:rPr>
+          <w:rFonts w:ascii="D2Coding" w:eastAsia="D2Coding" w:hAnsi="D2Coding" w:cs="굴림" w:hint="eastAsia"/>
+          <w:color w:val="D7BA7D"/>
+          <w:kern w:val="0"/>
+          <w:sz w:val="21"/>
+          <w:szCs w:val="21"/>
+          <w14:ligatures w14:val="none"/>
+        </w:rPr>
+        <w:t>p</w:t>
+      </w:r>
+      <w:r>
+        <w:rPr>
+          <w:rFonts w:ascii="D2Coding" w:eastAsia="D2Coding" w:hAnsi="D2Coding" w:cs="굴림" w:hint="eastAsia"/>
+          <w:color w:val="D4D4D4"/>
+          <w:kern w:val="0"/>
+          <w:sz w:val="21"/>
+          <w:szCs w:val="21"/>
+          <w14:ligatures w14:val="none"/>
+        </w:rPr>
+        <w:t xml:space="preserve"> {</w:t>
+      </w:r>
+    </w:p>
+    <w:p>
+      <w:pPr>
+        <w:pStyle w:val="a6"/>
+        <w:widowControl/>
+        <w:numPr>
+          <w:ilvl w:val="0"/>
+          <w:numId w:val="6"/>
+        </w:numPr>
+        <w:shd w:val="clear" w:color="auto" w:fill="121314"/>
+        <w:wordWrap/>
+        <w:autoSpaceDE/>
+        <w:autoSpaceDN/>
+        <w:spacing w:after="0" w:line="285" w:lineRule="atLeast"/>
+        <w:rPr>
+          <w:rFonts w:ascii="D2Coding" w:eastAsia="D2Coding" w:hAnsi="D2Coding" w:cs="굴림" w:hint="eastAsia"/>
+          <w:color w:val="BBBEBF"/>
+          <w:kern w:val="0"/>
+          <w:sz w:val="21"/>
+          <w:szCs w:val="21"/>
+          <w14:ligatures w14:val="none"/>
+        </w:rPr>
+      </w:pPr>
+      <w:r>
+        <w:rPr>
+          <w:rFonts w:ascii="D2Coding" w:eastAsia="D2Coding" w:hAnsi="D2Coding" w:cs="굴림" w:hint="eastAsia"/>
+          <w:color w:val="D4D4D4"/>
+          <w:kern w:val="0"/>
+          <w:sz w:val="21"/>
+          <w:szCs w:val="21"/>
+          <w14:ligatures w14:val="none"/>
+        </w:rPr>
+        <w:t xml:space="preserve">        </w:t>
+      </w:r>
+      <w:r>
+        <w:rPr>
+          <w:rFonts w:ascii="D2Coding" w:eastAsia="D2Coding" w:hAnsi="D2Coding" w:cs="굴림" w:hint="eastAsia"/>
+          <w:color w:val="9CDCFE"/>
+          <w:kern w:val="0"/>
+          <w:sz w:val="21"/>
+          <w:szCs w:val="21"/>
+          <w14:ligatures w14:val="none"/>
+        </w:rPr>
+        <w:t>background-color</w:t>
+      </w:r>
+      <w:r>
+        <w:rPr>
+          <w:rFonts w:ascii="D2Coding" w:eastAsia="D2Coding" w:hAnsi="D2Coding" w:cs="굴림" w:hint="eastAsia"/>
+          <w:color w:val="D4D4D4"/>
+          <w:kern w:val="0"/>
+          <w:sz w:val="21"/>
+          <w:szCs w:val="21"/>
+          <w14:ligatures w14:val="none"/>
+        </w:rPr>
+        <w:t xml:space="preserve">: </w:t>
+      </w:r>
+      <w:proofErr w:type="gramStart"/>
+      <w:r>
+        <w:rPr>
+          <w:rFonts w:ascii="D2Coding" w:eastAsia="D2Coding" w:hAnsi="D2Coding" w:cs="굴림" w:hint="eastAsia"/>
+          <w:color w:val="CE9178"/>
+          <w:kern w:val="0"/>
+          <w:sz w:val="21"/>
+          <w:szCs w:val="21"/>
+          <w14:ligatures w14:val="none"/>
+        </w:rPr>
+        <w:t>#222</w:t>
+      </w:r>
+      <w:r>
+        <w:rPr>
+          <w:rFonts w:ascii="D2Coding" w:eastAsia="D2Coding" w:hAnsi="D2Coding" w:cs="굴림" w:hint="eastAsia"/>
+          <w:color w:val="D4D4D4"/>
+          <w:kern w:val="0"/>
+          <w:sz w:val="21"/>
+          <w:szCs w:val="21"/>
+          <w14:ligatures w14:val="none"/>
+        </w:rPr>
+        <w:t>;</w:t>
+      </w:r>
+      <w:proofErr w:type="gramEnd"/>
+    </w:p>
+    <w:p>
+      <w:pPr>
+        <w:pStyle w:val="a6"/>
+        <w:widowControl/>
+        <w:numPr>
+          <w:ilvl w:val="0"/>
+          <w:numId w:val="6"/>
+        </w:numPr>
+        <w:shd w:val="clear" w:color="auto" w:fill="121314"/>
+        <w:wordWrap/>
+        <w:autoSpaceDE/>
+        <w:autoSpaceDN/>
+        <w:spacing w:after="0" w:line="285" w:lineRule="atLeast"/>
+        <w:rPr>
+          <w:rFonts w:ascii="D2Coding" w:eastAsia="D2Coding" w:hAnsi="D2Coding" w:cs="굴림" w:hint="eastAsia"/>
+          <w:color w:val="BBBEBF"/>
+          <w:kern w:val="0"/>
+          <w:sz w:val="21"/>
+          <w:szCs w:val="21"/>
+          <w14:ligatures w14:val="none"/>
+        </w:rPr>
+      </w:pPr>
+      <w:r>
+        <w:rPr>
+          <w:rFonts w:ascii="D2Coding" w:eastAsia="D2Coding" w:hAnsi="D2Coding" w:cs="굴림" w:hint="eastAsia"/>
+          <w:color w:val="D4D4D4"/>
+          <w:kern w:val="0"/>
+          <w:sz w:val="21"/>
+          <w:szCs w:val="21"/>
+          <w14:ligatures w14:val="none"/>
+        </w:rPr>
+        <w:t xml:space="preserve">        </w:t>
+      </w:r>
+      <w:r>
+        <w:rPr>
+          <w:rFonts w:ascii="D2Coding" w:eastAsia="D2Coding" w:hAnsi="D2Coding" w:cs="굴림" w:hint="eastAsia"/>
+          <w:color w:val="9CDCFE"/>
+          <w:kern w:val="0"/>
+          <w:sz w:val="21"/>
+          <w:szCs w:val="21"/>
+          <w14:ligatures w14:val="none"/>
+        </w:rPr>
+        <w:t>color</w:t>
+      </w:r>
+      <w:r>
+        <w:rPr>
+          <w:rFonts w:ascii="D2Coding" w:eastAsia="D2Coding" w:hAnsi="D2Coding" w:cs="굴림" w:hint="eastAsia"/>
+          <w:color w:val="D4D4D4"/>
+          <w:kern w:val="0"/>
+          <w:sz w:val="21"/>
+          <w:szCs w:val="21"/>
+          <w14:ligatures w14:val="none"/>
+        </w:rPr>
+        <w:t xml:space="preserve">: </w:t>
+      </w:r>
+      <w:r>
+        <w:rPr>
+          <w:rFonts w:ascii="D2Coding" w:eastAsia="D2Coding" w:hAnsi="D2Coding" w:cs="굴림" w:hint="eastAsia"/>
+          <w:color w:val="CE9178"/>
+          <w:kern w:val="0"/>
+          <w:sz w:val="21"/>
+          <w:szCs w:val="21"/>
+          <w14:ligatures w14:val="none"/>
+        </w:rPr>
+        <w:t>#</w:t>
+      </w:r>
+      <w:proofErr w:type="gramStart"/>
+      <w:r>
+        <w:rPr>
+          <w:rFonts w:ascii="D2Coding" w:eastAsia="D2Coding" w:hAnsi="D2Coding" w:cs="굴림" w:hint="eastAsia"/>
+          <w:color w:val="CE9178"/>
+          <w:kern w:val="0"/>
+          <w:sz w:val="21"/>
+          <w:szCs w:val="21"/>
+          <w14:ligatures w14:val="none"/>
+        </w:rPr>
+        <w:t>fff</w:t>
+      </w:r>
+      <w:r>
+        <w:rPr>
+          <w:rFonts w:ascii="D2Coding" w:eastAsia="D2Coding" w:hAnsi="D2Coding" w:cs="굴림" w:hint="eastAsia"/>
+          <w:color w:val="D4D4D4"/>
+          <w:kern w:val="0"/>
+          <w:sz w:val="21"/>
+          <w:szCs w:val="21"/>
+          <w14:ligatures w14:val="none"/>
+        </w:rPr>
+        <w:t>;</w:t>
+      </w:r>
+      <w:proofErr w:type="gramEnd"/>
+    </w:p>
+    <w:p>
+      <w:pPr>
+        <w:pStyle w:val="a6"/>
+        <w:widowControl/>
+        <w:numPr>
+          <w:ilvl w:val="0"/>
+          <w:numId w:val="6"/>
+        </w:numPr>
+        <w:shd w:val="clear" w:color="auto" w:fill="121314"/>
+        <w:wordWrap/>
+        <w:autoSpaceDE/>
+        <w:autoSpaceDN/>
+        <w:spacing w:after="0" w:line="285" w:lineRule="atLeast"/>
+        <w:rPr>
+          <w:rFonts w:ascii="D2Coding" w:eastAsia="D2Coding" w:hAnsi="D2Coding" w:cs="굴림" w:hint="eastAsia"/>
+          <w:color w:val="BBBEBF"/>
+          <w:kern w:val="0"/>
+          <w:sz w:val="21"/>
+          <w:szCs w:val="21"/>
+          <w14:ligatures w14:val="none"/>
+        </w:rPr>
+      </w:pPr>
+      <w:r>
+        <w:rPr>
+          <w:rFonts w:ascii="D2Coding" w:eastAsia="D2Coding" w:hAnsi="D2Coding" w:cs="굴림" w:hint="eastAsia"/>
+          <w:color w:val="D4D4D4"/>
+          <w:kern w:val="0"/>
+          <w:sz w:val="21"/>
+          <w:szCs w:val="21"/>
+          <w14:ligatures w14:val="none"/>
+        </w:rPr>
+        <w:t>      }</w:t>
+      </w:r>
+    </w:p>
+    <w:p>
+      <w:pPr>
+        <w:pStyle w:val="a6"/>
+        <w:numPr>
+          <w:ilvl w:val="0"/>
+          <w:numId w:val="6"/>
+        </w:numPr>
+      </w:pPr>
+      <w:r>
+        <w:rPr>
+          <w:rFonts w:hint="eastAsia"/>
+        </w:rPr>
+        <w:t xml:space="preserve">속성 </w:t>
+      </w:r>
+      <w:proofErr w:type="spellStart"/>
+      <w:r>
+        <w:rPr>
+          <w:rFonts w:hint="eastAsia"/>
+        </w:rPr>
+        <w:t>선택자</w:t>
+      </w:r>
+      <w:proofErr w:type="spellEnd"/>
+      <w:r>
+        <w:rPr>
+          <w:rFonts w:hint="eastAsia"/>
+        </w:rPr>
+        <w:t xml:space="preserve"> </w:t>
+      </w:r>
+      <w:r>
+        <w:sym w:font="Wingdings" w:char="F0E0"/>
+      </w:r>
+      <w:r>
+        <w:rPr>
+          <w:rFonts w:hint="eastAsia"/>
+        </w:rPr>
+        <w:t xml:space="preserve"> </w:t>
+      </w:r>
+      <w:r>
+        <w:rPr>
+          <w:rFonts w:hint="eastAsia"/>
+        </w:rPr>
+        <w:t>지정한 속성을 가진 요소를 찾아 스타일 적용</w:t>
+      </w:r>
+    </w:p>
+    <w:p>
+      <w:pPr>
+        <w:pStyle w:val="a6"/>
+        <w:widowControl/>
+        <w:numPr>
+          <w:ilvl w:val="0"/>
+          <w:numId w:val="6"/>
+        </w:numPr>
+        <w:shd w:val="clear" w:color="auto" w:fill="121314"/>
+        <w:wordWrap/>
+        <w:autoSpaceDE/>
+        <w:autoSpaceDN/>
+        <w:spacing w:after="0" w:line="285" w:lineRule="atLeast"/>
+        <w:rPr>
+          <w:rFonts w:ascii="D2Coding" w:eastAsia="D2Coding" w:hAnsi="D2Coding" w:cs="굴림"/>
+          <w:color w:val="BBBEBF"/>
+          <w:kern w:val="0"/>
+          <w:sz w:val="21"/>
+          <w:szCs w:val="21"/>
+          <w14:ligatures w14:val="none"/>
+        </w:rPr>
+      </w:pPr>
+      <w:r>
+        <w:rPr>
+          <w:rFonts w:ascii="D2Coding" w:eastAsia="D2Coding" w:hAnsi="D2Coding" w:cs="굴림" w:hint="eastAsia"/>
+          <w:color w:val="D4D4D4"/>
+          <w:kern w:val="0"/>
+          <w:sz w:val="21"/>
+          <w:szCs w:val="21"/>
+          <w14:ligatures w14:val="none"/>
+        </w:rPr>
+        <w:t xml:space="preserve">      </w:t>
+      </w:r>
+      <w:r>
+        <w:rPr>
+          <w:rFonts w:ascii="D2Coding" w:eastAsia="D2Coding" w:hAnsi="D2Coding" w:cs="굴림" w:hint="eastAsia"/>
+          <w:color w:val="D7BA7D"/>
+          <w:kern w:val="0"/>
+          <w:sz w:val="21"/>
+          <w:szCs w:val="21"/>
+          <w14:ligatures w14:val="none"/>
+        </w:rPr>
+        <w:t>a</w:t>
+      </w:r>
+      <w:r>
+        <w:rPr>
+          <w:rFonts w:ascii="D2Coding" w:eastAsia="D2Coding" w:hAnsi="D2Coding" w:cs="굴림" w:hint="eastAsia"/>
+          <w:color w:val="D4D4D4"/>
+          <w:kern w:val="0"/>
+          <w:sz w:val="21"/>
+          <w:szCs w:val="21"/>
+          <w14:ligatures w14:val="none"/>
+        </w:rPr>
+        <w:t>[</w:t>
+      </w:r>
+      <w:r>
+        <w:rPr>
+          <w:rFonts w:ascii="D2Coding" w:eastAsia="D2Coding" w:hAnsi="D2Coding" w:cs="굴림" w:hint="eastAsia"/>
+          <w:color w:val="9CDCFE"/>
+          <w:kern w:val="0"/>
+          <w:sz w:val="21"/>
+          <w:szCs w:val="21"/>
+          <w14:ligatures w14:val="none"/>
+        </w:rPr>
+        <w:t>target</w:t>
+      </w:r>
+      <w:r>
+        <w:rPr>
+          <w:rFonts w:ascii="D2Coding" w:eastAsia="D2Coding" w:hAnsi="D2Coding" w:cs="굴림" w:hint="eastAsia"/>
+          <w:color w:val="D4D4D4"/>
+          <w:kern w:val="0"/>
+          <w:sz w:val="21"/>
+          <w:szCs w:val="21"/>
+          <w14:ligatures w14:val="none"/>
+        </w:rPr>
+        <w:t>=</w:t>
+      </w:r>
+      <w:r>
+        <w:rPr>
+          <w:rFonts w:ascii="D2Coding" w:eastAsia="D2Coding" w:hAnsi="D2Coding" w:cs="굴림" w:hint="eastAsia"/>
+          <w:color w:val="A5D6FF"/>
+          <w:kern w:val="0"/>
+          <w:sz w:val="21"/>
+          <w:szCs w:val="21"/>
+          <w14:ligatures w14:val="none"/>
+        </w:rPr>
+        <w:t>"_blank</w:t>
+      </w:r>
+      <w:proofErr w:type="gramStart"/>
+      <w:r>
+        <w:rPr>
+          <w:rFonts w:ascii="D2Coding" w:eastAsia="D2Coding" w:hAnsi="D2Coding" w:cs="굴림" w:hint="eastAsia"/>
+          <w:color w:val="A5D6FF"/>
+          <w:kern w:val="0"/>
+          <w:sz w:val="21"/>
+          <w:szCs w:val="21"/>
+          <w14:ligatures w14:val="none"/>
+        </w:rPr>
+        <w:t>"</w:t>
+      </w:r>
+      <w:r>
+        <w:rPr>
+          <w:rFonts w:ascii="D2Coding" w:eastAsia="D2Coding" w:hAnsi="D2Coding" w:cs="굴림" w:hint="eastAsia"/>
+          <w:color w:val="D4D4D4"/>
+          <w:kern w:val="0"/>
+          <w:sz w:val="21"/>
+          <w:szCs w:val="21"/>
+          <w14:ligatures w14:val="none"/>
+        </w:rPr>
+        <w:t>] {</w:t>
+      </w:r>
+      <w:proofErr w:type="gramEnd"/>
+    </w:p>
+    <w:p>
+      <w:pPr>
+        <w:pStyle w:val="a6"/>
+        <w:widowControl/>
+        <w:numPr>
+          <w:ilvl w:val="0"/>
+          <w:numId w:val="6"/>
+        </w:numPr>
+        <w:shd w:val="clear" w:color="auto" w:fill="121314"/>
+        <w:wordWrap/>
+        <w:autoSpaceDE/>
+        <w:autoSpaceDN/>
+        <w:spacing w:after="0" w:line="285" w:lineRule="atLeast"/>
+        <w:rPr>
+          <w:rFonts w:ascii="D2Coding" w:eastAsia="D2Coding" w:hAnsi="D2Coding" w:cs="굴림" w:hint="eastAsia"/>
+          <w:color w:val="BBBEBF"/>
+          <w:kern w:val="0"/>
+          <w:sz w:val="21"/>
+          <w:szCs w:val="21"/>
+          <w14:ligatures w14:val="none"/>
+        </w:rPr>
+      </w:pPr>
+      <w:r>
+        <w:rPr>
+          <w:rFonts w:ascii="D2Coding" w:eastAsia="D2Coding" w:hAnsi="D2Coding" w:cs="굴림" w:hint="eastAsia"/>
+          <w:color w:val="D4D4D4"/>
+          <w:kern w:val="0"/>
+          <w:sz w:val="21"/>
+          <w:szCs w:val="21"/>
+          <w14:ligatures w14:val="none"/>
+        </w:rPr>
+        <w:t xml:space="preserve">        </w:t>
+      </w:r>
+      <w:r>
+        <w:rPr>
+          <w:rFonts w:ascii="D2Coding" w:eastAsia="D2Coding" w:hAnsi="D2Coding" w:cs="굴림" w:hint="eastAsia"/>
+          <w:color w:val="9CDCFE"/>
+          <w:kern w:val="0"/>
+          <w:sz w:val="21"/>
+          <w:szCs w:val="21"/>
+          <w14:ligatures w14:val="none"/>
+        </w:rPr>
+        <w:t>background</w:t>
+      </w:r>
+      <w:r>
+        <w:rPr>
+          <w:rFonts w:ascii="D2Coding" w:eastAsia="D2Coding" w:hAnsi="D2Coding" w:cs="굴림" w:hint="eastAsia"/>
+          <w:color w:val="D4D4D4"/>
+          <w:kern w:val="0"/>
+          <w:sz w:val="21"/>
+          <w:szCs w:val="21"/>
+          <w14:ligatures w14:val="none"/>
+        </w:rPr>
+        <w:t xml:space="preserve">: </w:t>
+      </w:r>
+      <w:proofErr w:type="spellStart"/>
+      <w:r>
+        <w:rPr>
+          <w:rFonts w:ascii="D2Coding" w:eastAsia="D2Coding" w:hAnsi="D2Coding" w:cs="굴림" w:hint="eastAsia"/>
+          <w:color w:val="DCDCAA"/>
+          <w:kern w:val="0"/>
+          <w:sz w:val="21"/>
+          <w:szCs w:val="21"/>
+          <w14:ligatures w14:val="none"/>
+        </w:rPr>
+        <w:t>url</w:t>
+      </w:r>
+      <w:proofErr w:type="spellEnd"/>
+      <w:r>
+        <w:rPr>
+          <w:rFonts w:ascii="D2Coding" w:eastAsia="D2Coding" w:hAnsi="D2Coding" w:cs="굴림" w:hint="eastAsia"/>
+          <w:color w:val="D4D4D4"/>
+          <w:kern w:val="0"/>
+          <w:sz w:val="21"/>
+          <w:szCs w:val="21"/>
+          <w14:ligatures w14:val="none"/>
+        </w:rPr>
+        <w:t>(</w:t>
+      </w:r>
+      <w:r>
+        <w:rPr>
+          <w:rFonts w:ascii="D2Coding" w:eastAsia="D2Coding" w:hAnsi="D2Coding" w:cs="굴림" w:hint="eastAsia"/>
+          <w:color w:val="9CDCFE"/>
+          <w:kern w:val="0"/>
+          <w:sz w:val="21"/>
+          <w:szCs w:val="21"/>
+          <w14:ligatures w14:val="none"/>
+        </w:rPr>
+        <w:t>images/newwindow.png</w:t>
+      </w:r>
+      <w:r>
+        <w:rPr>
+          <w:rFonts w:ascii="D2Coding" w:eastAsia="D2Coding" w:hAnsi="D2Coding" w:cs="굴림" w:hint="eastAsia"/>
+          <w:color w:val="D4D4D4"/>
+          <w:kern w:val="0"/>
+          <w:sz w:val="21"/>
+          <w:szCs w:val="21"/>
+          <w14:ligatures w14:val="none"/>
+        </w:rPr>
+        <w:t xml:space="preserve">) </w:t>
+      </w:r>
+      <w:r>
+        <w:rPr>
+          <w:rFonts w:ascii="D2Coding" w:eastAsia="D2Coding" w:hAnsi="D2Coding" w:cs="굴림" w:hint="eastAsia"/>
+          <w:color w:val="CE9178"/>
+          <w:kern w:val="0"/>
+          <w:sz w:val="21"/>
+          <w:szCs w:val="21"/>
+          <w14:ligatures w14:val="none"/>
+        </w:rPr>
+        <w:t>no-repeat</w:t>
+      </w:r>
+      <w:r>
+        <w:rPr>
+          <w:rFonts w:ascii="D2Coding" w:eastAsia="D2Coding" w:hAnsi="D2Coding" w:cs="굴림" w:hint="eastAsia"/>
+          <w:color w:val="D4D4D4"/>
+          <w:kern w:val="0"/>
+          <w:sz w:val="21"/>
+          <w:szCs w:val="21"/>
+          <w14:ligatures w14:val="none"/>
+        </w:rPr>
+        <w:t xml:space="preserve"> </w:t>
+      </w:r>
+      <w:r>
+        <w:rPr>
+          <w:rFonts w:ascii="D2Coding" w:eastAsia="D2Coding" w:hAnsi="D2Coding" w:cs="굴림" w:hint="eastAsia"/>
+          <w:color w:val="CE9178"/>
+          <w:kern w:val="0"/>
+          <w:sz w:val="21"/>
+          <w:szCs w:val="21"/>
+          <w14:ligatures w14:val="none"/>
+        </w:rPr>
+        <w:t>center</w:t>
+      </w:r>
+      <w:r>
+        <w:rPr>
+          <w:rFonts w:ascii="D2Coding" w:eastAsia="D2Coding" w:hAnsi="D2Coding" w:cs="굴림" w:hint="eastAsia"/>
+          <w:color w:val="D4D4D4"/>
+          <w:kern w:val="0"/>
+          <w:sz w:val="21"/>
+          <w:szCs w:val="21"/>
+          <w14:ligatures w14:val="none"/>
+        </w:rPr>
+        <w:t xml:space="preserve"> </w:t>
+      </w:r>
+      <w:proofErr w:type="gramStart"/>
+      <w:r>
+        <w:rPr>
+          <w:rFonts w:ascii="D2Coding" w:eastAsia="D2Coding" w:hAnsi="D2Coding" w:cs="굴림" w:hint="eastAsia"/>
+          <w:color w:val="CE9178"/>
+          <w:kern w:val="0"/>
+          <w:sz w:val="21"/>
+          <w:szCs w:val="21"/>
+          <w14:ligatures w14:val="none"/>
+        </w:rPr>
+        <w:t>right</w:t>
+      </w:r>
+      <w:r>
+        <w:rPr>
+          <w:rFonts w:ascii="D2Coding" w:eastAsia="D2Coding" w:hAnsi="D2Coding" w:cs="굴림" w:hint="eastAsia"/>
+          <w:color w:val="D4D4D4"/>
+          <w:kern w:val="0"/>
+          <w:sz w:val="21"/>
+          <w:szCs w:val="21"/>
+          <w14:ligatures w14:val="none"/>
+        </w:rPr>
+        <w:t>;</w:t>
+      </w:r>
+      <w:proofErr w:type="gramEnd"/>
+    </w:p>
+    <w:p>
+      <w:pPr>
+        <w:pStyle w:val="a6"/>
+        <w:widowControl/>
+        <w:numPr>
+          <w:ilvl w:val="0"/>
+          <w:numId w:val="6"/>
+        </w:numPr>
+        <w:shd w:val="clear" w:color="auto" w:fill="121314"/>
+        <w:wordWrap/>
+        <w:autoSpaceDE/>
+        <w:autoSpaceDN/>
+        <w:spacing w:after="0" w:line="285" w:lineRule="atLeast"/>
+        <w:rPr>
+          <w:rFonts w:ascii="D2Coding" w:eastAsia="D2Coding" w:hAnsi="D2Coding" w:cs="굴림" w:hint="eastAsia"/>
+          <w:color w:val="BBBEBF"/>
+          <w:kern w:val="0"/>
+          <w:sz w:val="21"/>
+          <w:szCs w:val="21"/>
+          <w14:ligatures w14:val="none"/>
+        </w:rPr>
+      </w:pPr>
+      <w:r>
+        <w:rPr>
+          <w:rFonts w:ascii="D2Coding" w:eastAsia="D2Coding" w:hAnsi="D2Coding" w:cs="굴림" w:hint="eastAsia"/>
+          <w:color w:val="D4D4D4"/>
+          <w:kern w:val="0"/>
+          <w:sz w:val="21"/>
+          <w:szCs w:val="21"/>
+          <w14:ligatures w14:val="none"/>
+        </w:rPr>
+        <w:t xml:space="preserve">        </w:t>
+      </w:r>
+      <w:r>
+        <w:rPr>
+          <w:rFonts w:ascii="D2Coding" w:eastAsia="D2Coding" w:hAnsi="D2Coding" w:cs="굴림" w:hint="eastAsia"/>
+          <w:color w:val="9CDCFE"/>
+          <w:kern w:val="0"/>
+          <w:sz w:val="21"/>
+          <w:szCs w:val="21"/>
+          <w14:ligatures w14:val="none"/>
+        </w:rPr>
+        <w:t>padding</w:t>
+      </w:r>
+      <w:r>
+        <w:rPr>
+          <w:rFonts w:ascii="D2Coding" w:eastAsia="D2Coding" w:hAnsi="D2Coding" w:cs="굴림" w:hint="eastAsia"/>
+          <w:color w:val="D4D4D4"/>
+          <w:kern w:val="0"/>
+          <w:sz w:val="21"/>
+          <w:szCs w:val="21"/>
+          <w14:ligatures w14:val="none"/>
+        </w:rPr>
+        <w:t xml:space="preserve">: </w:t>
+      </w:r>
+      <w:proofErr w:type="gramStart"/>
+      <w:r>
+        <w:rPr>
+          <w:rFonts w:ascii="D2Coding" w:eastAsia="D2Coding" w:hAnsi="D2Coding" w:cs="굴림" w:hint="eastAsia"/>
+          <w:color w:val="B5CEA8"/>
+          <w:kern w:val="0"/>
+          <w:sz w:val="21"/>
+          <w:szCs w:val="21"/>
+          <w14:ligatures w14:val="none"/>
+        </w:rPr>
+        <w:t>30px</w:t>
+      </w:r>
+      <w:r>
+        <w:rPr>
+          <w:rFonts w:ascii="D2Coding" w:eastAsia="D2Coding" w:hAnsi="D2Coding" w:cs="굴림" w:hint="eastAsia"/>
+          <w:color w:val="D4D4D4"/>
+          <w:kern w:val="0"/>
+          <w:sz w:val="21"/>
+          <w:szCs w:val="21"/>
+          <w14:ligatures w14:val="none"/>
+        </w:rPr>
+        <w:t>;</w:t>
+      </w:r>
+      <w:proofErr w:type="gramEnd"/>
+    </w:p>
+    <w:p>
+      <w:pPr>
+        <w:pStyle w:val="a6"/>
+        <w:widowControl/>
+        <w:numPr>
+          <w:ilvl w:val="0"/>
+          <w:numId w:val="6"/>
+        </w:numPr>
+        <w:shd w:val="clear" w:color="auto" w:fill="121314"/>
+        <w:wordWrap/>
+        <w:autoSpaceDE/>
+        <w:autoSpaceDN/>
+        <w:spacing w:after="0" w:line="285" w:lineRule="atLeast"/>
+        <w:rPr>
+          <w:rFonts w:ascii="D2Coding" w:eastAsia="D2Coding" w:hAnsi="D2Coding" w:cs="굴림" w:hint="eastAsia"/>
+          <w:color w:val="BBBEBF"/>
+          <w:kern w:val="0"/>
+          <w:sz w:val="21"/>
+          <w:szCs w:val="21"/>
+          <w14:ligatures w14:val="none"/>
+        </w:rPr>
+      </w:pPr>
+      <w:r>
+        <w:rPr>
+          <w:rFonts w:ascii="D2Coding" w:eastAsia="D2Coding" w:hAnsi="D2Coding" w:cs="굴림" w:hint="eastAsia"/>
+          <w:color w:val="D4D4D4"/>
+          <w:kern w:val="0"/>
+          <w:sz w:val="21"/>
+          <w:szCs w:val="21"/>
+          <w14:ligatures w14:val="none"/>
+        </w:rPr>
+        <w:t>      }</w:t>
+      </w:r>
+    </w:p>
+    <w:p>
+      <w:pPr>
+        <w:pStyle w:val="a6"/>
+        <w:numPr>
+          <w:ilvl w:val="0"/>
+          <w:numId w:val="6"/>
+        </w:numPr>
+      </w:pPr>
+      <w:r>
+        <w:rPr>
+          <w:rFonts w:hint="eastAsia"/>
+        </w:rPr>
+        <w:t xml:space="preserve">[속성 ~=값] </w:t>
+      </w:r>
+      <w:proofErr w:type="spellStart"/>
+      <w:r>
+        <w:rPr>
+          <w:rFonts w:hint="eastAsia"/>
+        </w:rPr>
+        <w:t>선택자</w:t>
+      </w:r>
+      <w:proofErr w:type="spellEnd"/>
+      <w:r>
+        <w:rPr>
+          <w:rFonts w:hint="eastAsia"/>
+        </w:rPr>
+        <w:t xml:space="preserve"> </w:t>
+      </w:r>
+      <w:r>
+        <w:sym w:font="Wingdings" w:char="F0E0"/>
+      </w:r>
+      <w:r>
+        <w:rPr>
+          <w:rFonts w:hint="eastAsia"/>
+        </w:rPr>
+        <w:t xml:space="preserve"> 해당 값의 클래스에만 적용</w:t>
+      </w:r>
+    </w:p>
+    <w:p>
+      <w:pPr>
+        <w:pStyle w:val="a6"/>
+        <w:widowControl/>
+        <w:numPr>
+          <w:ilvl w:val="0"/>
+          <w:numId w:val="6"/>
+        </w:numPr>
+        <w:shd w:val="clear" w:color="auto" w:fill="121314"/>
+        <w:wordWrap/>
+        <w:autoSpaceDE/>
+        <w:autoSpaceDN/>
+        <w:spacing w:after="0" w:line="285" w:lineRule="atLeast"/>
+        <w:rPr>
+          <w:rFonts w:ascii="D2Coding" w:eastAsia="D2Coding" w:hAnsi="D2Coding" w:cs="굴림"/>
+          <w:color w:val="BBBEBF"/>
+          <w:kern w:val="0"/>
+          <w:sz w:val="21"/>
+          <w:szCs w:val="21"/>
+          <w14:ligatures w14:val="none"/>
+        </w:rPr>
+      </w:pPr>
+      <w:r>
+        <w:rPr>
+          <w:rFonts w:ascii="D2Coding" w:eastAsia="D2Coding" w:hAnsi="D2Coding" w:cs="굴림" w:hint="eastAsia"/>
+          <w:color w:val="D4D4D4"/>
+          <w:kern w:val="0"/>
+          <w:sz w:val="21"/>
+          <w:szCs w:val="21"/>
+          <w14:ligatures w14:val="none"/>
+        </w:rPr>
+        <w:t>      [</w:t>
+      </w:r>
+      <w:r>
+        <w:rPr>
+          <w:rFonts w:ascii="D2Coding" w:eastAsia="D2Coding" w:hAnsi="D2Coding" w:cs="굴림" w:hint="eastAsia"/>
+          <w:color w:val="9CDCFE"/>
+          <w:kern w:val="0"/>
+          <w:sz w:val="21"/>
+          <w:szCs w:val="21"/>
+          <w14:ligatures w14:val="none"/>
+        </w:rPr>
+        <w:t>class</w:t>
+      </w:r>
+      <w:r>
+        <w:rPr>
+          <w:rFonts w:ascii="D2Coding" w:eastAsia="D2Coding" w:hAnsi="D2Coding" w:cs="굴림" w:hint="eastAsia"/>
+          <w:color w:val="D4D4D4"/>
+          <w:kern w:val="0"/>
+          <w:sz w:val="21"/>
+          <w:szCs w:val="21"/>
+          <w14:ligatures w14:val="none"/>
+        </w:rPr>
+        <w:t>~=</w:t>
+      </w:r>
+      <w:r>
+        <w:rPr>
+          <w:rFonts w:ascii="D2Coding" w:eastAsia="D2Coding" w:hAnsi="D2Coding" w:cs="굴림" w:hint="eastAsia"/>
+          <w:color w:val="A5D6FF"/>
+          <w:kern w:val="0"/>
+          <w:sz w:val="21"/>
+          <w:szCs w:val="21"/>
+          <w14:ligatures w14:val="none"/>
+        </w:rPr>
+        <w:t>"button</w:t>
+      </w:r>
+      <w:proofErr w:type="gramStart"/>
+      <w:r>
+        <w:rPr>
+          <w:rFonts w:ascii="D2Coding" w:eastAsia="D2Coding" w:hAnsi="D2Coding" w:cs="굴림" w:hint="eastAsia"/>
+          <w:color w:val="A5D6FF"/>
+          <w:kern w:val="0"/>
+          <w:sz w:val="21"/>
+          <w:szCs w:val="21"/>
+          <w14:ligatures w14:val="none"/>
+        </w:rPr>
+        <w:t>"</w:t>
+      </w:r>
+      <w:r>
+        <w:rPr>
+          <w:rFonts w:ascii="D2Coding" w:eastAsia="D2Coding" w:hAnsi="D2Coding" w:cs="굴림" w:hint="eastAsia"/>
+          <w:color w:val="D4D4D4"/>
+          <w:kern w:val="0"/>
+          <w:sz w:val="21"/>
+          <w:szCs w:val="21"/>
+          <w14:ligatures w14:val="none"/>
+        </w:rPr>
+        <w:t>] {</w:t>
+      </w:r>
+      <w:proofErr w:type="gramEnd"/>
+    </w:p>
+    <w:p>
+      <w:pPr>
+        <w:pStyle w:val="a6"/>
+        <w:widowControl/>
+        <w:numPr>
+          <w:ilvl w:val="0"/>
+          <w:numId w:val="6"/>
+        </w:numPr>
+        <w:shd w:val="clear" w:color="auto" w:fill="121314"/>
+        <w:wordWrap/>
+        <w:autoSpaceDE/>
+        <w:autoSpaceDN/>
+        <w:spacing w:after="0" w:line="285" w:lineRule="atLeast"/>
+        <w:rPr>
+          <w:rFonts w:ascii="D2Coding" w:eastAsia="D2Coding" w:hAnsi="D2Coding" w:cs="굴림" w:hint="eastAsia"/>
+          <w:color w:val="BBBEBF"/>
+          <w:kern w:val="0"/>
+          <w:sz w:val="21"/>
+          <w:szCs w:val="21"/>
+          <w14:ligatures w14:val="none"/>
+        </w:rPr>
+      </w:pPr>
+      <w:r>
+        <w:rPr>
+          <w:rFonts w:ascii="D2Coding" w:eastAsia="D2Coding" w:hAnsi="D2Coding" w:cs="굴림" w:hint="eastAsia"/>
+          <w:color w:val="D4D4D4"/>
+          <w:kern w:val="0"/>
+          <w:sz w:val="21"/>
+          <w:szCs w:val="21"/>
+          <w14:ligatures w14:val="none"/>
+        </w:rPr>
+        <w:t xml:space="preserve">        </w:t>
+      </w:r>
+      <w:r>
+        <w:rPr>
+          <w:rFonts w:ascii="D2Coding" w:eastAsia="D2Coding" w:hAnsi="D2Coding" w:cs="굴림" w:hint="eastAsia"/>
+          <w:color w:val="9CDCFE"/>
+          <w:kern w:val="0"/>
+          <w:sz w:val="21"/>
+          <w:szCs w:val="21"/>
+          <w14:ligatures w14:val="none"/>
+        </w:rPr>
+        <w:t>box-shadow</w:t>
+      </w:r>
+      <w:r>
+        <w:rPr>
+          <w:rFonts w:ascii="D2Coding" w:eastAsia="D2Coding" w:hAnsi="D2Coding" w:cs="굴림" w:hint="eastAsia"/>
+          <w:color w:val="D4D4D4"/>
+          <w:kern w:val="0"/>
+          <w:sz w:val="21"/>
+          <w:szCs w:val="21"/>
+          <w14:ligatures w14:val="none"/>
+        </w:rPr>
+        <w:t xml:space="preserve">: </w:t>
+      </w:r>
+      <w:proofErr w:type="spellStart"/>
+      <w:proofErr w:type="gramStart"/>
+      <w:r>
+        <w:rPr>
+          <w:rFonts w:ascii="D2Coding" w:eastAsia="D2Coding" w:hAnsi="D2Coding" w:cs="굴림" w:hint="eastAsia"/>
+          <w:color w:val="DCDCAA"/>
+          <w:kern w:val="0"/>
+          <w:sz w:val="21"/>
+          <w:szCs w:val="21"/>
+          <w14:ligatures w14:val="none"/>
+        </w:rPr>
+        <w:t>rgba</w:t>
+      </w:r>
+      <w:proofErr w:type="spellEnd"/>
+      <w:r>
+        <w:rPr>
+          <w:rFonts w:ascii="D2Coding" w:eastAsia="D2Coding" w:hAnsi="D2Coding" w:cs="굴림" w:hint="eastAsia"/>
+          <w:color w:val="D4D4D4"/>
+          <w:kern w:val="0"/>
+          <w:sz w:val="21"/>
+          <w:szCs w:val="21"/>
+          <w14:ligatures w14:val="none"/>
+        </w:rPr>
+        <w:t>(</w:t>
+      </w:r>
+      <w:proofErr w:type="gramEnd"/>
+      <w:r>
+        <w:rPr>
+          <w:rFonts w:ascii="D2Coding" w:eastAsia="D2Coding" w:hAnsi="D2Coding" w:cs="굴림" w:hint="eastAsia"/>
+          <w:color w:val="B5CEA8"/>
+          <w:kern w:val="0"/>
+          <w:sz w:val="21"/>
+          <w:szCs w:val="21"/>
+          <w14:ligatures w14:val="none"/>
+        </w:rPr>
+        <w:t>0</w:t>
+      </w:r>
+      <w:r>
+        <w:rPr>
+          <w:rFonts w:ascii="D2Coding" w:eastAsia="D2Coding" w:hAnsi="D2Coding" w:cs="굴림" w:hint="eastAsia"/>
+          <w:color w:val="D4D4D4"/>
+          <w:kern w:val="0"/>
+          <w:sz w:val="21"/>
+          <w:szCs w:val="21"/>
+          <w14:ligatures w14:val="none"/>
+        </w:rPr>
+        <w:t xml:space="preserve">, </w:t>
+      </w:r>
+      <w:r>
+        <w:rPr>
+          <w:rFonts w:ascii="D2Coding" w:eastAsia="D2Coding" w:hAnsi="D2Coding" w:cs="굴림" w:hint="eastAsia"/>
+          <w:color w:val="B5CEA8"/>
+          <w:kern w:val="0"/>
+          <w:sz w:val="21"/>
+          <w:szCs w:val="21"/>
+          <w14:ligatures w14:val="none"/>
+        </w:rPr>
+        <w:t>0</w:t>
+      </w:r>
+      <w:r>
+        <w:rPr>
+          <w:rFonts w:ascii="D2Coding" w:eastAsia="D2Coding" w:hAnsi="D2Coding" w:cs="굴림" w:hint="eastAsia"/>
+          <w:color w:val="D4D4D4"/>
+          <w:kern w:val="0"/>
+          <w:sz w:val="21"/>
+          <w:szCs w:val="21"/>
+          <w14:ligatures w14:val="none"/>
+        </w:rPr>
+        <w:t xml:space="preserve">, </w:t>
+      </w:r>
+      <w:r>
+        <w:rPr>
+          <w:rFonts w:ascii="D2Coding" w:eastAsia="D2Coding" w:hAnsi="D2Coding" w:cs="굴림" w:hint="eastAsia"/>
+          <w:color w:val="B5CEA8"/>
+          <w:kern w:val="0"/>
+          <w:sz w:val="21"/>
+          <w:szCs w:val="21"/>
+          <w14:ligatures w14:val="none"/>
+        </w:rPr>
+        <w:t>0</w:t>
+      </w:r>
+      <w:r>
+        <w:rPr>
+          <w:rFonts w:ascii="D2Coding" w:eastAsia="D2Coding" w:hAnsi="D2Coding" w:cs="굴림" w:hint="eastAsia"/>
+          <w:color w:val="D4D4D4"/>
+          <w:kern w:val="0"/>
+          <w:sz w:val="21"/>
+          <w:szCs w:val="21"/>
+          <w14:ligatures w14:val="none"/>
+        </w:rPr>
+        <w:t xml:space="preserve">, </w:t>
+      </w:r>
+      <w:r>
+        <w:rPr>
+          <w:rFonts w:ascii="D2Coding" w:eastAsia="D2Coding" w:hAnsi="D2Coding" w:cs="굴림" w:hint="eastAsia"/>
+          <w:color w:val="B5CEA8"/>
+          <w:kern w:val="0"/>
+          <w:sz w:val="21"/>
+          <w:szCs w:val="21"/>
+          <w14:ligatures w14:val="none"/>
+        </w:rPr>
+        <w:t>0.4</w:t>
+      </w:r>
+      <w:r>
+        <w:rPr>
+          <w:rFonts w:ascii="D2Coding" w:eastAsia="D2Coding" w:hAnsi="D2Coding" w:cs="굴림" w:hint="eastAsia"/>
+          <w:color w:val="D4D4D4"/>
+          <w:kern w:val="0"/>
+          <w:sz w:val="21"/>
+          <w:szCs w:val="21"/>
+          <w14:ligatures w14:val="none"/>
+        </w:rPr>
+        <w:t xml:space="preserve">) </w:t>
+      </w:r>
+      <w:r>
+        <w:rPr>
+          <w:rFonts w:ascii="D2Coding" w:eastAsia="D2Coding" w:hAnsi="D2Coding" w:cs="굴림" w:hint="eastAsia"/>
+          <w:color w:val="B5CEA8"/>
+          <w:kern w:val="0"/>
+          <w:sz w:val="21"/>
+          <w:szCs w:val="21"/>
+          <w14:ligatures w14:val="none"/>
+        </w:rPr>
+        <w:t>4px</w:t>
+      </w:r>
+      <w:r>
+        <w:rPr>
+          <w:rFonts w:ascii="D2Coding" w:eastAsia="D2Coding" w:hAnsi="D2Coding" w:cs="굴림" w:hint="eastAsia"/>
+          <w:color w:val="D4D4D4"/>
+          <w:kern w:val="0"/>
+          <w:sz w:val="21"/>
+          <w:szCs w:val="21"/>
+          <w14:ligatures w14:val="none"/>
+        </w:rPr>
+        <w:t xml:space="preserve"> </w:t>
+      </w:r>
+      <w:proofErr w:type="spellStart"/>
+      <w:proofErr w:type="gramStart"/>
+      <w:r>
+        <w:rPr>
+          <w:rFonts w:ascii="D2Coding" w:eastAsia="D2Coding" w:hAnsi="D2Coding" w:cs="굴림" w:hint="eastAsia"/>
+          <w:color w:val="B5CEA8"/>
+          <w:kern w:val="0"/>
+          <w:sz w:val="21"/>
+          <w:szCs w:val="21"/>
+          <w14:ligatures w14:val="none"/>
+        </w:rPr>
+        <w:t>4px</w:t>
+      </w:r>
+      <w:proofErr w:type="spellEnd"/>
+      <w:r>
+        <w:rPr>
+          <w:rFonts w:ascii="D2Coding" w:eastAsia="D2Coding" w:hAnsi="D2Coding" w:cs="굴림" w:hint="eastAsia"/>
+          <w:color w:val="D4D4D4"/>
+          <w:kern w:val="0"/>
+          <w:sz w:val="21"/>
+          <w:szCs w:val="21"/>
+          <w14:ligatures w14:val="none"/>
+        </w:rPr>
+        <w:t>;</w:t>
+      </w:r>
+      <w:proofErr w:type="gramEnd"/>
+    </w:p>
+    <w:p>
+      <w:pPr>
+        <w:pStyle w:val="a6"/>
+        <w:widowControl/>
+        <w:numPr>
+          <w:ilvl w:val="0"/>
+          <w:numId w:val="6"/>
+        </w:numPr>
+        <w:shd w:val="clear" w:color="auto" w:fill="121314"/>
+        <w:wordWrap/>
+        <w:autoSpaceDE/>
+        <w:autoSpaceDN/>
+        <w:spacing w:after="0" w:line="285" w:lineRule="atLeast"/>
+        <w:rPr>
+          <w:rFonts w:ascii="D2Coding" w:eastAsia="D2Coding" w:hAnsi="D2Coding" w:cs="굴림" w:hint="eastAsia"/>
+          <w:color w:val="BBBEBF"/>
+          <w:kern w:val="0"/>
+          <w:sz w:val="21"/>
+          <w:szCs w:val="21"/>
+          <w14:ligatures w14:val="none"/>
+        </w:rPr>
+      </w:pPr>
+      <w:r>
+        <w:rPr>
+          <w:rFonts w:ascii="D2Coding" w:eastAsia="D2Coding" w:hAnsi="D2Coding" w:cs="굴림" w:hint="eastAsia"/>
+          <w:color w:val="D4D4D4"/>
+          <w:kern w:val="0"/>
+          <w:sz w:val="21"/>
+          <w:szCs w:val="21"/>
+          <w14:ligatures w14:val="none"/>
+        </w:rPr>
+        <w:t xml:space="preserve">        </w:t>
+      </w:r>
+      <w:r>
+        <w:rPr>
+          <w:rFonts w:ascii="D2Coding" w:eastAsia="D2Coding" w:hAnsi="D2Coding" w:cs="굴림" w:hint="eastAsia"/>
+          <w:color w:val="9CDCFE"/>
+          <w:kern w:val="0"/>
+          <w:sz w:val="21"/>
+          <w:szCs w:val="21"/>
+          <w14:ligatures w14:val="none"/>
+        </w:rPr>
+        <w:t>border-radius</w:t>
+      </w:r>
+      <w:r>
+        <w:rPr>
+          <w:rFonts w:ascii="D2Coding" w:eastAsia="D2Coding" w:hAnsi="D2Coding" w:cs="굴림" w:hint="eastAsia"/>
+          <w:color w:val="D4D4D4"/>
+          <w:kern w:val="0"/>
+          <w:sz w:val="21"/>
+          <w:szCs w:val="21"/>
+          <w14:ligatures w14:val="none"/>
+        </w:rPr>
+        <w:t xml:space="preserve">: </w:t>
+      </w:r>
+      <w:proofErr w:type="gramStart"/>
+      <w:r>
+        <w:rPr>
+          <w:rFonts w:ascii="D2Coding" w:eastAsia="D2Coding" w:hAnsi="D2Coding" w:cs="굴림" w:hint="eastAsia"/>
+          <w:color w:val="B5CEA8"/>
+          <w:kern w:val="0"/>
+          <w:sz w:val="21"/>
+          <w:szCs w:val="21"/>
+          <w14:ligatures w14:val="none"/>
+        </w:rPr>
+        <w:t>5px</w:t>
+      </w:r>
+      <w:r>
+        <w:rPr>
+          <w:rFonts w:ascii="D2Coding" w:eastAsia="D2Coding" w:hAnsi="D2Coding" w:cs="굴림" w:hint="eastAsia"/>
+          <w:color w:val="D4D4D4"/>
+          <w:kern w:val="0"/>
+          <w:sz w:val="21"/>
+          <w:szCs w:val="21"/>
+          <w14:ligatures w14:val="none"/>
+        </w:rPr>
+        <w:t>;</w:t>
+      </w:r>
+      <w:proofErr w:type="gramEnd"/>
+    </w:p>
+    <w:p>
+      <w:pPr>
+        <w:pStyle w:val="a6"/>
+        <w:widowControl/>
+        <w:numPr>
+          <w:ilvl w:val="0"/>
+          <w:numId w:val="6"/>
+        </w:numPr>
+        <w:shd w:val="clear" w:color="auto" w:fill="121314"/>
+        <w:wordWrap/>
+        <w:autoSpaceDE/>
+        <w:autoSpaceDN/>
+        <w:spacing w:after="0" w:line="285" w:lineRule="atLeast"/>
+        <w:rPr>
+          <w:rFonts w:ascii="D2Coding" w:eastAsia="D2Coding" w:hAnsi="D2Coding" w:cs="굴림" w:hint="eastAsia"/>
+          <w:color w:val="BBBEBF"/>
+          <w:kern w:val="0"/>
+          <w:sz w:val="21"/>
+          <w:szCs w:val="21"/>
+          <w14:ligatures w14:val="none"/>
+        </w:rPr>
+      </w:pPr>
+      <w:r>
+        <w:rPr>
+          <w:rFonts w:ascii="D2Coding" w:eastAsia="D2Coding" w:hAnsi="D2Coding" w:cs="굴림" w:hint="eastAsia"/>
+          <w:color w:val="D4D4D4"/>
+          <w:kern w:val="0"/>
+          <w:sz w:val="21"/>
+          <w:szCs w:val="21"/>
+          <w14:ligatures w14:val="none"/>
+        </w:rPr>
+        <w:t>      }</w:t>
+      </w:r>
+    </w:p>
+    <w:p>
+      <w:pPr>
+        <w:pStyle w:val="a6"/>
+        <w:numPr>
+          <w:ilvl w:val="0"/>
+          <w:numId w:val="6"/>
+        </w:numPr>
+        <w:rPr>
+          <w:rFonts w:hint="eastAsia"/>
+        </w:rPr>
+      </w:pPr>
+      <w:r>
+        <w:rPr>
+          <w:rFonts w:hint="eastAsia"/>
+        </w:rPr>
+        <w:t xml:space="preserve">[속성 |= 값] </w:t>
+      </w:r>
+      <w:proofErr w:type="spellStart"/>
+      <w:r>
+        <w:rPr>
+          <w:rFonts w:hint="eastAsia"/>
+        </w:rPr>
+        <w:t>선택자</w:t>
+      </w:r>
+      <w:proofErr w:type="spellEnd"/>
+      <w:r>
+        <w:rPr>
+          <w:rFonts w:hint="eastAsia"/>
+        </w:rPr>
+        <w:t xml:space="preserve"> </w:t>
+      </w:r>
+      <w:r>
+        <w:sym w:font="Wingdings" w:char="F0E0"/>
+      </w:r>
+      <w:r>
+        <w:rPr>
+          <w:rFonts w:hint="eastAsia"/>
+        </w:rPr>
+        <w:t xml:space="preserve"> 특정 값이 포함된 속성을 가진 요소를 찾아 스타일 적용</w:t>
+      </w:r>
+    </w:p>
+    <w:p>
+      <w:pPr>
+        <w:pStyle w:val="a6"/>
+        <w:numPr>
+          <w:ilvl w:val="0"/>
+          <w:numId w:val="6"/>
+        </w:numPr>
+        <w:rPr>
+          <w:rFonts w:hint="eastAsia"/>
+        </w:rPr>
+      </w:pPr>
+      <w:r>
+        <w:rPr>
+          <w:rFonts w:hint="eastAsia"/>
+        </w:rPr>
+        <w:t xml:space="preserve">[속성 ^=값] </w:t>
+      </w:r>
+      <w:proofErr w:type="spellStart"/>
+      <w:r>
+        <w:rPr>
+          <w:rFonts w:hint="eastAsia"/>
+        </w:rPr>
+        <w:t>선택자</w:t>
+      </w:r>
+      <w:proofErr w:type="spellEnd"/>
+      <w:r>
+        <w:rPr>
+          <w:rFonts w:hint="eastAsia"/>
+        </w:rPr>
+        <w:t xml:space="preserve"> </w:t>
+      </w:r>
+      <w:r>
+        <w:sym w:font="Wingdings" w:char="F0E0"/>
+      </w:r>
+      <w:r>
+        <w:rPr>
+          <w:rFonts w:hint="eastAsia"/>
+        </w:rPr>
+        <w:t xml:space="preserve"> 특정 값으로 시작하는 속성</w:t>
+      </w:r>
+    </w:p>
+    <w:p>
+      <w:pPr>
+        <w:pStyle w:val="a6"/>
+        <w:numPr>
+          <w:ilvl w:val="0"/>
+          <w:numId w:val="6"/>
+        </w:numPr>
+        <w:rPr>
+          <w:rFonts w:hint="eastAsia"/>
+        </w:rPr>
+      </w:pPr>
+      <w:r>
+        <w:rPr>
+          <w:rFonts w:hint="eastAsia"/>
+        </w:rPr>
+        <w:t xml:space="preserve">[속성 $= 값] </w:t>
+      </w:r>
+      <w:proofErr w:type="spellStart"/>
+      <w:r>
+        <w:rPr>
+          <w:rFonts w:hint="eastAsia"/>
+        </w:rPr>
+        <w:t>선택자</w:t>
+      </w:r>
+      <w:proofErr w:type="spellEnd"/>
+      <w:r>
+        <w:rPr>
+          <w:rFonts w:hint="eastAsia"/>
+        </w:rPr>
+        <w:t xml:space="preserve"> </w:t>
+      </w:r>
+      <w:r>
+        <w:sym w:font="Wingdings" w:char="F0E0"/>
+      </w:r>
+      <w:r>
+        <w:rPr>
+          <w:rFonts w:hint="eastAsia"/>
+        </w:rPr>
+        <w:t xml:space="preserve"> 특정 값으로 끝나는 속성</w:t>
+      </w:r>
+    </w:p>
+    <w:p>
+      <w:pPr>
+        <w:pStyle w:val="a6"/>
+        <w:numPr>
+          <w:ilvl w:val="0"/>
+          <w:numId w:val="6"/>
+        </w:numPr>
+        <w:rPr>
+          <w:rFonts w:hint="eastAsia"/>
+        </w:rPr>
+      </w:pPr>
+      <w:r>
+        <w:rPr>
+          <w:rFonts w:hint="eastAsia"/>
+        </w:rPr>
+        <w:t xml:space="preserve">[속성 *= 값] </w:t>
+      </w:r>
+      <w:proofErr w:type="spellStart"/>
+      <w:r>
+        <w:rPr>
+          <w:rFonts w:hint="eastAsia"/>
+        </w:rPr>
+        <w:t>선택자</w:t>
+      </w:r>
+      <w:proofErr w:type="spellEnd"/>
+      <w:r>
+        <w:rPr>
+          <w:rFonts w:hint="eastAsia"/>
+        </w:rPr>
+        <w:t xml:space="preserve"> </w:t>
+      </w:r>
+      <w:r>
+        <w:sym w:font="Wingdings" w:char="F0E0"/>
+      </w:r>
+      <w:r>
+        <w:rPr>
+          <w:rFonts w:hint="eastAsia"/>
+        </w:rPr>
+        <w:t xml:space="preserve"> 값의 일부가 일치하는 속성</w:t>
+      </w:r>
+    </w:p>
+    <w:p/>
+    <w:p>
+      <w:r>
+        <w:rPr>
+          <w:rFonts w:hint="eastAsia"/>
+        </w:rPr>
+        <w:lastRenderedPageBreak/>
+        <w:t>가상 클래스</w:t>
+      </w:r>
+    </w:p>
+    <w:p>
+      <w:pPr>
+        <w:pStyle w:val="a6"/>
+        <w:numPr>
+          <w:ilvl w:val="0"/>
+          <w:numId w:val="2"/>
+        </w:numPr>
+      </w:pPr>
+      <w:r>
+        <w:rPr>
+          <w:rFonts w:hint="eastAsia"/>
+        </w:rPr>
+        <w:t xml:space="preserve">사용자 동작에 반응하는 가상 클래스 </w:t>
+      </w:r>
+      <w:proofErr w:type="spellStart"/>
+      <w:r>
+        <w:rPr>
+          <w:rFonts w:hint="eastAsia"/>
+        </w:rPr>
+        <w:t>선택자</w:t>
+      </w:r>
+      <w:proofErr w:type="spellEnd"/>
+    </w:p>
+    <w:p>
+      <w:pPr>
+        <w:pStyle w:val="a6"/>
+        <w:numPr>
+          <w:ilvl w:val="0"/>
+          <w:numId w:val="6"/>
+        </w:numPr>
+      </w:pPr>
+      <w:proofErr w:type="gramStart"/>
+      <w:r>
+        <w:rPr>
+          <w:rFonts w:hint="eastAsia"/>
+        </w:rPr>
+        <w:t>:link</w:t>
+      </w:r>
+      <w:proofErr w:type="gramEnd"/>
+      <w:r>
+        <w:rPr>
+          <w:rFonts w:hint="eastAsia"/>
+        </w:rPr>
+        <w:t xml:space="preserve"> </w:t>
+      </w:r>
+      <w:r>
+        <w:sym w:font="Wingdings" w:char="F0E0"/>
+      </w:r>
+      <w:r>
+        <w:rPr>
+          <w:rFonts w:hint="eastAsia"/>
+        </w:rPr>
+        <w:t xml:space="preserve"> 방문하지 않은 링크에 스타일 적용</w:t>
+      </w:r>
+    </w:p>
+    <w:p>
+      <w:pPr>
+        <w:pStyle w:val="a6"/>
+        <w:numPr>
+          <w:ilvl w:val="0"/>
+          <w:numId w:val="6"/>
+        </w:numPr>
+      </w:pPr>
+      <w:proofErr w:type="gramStart"/>
+      <w:r>
+        <w:rPr>
+          <w:rFonts w:hint="eastAsia"/>
+        </w:rPr>
+        <w:t>:visited</w:t>
+      </w:r>
+      <w:proofErr w:type="gramEnd"/>
+      <w:r>
+        <w:rPr>
+          <w:rFonts w:hint="eastAsia"/>
+        </w:rPr>
+        <w:t xml:space="preserve"> </w:t>
+      </w:r>
+      <w:r>
+        <w:sym w:font="Wingdings" w:char="F0E0"/>
+      </w:r>
+      <w:r>
+        <w:rPr>
+          <w:rFonts w:hint="eastAsia"/>
+        </w:rPr>
+        <w:t xml:space="preserve"> 방문한 링크에 스타일 적용</w:t>
+      </w:r>
+    </w:p>
+    <w:p>
+      <w:pPr>
+        <w:pStyle w:val="a6"/>
+        <w:numPr>
+          <w:ilvl w:val="0"/>
+          <w:numId w:val="6"/>
+        </w:numPr>
+      </w:pPr>
+      <w:proofErr w:type="gramStart"/>
+      <w:r>
+        <w:rPr>
+          <w:rFonts w:hint="eastAsia"/>
+        </w:rPr>
+        <w:t>:active</w:t>
+      </w:r>
+      <w:proofErr w:type="gramEnd"/>
+      <w:r>
+        <w:rPr>
+          <w:rFonts w:hint="eastAsia"/>
+        </w:rPr>
+        <w:t xml:space="preserve"> </w:t>
+      </w:r>
+      <w:r>
+        <w:sym w:font="Wingdings" w:char="F0E0"/>
+      </w:r>
+      <w:r>
+        <w:rPr>
+          <w:rFonts w:hint="eastAsia"/>
+        </w:rPr>
+        <w:t xml:space="preserve"> 웹 요소를 활성화했을 때의 스타일 적용</w:t>
+      </w:r>
+    </w:p>
+    <w:p>
+      <w:pPr>
+        <w:pStyle w:val="a6"/>
+        <w:numPr>
+          <w:ilvl w:val="0"/>
+          <w:numId w:val="6"/>
+        </w:numPr>
+      </w:pPr>
+      <w:proofErr w:type="gramStart"/>
+      <w:r>
+        <w:rPr>
+          <w:rFonts w:hint="eastAsia"/>
+        </w:rPr>
+        <w:t>:hover</w:t>
+      </w:r>
+      <w:proofErr w:type="gramEnd"/>
+      <w:r>
+        <w:rPr>
+          <w:rFonts w:hint="eastAsia"/>
+        </w:rPr>
+        <w:t xml:space="preserve"> </w:t>
+      </w:r>
+      <w:r>
+        <w:sym w:font="Wingdings" w:char="F0E0"/>
+      </w:r>
+      <w:r>
+        <w:rPr>
+          <w:rFonts w:hint="eastAsia"/>
+        </w:rPr>
+        <w:t xml:space="preserve"> 웹 요소에 마우스 커서를 올려놓을 때의 스타일 적용</w:t>
+      </w:r>
+    </w:p>
+    <w:p>
+      <w:pPr>
+        <w:pStyle w:val="a6"/>
+        <w:numPr>
+          <w:ilvl w:val="0"/>
+          <w:numId w:val="6"/>
+        </w:numPr>
+      </w:pPr>
+      <w:proofErr w:type="gramStart"/>
+      <w:r>
+        <w:rPr>
+          <w:rFonts w:hint="eastAsia"/>
+        </w:rPr>
+        <w:t>:focus</w:t>
+      </w:r>
+      <w:proofErr w:type="gramEnd"/>
+      <w:r>
+        <w:rPr>
+          <w:rFonts w:hint="eastAsia"/>
+        </w:rPr>
+        <w:t xml:space="preserve"> </w:t>
+      </w:r>
+      <w:r>
+        <w:sym w:font="Wingdings" w:char="F0E0"/>
+      </w:r>
+      <w:r>
+        <w:rPr>
+          <w:rFonts w:hint="eastAsia"/>
+        </w:rPr>
+        <w:t xml:space="preserve"> 웹 요소에 초점이 맞추어졌을 때의 스타일 적용</w:t>
+      </w:r>
+    </w:p>
+    <w:p>
+      <w:r>
+        <w:rPr>
+          <w:rFonts w:hint="eastAsia"/>
+        </w:rPr>
+        <w:t xml:space="preserve">+ 순서 </w:t>
+      </w:r>
+      <w:r>
+        <w:sym w:font="Wingdings" w:char="F0E0"/>
+      </w:r>
+      <w:r>
+        <w:rPr>
+          <w:rFonts w:hint="eastAsia"/>
+        </w:rPr>
+        <w:t xml:space="preserve"> link -&gt; visited -&gt; hover -&gt; active</w:t>
+      </w:r>
+    </w:p>
+    <w:p/>
+    <w:p>
+      <w:pPr>
+        <w:pStyle w:val="a6"/>
+        <w:numPr>
+          <w:ilvl w:val="0"/>
+          <w:numId w:val="6"/>
+        </w:numPr>
+      </w:pPr>
+      <w:r>
+        <w:rPr>
+          <w:rFonts w:hint="eastAsia"/>
+        </w:rPr>
+        <w:t>클래스 구성요소의 순서별 스타일 지정</w:t>
+      </w:r>
+    </w:p>
+    <w:p>
+      <w:pPr>
+        <w:pStyle w:val="a6"/>
+        <w:widowControl/>
+        <w:numPr>
+          <w:ilvl w:val="0"/>
+          <w:numId w:val="6"/>
+        </w:numPr>
+        <w:shd w:val="clear" w:color="auto" w:fill="121314"/>
+        <w:wordWrap/>
+        <w:autoSpaceDE/>
+        <w:autoSpaceDN/>
+        <w:spacing w:after="0" w:line="285" w:lineRule="atLeast"/>
+        <w:rPr>
+          <w:rFonts w:ascii="D2Coding" w:eastAsia="D2Coding" w:hAnsi="D2Coding" w:cs="굴림"/>
+          <w:color w:val="BBBEBF"/>
+          <w:kern w:val="0"/>
+          <w:sz w:val="21"/>
+          <w:szCs w:val="21"/>
+          <w14:ligatures w14:val="none"/>
+        </w:rPr>
+      </w:pPr>
+      <w:r>
+        <w:rPr>
+          <w:rFonts w:ascii="D2Coding" w:eastAsia="D2Coding" w:hAnsi="D2Coding" w:cs="굴림" w:hint="eastAsia"/>
+          <w:color w:val="D4D4D4"/>
+          <w:kern w:val="0"/>
+          <w:sz w:val="21"/>
+          <w:szCs w:val="21"/>
+          <w14:ligatures w14:val="none"/>
+        </w:rPr>
+        <w:t xml:space="preserve">      </w:t>
+      </w:r>
+      <w:r>
+        <w:rPr>
+          <w:rFonts w:ascii="D2Coding" w:eastAsia="D2Coding" w:hAnsi="D2Coding" w:cs="굴림" w:hint="eastAsia"/>
+          <w:color w:val="8B949E"/>
+          <w:kern w:val="0"/>
+          <w:sz w:val="21"/>
+          <w:szCs w:val="21"/>
+          <w14:ligatures w14:val="none"/>
+        </w:rPr>
+        <w:t>/* container의 첫번째 자식 배경색 변경 */</w:t>
+      </w:r>
+    </w:p>
+    <w:p>
+      <w:pPr>
+        <w:pStyle w:val="a6"/>
+        <w:widowControl/>
+        <w:numPr>
+          <w:ilvl w:val="0"/>
+          <w:numId w:val="6"/>
+        </w:numPr>
+        <w:shd w:val="clear" w:color="auto" w:fill="121314"/>
+        <w:wordWrap/>
+        <w:autoSpaceDE/>
+        <w:autoSpaceDN/>
+        <w:spacing w:after="0" w:line="285" w:lineRule="atLeast"/>
+        <w:rPr>
+          <w:rFonts w:ascii="D2Coding" w:eastAsia="D2Coding" w:hAnsi="D2Coding" w:cs="굴림" w:hint="eastAsia"/>
+          <w:color w:val="BBBEBF"/>
+          <w:kern w:val="0"/>
+          <w:sz w:val="21"/>
+          <w:szCs w:val="21"/>
+          <w14:ligatures w14:val="none"/>
+        </w:rPr>
+      </w:pPr>
+      <w:r>
+        <w:rPr>
+          <w:rFonts w:ascii="D2Coding" w:eastAsia="D2Coding" w:hAnsi="D2Coding" w:cs="굴림" w:hint="eastAsia"/>
+          <w:color w:val="D4D4D4"/>
+          <w:kern w:val="0"/>
+          <w:sz w:val="21"/>
+          <w:szCs w:val="21"/>
+          <w14:ligatures w14:val="none"/>
+        </w:rPr>
+        <w:t xml:space="preserve">      </w:t>
+      </w:r>
+      <w:r>
+        <w:rPr>
+          <w:rFonts w:ascii="D2Coding" w:eastAsia="D2Coding" w:hAnsi="D2Coding" w:cs="굴림" w:hint="eastAsia"/>
+          <w:color w:val="D7BA7D"/>
+          <w:kern w:val="0"/>
+          <w:sz w:val="21"/>
+          <w:szCs w:val="21"/>
+          <w14:ligatures w14:val="none"/>
+        </w:rPr>
+        <w:t>.</w:t>
+      </w:r>
+      <w:proofErr w:type="gramStart"/>
+      <w:r>
+        <w:rPr>
+          <w:rFonts w:ascii="D2Coding" w:eastAsia="D2Coding" w:hAnsi="D2Coding" w:cs="굴림" w:hint="eastAsia"/>
+          <w:color w:val="D7BA7D"/>
+          <w:kern w:val="0"/>
+          <w:sz w:val="21"/>
+          <w:szCs w:val="21"/>
+          <w14:ligatures w14:val="none"/>
+        </w:rPr>
+        <w:t>container</w:t>
+      </w:r>
+      <w:r>
+        <w:rPr>
+          <w:rFonts w:ascii="D2Coding" w:eastAsia="D2Coding" w:hAnsi="D2Coding" w:cs="굴림" w:hint="eastAsia"/>
+          <w:color w:val="D4D4D4"/>
+          <w:kern w:val="0"/>
+          <w:sz w:val="21"/>
+          <w:szCs w:val="21"/>
+          <w14:ligatures w14:val="none"/>
+        </w:rPr>
+        <w:t xml:space="preserve"> </w:t>
+      </w:r>
+      <w:r>
+        <w:rPr>
+          <w:rFonts w:ascii="D2Coding" w:eastAsia="D2Coding" w:hAnsi="D2Coding" w:cs="굴림" w:hint="eastAsia"/>
+          <w:color w:val="D7BA7D"/>
+          <w:kern w:val="0"/>
+          <w:sz w:val="21"/>
+          <w:szCs w:val="21"/>
+          <w14:ligatures w14:val="none"/>
+        </w:rPr>
+        <w:t>:first</w:t>
+      </w:r>
+      <w:proofErr w:type="gramEnd"/>
+      <w:r>
+        <w:rPr>
+          <w:rFonts w:ascii="D2Coding" w:eastAsia="D2Coding" w:hAnsi="D2Coding" w:cs="굴림" w:hint="eastAsia"/>
+          <w:color w:val="D7BA7D"/>
+          <w:kern w:val="0"/>
+          <w:sz w:val="21"/>
+          <w:szCs w:val="21"/>
+          <w14:ligatures w14:val="none"/>
+        </w:rPr>
+        <w:t>-child</w:t>
+      </w:r>
+      <w:r>
+        <w:rPr>
+          <w:rFonts w:ascii="D2Coding" w:eastAsia="D2Coding" w:hAnsi="D2Coding" w:cs="굴림" w:hint="eastAsia"/>
+          <w:color w:val="D4D4D4"/>
+          <w:kern w:val="0"/>
+          <w:sz w:val="21"/>
+          <w:szCs w:val="21"/>
+          <w14:ligatures w14:val="none"/>
+        </w:rPr>
+        <w:t xml:space="preserve"> {</w:t>
+      </w:r>
+    </w:p>
+    <w:p>
+      <w:pPr>
+        <w:pStyle w:val="a6"/>
+        <w:widowControl/>
+        <w:numPr>
+          <w:ilvl w:val="0"/>
+          <w:numId w:val="6"/>
+        </w:numPr>
+        <w:shd w:val="clear" w:color="auto" w:fill="121314"/>
+        <w:wordWrap/>
+        <w:autoSpaceDE/>
+        <w:autoSpaceDN/>
+        <w:spacing w:after="0" w:line="285" w:lineRule="atLeast"/>
+        <w:rPr>
+          <w:rFonts w:ascii="D2Coding" w:eastAsia="D2Coding" w:hAnsi="D2Coding" w:cs="굴림" w:hint="eastAsia"/>
+          <w:color w:val="BBBEBF"/>
+          <w:kern w:val="0"/>
+          <w:sz w:val="21"/>
+          <w:szCs w:val="21"/>
+          <w14:ligatures w14:val="none"/>
+        </w:rPr>
+      </w:pPr>
+      <w:r>
+        <w:rPr>
+          <w:rFonts w:ascii="D2Coding" w:eastAsia="D2Coding" w:hAnsi="D2Coding" w:cs="굴림" w:hint="eastAsia"/>
+          <w:color w:val="D4D4D4"/>
+          <w:kern w:val="0"/>
+          <w:sz w:val="21"/>
+          <w:szCs w:val="21"/>
+          <w14:ligatures w14:val="none"/>
+        </w:rPr>
+        <w:t xml:space="preserve">        </w:t>
+      </w:r>
+      <w:r>
+        <w:rPr>
+          <w:rFonts w:ascii="D2Coding" w:eastAsia="D2Coding" w:hAnsi="D2Coding" w:cs="굴림" w:hint="eastAsia"/>
+          <w:color w:val="9CDCFE"/>
+          <w:kern w:val="0"/>
+          <w:sz w:val="21"/>
+          <w:szCs w:val="21"/>
+          <w14:ligatures w14:val="none"/>
+        </w:rPr>
+        <w:t>background-color</w:t>
+      </w:r>
+      <w:r>
+        <w:rPr>
+          <w:rFonts w:ascii="D2Coding" w:eastAsia="D2Coding" w:hAnsi="D2Coding" w:cs="굴림" w:hint="eastAsia"/>
+          <w:color w:val="D4D4D4"/>
+          <w:kern w:val="0"/>
+          <w:sz w:val="21"/>
+          <w:szCs w:val="21"/>
+          <w14:ligatures w14:val="none"/>
+        </w:rPr>
+        <w:t xml:space="preserve">: </w:t>
+      </w:r>
+      <w:proofErr w:type="gramStart"/>
+      <w:r>
+        <w:rPr>
+          <w:rFonts w:ascii="D2Coding" w:eastAsia="D2Coding" w:hAnsi="D2Coding" w:cs="굴림" w:hint="eastAsia"/>
+          <w:color w:val="CE9178"/>
+          <w:kern w:val="0"/>
+          <w:sz w:val="21"/>
+          <w:szCs w:val="21"/>
+          <w14:ligatures w14:val="none"/>
+        </w:rPr>
+        <w:t>yellow</w:t>
+      </w:r>
+      <w:r>
+        <w:rPr>
+          <w:rFonts w:ascii="D2Coding" w:eastAsia="D2Coding" w:hAnsi="D2Coding" w:cs="굴림" w:hint="eastAsia"/>
+          <w:color w:val="D4D4D4"/>
+          <w:kern w:val="0"/>
+          <w:sz w:val="21"/>
+          <w:szCs w:val="21"/>
+          <w14:ligatures w14:val="none"/>
+        </w:rPr>
+        <w:t>;</w:t>
+      </w:r>
+      <w:proofErr w:type="gramEnd"/>
+    </w:p>
+    <w:p>
+      <w:pPr>
+        <w:pStyle w:val="a6"/>
+        <w:widowControl/>
+        <w:numPr>
+          <w:ilvl w:val="0"/>
+          <w:numId w:val="6"/>
+        </w:numPr>
+        <w:shd w:val="clear" w:color="auto" w:fill="121314"/>
+        <w:wordWrap/>
+        <w:autoSpaceDE/>
+        <w:autoSpaceDN/>
+        <w:spacing w:after="0" w:line="285" w:lineRule="atLeast"/>
+        <w:rPr>
+          <w:rFonts w:ascii="D2Coding" w:eastAsia="D2Coding" w:hAnsi="D2Coding" w:cs="굴림" w:hint="eastAsia"/>
+          <w:color w:val="BBBEBF"/>
+          <w:kern w:val="0"/>
+          <w:sz w:val="21"/>
+          <w:szCs w:val="21"/>
+          <w14:ligatures w14:val="none"/>
+        </w:rPr>
+      </w:pPr>
+      <w:r>
+        <w:rPr>
+          <w:rFonts w:ascii="D2Coding" w:eastAsia="D2Coding" w:hAnsi="D2Coding" w:cs="굴림" w:hint="eastAsia"/>
+          <w:color w:val="D4D4D4"/>
+          <w:kern w:val="0"/>
+          <w:sz w:val="21"/>
+          <w:szCs w:val="21"/>
+          <w14:ligatures w14:val="none"/>
+        </w:rPr>
+        <w:t>      }</w:t>
+      </w:r>
+    </w:p>
+    <w:p>
+      <w:pPr>
+        <w:pStyle w:val="a6"/>
+        <w:widowControl/>
+        <w:numPr>
+          <w:ilvl w:val="0"/>
+          <w:numId w:val="6"/>
+        </w:numPr>
+        <w:shd w:val="clear" w:color="auto" w:fill="121314"/>
+        <w:wordWrap/>
+        <w:autoSpaceDE/>
+        <w:autoSpaceDN/>
+        <w:spacing w:after="0" w:line="285" w:lineRule="atLeast"/>
+        <w:rPr>
+          <w:rFonts w:ascii="D2Coding" w:eastAsia="D2Coding" w:hAnsi="D2Coding" w:cs="굴림" w:hint="eastAsia"/>
+          <w:color w:val="BBBEBF"/>
+          <w:kern w:val="0"/>
+          <w:sz w:val="21"/>
+          <w:szCs w:val="21"/>
+          <w14:ligatures w14:val="none"/>
+        </w:rPr>
+      </w:pPr>
+      <w:r>
+        <w:rPr>
+          <w:rFonts w:ascii="D2Coding" w:eastAsia="D2Coding" w:hAnsi="D2Coding" w:cs="굴림" w:hint="eastAsia"/>
+          <w:color w:val="D4D4D4"/>
+          <w:kern w:val="0"/>
+          <w:sz w:val="21"/>
+          <w:szCs w:val="21"/>
+          <w14:ligatures w14:val="none"/>
+        </w:rPr>
+        <w:t xml:space="preserve">      </w:t>
+      </w:r>
+      <w:r>
+        <w:rPr>
+          <w:rFonts w:ascii="D2Coding" w:eastAsia="D2Coding" w:hAnsi="D2Coding" w:cs="굴림" w:hint="eastAsia"/>
+          <w:color w:val="8B949E"/>
+          <w:kern w:val="0"/>
+          <w:sz w:val="21"/>
+          <w:szCs w:val="21"/>
+          <w14:ligatures w14:val="none"/>
+        </w:rPr>
+        <w:t xml:space="preserve">/* container의 p요소 중 2번째 자식 요소에 배경과 </w:t>
+      </w:r>
+      <w:proofErr w:type="spellStart"/>
+      <w:r>
+        <w:rPr>
+          <w:rFonts w:ascii="D2Coding" w:eastAsia="D2Coding" w:hAnsi="D2Coding" w:cs="굴림" w:hint="eastAsia"/>
+          <w:color w:val="8B949E"/>
+          <w:kern w:val="0"/>
+          <w:sz w:val="21"/>
+          <w:szCs w:val="21"/>
+          <w14:ligatures w14:val="none"/>
+        </w:rPr>
+        <w:t>글자색</w:t>
+      </w:r>
+      <w:proofErr w:type="spellEnd"/>
+      <w:r>
+        <w:rPr>
+          <w:rFonts w:ascii="D2Coding" w:eastAsia="D2Coding" w:hAnsi="D2Coding" w:cs="굴림" w:hint="eastAsia"/>
+          <w:color w:val="8B949E"/>
+          <w:kern w:val="0"/>
+          <w:sz w:val="21"/>
+          <w:szCs w:val="21"/>
+          <w14:ligatures w14:val="none"/>
+        </w:rPr>
+        <w:t xml:space="preserve"> 변경 */</w:t>
+      </w:r>
+    </w:p>
+    <w:p>
+      <w:pPr>
+        <w:pStyle w:val="a6"/>
+        <w:widowControl/>
+        <w:numPr>
+          <w:ilvl w:val="0"/>
+          <w:numId w:val="6"/>
+        </w:numPr>
+        <w:shd w:val="clear" w:color="auto" w:fill="121314"/>
+        <w:wordWrap/>
+        <w:autoSpaceDE/>
+        <w:autoSpaceDN/>
+        <w:spacing w:after="0" w:line="285" w:lineRule="atLeast"/>
+        <w:rPr>
+          <w:rFonts w:ascii="D2Coding" w:eastAsia="D2Coding" w:hAnsi="D2Coding" w:cs="굴림" w:hint="eastAsia"/>
+          <w:color w:val="BBBEBF"/>
+          <w:kern w:val="0"/>
+          <w:sz w:val="21"/>
+          <w:szCs w:val="21"/>
+          <w14:ligatures w14:val="none"/>
+        </w:rPr>
+      </w:pPr>
+      <w:r>
+        <w:rPr>
+          <w:rFonts w:ascii="D2Coding" w:eastAsia="D2Coding" w:hAnsi="D2Coding" w:cs="굴림" w:hint="eastAsia"/>
+          <w:color w:val="D4D4D4"/>
+          <w:kern w:val="0"/>
+          <w:sz w:val="21"/>
+          <w:szCs w:val="21"/>
+          <w14:ligatures w14:val="none"/>
+        </w:rPr>
+        <w:t xml:space="preserve">      </w:t>
+      </w:r>
+      <w:r>
+        <w:rPr>
+          <w:rFonts w:ascii="D2Coding" w:eastAsia="D2Coding" w:hAnsi="D2Coding" w:cs="굴림" w:hint="eastAsia"/>
+          <w:color w:val="D7BA7D"/>
+          <w:kern w:val="0"/>
+          <w:sz w:val="21"/>
+          <w:szCs w:val="21"/>
+          <w14:ligatures w14:val="none"/>
+        </w:rPr>
+        <w:t>.container</w:t>
+      </w:r>
+      <w:r>
+        <w:rPr>
+          <w:rFonts w:ascii="D2Coding" w:eastAsia="D2Coding" w:hAnsi="D2Coding" w:cs="굴림" w:hint="eastAsia"/>
+          <w:color w:val="D4D4D4"/>
+          <w:kern w:val="0"/>
+          <w:sz w:val="21"/>
+          <w:szCs w:val="21"/>
+          <w14:ligatures w14:val="none"/>
+        </w:rPr>
+        <w:t xml:space="preserve"> </w:t>
+      </w:r>
+      <w:proofErr w:type="gramStart"/>
+      <w:r>
+        <w:rPr>
+          <w:rFonts w:ascii="D2Coding" w:eastAsia="D2Coding" w:hAnsi="D2Coding" w:cs="굴림" w:hint="eastAsia"/>
+          <w:color w:val="D7BA7D"/>
+          <w:kern w:val="0"/>
+          <w:sz w:val="21"/>
+          <w:szCs w:val="21"/>
+          <w14:ligatures w14:val="none"/>
+        </w:rPr>
+        <w:t>p</w:t>
+      </w:r>
+      <w:r>
+        <w:rPr>
+          <w:rFonts w:ascii="D2Coding" w:eastAsia="D2Coding" w:hAnsi="D2Coding" w:cs="굴림" w:hint="eastAsia"/>
+          <w:color w:val="D4D4D4"/>
+          <w:kern w:val="0"/>
+          <w:sz w:val="21"/>
+          <w:szCs w:val="21"/>
+          <w14:ligatures w14:val="none"/>
+        </w:rPr>
+        <w:t xml:space="preserve"> </w:t>
+      </w:r>
+      <w:r>
+        <w:rPr>
+          <w:rFonts w:ascii="D2Coding" w:eastAsia="D2Coding" w:hAnsi="D2Coding" w:cs="굴림" w:hint="eastAsia"/>
+          <w:color w:val="D7BA7D"/>
+          <w:kern w:val="0"/>
+          <w:sz w:val="21"/>
+          <w:szCs w:val="21"/>
+          <w14:ligatures w14:val="none"/>
+        </w:rPr>
+        <w:t>:nth</w:t>
+      </w:r>
+      <w:proofErr w:type="gramEnd"/>
+      <w:r>
+        <w:rPr>
+          <w:rFonts w:ascii="D2Coding" w:eastAsia="D2Coding" w:hAnsi="D2Coding" w:cs="굴림" w:hint="eastAsia"/>
+          <w:color w:val="D7BA7D"/>
+          <w:kern w:val="0"/>
+          <w:sz w:val="21"/>
+          <w:szCs w:val="21"/>
+          <w14:ligatures w14:val="none"/>
+        </w:rPr>
+        <w:t>-of-</w:t>
+      </w:r>
+      <w:proofErr w:type="gramStart"/>
+      <w:r>
+        <w:rPr>
+          <w:rFonts w:ascii="D2Coding" w:eastAsia="D2Coding" w:hAnsi="D2Coding" w:cs="굴림" w:hint="eastAsia"/>
+          <w:color w:val="D7BA7D"/>
+          <w:kern w:val="0"/>
+          <w:sz w:val="21"/>
+          <w:szCs w:val="21"/>
+          <w14:ligatures w14:val="none"/>
+        </w:rPr>
+        <w:t>type</w:t>
+      </w:r>
+      <w:r>
+        <w:rPr>
+          <w:rFonts w:ascii="D2Coding" w:eastAsia="D2Coding" w:hAnsi="D2Coding" w:cs="굴림" w:hint="eastAsia"/>
+          <w:color w:val="D4D4D4"/>
+          <w:kern w:val="0"/>
+          <w:sz w:val="21"/>
+          <w:szCs w:val="21"/>
+          <w14:ligatures w14:val="none"/>
+        </w:rPr>
+        <w:t>(</w:t>
+      </w:r>
+      <w:r>
+        <w:rPr>
+          <w:rFonts w:ascii="D2Coding" w:eastAsia="D2Coding" w:hAnsi="D2Coding" w:cs="굴림" w:hint="eastAsia"/>
+          <w:color w:val="B5CEA8"/>
+          <w:kern w:val="0"/>
+          <w:sz w:val="21"/>
+          <w:szCs w:val="21"/>
+          <w14:ligatures w14:val="none"/>
+        </w:rPr>
+        <w:t>2</w:t>
+      </w:r>
+      <w:r>
+        <w:rPr>
+          <w:rFonts w:ascii="D2Coding" w:eastAsia="D2Coding" w:hAnsi="D2Coding" w:cs="굴림" w:hint="eastAsia"/>
+          <w:color w:val="D4D4D4"/>
+          <w:kern w:val="0"/>
+          <w:sz w:val="21"/>
+          <w:szCs w:val="21"/>
+          <w14:ligatures w14:val="none"/>
+        </w:rPr>
+        <w:t>) {</w:t>
+      </w:r>
+      <w:proofErr w:type="gramEnd"/>
+    </w:p>
+    <w:p>
+      <w:pPr>
+        <w:pStyle w:val="a6"/>
+        <w:widowControl/>
+        <w:numPr>
+          <w:ilvl w:val="0"/>
+          <w:numId w:val="6"/>
+        </w:numPr>
+        <w:shd w:val="clear" w:color="auto" w:fill="121314"/>
+        <w:wordWrap/>
+        <w:autoSpaceDE/>
+        <w:autoSpaceDN/>
+        <w:spacing w:after="0" w:line="285" w:lineRule="atLeast"/>
+        <w:rPr>
+          <w:rFonts w:ascii="D2Coding" w:eastAsia="D2Coding" w:hAnsi="D2Coding" w:cs="굴림" w:hint="eastAsia"/>
+          <w:color w:val="BBBEBF"/>
+          <w:kern w:val="0"/>
+          <w:sz w:val="21"/>
+          <w:szCs w:val="21"/>
+          <w14:ligatures w14:val="none"/>
+        </w:rPr>
+      </w:pPr>
+      <w:r>
+        <w:rPr>
+          <w:rFonts w:ascii="D2Coding" w:eastAsia="D2Coding" w:hAnsi="D2Coding" w:cs="굴림" w:hint="eastAsia"/>
+          <w:color w:val="D4D4D4"/>
+          <w:kern w:val="0"/>
+          <w:sz w:val="21"/>
+          <w:szCs w:val="21"/>
+          <w14:ligatures w14:val="none"/>
+        </w:rPr>
+        <w:t xml:space="preserve">        </w:t>
+      </w:r>
+      <w:r>
+        <w:rPr>
+          <w:rFonts w:ascii="D2Coding" w:eastAsia="D2Coding" w:hAnsi="D2Coding" w:cs="굴림" w:hint="eastAsia"/>
+          <w:color w:val="9CDCFE"/>
+          <w:kern w:val="0"/>
+          <w:sz w:val="21"/>
+          <w:szCs w:val="21"/>
+          <w14:ligatures w14:val="none"/>
+        </w:rPr>
+        <w:t>background-color</w:t>
+      </w:r>
+      <w:r>
+        <w:rPr>
+          <w:rFonts w:ascii="D2Coding" w:eastAsia="D2Coding" w:hAnsi="D2Coding" w:cs="굴림" w:hint="eastAsia"/>
+          <w:color w:val="D4D4D4"/>
+          <w:kern w:val="0"/>
+          <w:sz w:val="21"/>
+          <w:szCs w:val="21"/>
+          <w14:ligatures w14:val="none"/>
+        </w:rPr>
+        <w:t xml:space="preserve">: </w:t>
+      </w:r>
+      <w:proofErr w:type="gramStart"/>
+      <w:r>
+        <w:rPr>
+          <w:rFonts w:ascii="D2Coding" w:eastAsia="D2Coding" w:hAnsi="D2Coding" w:cs="굴림" w:hint="eastAsia"/>
+          <w:color w:val="CE9178"/>
+          <w:kern w:val="0"/>
+          <w:sz w:val="21"/>
+          <w:szCs w:val="21"/>
+          <w14:ligatures w14:val="none"/>
+        </w:rPr>
+        <w:t>green</w:t>
+      </w:r>
+      <w:r>
+        <w:rPr>
+          <w:rFonts w:ascii="D2Coding" w:eastAsia="D2Coding" w:hAnsi="D2Coding" w:cs="굴림" w:hint="eastAsia"/>
+          <w:color w:val="D4D4D4"/>
+          <w:kern w:val="0"/>
+          <w:sz w:val="21"/>
+          <w:szCs w:val="21"/>
+          <w14:ligatures w14:val="none"/>
+        </w:rPr>
+        <w:t>;</w:t>
+      </w:r>
+      <w:proofErr w:type="gramEnd"/>
+    </w:p>
+    <w:p>
+      <w:pPr>
+        <w:pStyle w:val="a6"/>
+        <w:widowControl/>
+        <w:numPr>
+          <w:ilvl w:val="0"/>
+          <w:numId w:val="6"/>
+        </w:numPr>
+        <w:shd w:val="clear" w:color="auto" w:fill="121314"/>
+        <w:wordWrap/>
+        <w:autoSpaceDE/>
+        <w:autoSpaceDN/>
+        <w:spacing w:after="0" w:line="285" w:lineRule="atLeast"/>
+        <w:rPr>
+          <w:rFonts w:ascii="D2Coding" w:eastAsia="D2Coding" w:hAnsi="D2Coding" w:cs="굴림" w:hint="eastAsia"/>
+          <w:color w:val="BBBEBF"/>
+          <w:kern w:val="0"/>
+          <w:sz w:val="21"/>
+          <w:szCs w:val="21"/>
+          <w14:ligatures w14:val="none"/>
+        </w:rPr>
+      </w:pPr>
+      <w:r>
+        <w:rPr>
+          <w:rFonts w:ascii="D2Coding" w:eastAsia="D2Coding" w:hAnsi="D2Coding" w:cs="굴림" w:hint="eastAsia"/>
+          <w:color w:val="D4D4D4"/>
+          <w:kern w:val="0"/>
+          <w:sz w:val="21"/>
+          <w:szCs w:val="21"/>
+          <w14:ligatures w14:val="none"/>
+        </w:rPr>
+        <w:t xml:space="preserve">        </w:t>
+      </w:r>
+      <w:r>
+        <w:rPr>
+          <w:rFonts w:ascii="D2Coding" w:eastAsia="D2Coding" w:hAnsi="D2Coding" w:cs="굴림" w:hint="eastAsia"/>
+          <w:color w:val="9CDCFE"/>
+          <w:kern w:val="0"/>
+          <w:sz w:val="21"/>
+          <w:szCs w:val="21"/>
+          <w14:ligatures w14:val="none"/>
+        </w:rPr>
+        <w:t>color</w:t>
+      </w:r>
+      <w:r>
+        <w:rPr>
+          <w:rFonts w:ascii="D2Coding" w:eastAsia="D2Coding" w:hAnsi="D2Coding" w:cs="굴림" w:hint="eastAsia"/>
+          <w:color w:val="D4D4D4"/>
+          <w:kern w:val="0"/>
+          <w:sz w:val="21"/>
+          <w:szCs w:val="21"/>
+          <w14:ligatures w14:val="none"/>
+        </w:rPr>
+        <w:t xml:space="preserve">: </w:t>
+      </w:r>
+      <w:proofErr w:type="gramStart"/>
+      <w:r>
+        <w:rPr>
+          <w:rFonts w:ascii="D2Coding" w:eastAsia="D2Coding" w:hAnsi="D2Coding" w:cs="굴림" w:hint="eastAsia"/>
+          <w:color w:val="CE9178"/>
+          <w:kern w:val="0"/>
+          <w:sz w:val="21"/>
+          <w:szCs w:val="21"/>
+          <w14:ligatures w14:val="none"/>
+        </w:rPr>
+        <w:t>yellow</w:t>
+      </w:r>
+      <w:r>
+        <w:rPr>
+          <w:rFonts w:ascii="D2Coding" w:eastAsia="D2Coding" w:hAnsi="D2Coding" w:cs="굴림" w:hint="eastAsia"/>
+          <w:color w:val="D4D4D4"/>
+          <w:kern w:val="0"/>
+          <w:sz w:val="21"/>
+          <w:szCs w:val="21"/>
+          <w14:ligatures w14:val="none"/>
+        </w:rPr>
+        <w:t>;</w:t>
+      </w:r>
+      <w:proofErr w:type="gramEnd"/>
+    </w:p>
+    <w:p>
+      <w:pPr>
+        <w:pStyle w:val="a6"/>
+        <w:widowControl/>
+        <w:numPr>
+          <w:ilvl w:val="0"/>
+          <w:numId w:val="6"/>
+        </w:numPr>
+        <w:shd w:val="clear" w:color="auto" w:fill="121314"/>
+        <w:wordWrap/>
+        <w:autoSpaceDE/>
+        <w:autoSpaceDN/>
+        <w:spacing w:after="0" w:line="285" w:lineRule="atLeast"/>
+        <w:rPr>
+          <w:rFonts w:ascii="D2Coding" w:eastAsia="D2Coding" w:hAnsi="D2Coding" w:cs="굴림" w:hint="eastAsia"/>
+          <w:color w:val="BBBEBF"/>
+          <w:kern w:val="0"/>
+          <w:sz w:val="21"/>
+          <w:szCs w:val="21"/>
+          <w14:ligatures w14:val="none"/>
+        </w:rPr>
+      </w:pPr>
+      <w:r>
+        <w:rPr>
+          <w:rFonts w:ascii="D2Coding" w:eastAsia="D2Coding" w:hAnsi="D2Coding" w:cs="굴림" w:hint="eastAsia"/>
+          <w:color w:val="D4D4D4"/>
+          <w:kern w:val="0"/>
+          <w:sz w:val="21"/>
+          <w:szCs w:val="21"/>
+          <w14:ligatures w14:val="none"/>
+        </w:rPr>
+        <w:t>      }</w:t>
+      </w:r>
+    </w:p>
+    <w:p>
+      <w:pPr>
+        <w:pStyle w:val="a6"/>
+        <w:widowControl/>
+        <w:numPr>
+          <w:ilvl w:val="0"/>
+          <w:numId w:val="6"/>
+        </w:numPr>
+        <w:shd w:val="clear" w:color="auto" w:fill="121314"/>
+        <w:wordWrap/>
+        <w:autoSpaceDE/>
+        <w:autoSpaceDN/>
+        <w:spacing w:after="0" w:line="285" w:lineRule="atLeast"/>
+        <w:rPr>
+          <w:rFonts w:ascii="D2Coding" w:eastAsia="D2Coding" w:hAnsi="D2Coding" w:cs="굴림" w:hint="eastAsia"/>
+          <w:color w:val="BBBEBF"/>
+          <w:kern w:val="0"/>
+          <w:sz w:val="21"/>
+          <w:szCs w:val="21"/>
+          <w14:ligatures w14:val="none"/>
+        </w:rPr>
+      </w:pPr>
+      <w:r>
+        <w:rPr>
+          <w:rFonts w:ascii="D2Coding" w:eastAsia="D2Coding" w:hAnsi="D2Coding" w:cs="굴림" w:hint="eastAsia"/>
+          <w:color w:val="D4D4D4"/>
+          <w:kern w:val="0"/>
+          <w:sz w:val="21"/>
+          <w:szCs w:val="21"/>
+          <w14:ligatures w14:val="none"/>
+        </w:rPr>
+        <w:t xml:space="preserve">      </w:t>
+      </w:r>
+      <w:r>
+        <w:rPr>
+          <w:rFonts w:ascii="D2Coding" w:eastAsia="D2Coding" w:hAnsi="D2Coding" w:cs="굴림" w:hint="eastAsia"/>
+          <w:color w:val="8B949E"/>
+          <w:kern w:val="0"/>
+          <w:sz w:val="21"/>
+          <w:szCs w:val="21"/>
+          <w14:ligatures w14:val="none"/>
+        </w:rPr>
+        <w:t>/* container의 마지막 자식 테두리 지정 */</w:t>
+      </w:r>
+    </w:p>
+    <w:p>
+      <w:pPr>
+        <w:pStyle w:val="a6"/>
+        <w:widowControl/>
+        <w:numPr>
+          <w:ilvl w:val="0"/>
+          <w:numId w:val="6"/>
+        </w:numPr>
+        <w:shd w:val="clear" w:color="auto" w:fill="121314"/>
+        <w:wordWrap/>
+        <w:autoSpaceDE/>
+        <w:autoSpaceDN/>
+        <w:spacing w:after="0" w:line="285" w:lineRule="atLeast"/>
+        <w:rPr>
+          <w:rFonts w:ascii="D2Coding" w:eastAsia="D2Coding" w:hAnsi="D2Coding" w:cs="굴림" w:hint="eastAsia"/>
+          <w:color w:val="BBBEBF"/>
+          <w:kern w:val="0"/>
+          <w:sz w:val="21"/>
+          <w:szCs w:val="21"/>
+          <w14:ligatures w14:val="none"/>
+        </w:rPr>
+      </w:pPr>
+      <w:r>
+        <w:rPr>
+          <w:rFonts w:ascii="D2Coding" w:eastAsia="D2Coding" w:hAnsi="D2Coding" w:cs="굴림" w:hint="eastAsia"/>
+          <w:color w:val="D4D4D4"/>
+          <w:kern w:val="0"/>
+          <w:sz w:val="21"/>
+          <w:szCs w:val="21"/>
+          <w14:ligatures w14:val="none"/>
+        </w:rPr>
+        <w:t xml:space="preserve">      </w:t>
+      </w:r>
+      <w:r>
+        <w:rPr>
+          <w:rFonts w:ascii="D2Coding" w:eastAsia="D2Coding" w:hAnsi="D2Coding" w:cs="굴림" w:hint="eastAsia"/>
+          <w:color w:val="D7BA7D"/>
+          <w:kern w:val="0"/>
+          <w:sz w:val="21"/>
+          <w:szCs w:val="21"/>
+          <w14:ligatures w14:val="none"/>
+        </w:rPr>
+        <w:t>.</w:t>
+      </w:r>
+      <w:proofErr w:type="gramStart"/>
+      <w:r>
+        <w:rPr>
+          <w:rFonts w:ascii="D2Coding" w:eastAsia="D2Coding" w:hAnsi="D2Coding" w:cs="굴림" w:hint="eastAsia"/>
+          <w:color w:val="D7BA7D"/>
+          <w:kern w:val="0"/>
+          <w:sz w:val="21"/>
+          <w:szCs w:val="21"/>
+          <w14:ligatures w14:val="none"/>
+        </w:rPr>
+        <w:t>container</w:t>
+      </w:r>
+      <w:r>
+        <w:rPr>
+          <w:rFonts w:ascii="D2Coding" w:eastAsia="D2Coding" w:hAnsi="D2Coding" w:cs="굴림" w:hint="eastAsia"/>
+          <w:color w:val="D4D4D4"/>
+          <w:kern w:val="0"/>
+          <w:sz w:val="21"/>
+          <w:szCs w:val="21"/>
+          <w14:ligatures w14:val="none"/>
+        </w:rPr>
+        <w:t xml:space="preserve"> </w:t>
+      </w:r>
+      <w:r>
+        <w:rPr>
+          <w:rFonts w:ascii="D2Coding" w:eastAsia="D2Coding" w:hAnsi="D2Coding" w:cs="굴림" w:hint="eastAsia"/>
+          <w:color w:val="D7BA7D"/>
+          <w:kern w:val="0"/>
+          <w:sz w:val="21"/>
+          <w:szCs w:val="21"/>
+          <w14:ligatures w14:val="none"/>
+        </w:rPr>
+        <w:t>:last</w:t>
+      </w:r>
+      <w:proofErr w:type="gramEnd"/>
+      <w:r>
+        <w:rPr>
+          <w:rFonts w:ascii="D2Coding" w:eastAsia="D2Coding" w:hAnsi="D2Coding" w:cs="굴림" w:hint="eastAsia"/>
+          <w:color w:val="D7BA7D"/>
+          <w:kern w:val="0"/>
+          <w:sz w:val="21"/>
+          <w:szCs w:val="21"/>
+          <w14:ligatures w14:val="none"/>
+        </w:rPr>
+        <w:t>-child</w:t>
+      </w:r>
+      <w:r>
+        <w:rPr>
+          <w:rFonts w:ascii="D2Coding" w:eastAsia="D2Coding" w:hAnsi="D2Coding" w:cs="굴림" w:hint="eastAsia"/>
+          <w:color w:val="D4D4D4"/>
+          <w:kern w:val="0"/>
+          <w:sz w:val="21"/>
+          <w:szCs w:val="21"/>
+          <w14:ligatures w14:val="none"/>
+        </w:rPr>
+        <w:t xml:space="preserve"> {</w:t>
+      </w:r>
+    </w:p>
+    <w:p>
+      <w:pPr>
+        <w:pStyle w:val="a6"/>
+        <w:widowControl/>
+        <w:numPr>
+          <w:ilvl w:val="0"/>
+          <w:numId w:val="6"/>
+        </w:numPr>
+        <w:shd w:val="clear" w:color="auto" w:fill="121314"/>
+        <w:wordWrap/>
+        <w:autoSpaceDE/>
+        <w:autoSpaceDN/>
+        <w:spacing w:after="0" w:line="285" w:lineRule="atLeast"/>
+        <w:rPr>
+          <w:rFonts w:ascii="D2Coding" w:eastAsia="D2Coding" w:hAnsi="D2Coding" w:cs="굴림" w:hint="eastAsia"/>
+          <w:color w:val="BBBEBF"/>
+          <w:kern w:val="0"/>
+          <w:sz w:val="21"/>
+          <w:szCs w:val="21"/>
+          <w14:ligatures w14:val="none"/>
+        </w:rPr>
+      </w:pPr>
+      <w:r>
+        <w:rPr>
+          <w:rFonts w:ascii="D2Coding" w:eastAsia="D2Coding" w:hAnsi="D2Coding" w:cs="굴림" w:hint="eastAsia"/>
+          <w:color w:val="D4D4D4"/>
+          <w:kern w:val="0"/>
+          <w:sz w:val="21"/>
+          <w:szCs w:val="21"/>
+          <w14:ligatures w14:val="none"/>
+        </w:rPr>
+        <w:t xml:space="preserve">        </w:t>
+      </w:r>
+      <w:r>
+        <w:rPr>
+          <w:rFonts w:ascii="D2Coding" w:eastAsia="D2Coding" w:hAnsi="D2Coding" w:cs="굴림" w:hint="eastAsia"/>
+          <w:color w:val="9CDCFE"/>
+          <w:kern w:val="0"/>
+          <w:sz w:val="21"/>
+          <w:szCs w:val="21"/>
+          <w14:ligatures w14:val="none"/>
+        </w:rPr>
+        <w:t>border</w:t>
+      </w:r>
+      <w:r>
+        <w:rPr>
+          <w:rFonts w:ascii="D2Coding" w:eastAsia="D2Coding" w:hAnsi="D2Coding" w:cs="굴림" w:hint="eastAsia"/>
+          <w:color w:val="D4D4D4"/>
+          <w:kern w:val="0"/>
+          <w:sz w:val="21"/>
+          <w:szCs w:val="21"/>
+          <w14:ligatures w14:val="none"/>
+        </w:rPr>
+        <w:t xml:space="preserve">: </w:t>
+      </w:r>
+      <w:r>
+        <w:rPr>
+          <w:rFonts w:ascii="D2Coding" w:eastAsia="D2Coding" w:hAnsi="D2Coding" w:cs="굴림" w:hint="eastAsia"/>
+          <w:color w:val="B5CEA8"/>
+          <w:kern w:val="0"/>
+          <w:sz w:val="21"/>
+          <w:szCs w:val="21"/>
+          <w14:ligatures w14:val="none"/>
+        </w:rPr>
+        <w:t>1px</w:t>
+      </w:r>
+      <w:r>
+        <w:rPr>
+          <w:rFonts w:ascii="D2Coding" w:eastAsia="D2Coding" w:hAnsi="D2Coding" w:cs="굴림" w:hint="eastAsia"/>
+          <w:color w:val="D4D4D4"/>
+          <w:kern w:val="0"/>
+          <w:sz w:val="21"/>
+          <w:szCs w:val="21"/>
+          <w14:ligatures w14:val="none"/>
+        </w:rPr>
+        <w:t xml:space="preserve"> </w:t>
+      </w:r>
+      <w:r>
+        <w:rPr>
+          <w:rFonts w:ascii="D2Coding" w:eastAsia="D2Coding" w:hAnsi="D2Coding" w:cs="굴림" w:hint="eastAsia"/>
+          <w:color w:val="CE9178"/>
+          <w:kern w:val="0"/>
+          <w:sz w:val="21"/>
+          <w:szCs w:val="21"/>
+          <w14:ligatures w14:val="none"/>
+        </w:rPr>
+        <w:t>solid</w:t>
+      </w:r>
+      <w:r>
+        <w:rPr>
+          <w:rFonts w:ascii="D2Coding" w:eastAsia="D2Coding" w:hAnsi="D2Coding" w:cs="굴림" w:hint="eastAsia"/>
+          <w:color w:val="D4D4D4"/>
+          <w:kern w:val="0"/>
+          <w:sz w:val="21"/>
+          <w:szCs w:val="21"/>
+          <w14:ligatures w14:val="none"/>
+        </w:rPr>
+        <w:t xml:space="preserve"> </w:t>
+      </w:r>
+      <w:proofErr w:type="gramStart"/>
+      <w:r>
+        <w:rPr>
+          <w:rFonts w:ascii="D2Coding" w:eastAsia="D2Coding" w:hAnsi="D2Coding" w:cs="굴림" w:hint="eastAsia"/>
+          <w:color w:val="CE9178"/>
+          <w:kern w:val="0"/>
+          <w:sz w:val="21"/>
+          <w:szCs w:val="21"/>
+          <w14:ligatures w14:val="none"/>
+        </w:rPr>
+        <w:t>gray</w:t>
+      </w:r>
+      <w:r>
+        <w:rPr>
+          <w:rFonts w:ascii="D2Coding" w:eastAsia="D2Coding" w:hAnsi="D2Coding" w:cs="굴림" w:hint="eastAsia"/>
+          <w:color w:val="D4D4D4"/>
+          <w:kern w:val="0"/>
+          <w:sz w:val="21"/>
+          <w:szCs w:val="21"/>
+          <w14:ligatures w14:val="none"/>
+        </w:rPr>
+        <w:t>;</w:t>
+      </w:r>
+      <w:proofErr w:type="gramEnd"/>
+    </w:p>
+    <w:p>
+      <w:pPr>
+        <w:pStyle w:val="a6"/>
+        <w:widowControl/>
+        <w:numPr>
+          <w:ilvl w:val="0"/>
+          <w:numId w:val="6"/>
+        </w:numPr>
+        <w:shd w:val="clear" w:color="auto" w:fill="121314"/>
+        <w:wordWrap/>
+        <w:autoSpaceDE/>
+        <w:autoSpaceDN/>
+        <w:spacing w:after="0" w:line="285" w:lineRule="atLeast"/>
+        <w:rPr>
+          <w:rFonts w:ascii="D2Coding" w:eastAsia="D2Coding" w:hAnsi="D2Coding" w:cs="굴림" w:hint="eastAsia"/>
+          <w:color w:val="BBBEBF"/>
+          <w:kern w:val="0"/>
+          <w:sz w:val="21"/>
+          <w:szCs w:val="21"/>
+          <w14:ligatures w14:val="none"/>
+        </w:rPr>
+      </w:pPr>
+      <w:r>
+        <w:rPr>
+          <w:rFonts w:ascii="D2Coding" w:eastAsia="D2Coding" w:hAnsi="D2Coding" w:cs="굴림" w:hint="eastAsia"/>
+          <w:color w:val="D4D4D4"/>
+          <w:kern w:val="0"/>
+          <w:sz w:val="21"/>
+          <w:szCs w:val="21"/>
+          <w14:ligatures w14:val="none"/>
+        </w:rPr>
+        <w:t xml:space="preserve">        </w:t>
+      </w:r>
+      <w:r>
+        <w:rPr>
+          <w:rFonts w:ascii="D2Coding" w:eastAsia="D2Coding" w:hAnsi="D2Coding" w:cs="굴림" w:hint="eastAsia"/>
+          <w:color w:val="9CDCFE"/>
+          <w:kern w:val="0"/>
+          <w:sz w:val="21"/>
+          <w:szCs w:val="21"/>
+          <w14:ligatures w14:val="none"/>
+        </w:rPr>
+        <w:t>border-radius</w:t>
+      </w:r>
+      <w:r>
+        <w:rPr>
+          <w:rFonts w:ascii="D2Coding" w:eastAsia="D2Coding" w:hAnsi="D2Coding" w:cs="굴림" w:hint="eastAsia"/>
+          <w:color w:val="D4D4D4"/>
+          <w:kern w:val="0"/>
+          <w:sz w:val="21"/>
+          <w:szCs w:val="21"/>
+          <w14:ligatures w14:val="none"/>
+        </w:rPr>
+        <w:t xml:space="preserve">: </w:t>
+      </w:r>
+      <w:proofErr w:type="gramStart"/>
+      <w:r>
+        <w:rPr>
+          <w:rFonts w:ascii="D2Coding" w:eastAsia="D2Coding" w:hAnsi="D2Coding" w:cs="굴림" w:hint="eastAsia"/>
+          <w:color w:val="B5CEA8"/>
+          <w:kern w:val="0"/>
+          <w:sz w:val="21"/>
+          <w:szCs w:val="21"/>
+          <w14:ligatures w14:val="none"/>
+        </w:rPr>
+        <w:t>3px</w:t>
+      </w:r>
+      <w:r>
+        <w:rPr>
+          <w:rFonts w:ascii="D2Coding" w:eastAsia="D2Coding" w:hAnsi="D2Coding" w:cs="굴림" w:hint="eastAsia"/>
+          <w:color w:val="D4D4D4"/>
+          <w:kern w:val="0"/>
+          <w:sz w:val="21"/>
+          <w:szCs w:val="21"/>
+          <w14:ligatures w14:val="none"/>
+        </w:rPr>
+        <w:t>;</w:t>
+      </w:r>
+      <w:proofErr w:type="gramEnd"/>
+    </w:p>
+    <w:p>
+      <w:pPr>
+        <w:pStyle w:val="a6"/>
+        <w:widowControl/>
+        <w:numPr>
+          <w:ilvl w:val="0"/>
+          <w:numId w:val="6"/>
+        </w:numPr>
+        <w:shd w:val="clear" w:color="auto" w:fill="121314"/>
+        <w:wordWrap/>
+        <w:autoSpaceDE/>
+        <w:autoSpaceDN/>
+        <w:spacing w:after="0" w:line="285" w:lineRule="atLeast"/>
+        <w:rPr>
+          <w:rFonts w:ascii="D2Coding" w:eastAsia="D2Coding" w:hAnsi="D2Coding" w:cs="굴림" w:hint="eastAsia"/>
+          <w:color w:val="BBBEBF"/>
+          <w:kern w:val="0"/>
+          <w:sz w:val="21"/>
+          <w:szCs w:val="21"/>
+          <w14:ligatures w14:val="none"/>
+        </w:rPr>
+      </w:pPr>
+      <w:r>
+        <w:rPr>
+          <w:rFonts w:ascii="D2Coding" w:eastAsia="D2Coding" w:hAnsi="D2Coding" w:cs="굴림" w:hint="eastAsia"/>
+          <w:color w:val="D4D4D4"/>
+          <w:kern w:val="0"/>
+          <w:sz w:val="21"/>
+          <w:szCs w:val="21"/>
+          <w14:ligatures w14:val="none"/>
+        </w:rPr>
+        <w:t>      }</w:t>
+      </w:r>
+    </w:p>
+    <w:p>
+      <w:pPr>
+        <w:pStyle w:val="a6"/>
+        <w:widowControl/>
+        <w:numPr>
+          <w:ilvl w:val="0"/>
+          <w:numId w:val="6"/>
+        </w:numPr>
+        <w:shd w:val="clear" w:color="auto" w:fill="121314"/>
+        <w:wordWrap/>
+        <w:autoSpaceDE/>
+        <w:autoSpaceDN/>
+        <w:spacing w:after="0" w:line="285" w:lineRule="atLeast"/>
+        <w:rPr>
+          <w:rFonts w:ascii="D2Coding" w:eastAsia="D2Coding" w:hAnsi="D2Coding" w:cs="굴림"/>
+          <w:color w:val="BBBEBF"/>
+          <w:kern w:val="0"/>
+          <w:sz w:val="21"/>
+          <w:szCs w:val="21"/>
+          <w14:ligatures w14:val="none"/>
+        </w:rPr>
+      </w:pPr>
+      <w:r>
+        <w:rPr>
+          <w:rFonts w:ascii="D2Coding" w:eastAsia="D2Coding" w:hAnsi="D2Coding" w:cs="굴림" w:hint="eastAsia"/>
+          <w:color w:val="D4D4D4"/>
+          <w:kern w:val="0"/>
+          <w:sz w:val="21"/>
+          <w:szCs w:val="21"/>
+          <w14:ligatures w14:val="none"/>
+        </w:rPr>
+        <w:t xml:space="preserve">      </w:t>
+      </w:r>
+      <w:r>
+        <w:rPr>
+          <w:rFonts w:ascii="D2Coding" w:eastAsia="D2Coding" w:hAnsi="D2Coding" w:cs="굴림" w:hint="eastAsia"/>
+          <w:color w:val="8B949E"/>
+          <w:kern w:val="0"/>
+          <w:sz w:val="21"/>
+          <w:szCs w:val="21"/>
+          <w14:ligatures w14:val="none"/>
+        </w:rPr>
+        <w:t>/* container의 div 요소의 유일한 자식에 대해 배경색 변경 */</w:t>
+      </w:r>
+    </w:p>
+    <w:p>
+      <w:pPr>
+        <w:pStyle w:val="a6"/>
+        <w:widowControl/>
+        <w:numPr>
+          <w:ilvl w:val="0"/>
+          <w:numId w:val="6"/>
+        </w:numPr>
+        <w:shd w:val="clear" w:color="auto" w:fill="121314"/>
+        <w:wordWrap/>
+        <w:autoSpaceDE/>
+        <w:autoSpaceDN/>
+        <w:spacing w:after="0" w:line="285" w:lineRule="atLeast"/>
+        <w:rPr>
+          <w:rFonts w:ascii="D2Coding" w:eastAsia="D2Coding" w:hAnsi="D2Coding" w:cs="굴림" w:hint="eastAsia"/>
+          <w:color w:val="BBBEBF"/>
+          <w:kern w:val="0"/>
+          <w:sz w:val="21"/>
+          <w:szCs w:val="21"/>
+          <w14:ligatures w14:val="none"/>
+        </w:rPr>
+      </w:pPr>
+      <w:r>
+        <w:rPr>
+          <w:rFonts w:ascii="D2Coding" w:eastAsia="D2Coding" w:hAnsi="D2Coding" w:cs="굴림" w:hint="eastAsia"/>
+          <w:color w:val="D4D4D4"/>
+          <w:kern w:val="0"/>
+          <w:sz w:val="21"/>
+          <w:szCs w:val="21"/>
+          <w14:ligatures w14:val="none"/>
+        </w:rPr>
+        <w:t xml:space="preserve">      </w:t>
+      </w:r>
+      <w:r>
+        <w:rPr>
+          <w:rFonts w:ascii="D2Coding" w:eastAsia="D2Coding" w:hAnsi="D2Coding" w:cs="굴림" w:hint="eastAsia"/>
+          <w:color w:val="D7BA7D"/>
+          <w:kern w:val="0"/>
+          <w:sz w:val="21"/>
+          <w:szCs w:val="21"/>
+          <w14:ligatures w14:val="none"/>
+        </w:rPr>
+        <w:t>.</w:t>
+      </w:r>
+      <w:proofErr w:type="gramStart"/>
+      <w:r>
+        <w:rPr>
+          <w:rFonts w:ascii="D2Coding" w:eastAsia="D2Coding" w:hAnsi="D2Coding" w:cs="굴림" w:hint="eastAsia"/>
+          <w:color w:val="D7BA7D"/>
+          <w:kern w:val="0"/>
+          <w:sz w:val="21"/>
+          <w:szCs w:val="21"/>
+          <w14:ligatures w14:val="none"/>
+        </w:rPr>
+        <w:t>container</w:t>
+      </w:r>
+      <w:r>
+        <w:rPr>
+          <w:rFonts w:ascii="D2Coding" w:eastAsia="D2Coding" w:hAnsi="D2Coding" w:cs="굴림" w:hint="eastAsia"/>
+          <w:color w:val="D4D4D4"/>
+          <w:kern w:val="0"/>
+          <w:sz w:val="21"/>
+          <w:szCs w:val="21"/>
+          <w14:ligatures w14:val="none"/>
+        </w:rPr>
+        <w:t xml:space="preserve"> </w:t>
+      </w:r>
+      <w:r>
+        <w:rPr>
+          <w:rFonts w:ascii="D2Coding" w:eastAsia="D2Coding" w:hAnsi="D2Coding" w:cs="굴림" w:hint="eastAsia"/>
+          <w:color w:val="D7BA7D"/>
+          <w:kern w:val="0"/>
+          <w:sz w:val="21"/>
+          <w:szCs w:val="21"/>
+          <w14:ligatures w14:val="none"/>
+        </w:rPr>
+        <w:t>:only</w:t>
+      </w:r>
+      <w:proofErr w:type="gramEnd"/>
+      <w:r>
+        <w:rPr>
+          <w:rFonts w:ascii="D2Coding" w:eastAsia="D2Coding" w:hAnsi="D2Coding" w:cs="굴림" w:hint="eastAsia"/>
+          <w:color w:val="D7BA7D"/>
+          <w:kern w:val="0"/>
+          <w:sz w:val="21"/>
+          <w:szCs w:val="21"/>
+          <w14:ligatures w14:val="none"/>
+        </w:rPr>
+        <w:t>-child</w:t>
+      </w:r>
+      <w:r>
+        <w:rPr>
+          <w:rFonts w:ascii="D2Coding" w:eastAsia="D2Coding" w:hAnsi="D2Coding" w:cs="굴림" w:hint="eastAsia"/>
+          <w:color w:val="D4D4D4"/>
+          <w:kern w:val="0"/>
+          <w:sz w:val="21"/>
+          <w:szCs w:val="21"/>
+          <w14:ligatures w14:val="none"/>
+        </w:rPr>
+        <w:t xml:space="preserve"> {</w:t>
+      </w:r>
+    </w:p>
+    <w:p>
+      <w:pPr>
+        <w:pStyle w:val="a6"/>
+        <w:widowControl/>
+        <w:numPr>
+          <w:ilvl w:val="0"/>
+          <w:numId w:val="6"/>
+        </w:numPr>
+        <w:shd w:val="clear" w:color="auto" w:fill="121314"/>
+        <w:wordWrap/>
+        <w:autoSpaceDE/>
+        <w:autoSpaceDN/>
+        <w:spacing w:after="0" w:line="285" w:lineRule="atLeast"/>
+        <w:rPr>
+          <w:rFonts w:ascii="D2Coding" w:eastAsia="D2Coding" w:hAnsi="D2Coding" w:cs="굴림" w:hint="eastAsia"/>
+          <w:color w:val="BBBEBF"/>
+          <w:kern w:val="0"/>
+          <w:sz w:val="21"/>
+          <w:szCs w:val="21"/>
+          <w14:ligatures w14:val="none"/>
+        </w:rPr>
+      </w:pPr>
+      <w:r>
+        <w:rPr>
+          <w:rFonts w:ascii="D2Coding" w:eastAsia="D2Coding" w:hAnsi="D2Coding" w:cs="굴림" w:hint="eastAsia"/>
+          <w:color w:val="D4D4D4"/>
+          <w:kern w:val="0"/>
+          <w:sz w:val="21"/>
+          <w:szCs w:val="21"/>
+          <w14:ligatures w14:val="none"/>
+        </w:rPr>
+        <w:t xml:space="preserve">        </w:t>
+      </w:r>
+      <w:r>
+        <w:rPr>
+          <w:rFonts w:ascii="D2Coding" w:eastAsia="D2Coding" w:hAnsi="D2Coding" w:cs="굴림" w:hint="eastAsia"/>
+          <w:color w:val="9CDCFE"/>
+          <w:kern w:val="0"/>
+          <w:sz w:val="21"/>
+          <w:szCs w:val="21"/>
+          <w14:ligatures w14:val="none"/>
+        </w:rPr>
+        <w:t>background-color</w:t>
+      </w:r>
+      <w:r>
+        <w:rPr>
+          <w:rFonts w:ascii="D2Coding" w:eastAsia="D2Coding" w:hAnsi="D2Coding" w:cs="굴림" w:hint="eastAsia"/>
+          <w:color w:val="D4D4D4"/>
+          <w:kern w:val="0"/>
+          <w:sz w:val="21"/>
+          <w:szCs w:val="21"/>
+          <w14:ligatures w14:val="none"/>
+        </w:rPr>
+        <w:t xml:space="preserve">: </w:t>
+      </w:r>
+      <w:proofErr w:type="gramStart"/>
+      <w:r>
+        <w:rPr>
+          <w:rFonts w:ascii="D2Coding" w:eastAsia="D2Coding" w:hAnsi="D2Coding" w:cs="굴림" w:hint="eastAsia"/>
+          <w:color w:val="CE9178"/>
+          <w:kern w:val="0"/>
+          <w:sz w:val="21"/>
+          <w:szCs w:val="21"/>
+          <w14:ligatures w14:val="none"/>
+        </w:rPr>
+        <w:t>gr</w:t>
+      </w:r>
+      <w:r>
+        <w:rPr>
+          <w:rFonts w:ascii="D2Coding" w:eastAsia="D2Coding" w:hAnsi="D2Coding" w:cs="굴림" w:hint="eastAsia"/>
+          <w:color w:val="CE9178"/>
+          <w:kern w:val="0"/>
+          <w:sz w:val="21"/>
+          <w:szCs w:val="21"/>
+          <w14:ligatures w14:val="none"/>
+        </w:rPr>
+        <w:t>a</w:t>
+      </w:r>
+      <w:r>
+        <w:rPr>
+          <w:rFonts w:ascii="D2Coding" w:eastAsia="D2Coding" w:hAnsi="D2Coding" w:cs="굴림" w:hint="eastAsia"/>
+          <w:color w:val="CE9178"/>
+          <w:kern w:val="0"/>
+          <w:sz w:val="21"/>
+          <w:szCs w:val="21"/>
+          <w14:ligatures w14:val="none"/>
+        </w:rPr>
+        <w:t>y</w:t>
+      </w:r>
+      <w:r>
+        <w:rPr>
+          <w:rFonts w:ascii="D2Coding" w:eastAsia="D2Coding" w:hAnsi="D2Coding" w:cs="굴림" w:hint="eastAsia"/>
+          <w:color w:val="D4D4D4"/>
+          <w:kern w:val="0"/>
+          <w:sz w:val="21"/>
+          <w:szCs w:val="21"/>
+          <w14:ligatures w14:val="none"/>
+        </w:rPr>
+        <w:t>;</w:t>
+      </w:r>
+      <w:proofErr w:type="gramEnd"/>
+    </w:p>
+    <w:p>
+      <w:pPr>
+        <w:pStyle w:val="a6"/>
+        <w:widowControl/>
+        <w:numPr>
+          <w:ilvl w:val="0"/>
+          <w:numId w:val="6"/>
+        </w:numPr>
+        <w:shd w:val="clear" w:color="auto" w:fill="121314"/>
+        <w:wordWrap/>
+        <w:autoSpaceDE/>
+        <w:autoSpaceDN/>
+        <w:spacing w:after="0" w:line="285" w:lineRule="atLeast"/>
+        <w:rPr>
+          <w:rFonts w:ascii="D2Coding" w:eastAsia="D2Coding" w:hAnsi="D2Coding" w:cs="굴림" w:hint="eastAsia"/>
+          <w:color w:val="BBBEBF"/>
+          <w:kern w:val="0"/>
+          <w:sz w:val="21"/>
+          <w:szCs w:val="21"/>
+          <w14:ligatures w14:val="none"/>
+        </w:rPr>
+      </w:pPr>
+      <w:r>
+        <w:rPr>
+          <w:rFonts w:ascii="D2Coding" w:eastAsia="D2Coding" w:hAnsi="D2Coding" w:cs="굴림" w:hint="eastAsia"/>
+          <w:color w:val="D4D4D4"/>
+          <w:kern w:val="0"/>
+          <w:sz w:val="21"/>
+          <w:szCs w:val="21"/>
+          <w14:ligatures w14:val="none"/>
+        </w:rPr>
+        <w:t>      }</w:t>
+      </w:r>
+    </w:p>
+    <w:p>
+      <w:pPr>
+        <w:pStyle w:val="a6"/>
+        <w:numPr>
+          <w:ilvl w:val="0"/>
+          <w:numId w:val="6"/>
+        </w:numPr>
+      </w:pPr>
+      <w:proofErr w:type="gramStart"/>
+      <w:r>
+        <w:rPr>
+          <w:rFonts w:hint="eastAsia"/>
+        </w:rPr>
+        <w:t>:nth</w:t>
+      </w:r>
+      <w:proofErr w:type="gramEnd"/>
+      <w:r>
+        <w:rPr>
+          <w:rFonts w:hint="eastAsia"/>
+        </w:rPr>
+        <w:t>-</w:t>
+      </w:r>
+      <w:proofErr w:type="gramStart"/>
+      <w:r>
+        <w:rPr>
+          <w:rFonts w:hint="eastAsia"/>
+        </w:rPr>
+        <w:t>child( )</w:t>
+      </w:r>
+      <w:proofErr w:type="gramEnd"/>
+      <w:r>
+        <w:rPr>
+          <w:rFonts w:hint="eastAsia"/>
+        </w:rPr>
+        <w:t xml:space="preserve"> </w:t>
+      </w:r>
+      <w:r>
+        <w:sym w:font="Wingdings" w:char="F0E0"/>
+      </w:r>
+      <w:r>
+        <w:rPr>
+          <w:rFonts w:hint="eastAsia"/>
+        </w:rPr>
+        <w:t xml:space="preserve"> </w:t>
+      </w:r>
+      <w:r>
+        <w:rPr>
+          <w:rFonts w:hint="eastAsia"/>
+        </w:rPr>
+        <w:t>괄호 안에 순서를 넣는데, Odd, Even 같은 형식도 지정 가능</w:t>
+      </w:r>
+    </w:p>
+    <w:p>
+      <w:pPr>
+        <w:pStyle w:val="a6"/>
+        <w:widowControl/>
+        <w:numPr>
+          <w:ilvl w:val="0"/>
+          <w:numId w:val="6"/>
+        </w:numPr>
+        <w:shd w:val="clear" w:color="auto" w:fill="121314"/>
+        <w:wordWrap/>
+        <w:autoSpaceDE/>
+        <w:autoSpaceDN/>
+        <w:spacing w:after="0" w:line="285" w:lineRule="atLeast"/>
+        <w:rPr>
+          <w:rFonts w:ascii="D2Coding" w:eastAsia="D2Coding" w:hAnsi="D2Coding" w:cs="굴림"/>
+          <w:color w:val="BBBEBF"/>
+          <w:kern w:val="0"/>
+          <w:sz w:val="21"/>
+          <w:szCs w:val="21"/>
+          <w14:ligatures w14:val="none"/>
+        </w:rPr>
+      </w:pPr>
+      <w:r>
+        <w:rPr>
+          <w:rFonts w:ascii="D2Coding" w:eastAsia="D2Coding" w:hAnsi="D2Coding" w:cs="굴림" w:hint="eastAsia"/>
+          <w:color w:val="D4D4D4"/>
+          <w:kern w:val="0"/>
+          <w:sz w:val="21"/>
+          <w:szCs w:val="21"/>
+          <w14:ligatures w14:val="none"/>
+        </w:rPr>
+        <w:t xml:space="preserve">      </w:t>
+      </w:r>
+      <w:r>
+        <w:rPr>
+          <w:rFonts w:ascii="D2Coding" w:eastAsia="D2Coding" w:hAnsi="D2Coding" w:cs="굴림" w:hint="eastAsia"/>
+          <w:color w:val="8B949E"/>
+          <w:kern w:val="0"/>
+          <w:sz w:val="21"/>
+          <w:szCs w:val="21"/>
+          <w14:ligatures w14:val="none"/>
+        </w:rPr>
+        <w:t>/* container의 3번째 자식 배경색 변경 */</w:t>
+      </w:r>
+    </w:p>
+    <w:p>
+      <w:pPr>
+        <w:pStyle w:val="a6"/>
+        <w:widowControl/>
+        <w:numPr>
+          <w:ilvl w:val="0"/>
+          <w:numId w:val="6"/>
+        </w:numPr>
+        <w:shd w:val="clear" w:color="auto" w:fill="121314"/>
+        <w:wordWrap/>
+        <w:autoSpaceDE/>
+        <w:autoSpaceDN/>
+        <w:spacing w:after="0" w:line="285" w:lineRule="atLeast"/>
+        <w:rPr>
+          <w:rFonts w:ascii="D2Coding" w:eastAsia="D2Coding" w:hAnsi="D2Coding" w:cs="굴림" w:hint="eastAsia"/>
+          <w:color w:val="BBBEBF"/>
+          <w:kern w:val="0"/>
+          <w:sz w:val="21"/>
+          <w:szCs w:val="21"/>
+          <w14:ligatures w14:val="none"/>
+        </w:rPr>
+      </w:pPr>
+      <w:r>
+        <w:rPr>
+          <w:rFonts w:ascii="D2Coding" w:eastAsia="D2Coding" w:hAnsi="D2Coding" w:cs="굴림" w:hint="eastAsia"/>
+          <w:color w:val="D4D4D4"/>
+          <w:kern w:val="0"/>
+          <w:sz w:val="21"/>
+          <w:szCs w:val="21"/>
+          <w14:ligatures w14:val="none"/>
+        </w:rPr>
+        <w:t xml:space="preserve">      </w:t>
+      </w:r>
+      <w:r>
+        <w:rPr>
+          <w:rFonts w:ascii="D2Coding" w:eastAsia="D2Coding" w:hAnsi="D2Coding" w:cs="굴림" w:hint="eastAsia"/>
+          <w:color w:val="D7BA7D"/>
+          <w:kern w:val="0"/>
+          <w:sz w:val="21"/>
+          <w:szCs w:val="21"/>
+          <w14:ligatures w14:val="none"/>
+        </w:rPr>
+        <w:t>.</w:t>
+      </w:r>
+      <w:proofErr w:type="gramStart"/>
+      <w:r>
+        <w:rPr>
+          <w:rFonts w:ascii="D2Coding" w:eastAsia="D2Coding" w:hAnsi="D2Coding" w:cs="굴림" w:hint="eastAsia"/>
+          <w:color w:val="D7BA7D"/>
+          <w:kern w:val="0"/>
+          <w:sz w:val="21"/>
+          <w:szCs w:val="21"/>
+          <w14:ligatures w14:val="none"/>
+        </w:rPr>
+        <w:t>container</w:t>
+      </w:r>
+      <w:r>
+        <w:rPr>
+          <w:rFonts w:ascii="D2Coding" w:eastAsia="D2Coding" w:hAnsi="D2Coding" w:cs="굴림" w:hint="eastAsia"/>
+          <w:color w:val="D4D4D4"/>
+          <w:kern w:val="0"/>
+          <w:sz w:val="21"/>
+          <w:szCs w:val="21"/>
+          <w14:ligatures w14:val="none"/>
+        </w:rPr>
+        <w:t xml:space="preserve"> </w:t>
+      </w:r>
+      <w:r>
+        <w:rPr>
+          <w:rFonts w:ascii="D2Coding" w:eastAsia="D2Coding" w:hAnsi="D2Coding" w:cs="굴림" w:hint="eastAsia"/>
+          <w:color w:val="D7BA7D"/>
+          <w:kern w:val="0"/>
+          <w:sz w:val="21"/>
+          <w:szCs w:val="21"/>
+          <w14:ligatures w14:val="none"/>
+        </w:rPr>
+        <w:t>:nth</w:t>
+      </w:r>
+      <w:proofErr w:type="gramEnd"/>
+      <w:r>
+        <w:rPr>
+          <w:rFonts w:ascii="D2Coding" w:eastAsia="D2Coding" w:hAnsi="D2Coding" w:cs="굴림" w:hint="eastAsia"/>
+          <w:color w:val="D7BA7D"/>
+          <w:kern w:val="0"/>
+          <w:sz w:val="21"/>
+          <w:szCs w:val="21"/>
+          <w14:ligatures w14:val="none"/>
+        </w:rPr>
+        <w:t>-</w:t>
+      </w:r>
+      <w:proofErr w:type="gramStart"/>
+      <w:r>
+        <w:rPr>
+          <w:rFonts w:ascii="D2Coding" w:eastAsia="D2Coding" w:hAnsi="D2Coding" w:cs="굴림" w:hint="eastAsia"/>
+          <w:color w:val="D7BA7D"/>
+          <w:kern w:val="0"/>
+          <w:sz w:val="21"/>
+          <w:szCs w:val="21"/>
+          <w14:ligatures w14:val="none"/>
+        </w:rPr>
+        <w:t>child</w:t>
+      </w:r>
+      <w:r>
+        <w:rPr>
+          <w:rFonts w:ascii="D2Coding" w:eastAsia="D2Coding" w:hAnsi="D2Coding" w:cs="굴림" w:hint="eastAsia"/>
+          <w:color w:val="D4D4D4"/>
+          <w:kern w:val="0"/>
+          <w:sz w:val="21"/>
+          <w:szCs w:val="21"/>
+          <w14:ligatures w14:val="none"/>
+        </w:rPr>
+        <w:t>(</w:t>
+      </w:r>
+      <w:r>
+        <w:rPr>
+          <w:rFonts w:ascii="D2Coding" w:eastAsia="D2Coding" w:hAnsi="D2Coding" w:cs="굴림" w:hint="eastAsia"/>
+          <w:color w:val="B5CEA8"/>
+          <w:kern w:val="0"/>
+          <w:sz w:val="21"/>
+          <w:szCs w:val="21"/>
+          <w14:ligatures w14:val="none"/>
+        </w:rPr>
+        <w:t>3</w:t>
+      </w:r>
+      <w:r>
+        <w:rPr>
+          <w:rFonts w:ascii="D2Coding" w:eastAsia="D2Coding" w:hAnsi="D2Coding" w:cs="굴림" w:hint="eastAsia"/>
+          <w:color w:val="D4D4D4"/>
+          <w:kern w:val="0"/>
+          <w:sz w:val="21"/>
+          <w:szCs w:val="21"/>
+          <w14:ligatures w14:val="none"/>
+        </w:rPr>
+        <w:t>) {</w:t>
+      </w:r>
+      <w:proofErr w:type="gramEnd"/>
+    </w:p>
+    <w:p>
+      <w:pPr>
+        <w:pStyle w:val="a6"/>
+        <w:widowControl/>
+        <w:numPr>
+          <w:ilvl w:val="0"/>
+          <w:numId w:val="6"/>
+        </w:numPr>
+        <w:shd w:val="clear" w:color="auto" w:fill="121314"/>
+        <w:wordWrap/>
+        <w:autoSpaceDE/>
+        <w:autoSpaceDN/>
+        <w:spacing w:after="0" w:line="285" w:lineRule="atLeast"/>
+        <w:rPr>
+          <w:rFonts w:ascii="D2Coding" w:eastAsia="D2Coding" w:hAnsi="D2Coding" w:cs="굴림" w:hint="eastAsia"/>
+          <w:color w:val="BBBEBF"/>
+          <w:kern w:val="0"/>
+          <w:sz w:val="21"/>
+          <w:szCs w:val="21"/>
+          <w14:ligatures w14:val="none"/>
+        </w:rPr>
+      </w:pPr>
+      <w:r>
+        <w:rPr>
+          <w:rFonts w:ascii="D2Coding" w:eastAsia="D2Coding" w:hAnsi="D2Coding" w:cs="굴림" w:hint="eastAsia"/>
+          <w:color w:val="D4D4D4"/>
+          <w:kern w:val="0"/>
+          <w:sz w:val="21"/>
+          <w:szCs w:val="21"/>
+          <w14:ligatures w14:val="none"/>
+        </w:rPr>
+        <w:t xml:space="preserve">        </w:t>
+      </w:r>
+      <w:r>
+        <w:rPr>
+          <w:rFonts w:ascii="D2Coding" w:eastAsia="D2Coding" w:hAnsi="D2Coding" w:cs="굴림" w:hint="eastAsia"/>
+          <w:color w:val="9CDCFE"/>
+          <w:kern w:val="0"/>
+          <w:sz w:val="21"/>
+          <w:szCs w:val="21"/>
+          <w14:ligatures w14:val="none"/>
+        </w:rPr>
+        <w:t>background-color</w:t>
+      </w:r>
+      <w:r>
+        <w:rPr>
+          <w:rFonts w:ascii="D2Coding" w:eastAsia="D2Coding" w:hAnsi="D2Coding" w:cs="굴림" w:hint="eastAsia"/>
+          <w:color w:val="D4D4D4"/>
+          <w:kern w:val="0"/>
+          <w:sz w:val="21"/>
+          <w:szCs w:val="21"/>
+          <w14:ligatures w14:val="none"/>
+        </w:rPr>
+        <w:t xml:space="preserve">: </w:t>
+      </w:r>
+      <w:proofErr w:type="gramStart"/>
+      <w:r>
+        <w:rPr>
+          <w:rFonts w:ascii="D2Coding" w:eastAsia="D2Coding" w:hAnsi="D2Coding" w:cs="굴림" w:hint="eastAsia"/>
+          <w:color w:val="CE9178"/>
+          <w:kern w:val="0"/>
+          <w:sz w:val="21"/>
+          <w:szCs w:val="21"/>
+          <w14:ligatures w14:val="none"/>
+        </w:rPr>
+        <w:t>green</w:t>
+      </w:r>
+      <w:r>
+        <w:rPr>
+          <w:rFonts w:ascii="D2Coding" w:eastAsia="D2Coding" w:hAnsi="D2Coding" w:cs="굴림" w:hint="eastAsia"/>
+          <w:color w:val="D4D4D4"/>
+          <w:kern w:val="0"/>
+          <w:sz w:val="21"/>
+          <w:szCs w:val="21"/>
+          <w14:ligatures w14:val="none"/>
+        </w:rPr>
+        <w:t>;</w:t>
+      </w:r>
+      <w:proofErr w:type="gramEnd"/>
+    </w:p>
+    <w:p>
+      <w:pPr>
+        <w:pStyle w:val="a6"/>
+        <w:widowControl/>
+        <w:numPr>
+          <w:ilvl w:val="0"/>
+          <w:numId w:val="6"/>
+        </w:numPr>
+        <w:shd w:val="clear" w:color="auto" w:fill="121314"/>
+        <w:wordWrap/>
+        <w:autoSpaceDE/>
+        <w:autoSpaceDN/>
+        <w:spacing w:after="0" w:line="285" w:lineRule="atLeast"/>
+        <w:rPr>
+          <w:rFonts w:ascii="D2Coding" w:eastAsia="D2Coding" w:hAnsi="D2Coding" w:cs="굴림"/>
+          <w:color w:val="BBBEBF"/>
+          <w:kern w:val="0"/>
+          <w:sz w:val="21"/>
+          <w:szCs w:val="21"/>
+          <w14:ligatures w14:val="none"/>
+        </w:rPr>
+      </w:pPr>
+      <w:r>
+        <w:rPr>
+          <w:rFonts w:ascii="D2Coding" w:eastAsia="D2Coding" w:hAnsi="D2Coding" w:cs="굴림" w:hint="eastAsia"/>
+          <w:color w:val="D4D4D4"/>
+          <w:kern w:val="0"/>
+          <w:sz w:val="21"/>
+          <w:szCs w:val="21"/>
+          <w14:ligatures w14:val="none"/>
+        </w:rPr>
+        <w:t>      }</w:t>
+      </w:r>
+    </w:p>
+    <w:p>
+      <w:pPr>
+        <w:pStyle w:val="a6"/>
+        <w:widowControl/>
+        <w:numPr>
+          <w:ilvl w:val="0"/>
+          <w:numId w:val="6"/>
+        </w:numPr>
+        <w:shd w:val="clear" w:color="auto" w:fill="121314"/>
+        <w:wordWrap/>
+        <w:autoSpaceDE/>
+        <w:autoSpaceDN/>
+        <w:spacing w:after="0" w:line="285" w:lineRule="atLeast"/>
+        <w:rPr>
+          <w:rFonts w:ascii="D2Coding" w:eastAsia="D2Coding" w:hAnsi="D2Coding" w:cs="굴림"/>
+          <w:color w:val="BBBEBF"/>
+          <w:kern w:val="0"/>
+          <w:sz w:val="21"/>
+          <w:szCs w:val="21"/>
+          <w14:ligatures w14:val="none"/>
+        </w:rPr>
+      </w:pPr>
+      <w:r>
+        <w:rPr>
+          <w:rFonts w:ascii="D2Coding" w:eastAsia="D2Coding" w:hAnsi="D2Coding" w:cs="굴림" w:hint="eastAsia"/>
+          <w:color w:val="D4D4D4"/>
+          <w:kern w:val="0"/>
+          <w:sz w:val="21"/>
+          <w:szCs w:val="21"/>
+          <w14:ligatures w14:val="none"/>
+        </w:rPr>
+        <w:t xml:space="preserve">      </w:t>
+      </w:r>
+      <w:r>
+        <w:rPr>
+          <w:rFonts w:ascii="D2Coding" w:eastAsia="D2Coding" w:hAnsi="D2Coding" w:cs="굴림" w:hint="eastAsia"/>
+          <w:color w:val="D7BA7D"/>
+          <w:kern w:val="0"/>
+          <w:sz w:val="21"/>
+          <w:szCs w:val="21"/>
+          <w14:ligatures w14:val="none"/>
+        </w:rPr>
+        <w:t>.</w:t>
+      </w:r>
+      <w:proofErr w:type="gramStart"/>
+      <w:r>
+        <w:rPr>
+          <w:rFonts w:ascii="D2Coding" w:eastAsia="D2Coding" w:hAnsi="D2Coding" w:cs="굴림" w:hint="eastAsia"/>
+          <w:color w:val="D7BA7D"/>
+          <w:kern w:val="0"/>
+          <w:sz w:val="21"/>
+          <w:szCs w:val="21"/>
+          <w14:ligatures w14:val="none"/>
+        </w:rPr>
+        <w:t>container</w:t>
+      </w:r>
+      <w:r>
+        <w:rPr>
+          <w:rFonts w:ascii="D2Coding" w:eastAsia="D2Coding" w:hAnsi="D2Coding" w:cs="굴림" w:hint="eastAsia"/>
+          <w:color w:val="D4D4D4"/>
+          <w:kern w:val="0"/>
+          <w:sz w:val="21"/>
+          <w:szCs w:val="21"/>
+          <w14:ligatures w14:val="none"/>
+        </w:rPr>
+        <w:t xml:space="preserve"> </w:t>
+      </w:r>
+      <w:r>
+        <w:rPr>
+          <w:rFonts w:ascii="D2Coding" w:eastAsia="D2Coding" w:hAnsi="D2Coding" w:cs="굴림" w:hint="eastAsia"/>
+          <w:color w:val="D7BA7D"/>
+          <w:kern w:val="0"/>
+          <w:sz w:val="21"/>
+          <w:szCs w:val="21"/>
+          <w14:ligatures w14:val="none"/>
+        </w:rPr>
+        <w:t>:nth</w:t>
+      </w:r>
+      <w:proofErr w:type="gramEnd"/>
+      <w:r>
+        <w:rPr>
+          <w:rFonts w:ascii="D2Coding" w:eastAsia="D2Coding" w:hAnsi="D2Coding" w:cs="굴림" w:hint="eastAsia"/>
+          <w:color w:val="D7BA7D"/>
+          <w:kern w:val="0"/>
+          <w:sz w:val="21"/>
+          <w:szCs w:val="21"/>
+          <w14:ligatures w14:val="none"/>
+        </w:rPr>
+        <w:t>-child</w:t>
+      </w:r>
+      <w:r>
+        <w:rPr>
+          <w:rFonts w:ascii="D2Coding" w:eastAsia="D2Coding" w:hAnsi="D2Coding" w:cs="굴림" w:hint="eastAsia"/>
+          <w:color w:val="D4D4D4"/>
+          <w:kern w:val="0"/>
+          <w:sz w:val="21"/>
+          <w:szCs w:val="21"/>
+          <w14:ligatures w14:val="none"/>
+        </w:rPr>
+        <w:t>(</w:t>
+      </w:r>
+      <w:proofErr w:type="gramStart"/>
+      <w:r>
+        <w:rPr>
+          <w:rFonts w:ascii="D2Coding" w:eastAsia="D2Coding" w:hAnsi="D2Coding" w:cs="굴림" w:hint="eastAsia"/>
+          <w:color w:val="79C0FF"/>
+          <w:kern w:val="0"/>
+          <w:sz w:val="21"/>
+          <w:szCs w:val="21"/>
+          <w14:ligatures w14:val="none"/>
+        </w:rPr>
+        <w:t>even</w:t>
+      </w:r>
+      <w:r>
+        <w:rPr>
+          <w:rFonts w:ascii="D2Coding" w:eastAsia="D2Coding" w:hAnsi="D2Coding" w:cs="굴림" w:hint="eastAsia"/>
+          <w:color w:val="D4D4D4"/>
+          <w:kern w:val="0"/>
+          <w:sz w:val="21"/>
+          <w:szCs w:val="21"/>
+          <w14:ligatures w14:val="none"/>
+        </w:rPr>
+        <w:t>) {</w:t>
+      </w:r>
+      <w:proofErr w:type="gramEnd"/>
+    </w:p>
+    <w:p>
+      <w:pPr>
+        <w:pStyle w:val="a6"/>
+        <w:widowControl/>
+        <w:numPr>
+          <w:ilvl w:val="0"/>
+          <w:numId w:val="6"/>
+        </w:numPr>
+        <w:shd w:val="clear" w:color="auto" w:fill="121314"/>
+        <w:wordWrap/>
+        <w:autoSpaceDE/>
+        <w:autoSpaceDN/>
+        <w:spacing w:after="0" w:line="285" w:lineRule="atLeast"/>
+        <w:rPr>
+          <w:rFonts w:ascii="D2Coding" w:eastAsia="D2Coding" w:hAnsi="D2Coding" w:cs="굴림" w:hint="eastAsia"/>
+          <w:color w:val="BBBEBF"/>
+          <w:kern w:val="0"/>
+          <w:sz w:val="21"/>
+          <w:szCs w:val="21"/>
+          <w14:ligatures w14:val="none"/>
+        </w:rPr>
+      </w:pPr>
+      <w:r>
+        <w:rPr>
+          <w:rFonts w:ascii="D2Coding" w:eastAsia="D2Coding" w:hAnsi="D2Coding" w:cs="굴림" w:hint="eastAsia"/>
+          <w:color w:val="D4D4D4"/>
+          <w:kern w:val="0"/>
+          <w:sz w:val="21"/>
+          <w:szCs w:val="21"/>
+          <w14:ligatures w14:val="none"/>
+        </w:rPr>
+        <w:t xml:space="preserve">        </w:t>
+      </w:r>
+      <w:r>
+        <w:rPr>
+          <w:rFonts w:ascii="D2Coding" w:eastAsia="D2Coding" w:hAnsi="D2Coding" w:cs="굴림" w:hint="eastAsia"/>
+          <w:color w:val="9CDCFE"/>
+          <w:kern w:val="0"/>
+          <w:sz w:val="21"/>
+          <w:szCs w:val="21"/>
+          <w14:ligatures w14:val="none"/>
+        </w:rPr>
+        <w:t>background-color</w:t>
+      </w:r>
+      <w:r>
+        <w:rPr>
+          <w:rFonts w:ascii="D2Coding" w:eastAsia="D2Coding" w:hAnsi="D2Coding" w:cs="굴림" w:hint="eastAsia"/>
+          <w:color w:val="D4D4D4"/>
+          <w:kern w:val="0"/>
+          <w:sz w:val="21"/>
+          <w:szCs w:val="21"/>
+          <w14:ligatures w14:val="none"/>
+        </w:rPr>
+        <w:t xml:space="preserve">: </w:t>
+      </w:r>
+      <w:proofErr w:type="gramStart"/>
+      <w:r>
+        <w:rPr>
+          <w:rFonts w:ascii="D2Coding" w:eastAsia="D2Coding" w:hAnsi="D2Coding" w:cs="굴림" w:hint="eastAsia"/>
+          <w:color w:val="CE9178"/>
+          <w:kern w:val="0"/>
+          <w:sz w:val="21"/>
+          <w:szCs w:val="21"/>
+          <w14:ligatures w14:val="none"/>
+        </w:rPr>
+        <w:t>yellow</w:t>
+      </w:r>
+      <w:r>
+        <w:rPr>
+          <w:rFonts w:ascii="D2Coding" w:eastAsia="D2Coding" w:hAnsi="D2Coding" w:cs="굴림" w:hint="eastAsia"/>
+          <w:color w:val="D4D4D4"/>
+          <w:kern w:val="0"/>
+          <w:sz w:val="21"/>
+          <w:szCs w:val="21"/>
+          <w14:ligatures w14:val="none"/>
+        </w:rPr>
+        <w:t>;</w:t>
+      </w:r>
+      <w:proofErr w:type="gramEnd"/>
+    </w:p>
+    <w:p>
+      <w:pPr>
+        <w:pStyle w:val="a6"/>
+        <w:widowControl/>
+        <w:numPr>
+          <w:ilvl w:val="0"/>
+          <w:numId w:val="6"/>
+        </w:numPr>
+        <w:shd w:val="clear" w:color="auto" w:fill="121314"/>
+        <w:wordWrap/>
+        <w:autoSpaceDE/>
+        <w:autoSpaceDN/>
+        <w:spacing w:after="0" w:line="285" w:lineRule="atLeast"/>
+        <w:rPr>
+          <w:rFonts w:ascii="D2Coding" w:eastAsia="D2Coding" w:hAnsi="D2Coding" w:cs="굴림" w:hint="eastAsia"/>
+          <w:color w:val="BBBEBF"/>
+          <w:kern w:val="0"/>
+          <w:sz w:val="21"/>
+          <w:szCs w:val="21"/>
+          <w14:ligatures w14:val="none"/>
+        </w:rPr>
+      </w:pPr>
+      <w:r>
+        <w:rPr>
+          <w:rFonts w:ascii="D2Coding" w:eastAsia="D2Coding" w:hAnsi="D2Coding" w:cs="굴림" w:hint="eastAsia"/>
+          <w:color w:val="D4D4D4"/>
+          <w:kern w:val="0"/>
+          <w:sz w:val="21"/>
+          <w:szCs w:val="21"/>
+          <w14:ligatures w14:val="none"/>
+        </w:rPr>
+        <w:t>      }</w:t>
+      </w:r>
+    </w:p>
+    <w:p/>
+    <w:p>
+      <w:pPr>
+        <w:rPr>
+          <w:rFonts w:hint="eastAsia"/>
+        </w:rPr>
+      </w:pPr>
+    </w:p>
+    <w:p>
+      <w:pPr>
+        <w:pStyle w:val="a6"/>
+        <w:widowControl/>
+        <w:numPr>
+          <w:ilvl w:val="0"/>
+          <w:numId w:val="6"/>
+        </w:numPr>
+        <w:shd w:val="clear" w:color="auto" w:fill="121314"/>
+        <w:wordWrap/>
+        <w:autoSpaceDE/>
+        <w:autoSpaceDN/>
+        <w:spacing w:after="0" w:line="285" w:lineRule="atLeast"/>
+        <w:rPr>
+          <w:rFonts w:ascii="D2Coding" w:eastAsia="D2Coding" w:hAnsi="D2Coding" w:cs="굴림"/>
+          <w:color w:val="BBBEBF"/>
+          <w:kern w:val="0"/>
+          <w:sz w:val="21"/>
+          <w:szCs w:val="21"/>
+          <w14:ligatures w14:val="none"/>
+        </w:rPr>
+      </w:pPr>
+      <w:r>
+        <w:rPr>
+          <w:rFonts w:ascii="D2Coding" w:eastAsia="D2Coding" w:hAnsi="D2Coding" w:cs="굴림" w:hint="eastAsia"/>
+          <w:color w:val="D4D4D4"/>
+          <w:kern w:val="0"/>
+          <w:sz w:val="21"/>
+          <w:szCs w:val="21"/>
+          <w14:ligatures w14:val="none"/>
+        </w:rPr>
+        <w:lastRenderedPageBreak/>
+        <w:t xml:space="preserve">      </w:t>
+      </w:r>
+      <w:r>
+        <w:rPr>
+          <w:rFonts w:ascii="D2Coding" w:eastAsia="D2Coding" w:hAnsi="D2Coding" w:cs="굴림" w:hint="eastAsia"/>
+          <w:color w:val="8B949E"/>
+          <w:kern w:val="0"/>
+          <w:sz w:val="21"/>
+          <w:szCs w:val="21"/>
+          <w14:ligatures w14:val="none"/>
+        </w:rPr>
+        <w:t>/* Do it! 단락의 첫번째 글자('가') 크기 2배(2em), 굵게(bold) 스타일 지정하기 */</w:t>
+      </w:r>
+    </w:p>
+    <w:p>
+      <w:pPr>
+        <w:pStyle w:val="a6"/>
+        <w:widowControl/>
+        <w:numPr>
+          <w:ilvl w:val="0"/>
+          <w:numId w:val="6"/>
+        </w:numPr>
+        <w:shd w:val="clear" w:color="auto" w:fill="121314"/>
+        <w:wordWrap/>
+        <w:autoSpaceDE/>
+        <w:autoSpaceDN/>
+        <w:spacing w:after="0" w:line="285" w:lineRule="atLeast"/>
+        <w:rPr>
+          <w:rFonts w:ascii="D2Coding" w:eastAsia="D2Coding" w:hAnsi="D2Coding" w:cs="굴림" w:hint="eastAsia"/>
+          <w:color w:val="BBBEBF"/>
+          <w:kern w:val="0"/>
+          <w:sz w:val="21"/>
+          <w:szCs w:val="21"/>
+          <w14:ligatures w14:val="none"/>
+        </w:rPr>
+      </w:pPr>
+      <w:r>
+        <w:rPr>
+          <w:rFonts w:ascii="D2Coding" w:eastAsia="D2Coding" w:hAnsi="D2Coding" w:cs="굴림" w:hint="eastAsia"/>
+          <w:color w:val="D4D4D4"/>
+          <w:kern w:val="0"/>
+          <w:sz w:val="21"/>
+          <w:szCs w:val="21"/>
+          <w14:ligatures w14:val="none"/>
+        </w:rPr>
+        <w:t xml:space="preserve">      </w:t>
+      </w:r>
+      <w:proofErr w:type="gramStart"/>
+      <w:r>
+        <w:rPr>
+          <w:rFonts w:ascii="D2Coding" w:eastAsia="D2Coding" w:hAnsi="D2Coding" w:cs="굴림" w:hint="eastAsia"/>
+          <w:color w:val="D7BA7D"/>
+          <w:kern w:val="0"/>
+          <w:sz w:val="21"/>
+          <w:szCs w:val="21"/>
+          <w14:ligatures w14:val="none"/>
+        </w:rPr>
+        <w:t>p::first-letter</w:t>
+      </w:r>
+      <w:proofErr w:type="gramEnd"/>
+      <w:r>
+        <w:rPr>
+          <w:rFonts w:ascii="D2Coding" w:eastAsia="D2Coding" w:hAnsi="D2Coding" w:cs="굴림" w:hint="eastAsia"/>
+          <w:color w:val="D4D4D4"/>
+          <w:kern w:val="0"/>
+          <w:sz w:val="21"/>
+          <w:szCs w:val="21"/>
+          <w14:ligatures w14:val="none"/>
+        </w:rPr>
+        <w:t xml:space="preserve"> {</w:t>
+      </w:r>
+    </w:p>
+    <w:p>
+      <w:pPr>
+        <w:pStyle w:val="a6"/>
+        <w:widowControl/>
+        <w:numPr>
+          <w:ilvl w:val="0"/>
+          <w:numId w:val="6"/>
+        </w:numPr>
+        <w:shd w:val="clear" w:color="auto" w:fill="121314"/>
+        <w:wordWrap/>
+        <w:autoSpaceDE/>
+        <w:autoSpaceDN/>
+        <w:spacing w:after="0" w:line="285" w:lineRule="atLeast"/>
+        <w:rPr>
+          <w:rFonts w:ascii="D2Coding" w:eastAsia="D2Coding" w:hAnsi="D2Coding" w:cs="굴림" w:hint="eastAsia"/>
+          <w:color w:val="BBBEBF"/>
+          <w:kern w:val="0"/>
+          <w:sz w:val="21"/>
+          <w:szCs w:val="21"/>
+          <w14:ligatures w14:val="none"/>
+        </w:rPr>
+      </w:pPr>
+      <w:r>
+        <w:rPr>
+          <w:rFonts w:ascii="D2Coding" w:eastAsia="D2Coding" w:hAnsi="D2Coding" w:cs="굴림" w:hint="eastAsia"/>
+          <w:color w:val="D4D4D4"/>
+          <w:kern w:val="0"/>
+          <w:sz w:val="21"/>
+          <w:szCs w:val="21"/>
+          <w14:ligatures w14:val="none"/>
+        </w:rPr>
+        <w:t xml:space="preserve">        </w:t>
+      </w:r>
+      <w:r>
+        <w:rPr>
+          <w:rFonts w:ascii="D2Coding" w:eastAsia="D2Coding" w:hAnsi="D2Coding" w:cs="굴림" w:hint="eastAsia"/>
+          <w:color w:val="9CDCFE"/>
+          <w:kern w:val="0"/>
+          <w:sz w:val="21"/>
+          <w:szCs w:val="21"/>
+          <w14:ligatures w14:val="none"/>
+        </w:rPr>
+        <w:t>font-size</w:t>
+      </w:r>
+      <w:r>
+        <w:rPr>
+          <w:rFonts w:ascii="D2Coding" w:eastAsia="D2Coding" w:hAnsi="D2Coding" w:cs="굴림" w:hint="eastAsia"/>
+          <w:color w:val="D4D4D4"/>
+          <w:kern w:val="0"/>
+          <w:sz w:val="21"/>
+          <w:szCs w:val="21"/>
+          <w14:ligatures w14:val="none"/>
+        </w:rPr>
+        <w:t xml:space="preserve">: </w:t>
+      </w:r>
+      <w:proofErr w:type="gramStart"/>
+      <w:r>
+        <w:rPr>
+          <w:rFonts w:ascii="D2Coding" w:eastAsia="D2Coding" w:hAnsi="D2Coding" w:cs="굴림" w:hint="eastAsia"/>
+          <w:color w:val="B5CEA8"/>
+          <w:kern w:val="0"/>
+          <w:sz w:val="21"/>
+          <w:szCs w:val="21"/>
+          <w14:ligatures w14:val="none"/>
+        </w:rPr>
+        <w:t>2em</w:t>
+      </w:r>
+      <w:r>
+        <w:rPr>
+          <w:rFonts w:ascii="D2Coding" w:eastAsia="D2Coding" w:hAnsi="D2Coding" w:cs="굴림" w:hint="eastAsia"/>
+          <w:color w:val="D4D4D4"/>
+          <w:kern w:val="0"/>
+          <w:sz w:val="21"/>
+          <w:szCs w:val="21"/>
+          <w14:ligatures w14:val="none"/>
+        </w:rPr>
+        <w:t>;</w:t>
+      </w:r>
+      <w:proofErr w:type="gramEnd"/>
+    </w:p>
+    <w:p>
+      <w:pPr>
+        <w:pStyle w:val="a6"/>
+        <w:widowControl/>
+        <w:numPr>
+          <w:ilvl w:val="0"/>
+          <w:numId w:val="6"/>
+        </w:numPr>
+        <w:shd w:val="clear" w:color="auto" w:fill="121314"/>
+        <w:wordWrap/>
+        <w:autoSpaceDE/>
+        <w:autoSpaceDN/>
+        <w:spacing w:after="0" w:line="285" w:lineRule="atLeast"/>
+        <w:rPr>
+          <w:rFonts w:ascii="D2Coding" w:eastAsia="D2Coding" w:hAnsi="D2Coding" w:cs="굴림" w:hint="eastAsia"/>
+          <w:color w:val="BBBEBF"/>
+          <w:kern w:val="0"/>
+          <w:sz w:val="21"/>
+          <w:szCs w:val="21"/>
+          <w14:ligatures w14:val="none"/>
+        </w:rPr>
+      </w:pPr>
+      <w:r>
+        <w:rPr>
+          <w:rFonts w:ascii="D2Coding" w:eastAsia="D2Coding" w:hAnsi="D2Coding" w:cs="굴림" w:hint="eastAsia"/>
+          <w:color w:val="D4D4D4"/>
+          <w:kern w:val="0"/>
+          <w:sz w:val="21"/>
+          <w:szCs w:val="21"/>
+          <w14:ligatures w14:val="none"/>
+        </w:rPr>
+        <w:t xml:space="preserve">        </w:t>
+      </w:r>
+      <w:r>
+        <w:rPr>
+          <w:rFonts w:ascii="D2Coding" w:eastAsia="D2Coding" w:hAnsi="D2Coding" w:cs="굴림" w:hint="eastAsia"/>
+          <w:color w:val="9CDCFE"/>
+          <w:kern w:val="0"/>
+          <w:sz w:val="21"/>
+          <w:szCs w:val="21"/>
+          <w14:ligatures w14:val="none"/>
+        </w:rPr>
+        <w:t>font-weight</w:t>
+      </w:r>
+      <w:r>
+        <w:rPr>
+          <w:rFonts w:ascii="D2Coding" w:eastAsia="D2Coding" w:hAnsi="D2Coding" w:cs="굴림" w:hint="eastAsia"/>
+          <w:color w:val="D4D4D4"/>
+          <w:kern w:val="0"/>
+          <w:sz w:val="21"/>
+          <w:szCs w:val="21"/>
+          <w14:ligatures w14:val="none"/>
+        </w:rPr>
+        <w:t xml:space="preserve">: </w:t>
+      </w:r>
+      <w:proofErr w:type="gramStart"/>
+      <w:r>
+        <w:rPr>
+          <w:rFonts w:ascii="D2Coding" w:eastAsia="D2Coding" w:hAnsi="D2Coding" w:cs="굴림" w:hint="eastAsia"/>
+          <w:color w:val="CE9178"/>
+          <w:kern w:val="0"/>
+          <w:sz w:val="21"/>
+          <w:szCs w:val="21"/>
+          <w14:ligatures w14:val="none"/>
+        </w:rPr>
+        <w:t>bold</w:t>
+      </w:r>
+      <w:r>
+        <w:rPr>
+          <w:rFonts w:ascii="D2Coding" w:eastAsia="D2Coding" w:hAnsi="D2Coding" w:cs="굴림" w:hint="eastAsia"/>
+          <w:color w:val="D4D4D4"/>
+          <w:kern w:val="0"/>
+          <w:sz w:val="21"/>
+          <w:szCs w:val="21"/>
+          <w14:ligatures w14:val="none"/>
+        </w:rPr>
+        <w:t>;</w:t>
+      </w:r>
+      <w:proofErr w:type="gramEnd"/>
+    </w:p>
+    <w:p>
+      <w:pPr>
+        <w:pStyle w:val="a6"/>
+        <w:widowControl/>
+        <w:numPr>
+          <w:ilvl w:val="0"/>
+          <w:numId w:val="6"/>
+        </w:numPr>
+        <w:shd w:val="clear" w:color="auto" w:fill="121314"/>
+        <w:wordWrap/>
+        <w:autoSpaceDE/>
+        <w:autoSpaceDN/>
+        <w:spacing w:after="0" w:line="285" w:lineRule="atLeast"/>
+        <w:rPr>
+          <w:rFonts w:ascii="D2Coding" w:eastAsia="D2Coding" w:hAnsi="D2Coding" w:cs="굴림" w:hint="eastAsia"/>
+          <w:color w:val="BBBEBF"/>
+          <w:kern w:val="0"/>
+          <w:sz w:val="21"/>
+          <w:szCs w:val="21"/>
+          <w14:ligatures w14:val="none"/>
+        </w:rPr>
+      </w:pPr>
+      <w:r>
+        <w:rPr>
+          <w:rFonts w:ascii="D2Coding" w:eastAsia="D2Coding" w:hAnsi="D2Coding" w:cs="굴림" w:hint="eastAsia"/>
+          <w:color w:val="D4D4D4"/>
+          <w:kern w:val="0"/>
+          <w:sz w:val="21"/>
+          <w:szCs w:val="21"/>
+          <w14:ligatures w14:val="none"/>
+        </w:rPr>
+        <w:t>      }</w:t>
+      </w:r>
+    </w:p>
+    <w:p>
+      <w:pPr>
+        <w:pStyle w:val="a6"/>
+        <w:numPr>
+          <w:ilvl w:val="0"/>
+          <w:numId w:val="2"/>
+        </w:numPr>
+      </w:pPr>
+      <w:r>
+        <w:rPr>
+          <w:rFonts w:hint="eastAsia"/>
+        </w:rPr>
+        <w:t xml:space="preserve">first-line으로 하면 </w:t>
+      </w:r>
+      <w:proofErr w:type="spellStart"/>
+      <w:r>
+        <w:rPr>
+          <w:rFonts w:hint="eastAsia"/>
+        </w:rPr>
+        <w:t>첫째줄</w:t>
+      </w:r>
+      <w:proofErr w:type="spellEnd"/>
+      <w:r>
+        <w:rPr>
+          <w:rFonts w:hint="eastAsia"/>
+        </w:rPr>
+        <w:t xml:space="preserve"> 전체가 </w:t>
+      </w:r>
+      <w:proofErr w:type="spellStart"/>
+      <w:r>
+        <w:rPr>
+          <w:rFonts w:hint="eastAsia"/>
+        </w:rPr>
+        <w:t>강조표시된다</w:t>
+      </w:r>
+      <w:proofErr w:type="spellEnd"/>
+    </w:p>
+    <w:p/>
+    <w:p>
+      <w:pPr>
+        <w:pStyle w:val="a6"/>
+        <w:widowControl/>
+        <w:numPr>
+          <w:ilvl w:val="0"/>
+          <w:numId w:val="6"/>
+        </w:numPr>
+        <w:shd w:val="clear" w:color="auto" w:fill="121314"/>
+        <w:wordWrap/>
+        <w:autoSpaceDE/>
+        <w:autoSpaceDN/>
+        <w:spacing w:after="0" w:line="285" w:lineRule="atLeast"/>
+        <w:rPr>
+          <w:rFonts w:ascii="D2Coding" w:eastAsia="D2Coding" w:hAnsi="D2Coding" w:cs="굴림"/>
+          <w:color w:val="BBBEBF"/>
+          <w:kern w:val="0"/>
+          <w:sz w:val="21"/>
+          <w:szCs w:val="21"/>
+          <w14:ligatures w14:val="none"/>
+        </w:rPr>
+      </w:pPr>
+      <w:r>
+        <w:rPr>
+          <w:rFonts w:ascii="D2Coding" w:eastAsia="D2Coding" w:hAnsi="D2Coding" w:cs="굴림" w:hint="eastAsia"/>
+          <w:color w:val="D4D4D4"/>
+          <w:kern w:val="0"/>
+          <w:sz w:val="21"/>
+          <w:szCs w:val="21"/>
+          <w14:ligatures w14:val="none"/>
+        </w:rPr>
+        <w:t xml:space="preserve">      </w:t>
+      </w:r>
+      <w:r>
+        <w:rPr>
+          <w:rFonts w:ascii="D2Coding" w:eastAsia="D2Coding" w:hAnsi="D2Coding" w:cs="굴림" w:hint="eastAsia"/>
+          <w:color w:val="8B949E"/>
+          <w:kern w:val="0"/>
+          <w:sz w:val="21"/>
+          <w:szCs w:val="21"/>
+          <w14:ligatures w14:val="none"/>
+        </w:rPr>
+        <w:t>/* Do it! 가상 요소를 사용해 h1 요소 앞부분에 내용 스타일(*) 추가하기 */</w:t>
+      </w:r>
+    </w:p>
+    <w:p>
+      <w:pPr>
+        <w:pStyle w:val="a6"/>
+        <w:widowControl/>
+        <w:numPr>
+          <w:ilvl w:val="0"/>
+          <w:numId w:val="6"/>
+        </w:numPr>
+        <w:shd w:val="clear" w:color="auto" w:fill="121314"/>
+        <w:wordWrap/>
+        <w:autoSpaceDE/>
+        <w:autoSpaceDN/>
+        <w:spacing w:after="0" w:line="285" w:lineRule="atLeast"/>
+        <w:rPr>
+          <w:rFonts w:ascii="D2Coding" w:eastAsia="D2Coding" w:hAnsi="D2Coding" w:cs="굴림" w:hint="eastAsia"/>
+          <w:color w:val="BBBEBF"/>
+          <w:kern w:val="0"/>
+          <w:sz w:val="21"/>
+          <w:szCs w:val="21"/>
+          <w14:ligatures w14:val="none"/>
+        </w:rPr>
+      </w:pPr>
+      <w:r>
+        <w:rPr>
+          <w:rFonts w:ascii="D2Coding" w:eastAsia="D2Coding" w:hAnsi="D2Coding" w:cs="굴림" w:hint="eastAsia"/>
+          <w:color w:val="D4D4D4"/>
+          <w:kern w:val="0"/>
+          <w:sz w:val="21"/>
+          <w:szCs w:val="21"/>
+          <w14:ligatures w14:val="none"/>
+        </w:rPr>
+        <w:t xml:space="preserve">      </w:t>
+      </w:r>
+      <w:r>
+        <w:rPr>
+          <w:rFonts w:ascii="D2Coding" w:eastAsia="D2Coding" w:hAnsi="D2Coding" w:cs="굴림" w:hint="eastAsia"/>
+          <w:color w:val="D7BA7D"/>
+          <w:kern w:val="0"/>
+          <w:sz w:val="21"/>
+          <w:szCs w:val="21"/>
+          <w14:ligatures w14:val="none"/>
+        </w:rPr>
+        <w:t>h</w:t>
+      </w:r>
+      <w:proofErr w:type="gramStart"/>
+      <w:r>
+        <w:rPr>
+          <w:rFonts w:ascii="D2Coding" w:eastAsia="D2Coding" w:hAnsi="D2Coding" w:cs="굴림" w:hint="eastAsia"/>
+          <w:color w:val="D7BA7D"/>
+          <w:kern w:val="0"/>
+          <w:sz w:val="21"/>
+          <w:szCs w:val="21"/>
+          <w14:ligatures w14:val="none"/>
+        </w:rPr>
+        <w:t>1::</w:t>
+      </w:r>
+      <w:proofErr w:type="gramEnd"/>
+      <w:r>
+        <w:rPr>
+          <w:rFonts w:ascii="D2Coding" w:eastAsia="D2Coding" w:hAnsi="D2Coding" w:cs="굴림" w:hint="eastAsia"/>
+          <w:color w:val="D7BA7D"/>
+          <w:kern w:val="0"/>
+          <w:sz w:val="21"/>
+          <w:szCs w:val="21"/>
+          <w14:ligatures w14:val="none"/>
+        </w:rPr>
+        <w:t>before</w:t>
+      </w:r>
+      <w:r>
+        <w:rPr>
+          <w:rFonts w:ascii="D2Coding" w:eastAsia="D2Coding" w:hAnsi="D2Coding" w:cs="굴림" w:hint="eastAsia"/>
+          <w:color w:val="D4D4D4"/>
+          <w:kern w:val="0"/>
+          <w:sz w:val="21"/>
+          <w:szCs w:val="21"/>
+          <w14:ligatures w14:val="none"/>
+        </w:rPr>
+        <w:t xml:space="preserve"> {</w:t>
+      </w:r>
+    </w:p>
+    <w:p>
+      <w:pPr>
+        <w:pStyle w:val="a6"/>
+        <w:widowControl/>
+        <w:numPr>
+          <w:ilvl w:val="0"/>
+          <w:numId w:val="6"/>
+        </w:numPr>
+        <w:shd w:val="clear" w:color="auto" w:fill="121314"/>
+        <w:wordWrap/>
+        <w:autoSpaceDE/>
+        <w:autoSpaceDN/>
+        <w:spacing w:after="0" w:line="285" w:lineRule="atLeast"/>
+        <w:rPr>
+          <w:rFonts w:ascii="D2Coding" w:eastAsia="D2Coding" w:hAnsi="D2Coding" w:cs="굴림" w:hint="eastAsia"/>
+          <w:color w:val="BBBEBF"/>
+          <w:kern w:val="0"/>
+          <w:sz w:val="21"/>
+          <w:szCs w:val="21"/>
+          <w14:ligatures w14:val="none"/>
+        </w:rPr>
+      </w:pPr>
+      <w:r>
+        <w:rPr>
+          <w:rFonts w:ascii="D2Coding" w:eastAsia="D2Coding" w:hAnsi="D2Coding" w:cs="굴림" w:hint="eastAsia"/>
+          <w:color w:val="D4D4D4"/>
+          <w:kern w:val="0"/>
+          <w:sz w:val="21"/>
+          <w:szCs w:val="21"/>
+          <w14:ligatures w14:val="none"/>
+        </w:rPr>
+        <w:t xml:space="preserve">        </w:t>
+      </w:r>
+      <w:r>
+        <w:rPr>
+          <w:rFonts w:ascii="D2Coding" w:eastAsia="D2Coding" w:hAnsi="D2Coding" w:cs="굴림" w:hint="eastAsia"/>
+          <w:color w:val="9CDCFE"/>
+          <w:kern w:val="0"/>
+          <w:sz w:val="21"/>
+          <w:szCs w:val="21"/>
+          <w14:ligatures w14:val="none"/>
+        </w:rPr>
+        <w:t>content</w:t>
+      </w:r>
+      <w:r>
+        <w:rPr>
+          <w:rFonts w:ascii="D2Coding" w:eastAsia="D2Coding" w:hAnsi="D2Coding" w:cs="굴림" w:hint="eastAsia"/>
+          <w:color w:val="D4D4D4"/>
+          <w:kern w:val="0"/>
+          <w:sz w:val="21"/>
+          <w:szCs w:val="21"/>
+          <w14:ligatures w14:val="none"/>
+        </w:rPr>
+        <w:t xml:space="preserve">: </w:t>
+      </w:r>
+      <w:r>
+        <w:rPr>
+          <w:rFonts w:ascii="D2Coding" w:eastAsia="D2Coding" w:hAnsi="D2Coding" w:cs="굴림" w:hint="eastAsia"/>
+          <w:color w:val="A5D6FF"/>
+          <w:kern w:val="0"/>
+          <w:sz w:val="21"/>
+          <w:szCs w:val="21"/>
+          <w14:ligatures w14:val="none"/>
+        </w:rPr>
+        <w:t>"*</w:t>
+      </w:r>
+      <w:proofErr w:type="gramStart"/>
+      <w:r>
+        <w:rPr>
+          <w:rFonts w:ascii="D2Coding" w:eastAsia="D2Coding" w:hAnsi="D2Coding" w:cs="굴림" w:hint="eastAsia"/>
+          <w:color w:val="A5D6FF"/>
+          <w:kern w:val="0"/>
+          <w:sz w:val="21"/>
+          <w:szCs w:val="21"/>
+          <w14:ligatures w14:val="none"/>
+        </w:rPr>
+        <w:t>"</w:t>
+      </w:r>
+      <w:r>
+        <w:rPr>
+          <w:rFonts w:ascii="D2Coding" w:eastAsia="D2Coding" w:hAnsi="D2Coding" w:cs="굴림" w:hint="eastAsia"/>
+          <w:color w:val="D4D4D4"/>
+          <w:kern w:val="0"/>
+          <w:sz w:val="21"/>
+          <w:szCs w:val="21"/>
+          <w14:ligatures w14:val="none"/>
+        </w:rPr>
+        <w:t>;</w:t>
+      </w:r>
+      <w:proofErr w:type="gramEnd"/>
+    </w:p>
+    <w:p>
+      <w:pPr>
+        <w:pStyle w:val="a6"/>
+        <w:widowControl/>
+        <w:numPr>
+          <w:ilvl w:val="0"/>
+          <w:numId w:val="6"/>
+        </w:numPr>
+        <w:shd w:val="clear" w:color="auto" w:fill="121314"/>
+        <w:wordWrap/>
+        <w:autoSpaceDE/>
+        <w:autoSpaceDN/>
+        <w:spacing w:after="0" w:line="285" w:lineRule="atLeast"/>
+        <w:rPr>
+          <w:rFonts w:ascii="D2Coding" w:eastAsia="D2Coding" w:hAnsi="D2Coding" w:cs="굴림" w:hint="eastAsia"/>
+          <w:color w:val="BBBEBF"/>
+          <w:kern w:val="0"/>
+          <w:sz w:val="21"/>
+          <w:szCs w:val="21"/>
+          <w14:ligatures w14:val="none"/>
+        </w:rPr>
+      </w:pPr>
+      <w:r>
+        <w:rPr>
+          <w:rFonts w:ascii="D2Coding" w:eastAsia="D2Coding" w:hAnsi="D2Coding" w:cs="굴림" w:hint="eastAsia"/>
+          <w:color w:val="D4D4D4"/>
+          <w:kern w:val="0"/>
+          <w:sz w:val="21"/>
+          <w:szCs w:val="21"/>
+          <w14:ligatures w14:val="none"/>
+        </w:rPr>
+        <w:t xml:space="preserve">        </w:t>
+      </w:r>
+      <w:r>
+        <w:rPr>
+          <w:rFonts w:ascii="D2Coding" w:eastAsia="D2Coding" w:hAnsi="D2Coding" w:cs="굴림" w:hint="eastAsia"/>
+          <w:color w:val="9CDCFE"/>
+          <w:kern w:val="0"/>
+          <w:sz w:val="21"/>
+          <w:szCs w:val="21"/>
+          <w14:ligatures w14:val="none"/>
+        </w:rPr>
+        <w:t>color</w:t>
+      </w:r>
+      <w:r>
+        <w:rPr>
+          <w:rFonts w:ascii="D2Coding" w:eastAsia="D2Coding" w:hAnsi="D2Coding" w:cs="굴림" w:hint="eastAsia"/>
+          <w:color w:val="D4D4D4"/>
+          <w:kern w:val="0"/>
+          <w:sz w:val="21"/>
+          <w:szCs w:val="21"/>
+          <w14:ligatures w14:val="none"/>
+        </w:rPr>
+        <w:t xml:space="preserve">: </w:t>
+      </w:r>
+      <w:proofErr w:type="gramStart"/>
+      <w:r>
+        <w:rPr>
+          <w:rFonts w:ascii="D2Coding" w:eastAsia="D2Coding" w:hAnsi="D2Coding" w:cs="굴림" w:hint="eastAsia"/>
+          <w:color w:val="CE9178"/>
+          <w:kern w:val="0"/>
+          <w:sz w:val="21"/>
+          <w:szCs w:val="21"/>
+          <w14:ligatures w14:val="none"/>
+        </w:rPr>
+        <w:t>red</w:t>
+      </w:r>
+      <w:r>
+        <w:rPr>
+          <w:rFonts w:ascii="D2Coding" w:eastAsia="D2Coding" w:hAnsi="D2Coding" w:cs="굴림" w:hint="eastAsia"/>
+          <w:color w:val="D4D4D4"/>
+          <w:kern w:val="0"/>
+          <w:sz w:val="21"/>
+          <w:szCs w:val="21"/>
+          <w14:ligatures w14:val="none"/>
+        </w:rPr>
+        <w:t>;</w:t>
+      </w:r>
+      <w:proofErr w:type="gramEnd"/>
+    </w:p>
+    <w:p>
+      <w:pPr>
+        <w:pStyle w:val="a6"/>
+        <w:widowControl/>
+        <w:numPr>
+          <w:ilvl w:val="0"/>
+          <w:numId w:val="6"/>
+        </w:numPr>
+        <w:shd w:val="clear" w:color="auto" w:fill="121314"/>
+        <w:wordWrap/>
+        <w:autoSpaceDE/>
+        <w:autoSpaceDN/>
+        <w:spacing w:after="0" w:line="285" w:lineRule="atLeast"/>
+        <w:rPr>
+          <w:rFonts w:ascii="D2Coding" w:eastAsia="D2Coding" w:hAnsi="D2Coding" w:cs="굴림" w:hint="eastAsia"/>
+          <w:color w:val="BBBEBF"/>
+          <w:kern w:val="0"/>
+          <w:sz w:val="21"/>
+          <w:szCs w:val="21"/>
+          <w14:ligatures w14:val="none"/>
+        </w:rPr>
+      </w:pPr>
+      <w:r>
+        <w:rPr>
+          <w:rFonts w:ascii="D2Coding" w:eastAsia="D2Coding" w:hAnsi="D2Coding" w:cs="굴림" w:hint="eastAsia"/>
+          <w:color w:val="D4D4D4"/>
+          <w:kern w:val="0"/>
+          <w:sz w:val="21"/>
+          <w:szCs w:val="21"/>
+          <w14:ligatures w14:val="none"/>
+        </w:rPr>
+        <w:t xml:space="preserve">        </w:t>
+      </w:r>
+      <w:r>
+        <w:rPr>
+          <w:rFonts w:ascii="D2Coding" w:eastAsia="D2Coding" w:hAnsi="D2Coding" w:cs="굴림" w:hint="eastAsia"/>
+          <w:color w:val="9CDCFE"/>
+          <w:kern w:val="0"/>
+          <w:sz w:val="21"/>
+          <w:szCs w:val="21"/>
+          <w14:ligatures w14:val="none"/>
+        </w:rPr>
+        <w:t>margin-right</w:t>
+      </w:r>
+      <w:r>
+        <w:rPr>
+          <w:rFonts w:ascii="D2Coding" w:eastAsia="D2Coding" w:hAnsi="D2Coding" w:cs="굴림" w:hint="eastAsia"/>
+          <w:color w:val="D4D4D4"/>
+          <w:kern w:val="0"/>
+          <w:sz w:val="21"/>
+          <w:szCs w:val="21"/>
+          <w14:ligatures w14:val="none"/>
+        </w:rPr>
+        <w:t xml:space="preserve">: </w:t>
+      </w:r>
+      <w:proofErr w:type="gramStart"/>
+      <w:r>
+        <w:rPr>
+          <w:rFonts w:ascii="D2Coding" w:eastAsia="D2Coding" w:hAnsi="D2Coding" w:cs="굴림" w:hint="eastAsia"/>
+          <w:color w:val="B5CEA8"/>
+          <w:kern w:val="0"/>
+          <w:sz w:val="21"/>
+          <w:szCs w:val="21"/>
+          <w14:ligatures w14:val="none"/>
+        </w:rPr>
+        <w:t>5px</w:t>
+      </w:r>
+      <w:r>
+        <w:rPr>
+          <w:rFonts w:ascii="D2Coding" w:eastAsia="D2Coding" w:hAnsi="D2Coding" w:cs="굴림" w:hint="eastAsia"/>
+          <w:color w:val="D4D4D4"/>
+          <w:kern w:val="0"/>
+          <w:sz w:val="21"/>
+          <w:szCs w:val="21"/>
+          <w14:ligatures w14:val="none"/>
+        </w:rPr>
+        <w:t>;</w:t>
+      </w:r>
+      <w:proofErr w:type="gramEnd"/>
+    </w:p>
+    <w:p>
+      <w:pPr>
+        <w:pStyle w:val="a6"/>
+        <w:widowControl/>
+        <w:numPr>
+          <w:ilvl w:val="0"/>
+          <w:numId w:val="6"/>
+        </w:numPr>
+        <w:shd w:val="clear" w:color="auto" w:fill="121314"/>
+        <w:wordWrap/>
+        <w:autoSpaceDE/>
+        <w:autoSpaceDN/>
+        <w:spacing w:after="0" w:line="285" w:lineRule="atLeast"/>
+        <w:rPr>
+          <w:rFonts w:ascii="D2Coding" w:eastAsia="D2Coding" w:hAnsi="D2Coding" w:cs="굴림" w:hint="eastAsia"/>
+          <w:color w:val="BBBEBF"/>
+          <w:kern w:val="0"/>
+          <w:sz w:val="21"/>
+          <w:szCs w:val="21"/>
+          <w14:ligatures w14:val="none"/>
+        </w:rPr>
+      </w:pPr>
+      <w:r>
+        <w:rPr>
+          <w:rFonts w:ascii="D2Coding" w:eastAsia="D2Coding" w:hAnsi="D2Coding" w:cs="굴림" w:hint="eastAsia"/>
+          <w:color w:val="D4D4D4"/>
+          <w:kern w:val="0"/>
+          <w:sz w:val="21"/>
+          <w:szCs w:val="21"/>
+          <w14:ligatures w14:val="none"/>
+        </w:rPr>
+        <w:t>      }</w:t>
+      </w:r>
+    </w:p>
+    <w:p>
+      <w:pPr>
+        <w:pStyle w:val="a6"/>
+        <w:widowControl/>
+        <w:numPr>
+          <w:ilvl w:val="0"/>
+          <w:numId w:val="6"/>
+        </w:numPr>
+        <w:shd w:val="clear" w:color="auto" w:fill="121314"/>
+        <w:wordWrap/>
+        <w:autoSpaceDE/>
+        <w:autoSpaceDN/>
+        <w:spacing w:after="0" w:line="285" w:lineRule="atLeast"/>
+        <w:rPr>
+          <w:rFonts w:ascii="D2Coding" w:eastAsia="D2Coding" w:hAnsi="D2Coding" w:cs="굴림"/>
+          <w:color w:val="BBBEBF"/>
+          <w:kern w:val="0"/>
+          <w:sz w:val="21"/>
+          <w:szCs w:val="21"/>
+          <w14:ligatures w14:val="none"/>
+        </w:rPr>
+      </w:pPr>
+      <w:r>
+        <w:rPr>
+          <w:rFonts w:ascii="D2Coding" w:eastAsia="D2Coding" w:hAnsi="D2Coding" w:cs="굴림" w:hint="eastAsia"/>
+          <w:color w:val="D4D4D4"/>
+          <w:kern w:val="0"/>
+          <w:sz w:val="21"/>
+          <w:szCs w:val="21"/>
+          <w14:ligatures w14:val="none"/>
+        </w:rPr>
+        <w:t xml:space="preserve">      </w:t>
+      </w:r>
+      <w:r>
+        <w:rPr>
+          <w:rFonts w:ascii="D2Coding" w:eastAsia="D2Coding" w:hAnsi="D2Coding" w:cs="굴림" w:hint="eastAsia"/>
+          <w:color w:val="D7BA7D"/>
+          <w:kern w:val="0"/>
+          <w:sz w:val="21"/>
+          <w:szCs w:val="21"/>
+          <w14:ligatures w14:val="none"/>
+        </w:rPr>
+        <w:t>h</w:t>
+      </w:r>
+      <w:proofErr w:type="gramStart"/>
+      <w:r>
+        <w:rPr>
+          <w:rFonts w:ascii="D2Coding" w:eastAsia="D2Coding" w:hAnsi="D2Coding" w:cs="굴림" w:hint="eastAsia"/>
+          <w:color w:val="D7BA7D"/>
+          <w:kern w:val="0"/>
+          <w:sz w:val="21"/>
+          <w:szCs w:val="21"/>
+          <w14:ligatures w14:val="none"/>
+        </w:rPr>
+        <w:t>1::after</w:t>
+      </w:r>
+      <w:r>
+        <w:rPr>
+          <w:rFonts w:ascii="D2Coding" w:eastAsia="D2Coding" w:hAnsi="D2Coding" w:cs="굴림" w:hint="eastAsia"/>
+          <w:color w:val="D4D4D4"/>
+          <w:kern w:val="0"/>
+          <w:sz w:val="21"/>
+          <w:szCs w:val="21"/>
+          <w14:ligatures w14:val="none"/>
+        </w:rPr>
+        <w:t xml:space="preserve"> {</w:t>
+      </w:r>
+      <w:proofErr w:type="gramEnd"/>
+    </w:p>
+    <w:p>
+      <w:pPr>
+        <w:pStyle w:val="a6"/>
+        <w:widowControl/>
+        <w:numPr>
+          <w:ilvl w:val="0"/>
+          <w:numId w:val="6"/>
+        </w:numPr>
+        <w:shd w:val="clear" w:color="auto" w:fill="121314"/>
+        <w:wordWrap/>
+        <w:autoSpaceDE/>
+        <w:autoSpaceDN/>
+        <w:spacing w:after="0" w:line="285" w:lineRule="atLeast"/>
+        <w:rPr>
+          <w:rFonts w:ascii="D2Coding" w:eastAsia="D2Coding" w:hAnsi="D2Coding" w:cs="굴림" w:hint="eastAsia"/>
+          <w:color w:val="BBBEBF"/>
+          <w:kern w:val="0"/>
+          <w:sz w:val="21"/>
+          <w:szCs w:val="21"/>
+          <w14:ligatures w14:val="none"/>
+        </w:rPr>
+      </w:pPr>
+      <w:r>
+        <w:rPr>
+          <w:rFonts w:ascii="D2Coding" w:eastAsia="D2Coding" w:hAnsi="D2Coding" w:cs="굴림" w:hint="eastAsia"/>
+          <w:color w:val="D4D4D4"/>
+          <w:kern w:val="0"/>
+          <w:sz w:val="21"/>
+          <w:szCs w:val="21"/>
+          <w14:ligatures w14:val="none"/>
+        </w:rPr>
+        <w:t xml:space="preserve">        </w:t>
+      </w:r>
+      <w:r>
+        <w:rPr>
+          <w:rFonts w:ascii="D2Coding" w:eastAsia="D2Coding" w:hAnsi="D2Coding" w:cs="굴림" w:hint="eastAsia"/>
+          <w:color w:val="9CDCFE"/>
+          <w:kern w:val="0"/>
+          <w:sz w:val="21"/>
+          <w:szCs w:val="21"/>
+          <w14:ligatures w14:val="none"/>
+        </w:rPr>
+        <w:t>content</w:t>
+      </w:r>
+      <w:r>
+        <w:rPr>
+          <w:rFonts w:ascii="D2Coding" w:eastAsia="D2Coding" w:hAnsi="D2Coding" w:cs="굴림" w:hint="eastAsia"/>
+          <w:color w:val="D4D4D4"/>
+          <w:kern w:val="0"/>
+          <w:sz w:val="21"/>
+          <w:szCs w:val="21"/>
+          <w14:ligatures w14:val="none"/>
+        </w:rPr>
+        <w:t xml:space="preserve">: </w:t>
+      </w:r>
+      <w:r>
+        <w:rPr>
+          <w:rFonts w:ascii="D2Coding" w:eastAsia="D2Coding" w:hAnsi="D2Coding" w:cs="굴림" w:hint="eastAsia"/>
+          <w:color w:val="A5D6FF"/>
+          <w:kern w:val="0"/>
+          <w:sz w:val="21"/>
+          <w:szCs w:val="21"/>
+          <w14:ligatures w14:val="none"/>
+        </w:rPr>
+        <w:t xml:space="preserve">" </w:t>
+      </w:r>
+      <w:proofErr w:type="gramStart"/>
+      <w:r>
+        <w:rPr>
+          <w:rFonts w:ascii="D2Coding" w:eastAsia="D2Coding" w:hAnsi="D2Coding" w:cs="굴림" w:hint="eastAsia"/>
+          <w:color w:val="A5D6FF"/>
+          <w:kern w:val="0"/>
+          <w:sz w:val="21"/>
+          <w:szCs w:val="21"/>
+          <w14:ligatures w14:val="none"/>
+        </w:rPr>
+        <w:t>"</w:t>
+      </w:r>
+      <w:r>
+        <w:rPr>
+          <w:rFonts w:ascii="D2Coding" w:eastAsia="D2Coding" w:hAnsi="D2Coding" w:cs="굴림" w:hint="eastAsia"/>
+          <w:color w:val="D4D4D4"/>
+          <w:kern w:val="0"/>
+          <w:sz w:val="21"/>
+          <w:szCs w:val="21"/>
+          <w14:ligatures w14:val="none"/>
+        </w:rPr>
+        <w:t>;</w:t>
+      </w:r>
+      <w:proofErr w:type="gramEnd"/>
+    </w:p>
+    <w:p>
+      <w:pPr>
+        <w:pStyle w:val="a6"/>
+        <w:widowControl/>
+        <w:numPr>
+          <w:ilvl w:val="0"/>
+          <w:numId w:val="6"/>
+        </w:numPr>
+        <w:shd w:val="clear" w:color="auto" w:fill="121314"/>
+        <w:wordWrap/>
+        <w:autoSpaceDE/>
+        <w:autoSpaceDN/>
+        <w:spacing w:after="0" w:line="285" w:lineRule="atLeast"/>
+        <w:rPr>
+          <w:rFonts w:ascii="D2Coding" w:eastAsia="D2Coding" w:hAnsi="D2Coding" w:cs="굴림" w:hint="eastAsia"/>
+          <w:color w:val="BBBEBF"/>
+          <w:kern w:val="0"/>
+          <w:sz w:val="21"/>
+          <w:szCs w:val="21"/>
+          <w14:ligatures w14:val="none"/>
+        </w:rPr>
+      </w:pPr>
+      <w:r>
+        <w:rPr>
+          <w:rFonts w:ascii="D2Coding" w:eastAsia="D2Coding" w:hAnsi="D2Coding" w:cs="굴림" w:hint="eastAsia"/>
+          <w:color w:val="D4D4D4"/>
+          <w:kern w:val="0"/>
+          <w:sz w:val="21"/>
+          <w:szCs w:val="21"/>
+          <w14:ligatures w14:val="none"/>
+        </w:rPr>
+        <w:t xml:space="preserve">        </w:t>
+      </w:r>
+      <w:r>
+        <w:rPr>
+          <w:rFonts w:ascii="D2Coding" w:eastAsia="D2Coding" w:hAnsi="D2Coding" w:cs="굴림" w:hint="eastAsia"/>
+          <w:color w:val="9CDCFE"/>
+          <w:kern w:val="0"/>
+          <w:sz w:val="21"/>
+          <w:szCs w:val="21"/>
+          <w14:ligatures w14:val="none"/>
+        </w:rPr>
+        <w:t>margin-left</w:t>
+      </w:r>
+      <w:r>
+        <w:rPr>
+          <w:rFonts w:ascii="D2Coding" w:eastAsia="D2Coding" w:hAnsi="D2Coding" w:cs="굴림" w:hint="eastAsia"/>
+          <w:color w:val="D4D4D4"/>
+          <w:kern w:val="0"/>
+          <w:sz w:val="21"/>
+          <w:szCs w:val="21"/>
+          <w14:ligatures w14:val="none"/>
+        </w:rPr>
+        <w:t xml:space="preserve">: </w:t>
+      </w:r>
+      <w:proofErr w:type="gramStart"/>
+      <w:r>
+        <w:rPr>
+          <w:rFonts w:ascii="D2Coding" w:eastAsia="D2Coding" w:hAnsi="D2Coding" w:cs="굴림" w:hint="eastAsia"/>
+          <w:color w:val="B5CEA8"/>
+          <w:kern w:val="0"/>
+          <w:sz w:val="21"/>
+          <w:szCs w:val="21"/>
+          <w14:ligatures w14:val="none"/>
+        </w:rPr>
+        <w:t>10px</w:t>
+      </w:r>
+      <w:r>
+        <w:rPr>
+          <w:rFonts w:ascii="D2Coding" w:eastAsia="D2Coding" w:hAnsi="D2Coding" w:cs="굴림" w:hint="eastAsia"/>
+          <w:color w:val="D4D4D4"/>
+          <w:kern w:val="0"/>
+          <w:sz w:val="21"/>
+          <w:szCs w:val="21"/>
+          <w14:ligatures w14:val="none"/>
+        </w:rPr>
+        <w:t>;</w:t>
+      </w:r>
+      <w:proofErr w:type="gramEnd"/>
+    </w:p>
+    <w:p>
+      <w:pPr>
+        <w:pStyle w:val="a6"/>
+        <w:widowControl/>
+        <w:numPr>
+          <w:ilvl w:val="0"/>
+          <w:numId w:val="6"/>
+        </w:numPr>
+        <w:shd w:val="clear" w:color="auto" w:fill="121314"/>
+        <w:wordWrap/>
+        <w:autoSpaceDE/>
+        <w:autoSpaceDN/>
+        <w:spacing w:after="0" w:line="285" w:lineRule="atLeast"/>
+        <w:rPr>
+          <w:rFonts w:ascii="D2Coding" w:eastAsia="D2Coding" w:hAnsi="D2Coding" w:cs="굴림" w:hint="eastAsia"/>
+          <w:color w:val="BBBEBF"/>
+          <w:kern w:val="0"/>
+          <w:sz w:val="21"/>
+          <w:szCs w:val="21"/>
+          <w14:ligatures w14:val="none"/>
+        </w:rPr>
+      </w:pPr>
+      <w:r>
+        <w:rPr>
+          <w:rFonts w:ascii="D2Coding" w:eastAsia="D2Coding" w:hAnsi="D2Coding" w:cs="굴림" w:hint="eastAsia"/>
+          <w:color w:val="D4D4D4"/>
+          <w:kern w:val="0"/>
+          <w:sz w:val="21"/>
+          <w:szCs w:val="21"/>
+          <w14:ligatures w14:val="none"/>
+        </w:rPr>
+        <w:t>      }</w:t>
+      </w:r>
+    </w:p>
+    <w:p>
+      <w:pPr>
+        <w:pStyle w:val="a6"/>
+        <w:numPr>
+          <w:ilvl w:val="0"/>
+          <w:numId w:val="6"/>
+        </w:numPr>
+        <w:rPr>
+          <w:rFonts w:hint="eastAsia"/>
+        </w:rPr>
+      </w:pPr>
+    </w:p>
+    <w:p/>
+    <w:p>
+      <w:pPr>
+        <w:rPr>
+          <w:rFonts w:hint="eastAsia"/>
+        </w:rPr>
+      </w:pPr>
+    </w:p>
+    <w:p>
+      <w:pPr>
+        <w:rPr>
+          <w:rFonts w:hint="eastAsia"/>
+        </w:rPr>
+      </w:pPr>
     </w:p>
     <w:sectPr>
       <w:pgSz w:w="11906" w:h="16838"/>
@@ -4190,7 +10724,6 @@
   <w:style w:type="character" w:default="1" w:styleId="a0">
     <w:name w:val="Default Paragraph Font"/>
     <w:uiPriority w:val="1"/>
-    <w:semiHidden/>
     <w:unhideWhenUsed/>
   </w:style>
   <w:style w:type="table" w:default="1" w:styleId="a1">
